--- a/chordFinderMidTermAveryJacobson.docx
+++ b/chordFinderMidTermAveryJacobson.docx
@@ -7,9 +7,11 @@
         <w:pStyle w:val="Heading1"/>
       </w:pPr>
       <w:bookmarkStart w:id="0" w:name="chordfinder"/>
+      <w:proofErr w:type="spellStart"/>
       <w:r>
         <w:t>ChordFinder</w:t>
       </w:r>
+      <w:proofErr w:type="spellEnd"/>
     </w:p>
     <w:p>
       <w:pPr>
@@ -51,6 +53,222 @@
       <w:r>
         <w:t>The project includes both JUnit unit tests and Cucumber BDD tests. The JUnit tests verify lower-level class behavior, while the Cucumber tests verify use-case behavior from the user and administrator perspective.</w:t>
       </w:r>
+    </w:p>
+    <w:p>
+      <w:pPr>
+        <w:pStyle w:val="BodyText"/>
+      </w:pPr>
+    </w:p>
+    <w:p>
+      <w:pPr>
+        <w:pStyle w:val="Heading2"/>
+      </w:pPr>
+      <w:r>
+        <w:t>Assumptions and Open Questions</w:t>
+      </w:r>
+    </w:p>
+    <w:p>
+      <w:pPr>
+        <w:pStyle w:val="BodyText"/>
+        <w:rPr>
+          <w:b/>
+          <w:bCs/>
+        </w:rPr>
+      </w:pPr>
+      <w:r>
+        <w:rPr>
+          <w:b/>
+          <w:bCs/>
+        </w:rPr>
+        <w:t>Assumptions</w:t>
+      </w:r>
+    </w:p>
+    <w:p>
+      <w:pPr>
+        <w:pStyle w:val="BodyText"/>
+      </w:pPr>
+      <w:r>
+        <w:t>The system is assumed to support only triads in the initial release. A valid chord search requires exactly three submitted notes. If the user submits fewer or more than three notes, the system rejects the submission because the client specifically limited the first release to three-note chords.</w:t>
+      </w:r>
+    </w:p>
+    <w:p>
+      <w:pPr>
+        <w:pStyle w:val="BodyText"/>
+      </w:pPr>
+      <w:r>
+        <w:t>The system is assumed to identify possible chord names from the submitted notes, not from sound, staff notation, or played music. The user manually enters note names, and the system compares those notes against maintained chord formulas.</w:t>
+      </w:r>
+    </w:p>
+    <w:p>
+      <w:pPr>
+        <w:pStyle w:val="BodyText"/>
+      </w:pPr>
+      <w:r>
+        <w:t>The system is assumed to allow multiple possible chord names for the same submitted notes. This is reasonable because the prompt says the system should identify possible chord names, which suggests the result may contain more than one match.</w:t>
+      </w:r>
+    </w:p>
+    <w:p>
+      <w:pPr>
+        <w:pStyle w:val="BodyText"/>
+      </w:pPr>
+      <w:r>
+        <w:t>The system is assumed to use maintained chord formulas as the source of truth for chord identification. The system should not hard-code chord names in a way that prevents administrators from adding, editing, or removing formulas later.</w:t>
+      </w:r>
+    </w:p>
+    <w:p>
+      <w:pPr>
+        <w:pStyle w:val="BodyText"/>
+      </w:pPr>
+      <w:r>
+        <w:lastRenderedPageBreak/>
+        <w:t>The system is assumed to include an administrator role for maintaining chord formulas. The prompt says the client wants administrative support, so the design includes formula maintenance behavior separate from ordinary chord searching behavior.</w:t>
+      </w:r>
+    </w:p>
+    <w:p>
+      <w:pPr>
+        <w:pStyle w:val="BodyText"/>
+      </w:pPr>
+      <w:r>
+        <w:t>The system is assumed to validate submitted notes before attempting to determine a chord. Invalid note names should be rejected so the system does not compare incorrect input against chord formulas.</w:t>
+      </w:r>
+    </w:p>
+    <w:p>
+      <w:pPr>
+        <w:pStyle w:val="BodyText"/>
+      </w:pPr>
+      <w:r>
+        <w:t>The system is assumed to return a “no chord found” result when submitted notes do not match any maintained chord formula. This supports the client’s goal of identifying possible chord names without pretending that every submitted note group must produce a match.</w:t>
+      </w:r>
+    </w:p>
+    <w:p>
+      <w:pPr>
+        <w:pStyle w:val="BodyText"/>
+      </w:pPr>
+      <w:r>
+        <w:t>The system is assumed to focus on chord identification only. Features such as playback, composition, notation display, ear training, lesson scheduling, and sheet music sales are excluded because the prompt explicitly states they are outside the system scope.</w:t>
+      </w:r>
+    </w:p>
+    <w:p>
+      <w:pPr>
+        <w:pStyle w:val="BodyText"/>
+        <w:rPr>
+          <w:b/>
+          <w:bCs/>
+        </w:rPr>
+      </w:pPr>
+      <w:r>
+        <w:rPr>
+          <w:b/>
+          <w:bCs/>
+        </w:rPr>
+        <w:t>Open Questions for the Client</w:t>
+      </w:r>
+    </w:p>
+    <w:p>
+      <w:pPr>
+        <w:pStyle w:val="BodyText"/>
+      </w:pPr>
+      <w:r>
+        <w:t>Should the system accept both sharps and flats, such as C# and Db?</w:t>
+      </w:r>
+    </w:p>
+    <w:p>
+      <w:pPr>
+        <w:pStyle w:val="BodyText"/>
+      </w:pPr>
+      <w:r>
+        <w:t>Should the system treat enharmonic notes as equivalent, such as C# and Db representing the same pitch?</w:t>
+      </w:r>
+    </w:p>
+    <w:p>
+      <w:pPr>
+        <w:pStyle w:val="BodyText"/>
+      </w:pPr>
+      <w:r>
+        <w:t>Should submitted notes be order-independent, meaning C-E-G and G-C-E should return the same chord result?</w:t>
+      </w:r>
+    </w:p>
+    <w:p>
+      <w:pPr>
+        <w:pStyle w:val="BodyText"/>
+      </w:pPr>
+      <w:r>
+        <w:t>Should duplicate notes be allowed, or must the three submitted notes be three distinct note names?</w:t>
+      </w:r>
+    </w:p>
+    <w:p>
+      <w:pPr>
+        <w:pStyle w:val="BodyText"/>
+      </w:pPr>
+      <w:r>
+        <w:t>Should the first release support only major, minor, diminished, and augmented triads, or should it support additional triad formulas?</w:t>
+      </w:r>
+    </w:p>
+    <w:p>
+      <w:pPr>
+        <w:pStyle w:val="BodyText"/>
+      </w:pPr>
+      <w:r>
+        <w:t>Should the chord result display one best chord name or all possible chord names?</w:t>
+      </w:r>
+    </w:p>
+    <w:p>
+      <w:pPr>
+        <w:pStyle w:val="BodyText"/>
+      </w:pPr>
+      <w:r>
+        <w:t>Should the system show the matching formula along with the chord name?</w:t>
+      </w:r>
+    </w:p>
+    <w:p>
+      <w:pPr>
+        <w:pStyle w:val="BodyText"/>
+      </w:pPr>
+      <w:r>
+        <w:t>Should administrators be able to create completely new chord formulas, or only edit a predefined list?</w:t>
+      </w:r>
+    </w:p>
+    <w:p>
+      <w:pPr>
+        <w:pStyle w:val="BodyText"/>
+      </w:pPr>
+      <w:r>
+        <w:t>Should chord formulas be saved permanently between sessions?</w:t>
+      </w:r>
+    </w:p>
+    <w:p>
+      <w:pPr>
+        <w:pStyle w:val="BodyText"/>
+      </w:pPr>
+      <w:r>
+        <w:t>Should invalid chord formulas be rejected by the system, and what rules define a valid chord formula?</w:t>
+      </w:r>
+    </w:p>
+    <w:p>
+      <w:pPr>
+        <w:pStyle w:val="BodyText"/>
+      </w:pPr>
+      <w:r>
+        <w:t>Should ordinary users be required to log in, or is the application intended to be open and simple to use without accounts?</w:t>
+      </w:r>
+    </w:p>
+    <w:p>
+      <w:pPr>
+        <w:pStyle w:val="BodyText"/>
+      </w:pPr>
+      <w:r>
+        <w:t>Should administrators require authentication before changing chord formulas?</w:t>
+      </w:r>
+    </w:p>
+    <w:p>
+      <w:pPr>
+        <w:pStyle w:val="BodyText"/>
+      </w:pPr>
+    </w:p>
+    <w:p>
+      <w:pPr>
+        <w:pStyle w:val="BodyText"/>
+      </w:pPr>
     </w:p>
     <w:p>
       <w:pPr>
@@ -91,11 +309,7 @@
         <w:pStyle w:val="BodyText"/>
       </w:pPr>
       <w:r>
-        <w:lastRenderedPageBreak/>
-        <w:t xml:space="preserve">Each class was designed with a clear responsibility. Note handles note spelling, pitch position, validation, and interval distance. ChordFormula stores a chord pattern, quality, and suffix used to determine whether submitted notes match a formula. Chord represents an identified chord result using a root note and matching formula. ChordFormulaCatalog manages the collection of maintained formulas, including adding, editing, deleting, and viewing formulas. ChordFinderSystem coordinates the overall application </w:t>
-      </w:r>
-      <w:r>
-        <w:t>by validating submitted notes, identifying chords, and using the formula catalog to maintain chord definitions.</w:t>
+        <w:t>Each class was designed with a clear responsibility. Note handles note spelling, pitch position, validation, and interval distance. ChordFormula stores a chord pattern, quality, and suffix used to determine whether submitted notes match a formula. Chord represents an identified chord result using a root note and matching formula. ChordFormulaCatalog manages the collection of maintained formulas, including adding, editing, deleting, and viewing formulas. ChordFinderSystem coordinates the overall application by validating submitted notes, identifying chords, and using the formula catalog to maintain chord definitions.</w:t>
       </w:r>
     </w:p>
     <w:p>
@@ -662,10 +876,7 @@
       <w:bookmarkStart w:id="5" w:name="domain-modeling"/>
       <w:bookmarkEnd w:id="4"/>
       <w:r>
-        <w:t>D</w:t>
-      </w:r>
-      <w:r>
-        <w:t>omain Modeling</w:t>
+        <w:t>Domain Modeling</w:t>
       </w:r>
     </w:p>
     <w:p>
@@ -1533,10 +1744,7 @@
       </w:pPr>
       <w:r>
         <w:lastRenderedPageBreak/>
-        <w:t>C</w:t>
-      </w:r>
-      <w:r>
-        <w:t>lasses</w:t>
+        <w:t>Classes</w:t>
       </w:r>
     </w:p>
     <w:p>
@@ -3347,10 +3555,7 @@
         <w:pStyle w:val="BodyText"/>
       </w:pPr>
       <w:r>
-        <w:t xml:space="preserve">Given the user is using the Chord Finder system When the user submits C E </w:t>
-      </w:r>
-      <w:r>
-        <w:t>Then the system rejects the submitted notes And the system displays an invalid note entry message</w:t>
+        <w:t>Given the user is using the Chord Finder system When the user submits C E Then the system rejects the submitted notes And the system displays an invalid note entry message</w:t>
       </w:r>
     </w:p>
     <w:p>
@@ -3382,10 +3587,7 @@
         <w:pStyle w:val="BodyText"/>
       </w:pPr>
       <w:r>
-        <w:t xml:space="preserve">Given the user is using the Chord Finder system When the user submits C H G Then the system rejects the submitted notes </w:t>
-      </w:r>
-      <w:r>
-        <w:t>And the system displays an invalid note entry message</w:t>
+        <w:t>Given the user is using the Chord Finder system When the user submits C H G Then the system rejects the submitted notes And the system displays an invalid note entry message</w:t>
       </w:r>
     </w:p>
     <w:p>
@@ -3417,10 +3619,7 @@
         <w:pStyle w:val="BodyText"/>
       </w:pPr>
       <w:r>
-        <w:t xml:space="preserve">Given the Chord Finder system has maintained chord formulas When the user submits C D G Then the system validates the submitted notes And the system does not identify a matching chord </w:t>
-      </w:r>
-      <w:r>
-        <w:t>And the system displays a no matching chord message</w:t>
+        <w:t>Given the Chord Finder system has maintained chord formulas When the user submits C D G Then the system validates the submitted notes And the system does not identify a matching chord And the system displays a no matching chord message</w:t>
       </w:r>
     </w:p>
     <w:p>
@@ -3453,10 +3652,7 @@
         <w:pStyle w:val="BodyText"/>
       </w:pPr>
       <w:r>
-        <w:t xml:space="preserve">Given the Chord Finder system has a maintained major chord formula When the user submits Db F Ab </w:t>
-      </w:r>
-      <w:r>
-        <w:t>Then the system validates the submitted notes And the system identifies Db as a matching chord</w:t>
+        <w:t>Given the Chord Finder system has a maintained major chord formula When the user submits Db F Ab Then the system validates the submitted notes And the system identifies Db as a matching chord</w:t>
       </w:r>
     </w:p>
     <w:p>
@@ -3488,10 +3684,7 @@
         <w:pStyle w:val="BodyText"/>
       </w:pPr>
       <w:r>
-        <w:t xml:space="preserve">Given the administrator is maintaining chord formulas When the administrator selects view chord formulas </w:t>
-      </w:r>
-      <w:r>
-        <w:t>Then the system retrieves the maintained chord formulas And the system displays the chord formula list</w:t>
+        <w:t>Given the administrator is maintaining chord formulas When the administrator selects view chord formulas Then the system retrieves the maintained chord formulas And the system displays the chord formula list</w:t>
       </w:r>
     </w:p>
     <w:p>
@@ -3523,10 +3716,7 @@
         <w:pStyle w:val="BodyText"/>
       </w:pPr>
       <w:r>
-        <w:t xml:space="preserve">Given the administrator has deleted the minor chord formula </w:t>
-      </w:r>
-      <w:r>
-        <w:t>When the administrator views maintained chord formulas Then the system does not display the minor chord formula in the chord formula list</w:t>
+        <w:t>Given the administrator has deleted the minor chord formula When the administrator views maintained chord formulas Then the system does not display the minor chord formula in the chord formula list</w:t>
       </w:r>
     </w:p>
     <w:p>
@@ -3558,10 +3748,7 @@
         <w:pStyle w:val="BodyText"/>
       </w:pPr>
       <w:r>
-        <w:t xml:space="preserve">Given the administrator has deleted the minor chord formula When the user submits C Eb G </w:t>
-      </w:r>
-      <w:r>
-        <w:t>Then the system validates the submitted notes And the system does not identify C minor</w:t>
+        <w:t>Given the administrator has deleted the minor chord formula When the user submits C Eb G Then the system validates the submitted notes And the system does not identify C minor</w:t>
       </w:r>
     </w:p>
     <w:p>
@@ -3594,10 +3781,7 @@
         <w:pStyle w:val="BodyText"/>
       </w:pPr>
       <w:r>
-        <w:t xml:space="preserve">Given the administrator is maintaining chord formulas </w:t>
-      </w:r>
-      <w:r>
-        <w:t>When the administrator tries to edit a formula that does not exist Then the system does not update the ChordFormulaCatalog And the system displays a formula not found message</w:t>
+        <w:t>Given the administrator is maintaining chord formulas When the administrator tries to edit a formula that does not exist Then the system does not update the ChordFormulaCatalog And the system displays a formula not found message</w:t>
       </w:r>
     </w:p>
     <w:p>
@@ -3862,10 +4046,24 @@
     </w:p>
     <w:p>
       <w:pPr>
+        <w:rPr>
+          <w:rFonts w:eastAsiaTheme="majorEastAsia" w:cstheme="majorBidi"/>
+          <w:color w:val="0F4761" w:themeColor="accent1" w:themeShade="BF"/>
+          <w:sz w:val="28"/>
+          <w:szCs w:val="28"/>
+        </w:rPr>
+      </w:pPr>
+      <w:bookmarkStart w:id="22" w:name="traceability-summary"/>
+      <w:r>
+        <w:br w:type="page"/>
+      </w:r>
+    </w:p>
+    <w:p>
+      <w:pPr>
         <w:pStyle w:val="Heading3"/>
       </w:pPr>
-      <w:bookmarkStart w:id="22" w:name="traceability-summary"/>
-      <w:r>
+      <w:r>
+        <w:lastRenderedPageBreak/>
         <w:t>Traceability Summary</w:t>
       </w:r>
     </w:p>
@@ -3944,11 +4142,1867 @@
     </w:p>
     <w:p>
       <w:pPr>
-        <w:pStyle w:val="Heading2"/>
-      </w:pPr>
-      <w:bookmarkStart w:id="23" w:name="installation"/>
-      <w:bookmarkEnd w:id="21"/>
-      <w:bookmarkEnd w:id="22"/>
+        <w:pStyle w:val="BodyText"/>
+      </w:pPr>
+    </w:p>
+    <w:p>
+      <w:pPr>
+        <w:rPr>
+          <w:rFonts w:eastAsiaTheme="majorEastAsia" w:cstheme="majorBidi"/>
+          <w:color w:val="0F4761" w:themeColor="accent1" w:themeShade="BF"/>
+          <w:sz w:val="28"/>
+          <w:szCs w:val="28"/>
+        </w:rPr>
+      </w:pPr>
+      <w:r>
+        <w:br w:type="page"/>
+      </w:r>
+    </w:p>
+    <w:p>
+      <w:pPr>
+        <w:pStyle w:val="Heading3"/>
+      </w:pPr>
+      <w:r>
+        <w:lastRenderedPageBreak/>
+        <w:t>Design Decision Log</w:t>
+      </w:r>
+    </w:p>
+    <w:tbl>
+      <w:tblPr>
+        <w:tblpPr w:leftFromText="180" w:rightFromText="180" w:vertAnchor="text" w:tblpXSpec="right" w:tblpY="1"/>
+        <w:tblOverlap w:val="never"/>
+        <w:tblW w:w="9470" w:type="dxa"/>
+        <w:tblCellSpacing w:w="15" w:type="dxa"/>
+        <w:tblCellMar>
+          <w:top w:w="15" w:type="dxa"/>
+          <w:left w:w="15" w:type="dxa"/>
+          <w:bottom w:w="15" w:type="dxa"/>
+          <w:right w:w="15" w:type="dxa"/>
+        </w:tblCellMar>
+        <w:tblLook w:val="04A0" w:firstRow="1" w:lastRow="0" w:firstColumn="1" w:lastColumn="0" w:noHBand="0" w:noVBand="1"/>
+      </w:tblPr>
+      <w:tblGrid>
+        <w:gridCol w:w="3124"/>
+        <w:gridCol w:w="2962"/>
+        <w:gridCol w:w="3384"/>
+      </w:tblGrid>
+      <w:tr>
+        <w:trPr>
+          <w:tblHeader/>
+          <w:tblCellSpacing w:w="15" w:type="dxa"/>
+        </w:trPr>
+        <w:tc>
+          <w:tcPr>
+            <w:tcW w:w="0" w:type="auto"/>
+            <w:vAlign w:val="center"/>
+            <w:hideMark/>
+          </w:tcPr>
+          <w:p>
+            <w:pPr>
+              <w:pStyle w:val="BodyText"/>
+              <w:rPr>
+                <w:b/>
+                <w:bCs/>
+              </w:rPr>
+            </w:pPr>
+            <w:r>
+              <w:rPr>
+                <w:b/>
+                <w:bCs/>
+              </w:rPr>
+              <w:t>Decision</w:t>
+            </w:r>
+          </w:p>
+        </w:tc>
+        <w:tc>
+          <w:tcPr>
+            <w:tcW w:w="2932" w:type="dxa"/>
+            <w:vAlign w:val="center"/>
+            <w:hideMark/>
+          </w:tcPr>
+          <w:p>
+            <w:pPr>
+              <w:pStyle w:val="BodyText"/>
+              <w:rPr>
+                <w:b/>
+                <w:bCs/>
+              </w:rPr>
+            </w:pPr>
+            <w:r>
+              <w:rPr>
+                <w:b/>
+                <w:bCs/>
+              </w:rPr>
+              <w:t>Alternatives Considered</w:t>
+            </w:r>
+          </w:p>
+        </w:tc>
+        <w:tc>
+          <w:tcPr>
+            <w:tcW w:w="0" w:type="auto"/>
+            <w:vAlign w:val="center"/>
+            <w:hideMark/>
+          </w:tcPr>
+          <w:p>
+            <w:pPr>
+              <w:pStyle w:val="BodyText"/>
+              <w:rPr>
+                <w:b/>
+                <w:bCs/>
+              </w:rPr>
+            </w:pPr>
+            <w:r>
+              <w:rPr>
+                <w:b/>
+                <w:bCs/>
+              </w:rPr>
+              <w:t>Rationale</w:t>
+            </w:r>
+          </w:p>
+        </w:tc>
+      </w:tr>
+    </w:tbl>
+    <w:tbl>
+      <w:tblPr>
+        <w:tblW w:w="0" w:type="auto"/>
+        <w:tblCellSpacing w:w="15" w:type="dxa"/>
+        <w:tblCellMar>
+          <w:top w:w="15" w:type="dxa"/>
+          <w:left w:w="15" w:type="dxa"/>
+          <w:bottom w:w="15" w:type="dxa"/>
+          <w:right w:w="15" w:type="dxa"/>
+        </w:tblCellMar>
+        <w:tblLook w:val="04A0" w:firstRow="1" w:lastRow="0" w:firstColumn="1" w:lastColumn="0" w:noHBand="0" w:noVBand="1"/>
+      </w:tblPr>
+      <w:tblGrid>
+        <w:gridCol w:w="2548"/>
+        <w:gridCol w:w="3013"/>
+        <w:gridCol w:w="3799"/>
+      </w:tblGrid>
+      <w:tr>
+        <w:trPr>
+          <w:tblCellSpacing w:w="15" w:type="dxa"/>
+        </w:trPr>
+        <w:tc>
+          <w:tcPr>
+            <w:tcW w:w="0" w:type="auto"/>
+            <w:vAlign w:val="center"/>
+            <w:hideMark/>
+          </w:tcPr>
+          <w:p>
+            <w:bookmarkStart w:id="23" w:name="installation"/>
+            <w:bookmarkEnd w:id="21"/>
+            <w:bookmarkEnd w:id="22"/>
+            <w:r>
+              <w:t xml:space="preserve">Keep </w:t>
+            </w:r>
+            <w:proofErr w:type="spellStart"/>
+            <w:r>
+              <w:t>ChordFinderSystem</w:t>
+            </w:r>
+            <w:proofErr w:type="spellEnd"/>
+            <w:r>
+              <w:t xml:space="preserve"> as a domain entity.</w:t>
+            </w:r>
+          </w:p>
+        </w:tc>
+        <w:tc>
+          <w:tcPr>
+            <w:tcW w:w="0" w:type="auto"/>
+            <w:vAlign w:val="center"/>
+            <w:hideMark/>
+          </w:tcPr>
+          <w:p>
+            <w:r>
+              <w:t xml:space="preserve">Combine </w:t>
+            </w:r>
+            <w:proofErr w:type="spellStart"/>
+            <w:r>
+              <w:t>ChordFinderSystem</w:t>
+            </w:r>
+            <w:proofErr w:type="spellEnd"/>
+            <w:r>
+              <w:t xml:space="preserve"> with </w:t>
+            </w:r>
+            <w:proofErr w:type="spellStart"/>
+            <w:r>
+              <w:t>ChordFormulaCatalog</w:t>
+            </w:r>
+            <w:proofErr w:type="spellEnd"/>
+            <w:r>
+              <w:t>.</w:t>
+            </w:r>
+          </w:p>
+        </w:tc>
+        <w:tc>
+          <w:tcPr>
+            <w:tcW w:w="0" w:type="auto"/>
+            <w:vAlign w:val="center"/>
+            <w:hideMark/>
+          </w:tcPr>
+          <w:p>
+            <w:r>
+              <w:t>The system and the formula catalog represent different domain concepts. The system is the overall chord finder, while the catalog is the maintained collection of formulas.</w:t>
+            </w:r>
+          </w:p>
+        </w:tc>
+      </w:tr>
+    </w:tbl>
+    <w:p>
+      <w:pPr>
+        <w:rPr>
+          <w:vanish/>
+        </w:rPr>
+      </w:pPr>
+    </w:p>
+    <w:tbl>
+      <w:tblPr>
+        <w:tblW w:w="0" w:type="auto"/>
+        <w:tblCellSpacing w:w="15" w:type="dxa"/>
+        <w:tblCellMar>
+          <w:top w:w="15" w:type="dxa"/>
+          <w:left w:w="15" w:type="dxa"/>
+          <w:bottom w:w="15" w:type="dxa"/>
+          <w:right w:w="15" w:type="dxa"/>
+        </w:tblCellMar>
+        <w:tblLook w:val="04A0" w:firstRow="1" w:lastRow="0" w:firstColumn="1" w:lastColumn="0" w:noHBand="0" w:noVBand="1"/>
+      </w:tblPr>
+      <w:tblGrid>
+        <w:gridCol w:w="2791"/>
+        <w:gridCol w:w="2859"/>
+        <w:gridCol w:w="3710"/>
+      </w:tblGrid>
+      <w:tr>
+        <w:trPr>
+          <w:tblCellSpacing w:w="15" w:type="dxa"/>
+        </w:trPr>
+        <w:tc>
+          <w:tcPr>
+            <w:tcW w:w="0" w:type="auto"/>
+            <w:vAlign w:val="center"/>
+            <w:hideMark/>
+          </w:tcPr>
+          <w:p>
+            <w:r>
+              <w:t xml:space="preserve">Keep </w:t>
+            </w:r>
+            <w:proofErr w:type="spellStart"/>
+            <w:r>
+              <w:t>ChordFormulaCatalog</w:t>
+            </w:r>
+            <w:proofErr w:type="spellEnd"/>
+            <w:r>
+              <w:t xml:space="preserve"> as a domain entity.</w:t>
+            </w:r>
+          </w:p>
+        </w:tc>
+        <w:tc>
+          <w:tcPr>
+            <w:tcW w:w="0" w:type="auto"/>
+            <w:vAlign w:val="center"/>
+            <w:hideMark/>
+          </w:tcPr>
+          <w:p>
+            <w:r>
+              <w:t xml:space="preserve">Combine </w:t>
+            </w:r>
+            <w:proofErr w:type="spellStart"/>
+            <w:r>
+              <w:t>ChordFormulaCatalog</w:t>
+            </w:r>
+            <w:proofErr w:type="spellEnd"/>
+            <w:r>
+              <w:t xml:space="preserve"> with </w:t>
+            </w:r>
+            <w:proofErr w:type="spellStart"/>
+            <w:r>
+              <w:t>ChordFormula</w:t>
+            </w:r>
+            <w:proofErr w:type="spellEnd"/>
+            <w:r>
+              <w:t>.</w:t>
+            </w:r>
+          </w:p>
+        </w:tc>
+        <w:tc>
+          <w:tcPr>
+            <w:tcW w:w="0" w:type="auto"/>
+            <w:vAlign w:val="center"/>
+            <w:hideMark/>
+          </w:tcPr>
+          <w:p>
+            <w:r>
+              <w:t>A catalog is a collection of formulas, while a formula is one individual chord definition. Combining them would blur the difference between the collection and its members.</w:t>
+            </w:r>
+          </w:p>
+        </w:tc>
+      </w:tr>
+    </w:tbl>
+    <w:p>
+      <w:pPr>
+        <w:rPr>
+          <w:vanish/>
+        </w:rPr>
+      </w:pPr>
+    </w:p>
+    <w:tbl>
+      <w:tblPr>
+        <w:tblW w:w="0" w:type="auto"/>
+        <w:tblCellSpacing w:w="15" w:type="dxa"/>
+        <w:tblCellMar>
+          <w:top w:w="15" w:type="dxa"/>
+          <w:left w:w="15" w:type="dxa"/>
+          <w:bottom w:w="15" w:type="dxa"/>
+          <w:right w:w="15" w:type="dxa"/>
+        </w:tblCellMar>
+        <w:tblLook w:val="04A0" w:firstRow="1" w:lastRow="0" w:firstColumn="1" w:lastColumn="0" w:noHBand="0" w:noVBand="1"/>
+      </w:tblPr>
+      <w:tblGrid>
+        <w:gridCol w:w="2433"/>
+        <w:gridCol w:w="2312"/>
+        <w:gridCol w:w="4615"/>
+      </w:tblGrid>
+      <w:tr>
+        <w:trPr>
+          <w:tblCellSpacing w:w="15" w:type="dxa"/>
+        </w:trPr>
+        <w:tc>
+          <w:tcPr>
+            <w:tcW w:w="0" w:type="auto"/>
+            <w:vAlign w:val="center"/>
+            <w:hideMark/>
+          </w:tcPr>
+          <w:p>
+            <w:r>
+              <w:t xml:space="preserve">Keep </w:t>
+            </w:r>
+            <w:proofErr w:type="spellStart"/>
+            <w:r>
+              <w:t>ChordFormula</w:t>
+            </w:r>
+            <w:proofErr w:type="spellEnd"/>
+            <w:r>
+              <w:t xml:space="preserve"> as a domain entity.</w:t>
+            </w:r>
+          </w:p>
+        </w:tc>
+        <w:tc>
+          <w:tcPr>
+            <w:tcW w:w="0" w:type="auto"/>
+            <w:vAlign w:val="center"/>
+            <w:hideMark/>
+          </w:tcPr>
+          <w:p>
+            <w:r>
+              <w:t xml:space="preserve">Combine </w:t>
+            </w:r>
+            <w:proofErr w:type="spellStart"/>
+            <w:r>
+              <w:t>ChordFormula</w:t>
+            </w:r>
+            <w:proofErr w:type="spellEnd"/>
+            <w:r>
+              <w:t xml:space="preserve"> with Chord.</w:t>
+            </w:r>
+          </w:p>
+        </w:tc>
+        <w:tc>
+          <w:tcPr>
+            <w:tcW w:w="0" w:type="auto"/>
+            <w:vAlign w:val="center"/>
+            <w:hideMark/>
+          </w:tcPr>
+          <w:p>
+            <w:r>
+              <w:t>A formula defines a chord type, while a chord is an identified result. The formula exists before a chord is identified.</w:t>
+            </w:r>
+          </w:p>
+        </w:tc>
+      </w:tr>
+    </w:tbl>
+    <w:p>
+      <w:pPr>
+        <w:rPr>
+          <w:vanish/>
+        </w:rPr>
+      </w:pPr>
+    </w:p>
+    <w:tbl>
+      <w:tblPr>
+        <w:tblW w:w="0" w:type="auto"/>
+        <w:tblCellSpacing w:w="15" w:type="dxa"/>
+        <w:tblCellMar>
+          <w:top w:w="15" w:type="dxa"/>
+          <w:left w:w="15" w:type="dxa"/>
+          <w:bottom w:w="15" w:type="dxa"/>
+          <w:right w:w="15" w:type="dxa"/>
+        </w:tblCellMar>
+        <w:tblLook w:val="04A0" w:firstRow="1" w:lastRow="0" w:firstColumn="1" w:lastColumn="0" w:noHBand="0" w:noVBand="1"/>
+      </w:tblPr>
+      <w:tblGrid>
+        <w:gridCol w:w="1835"/>
+        <w:gridCol w:w="2276"/>
+        <w:gridCol w:w="5249"/>
+      </w:tblGrid>
+      <w:tr>
+        <w:trPr>
+          <w:tblCellSpacing w:w="15" w:type="dxa"/>
+        </w:trPr>
+        <w:tc>
+          <w:tcPr>
+            <w:tcW w:w="0" w:type="auto"/>
+            <w:vAlign w:val="center"/>
+            <w:hideMark/>
+          </w:tcPr>
+          <w:p>
+            <w:r>
+              <w:t>Keep Chord as a domain entity.</w:t>
+            </w:r>
+          </w:p>
+        </w:tc>
+        <w:tc>
+          <w:tcPr>
+            <w:tcW w:w="0" w:type="auto"/>
+            <w:vAlign w:val="center"/>
+            <w:hideMark/>
+          </w:tcPr>
+          <w:p>
+            <w:r>
+              <w:t xml:space="preserve">Combine Chord with </w:t>
+            </w:r>
+            <w:proofErr w:type="spellStart"/>
+            <w:r>
+              <w:t>ChordName</w:t>
+            </w:r>
+            <w:proofErr w:type="spellEnd"/>
+            <w:r>
+              <w:t>.</w:t>
+            </w:r>
+          </w:p>
+        </w:tc>
+        <w:tc>
+          <w:tcPr>
+            <w:tcW w:w="0" w:type="auto"/>
+            <w:vAlign w:val="center"/>
+            <w:hideMark/>
+          </w:tcPr>
+          <w:p>
+            <w:r>
+              <w:t>A chord is the musical result being identified. The chord name is only one attribute used to describe that result.</w:t>
+            </w:r>
+          </w:p>
+        </w:tc>
+      </w:tr>
+    </w:tbl>
+    <w:p>
+      <w:pPr>
+        <w:rPr>
+          <w:vanish/>
+        </w:rPr>
+      </w:pPr>
+    </w:p>
+    <w:tbl>
+      <w:tblPr>
+        <w:tblW w:w="0" w:type="auto"/>
+        <w:tblCellSpacing w:w="15" w:type="dxa"/>
+        <w:tblCellMar>
+          <w:top w:w="15" w:type="dxa"/>
+          <w:left w:w="15" w:type="dxa"/>
+          <w:bottom w:w="15" w:type="dxa"/>
+          <w:right w:w="15" w:type="dxa"/>
+        </w:tblCellMar>
+        <w:tblLook w:val="04A0" w:firstRow="1" w:lastRow="0" w:firstColumn="1" w:lastColumn="0" w:noHBand="0" w:noVBand="1"/>
+      </w:tblPr>
+      <w:tblGrid>
+        <w:gridCol w:w="1507"/>
+        <w:gridCol w:w="2513"/>
+        <w:gridCol w:w="5340"/>
+      </w:tblGrid>
+      <w:tr>
+        <w:trPr>
+          <w:tblCellSpacing w:w="15" w:type="dxa"/>
+        </w:trPr>
+        <w:tc>
+          <w:tcPr>
+            <w:tcW w:w="0" w:type="auto"/>
+            <w:vAlign w:val="center"/>
+            <w:hideMark/>
+          </w:tcPr>
+          <w:p>
+            <w:r>
+              <w:t>Keep Note as a domain entity.</w:t>
+            </w:r>
+          </w:p>
+        </w:tc>
+        <w:tc>
+          <w:tcPr>
+            <w:tcW w:w="0" w:type="auto"/>
+            <w:vAlign w:val="center"/>
+            <w:hideMark/>
+          </w:tcPr>
+          <w:p>
+            <w:r>
+              <w:t>Combine Note with submitted notes as simple text values.</w:t>
+            </w:r>
+          </w:p>
+        </w:tc>
+        <w:tc>
+          <w:tcPr>
+            <w:tcW w:w="0" w:type="auto"/>
+            <w:vAlign w:val="center"/>
+            <w:hideMark/>
+          </w:tcPr>
+          <w:p>
+            <w:r>
+              <w:t>Notes are central domain objects with meaningful state, such as spelling and pitch position. Treating them as text would hide important domain meaning.</w:t>
+            </w:r>
+          </w:p>
+        </w:tc>
+      </w:tr>
+    </w:tbl>
+    <w:p>
+      <w:pPr>
+        <w:rPr>
+          <w:vanish/>
+        </w:rPr>
+      </w:pPr>
+    </w:p>
+    <w:tbl>
+      <w:tblPr>
+        <w:tblW w:w="0" w:type="auto"/>
+        <w:tblCellSpacing w:w="15" w:type="dxa"/>
+        <w:tblCellMar>
+          <w:top w:w="15" w:type="dxa"/>
+          <w:left w:w="15" w:type="dxa"/>
+          <w:bottom w:w="15" w:type="dxa"/>
+          <w:right w:w="15" w:type="dxa"/>
+        </w:tblCellMar>
+        <w:tblLook w:val="04A0" w:firstRow="1" w:lastRow="0" w:firstColumn="1" w:lastColumn="0" w:noHBand="0" w:noVBand="1"/>
+      </w:tblPr>
+      <w:tblGrid>
+        <w:gridCol w:w="2295"/>
+        <w:gridCol w:w="2365"/>
+        <w:gridCol w:w="4700"/>
+      </w:tblGrid>
+      <w:tr>
+        <w:trPr>
+          <w:tblCellSpacing w:w="15" w:type="dxa"/>
+        </w:trPr>
+        <w:tc>
+          <w:tcPr>
+            <w:tcW w:w="0" w:type="auto"/>
+            <w:vAlign w:val="center"/>
+            <w:hideMark/>
+          </w:tcPr>
+          <w:p>
+            <w:r>
+              <w:t>Combine Submitted Notes into a collection of Note objects.</w:t>
+            </w:r>
+          </w:p>
+        </w:tc>
+        <w:tc>
+          <w:tcPr>
+            <w:tcW w:w="0" w:type="auto"/>
+            <w:vAlign w:val="center"/>
+            <w:hideMark/>
+          </w:tcPr>
+          <w:p>
+            <w:r>
+              <w:t xml:space="preserve">Keep </w:t>
+            </w:r>
+            <w:proofErr w:type="spellStart"/>
+            <w:r>
+              <w:t>SubmittedNotes</w:t>
+            </w:r>
+            <w:proofErr w:type="spellEnd"/>
+            <w:r>
+              <w:t xml:space="preserve"> as a separate class.</w:t>
+            </w:r>
+          </w:p>
+        </w:tc>
+        <w:tc>
+          <w:tcPr>
+            <w:tcW w:w="0" w:type="auto"/>
+            <w:vAlign w:val="center"/>
+            <w:hideMark/>
+          </w:tcPr>
+          <w:p>
+            <w:r>
+              <w:t>Submitted notes are only a temporary group of notes used during chord identification. They do not need independent domain identity in the initial model.</w:t>
+            </w:r>
+          </w:p>
+        </w:tc>
+      </w:tr>
+    </w:tbl>
+    <w:p>
+      <w:pPr>
+        <w:rPr>
+          <w:vanish/>
+        </w:rPr>
+      </w:pPr>
+    </w:p>
+    <w:tbl>
+      <w:tblPr>
+        <w:tblW w:w="0" w:type="auto"/>
+        <w:tblCellSpacing w:w="15" w:type="dxa"/>
+        <w:tblCellMar>
+          <w:top w:w="15" w:type="dxa"/>
+          <w:left w:w="15" w:type="dxa"/>
+          <w:bottom w:w="15" w:type="dxa"/>
+          <w:right w:w="15" w:type="dxa"/>
+        </w:tblCellMar>
+        <w:tblLook w:val="04A0" w:firstRow="1" w:lastRow="0" w:firstColumn="1" w:lastColumn="0" w:noHBand="0" w:noVBand="1"/>
+      </w:tblPr>
+      <w:tblGrid>
+        <w:gridCol w:w="1952"/>
+        <w:gridCol w:w="3078"/>
+        <w:gridCol w:w="4330"/>
+      </w:tblGrid>
+      <w:tr>
+        <w:trPr>
+          <w:tblCellSpacing w:w="15" w:type="dxa"/>
+        </w:trPr>
+        <w:tc>
+          <w:tcPr>
+            <w:tcW w:w="0" w:type="auto"/>
+            <w:vAlign w:val="center"/>
+            <w:hideMark/>
+          </w:tcPr>
+          <w:p>
+            <w:r>
+              <w:t>Combine Identified Chords into a collection of Chord objects.</w:t>
+            </w:r>
+          </w:p>
+        </w:tc>
+        <w:tc>
+          <w:tcPr>
+            <w:tcW w:w="0" w:type="auto"/>
+            <w:vAlign w:val="center"/>
+            <w:hideMark/>
+          </w:tcPr>
+          <w:p>
+            <w:r>
+              <w:t xml:space="preserve">Keep </w:t>
+            </w:r>
+            <w:proofErr w:type="spellStart"/>
+            <w:r>
+              <w:t>IdentifiedChords</w:t>
+            </w:r>
+            <w:proofErr w:type="spellEnd"/>
+            <w:r>
+              <w:t xml:space="preserve">, </w:t>
+            </w:r>
+            <w:proofErr w:type="spellStart"/>
+            <w:r>
+              <w:t>ChordMatchResult</w:t>
+            </w:r>
+            <w:proofErr w:type="spellEnd"/>
+            <w:r>
+              <w:t xml:space="preserve">, or </w:t>
+            </w:r>
+            <w:proofErr w:type="spellStart"/>
+            <w:r>
+              <w:t>SearchResult</w:t>
+            </w:r>
+            <w:proofErr w:type="spellEnd"/>
+            <w:r>
+              <w:t xml:space="preserve"> as a separate class.</w:t>
+            </w:r>
+          </w:p>
+        </w:tc>
+        <w:tc>
+          <w:tcPr>
+            <w:tcW w:w="0" w:type="auto"/>
+            <w:vAlign w:val="center"/>
+            <w:hideMark/>
+          </w:tcPr>
+          <w:p>
+            <w:r>
+              <w:t>The identified results are already represented by the Chord objects returned by the system. A separate result entity is unnecessary unless the domain later stores search history or result details.</w:t>
+            </w:r>
+          </w:p>
+        </w:tc>
+      </w:tr>
+    </w:tbl>
+    <w:p>
+      <w:pPr>
+        <w:rPr>
+          <w:vanish/>
+        </w:rPr>
+      </w:pPr>
+    </w:p>
+    <w:tbl>
+      <w:tblPr>
+        <w:tblW w:w="0" w:type="auto"/>
+        <w:tblCellSpacing w:w="15" w:type="dxa"/>
+        <w:tblCellMar>
+          <w:top w:w="15" w:type="dxa"/>
+          <w:left w:w="15" w:type="dxa"/>
+          <w:bottom w:w="15" w:type="dxa"/>
+          <w:right w:w="15" w:type="dxa"/>
+        </w:tblCellMar>
+        <w:tblLook w:val="04A0" w:firstRow="1" w:lastRow="0" w:firstColumn="1" w:lastColumn="0" w:noHBand="0" w:noVBand="1"/>
+      </w:tblPr>
+      <w:tblGrid>
+        <w:gridCol w:w="2431"/>
+        <w:gridCol w:w="2257"/>
+        <w:gridCol w:w="4672"/>
+      </w:tblGrid>
+      <w:tr>
+        <w:trPr>
+          <w:tblCellSpacing w:w="15" w:type="dxa"/>
+        </w:trPr>
+        <w:tc>
+          <w:tcPr>
+            <w:tcW w:w="0" w:type="auto"/>
+            <w:vAlign w:val="center"/>
+            <w:hideMark/>
+          </w:tcPr>
+          <w:p>
+            <w:r>
+              <w:lastRenderedPageBreak/>
+              <w:t xml:space="preserve">Treat </w:t>
+            </w:r>
+            <w:proofErr w:type="spellStart"/>
+            <w:r>
+              <w:t>ChordName</w:t>
+            </w:r>
+            <w:proofErr w:type="spellEnd"/>
+            <w:r>
+              <w:t xml:space="preserve"> as an attribute of Chord.</w:t>
+            </w:r>
+          </w:p>
+        </w:tc>
+        <w:tc>
+          <w:tcPr>
+            <w:tcW w:w="0" w:type="auto"/>
+            <w:vAlign w:val="center"/>
+            <w:hideMark/>
+          </w:tcPr>
+          <w:p>
+            <w:r>
+              <w:t xml:space="preserve">Keep </w:t>
+            </w:r>
+            <w:proofErr w:type="spellStart"/>
+            <w:r>
+              <w:t>ChordName</w:t>
+            </w:r>
+            <w:proofErr w:type="spellEnd"/>
+            <w:r>
+              <w:t xml:space="preserve"> as a separate class.</w:t>
+            </w:r>
+          </w:p>
+        </w:tc>
+        <w:tc>
+          <w:tcPr>
+            <w:tcW w:w="0" w:type="auto"/>
+            <w:vAlign w:val="center"/>
+            <w:hideMark/>
+          </w:tcPr>
+          <w:p>
+            <w:r>
+              <w:t>A chord name describes a chord but does not have independent identity or lifecycle in the domain model.</w:t>
+            </w:r>
+          </w:p>
+        </w:tc>
+      </w:tr>
+    </w:tbl>
+    <w:p>
+      <w:pPr>
+        <w:rPr>
+          <w:vanish/>
+        </w:rPr>
+      </w:pPr>
+    </w:p>
+    <w:tbl>
+      <w:tblPr>
+        <w:tblW w:w="0" w:type="auto"/>
+        <w:tblCellSpacing w:w="15" w:type="dxa"/>
+        <w:tblCellMar>
+          <w:top w:w="15" w:type="dxa"/>
+          <w:left w:w="15" w:type="dxa"/>
+          <w:bottom w:w="15" w:type="dxa"/>
+          <w:right w:w="15" w:type="dxa"/>
+        </w:tblCellMar>
+        <w:tblLook w:val="04A0" w:firstRow="1" w:lastRow="0" w:firstColumn="1" w:lastColumn="0" w:noHBand="0" w:noVBand="1"/>
+      </w:tblPr>
+      <w:tblGrid>
+        <w:gridCol w:w="2688"/>
+        <w:gridCol w:w="2867"/>
+        <w:gridCol w:w="3805"/>
+      </w:tblGrid>
+      <w:tr>
+        <w:trPr>
+          <w:tblCellSpacing w:w="15" w:type="dxa"/>
+        </w:trPr>
+        <w:tc>
+          <w:tcPr>
+            <w:tcW w:w="0" w:type="auto"/>
+            <w:vAlign w:val="center"/>
+            <w:hideMark/>
+          </w:tcPr>
+          <w:p>
+            <w:r>
+              <w:t xml:space="preserve">Treat </w:t>
+            </w:r>
+            <w:proofErr w:type="spellStart"/>
+            <w:r>
+              <w:t>ChordQuality</w:t>
+            </w:r>
+            <w:proofErr w:type="spellEnd"/>
+            <w:r>
+              <w:t xml:space="preserve"> as an attribute of </w:t>
+            </w:r>
+            <w:proofErr w:type="spellStart"/>
+            <w:r>
+              <w:t>ChordFormula</w:t>
+            </w:r>
+            <w:proofErr w:type="spellEnd"/>
+            <w:r>
+              <w:t>.</w:t>
+            </w:r>
+          </w:p>
+        </w:tc>
+        <w:tc>
+          <w:tcPr>
+            <w:tcW w:w="0" w:type="auto"/>
+            <w:vAlign w:val="center"/>
+            <w:hideMark/>
+          </w:tcPr>
+          <w:p>
+            <w:r>
+              <w:t>Keep major, minor, diminished, and augmented as separate classes.</w:t>
+            </w:r>
+          </w:p>
+        </w:tc>
+        <w:tc>
+          <w:tcPr>
+            <w:tcW w:w="0" w:type="auto"/>
+            <w:vAlign w:val="center"/>
+            <w:hideMark/>
+          </w:tcPr>
+          <w:p>
+            <w:r>
+              <w:t>Chord quality describes the type of formula. It does not need its own domain entity in the initial triad model.</w:t>
+            </w:r>
+          </w:p>
+        </w:tc>
+      </w:tr>
+    </w:tbl>
+    <w:p>
+      <w:pPr>
+        <w:rPr>
+          <w:vanish/>
+        </w:rPr>
+      </w:pPr>
+    </w:p>
+    <w:tbl>
+      <w:tblPr>
+        <w:tblW w:w="0" w:type="auto"/>
+        <w:tblCellSpacing w:w="15" w:type="dxa"/>
+        <w:tblCellMar>
+          <w:top w:w="15" w:type="dxa"/>
+          <w:left w:w="15" w:type="dxa"/>
+          <w:bottom w:w="15" w:type="dxa"/>
+          <w:right w:w="15" w:type="dxa"/>
+        </w:tblCellMar>
+        <w:tblLook w:val="04A0" w:firstRow="1" w:lastRow="0" w:firstColumn="1" w:lastColumn="0" w:noHBand="0" w:noVBand="1"/>
+      </w:tblPr>
+      <w:tblGrid>
+        <w:gridCol w:w="2249"/>
+        <w:gridCol w:w="2416"/>
+        <w:gridCol w:w="4695"/>
+      </w:tblGrid>
+      <w:tr>
+        <w:trPr>
+          <w:tblCellSpacing w:w="15" w:type="dxa"/>
+        </w:trPr>
+        <w:tc>
+          <w:tcPr>
+            <w:tcW w:w="0" w:type="auto"/>
+            <w:vAlign w:val="center"/>
+            <w:hideMark/>
+          </w:tcPr>
+          <w:p>
+            <w:r>
+              <w:t xml:space="preserve">Treat </w:t>
+            </w:r>
+            <w:proofErr w:type="spellStart"/>
+            <w:r>
+              <w:t>DisplaySuffix</w:t>
+            </w:r>
+            <w:proofErr w:type="spellEnd"/>
+            <w:r>
+              <w:t xml:space="preserve"> as an attribute.</w:t>
+            </w:r>
+          </w:p>
+        </w:tc>
+        <w:tc>
+          <w:tcPr>
+            <w:tcW w:w="0" w:type="auto"/>
+            <w:vAlign w:val="center"/>
+            <w:hideMark/>
+          </w:tcPr>
+          <w:p>
+            <w:r>
+              <w:t xml:space="preserve">Keep </w:t>
+            </w:r>
+            <w:proofErr w:type="spellStart"/>
+            <w:r>
+              <w:t>DisplaySuffix</w:t>
+            </w:r>
+            <w:proofErr w:type="spellEnd"/>
+            <w:r>
+              <w:t xml:space="preserve"> as a separate class.</w:t>
+            </w:r>
+          </w:p>
+        </w:tc>
+        <w:tc>
+          <w:tcPr>
+            <w:tcW w:w="0" w:type="auto"/>
+            <w:vAlign w:val="center"/>
+            <w:hideMark/>
+          </w:tcPr>
+          <w:p>
+            <w:r>
+              <w:t>A display suffix only describes how a chord name appears. It is not an independent domain object.</w:t>
+            </w:r>
+          </w:p>
+        </w:tc>
+      </w:tr>
+    </w:tbl>
+    <w:p>
+      <w:pPr>
+        <w:rPr>
+          <w:vanish/>
+        </w:rPr>
+      </w:pPr>
+    </w:p>
+    <w:tbl>
+      <w:tblPr>
+        <w:tblW w:w="0" w:type="auto"/>
+        <w:tblCellSpacing w:w="15" w:type="dxa"/>
+        <w:tblCellMar>
+          <w:top w:w="15" w:type="dxa"/>
+          <w:left w:w="15" w:type="dxa"/>
+          <w:bottom w:w="15" w:type="dxa"/>
+          <w:right w:w="15" w:type="dxa"/>
+        </w:tblCellMar>
+        <w:tblLook w:val="04A0" w:firstRow="1" w:lastRow="0" w:firstColumn="1" w:lastColumn="0" w:noHBand="0" w:noVBand="1"/>
+      </w:tblPr>
+      <w:tblGrid>
+        <w:gridCol w:w="2547"/>
+        <w:gridCol w:w="2410"/>
+        <w:gridCol w:w="4403"/>
+      </w:tblGrid>
+      <w:tr>
+        <w:trPr>
+          <w:tblCellSpacing w:w="15" w:type="dxa"/>
+        </w:trPr>
+        <w:tc>
+          <w:tcPr>
+            <w:tcW w:w="0" w:type="auto"/>
+            <w:vAlign w:val="center"/>
+            <w:hideMark/>
+          </w:tcPr>
+          <w:p>
+            <w:r>
+              <w:t xml:space="preserve">Treat </w:t>
+            </w:r>
+            <w:proofErr w:type="spellStart"/>
+            <w:r>
+              <w:t>NoteSpelling</w:t>
+            </w:r>
+            <w:proofErr w:type="spellEnd"/>
+            <w:r>
+              <w:t xml:space="preserve"> as an attribute of Note.</w:t>
+            </w:r>
+          </w:p>
+        </w:tc>
+        <w:tc>
+          <w:tcPr>
+            <w:tcW w:w="0" w:type="auto"/>
+            <w:vAlign w:val="center"/>
+            <w:hideMark/>
+          </w:tcPr>
+          <w:p>
+            <w:r>
+              <w:t xml:space="preserve">Keep </w:t>
+            </w:r>
+            <w:proofErr w:type="spellStart"/>
+            <w:r>
+              <w:t>NoteSpelling</w:t>
+            </w:r>
+            <w:proofErr w:type="spellEnd"/>
+            <w:r>
+              <w:t xml:space="preserve"> as a separate class.</w:t>
+            </w:r>
+          </w:p>
+        </w:tc>
+        <w:tc>
+          <w:tcPr>
+            <w:tcW w:w="0" w:type="auto"/>
+            <w:vAlign w:val="center"/>
+            <w:hideMark/>
+          </w:tcPr>
+          <w:p>
+            <w:r>
+              <w:t>Note spelling belongs to the state of a note. It does not need to exist separately from the note.</w:t>
+            </w:r>
+          </w:p>
+        </w:tc>
+      </w:tr>
+    </w:tbl>
+    <w:p>
+      <w:pPr>
+        <w:rPr>
+          <w:vanish/>
+        </w:rPr>
+      </w:pPr>
+    </w:p>
+    <w:tbl>
+      <w:tblPr>
+        <w:tblW w:w="0" w:type="auto"/>
+        <w:tblCellSpacing w:w="15" w:type="dxa"/>
+        <w:tblCellMar>
+          <w:top w:w="15" w:type="dxa"/>
+          <w:left w:w="15" w:type="dxa"/>
+          <w:bottom w:w="15" w:type="dxa"/>
+          <w:right w:w="15" w:type="dxa"/>
+        </w:tblCellMar>
+        <w:tblLook w:val="04A0" w:firstRow="1" w:lastRow="0" w:firstColumn="1" w:lastColumn="0" w:noHBand="0" w:noVBand="1"/>
+      </w:tblPr>
+      <w:tblGrid>
+        <w:gridCol w:w="2507"/>
+        <w:gridCol w:w="2379"/>
+        <w:gridCol w:w="4474"/>
+      </w:tblGrid>
+      <w:tr>
+        <w:trPr>
+          <w:tblCellSpacing w:w="15" w:type="dxa"/>
+        </w:trPr>
+        <w:tc>
+          <w:tcPr>
+            <w:tcW w:w="0" w:type="auto"/>
+            <w:vAlign w:val="center"/>
+            <w:hideMark/>
+          </w:tcPr>
+          <w:p>
+            <w:r>
+              <w:t xml:space="preserve">Treat </w:t>
+            </w:r>
+            <w:proofErr w:type="spellStart"/>
+            <w:r>
+              <w:t>PitchPosition</w:t>
+            </w:r>
+            <w:proofErr w:type="spellEnd"/>
+            <w:r>
+              <w:t xml:space="preserve"> as an attribute of Note.</w:t>
+            </w:r>
+          </w:p>
+        </w:tc>
+        <w:tc>
+          <w:tcPr>
+            <w:tcW w:w="0" w:type="auto"/>
+            <w:vAlign w:val="center"/>
+            <w:hideMark/>
+          </w:tcPr>
+          <w:p>
+            <w:r>
+              <w:t xml:space="preserve">Keep </w:t>
+            </w:r>
+            <w:proofErr w:type="spellStart"/>
+            <w:r>
+              <w:t>PitchPosition</w:t>
+            </w:r>
+            <w:proofErr w:type="spellEnd"/>
+            <w:r>
+              <w:t xml:space="preserve"> as a separate class.</w:t>
+            </w:r>
+          </w:p>
+        </w:tc>
+        <w:tc>
+          <w:tcPr>
+            <w:tcW w:w="0" w:type="auto"/>
+            <w:vAlign w:val="center"/>
+            <w:hideMark/>
+          </w:tcPr>
+          <w:p>
+            <w:r>
+              <w:t>Pitch position helps compare notes, but it is part of the note’s domain state rather than a separate entity.</w:t>
+            </w:r>
+          </w:p>
+        </w:tc>
+      </w:tr>
+    </w:tbl>
+    <w:p>
+      <w:pPr>
+        <w:rPr>
+          <w:vanish/>
+        </w:rPr>
+      </w:pPr>
+    </w:p>
+    <w:tbl>
+      <w:tblPr>
+        <w:tblW w:w="0" w:type="auto"/>
+        <w:tblCellSpacing w:w="15" w:type="dxa"/>
+        <w:tblCellMar>
+          <w:top w:w="15" w:type="dxa"/>
+          <w:left w:w="15" w:type="dxa"/>
+          <w:bottom w:w="15" w:type="dxa"/>
+          <w:right w:w="15" w:type="dxa"/>
+        </w:tblCellMar>
+        <w:tblLook w:val="04A0" w:firstRow="1" w:lastRow="0" w:firstColumn="1" w:lastColumn="0" w:noHBand="0" w:noVBand="1"/>
+      </w:tblPr>
+      <w:tblGrid>
+        <w:gridCol w:w="2195"/>
+        <w:gridCol w:w="2594"/>
+        <w:gridCol w:w="4571"/>
+      </w:tblGrid>
+      <w:tr>
+        <w:trPr>
+          <w:tblCellSpacing w:w="15" w:type="dxa"/>
+        </w:trPr>
+        <w:tc>
+          <w:tcPr>
+            <w:tcW w:w="0" w:type="auto"/>
+            <w:vAlign w:val="center"/>
+            <w:hideMark/>
+          </w:tcPr>
+          <w:p>
+            <w:r>
+              <w:t>Combine enharmonic handling into Note.</w:t>
+            </w:r>
+          </w:p>
+        </w:tc>
+        <w:tc>
+          <w:tcPr>
+            <w:tcW w:w="0" w:type="auto"/>
+            <w:vAlign w:val="center"/>
+            <w:hideMark/>
+          </w:tcPr>
+          <w:p>
+            <w:r>
+              <w:t xml:space="preserve">Keep </w:t>
+            </w:r>
+            <w:proofErr w:type="spellStart"/>
+            <w:r>
+              <w:t>EnharmonicNote</w:t>
+            </w:r>
+            <w:proofErr w:type="spellEnd"/>
+            <w:r>
+              <w:t xml:space="preserve"> as a separate class.</w:t>
+            </w:r>
+          </w:p>
+        </w:tc>
+        <w:tc>
+          <w:tcPr>
+            <w:tcW w:w="0" w:type="auto"/>
+            <w:vAlign w:val="center"/>
+            <w:hideMark/>
+          </w:tcPr>
+          <w:p>
+            <w:r>
+              <w:t>Enharmonic meaning is part of how note spelling relates to pitch position. It does not represent a separate domain object.</w:t>
+            </w:r>
+          </w:p>
+        </w:tc>
+      </w:tr>
+    </w:tbl>
+    <w:p>
+      <w:pPr>
+        <w:rPr>
+          <w:vanish/>
+        </w:rPr>
+      </w:pPr>
+    </w:p>
+    <w:tbl>
+      <w:tblPr>
+        <w:tblW w:w="0" w:type="auto"/>
+        <w:tblCellSpacing w:w="15" w:type="dxa"/>
+        <w:tblCellMar>
+          <w:top w:w="15" w:type="dxa"/>
+          <w:left w:w="15" w:type="dxa"/>
+          <w:bottom w:w="15" w:type="dxa"/>
+          <w:right w:w="15" w:type="dxa"/>
+        </w:tblCellMar>
+        <w:tblLook w:val="04A0" w:firstRow="1" w:lastRow="0" w:firstColumn="1" w:lastColumn="0" w:noHBand="0" w:noVBand="1"/>
+      </w:tblPr>
+      <w:tblGrid>
+        <w:gridCol w:w="2370"/>
+        <w:gridCol w:w="2686"/>
+        <w:gridCol w:w="4304"/>
+      </w:tblGrid>
+      <w:tr>
+        <w:trPr>
+          <w:tblCellSpacing w:w="15" w:type="dxa"/>
+        </w:trPr>
+        <w:tc>
+          <w:tcPr>
+            <w:tcW w:w="0" w:type="auto"/>
+            <w:vAlign w:val="center"/>
+            <w:hideMark/>
+          </w:tcPr>
+          <w:p>
+            <w:r>
+              <w:t xml:space="preserve">Combine </w:t>
+            </w:r>
+            <w:proofErr w:type="spellStart"/>
+            <w:r>
+              <w:t>ChordDefinition</w:t>
+            </w:r>
+            <w:proofErr w:type="spellEnd"/>
+            <w:r>
+              <w:t xml:space="preserve"> with </w:t>
+            </w:r>
+            <w:proofErr w:type="spellStart"/>
+            <w:r>
+              <w:t>ChordFormula</w:t>
+            </w:r>
+            <w:proofErr w:type="spellEnd"/>
+            <w:r>
+              <w:t>.</w:t>
+            </w:r>
+          </w:p>
+        </w:tc>
+        <w:tc>
+          <w:tcPr>
+            <w:tcW w:w="0" w:type="auto"/>
+            <w:vAlign w:val="center"/>
+            <w:hideMark/>
+          </w:tcPr>
+          <w:p>
+            <w:r>
+              <w:t xml:space="preserve">Keep </w:t>
+            </w:r>
+            <w:proofErr w:type="spellStart"/>
+            <w:r>
+              <w:t>ChordDefinition</w:t>
+            </w:r>
+            <w:proofErr w:type="spellEnd"/>
+            <w:r>
+              <w:t xml:space="preserve"> and </w:t>
+            </w:r>
+            <w:proofErr w:type="spellStart"/>
+            <w:r>
+              <w:t>ChordFormula</w:t>
+            </w:r>
+            <w:proofErr w:type="spellEnd"/>
+            <w:r>
+              <w:t xml:space="preserve"> as separate classes.</w:t>
+            </w:r>
+          </w:p>
+        </w:tc>
+        <w:tc>
+          <w:tcPr>
+            <w:tcW w:w="0" w:type="auto"/>
+            <w:vAlign w:val="center"/>
+            <w:hideMark/>
+          </w:tcPr>
+          <w:p>
+            <w:r>
+              <w:t>In this domain, a chord definition and chord formula refer to the same maintained concept. Keeping both would duplicate the same responsibility.</w:t>
+            </w:r>
+          </w:p>
+        </w:tc>
+      </w:tr>
+    </w:tbl>
+    <w:p>
+      <w:pPr>
+        <w:rPr>
+          <w:vanish/>
+        </w:rPr>
+      </w:pPr>
+    </w:p>
+    <w:tbl>
+      <w:tblPr>
+        <w:tblW w:w="0" w:type="auto"/>
+        <w:tblCellSpacing w:w="15" w:type="dxa"/>
+        <w:tblCellMar>
+          <w:top w:w="15" w:type="dxa"/>
+          <w:left w:w="15" w:type="dxa"/>
+          <w:bottom w:w="15" w:type="dxa"/>
+          <w:right w:w="15" w:type="dxa"/>
+        </w:tblCellMar>
+        <w:tblLook w:val="04A0" w:firstRow="1" w:lastRow="0" w:firstColumn="1" w:lastColumn="0" w:noHBand="0" w:noVBand="1"/>
+      </w:tblPr>
+      <w:tblGrid>
+        <w:gridCol w:w="1880"/>
+        <w:gridCol w:w="1990"/>
+        <w:gridCol w:w="5490"/>
+      </w:tblGrid>
+      <w:tr>
+        <w:trPr>
+          <w:tblCellSpacing w:w="15" w:type="dxa"/>
+        </w:trPr>
+        <w:tc>
+          <w:tcPr>
+            <w:tcW w:w="0" w:type="auto"/>
+            <w:vAlign w:val="center"/>
+            <w:hideMark/>
+          </w:tcPr>
+          <w:p>
+            <w:r>
+              <w:t>Treat Triad as a constraint on Chord.</w:t>
+            </w:r>
+          </w:p>
+        </w:tc>
+        <w:tc>
+          <w:tcPr>
+            <w:tcW w:w="0" w:type="auto"/>
+            <w:vAlign w:val="center"/>
+            <w:hideMark/>
+          </w:tcPr>
+          <w:p>
+            <w:r>
+              <w:t>Keep Triad as a separate subclass of Chord.</w:t>
+            </w:r>
+          </w:p>
+        </w:tc>
+        <w:tc>
+          <w:tcPr>
+            <w:tcW w:w="0" w:type="auto"/>
+            <w:vAlign w:val="center"/>
+            <w:hideMark/>
+          </w:tcPr>
+          <w:p>
+            <w:r>
+              <w:t>The initial release only supports triads, so every supported chord is already a triad. A separate class is unnecessary unless other chord sizes are added later.</w:t>
+            </w:r>
+          </w:p>
+        </w:tc>
+      </w:tr>
+    </w:tbl>
+    <w:p>
+      <w:pPr>
+        <w:rPr>
+          <w:vanish/>
+        </w:rPr>
+      </w:pPr>
+    </w:p>
+    <w:tbl>
+      <w:tblPr>
+        <w:tblW w:w="0" w:type="auto"/>
+        <w:tblCellSpacing w:w="15" w:type="dxa"/>
+        <w:tblCellMar>
+          <w:top w:w="15" w:type="dxa"/>
+          <w:left w:w="15" w:type="dxa"/>
+          <w:bottom w:w="15" w:type="dxa"/>
+          <w:right w:w="15" w:type="dxa"/>
+        </w:tblCellMar>
+        <w:tblLook w:val="04A0" w:firstRow="1" w:lastRow="0" w:firstColumn="1" w:lastColumn="0" w:noHBand="0" w:noVBand="1"/>
+      </w:tblPr>
+      <w:tblGrid>
+        <w:gridCol w:w="2276"/>
+        <w:gridCol w:w="3089"/>
+        <w:gridCol w:w="3995"/>
+      </w:tblGrid>
+      <w:tr>
+        <w:trPr>
+          <w:tblCellSpacing w:w="15" w:type="dxa"/>
+        </w:trPr>
+        <w:tc>
+          <w:tcPr>
+            <w:tcW w:w="0" w:type="auto"/>
+            <w:vAlign w:val="center"/>
+            <w:hideMark/>
+          </w:tcPr>
+          <w:p>
+            <w:r>
+              <w:t xml:space="preserve">Reject </w:t>
+            </w:r>
+            <w:proofErr w:type="spellStart"/>
+            <w:r>
+              <w:t>ChordSearch</w:t>
+            </w:r>
+            <w:proofErr w:type="spellEnd"/>
+            <w:r>
+              <w:t xml:space="preserve"> as a domain entity.</w:t>
+            </w:r>
+          </w:p>
+        </w:tc>
+        <w:tc>
+          <w:tcPr>
+            <w:tcW w:w="0" w:type="auto"/>
+            <w:vAlign w:val="center"/>
+            <w:hideMark/>
+          </w:tcPr>
+          <w:p>
+            <w:r>
+              <w:t xml:space="preserve">Combine </w:t>
+            </w:r>
+            <w:proofErr w:type="spellStart"/>
+            <w:r>
+              <w:t>ChordSearch</w:t>
+            </w:r>
+            <w:proofErr w:type="spellEnd"/>
+            <w:r>
+              <w:t xml:space="preserve"> with </w:t>
+            </w:r>
+            <w:proofErr w:type="spellStart"/>
+            <w:r>
+              <w:t>ChordFinderSystem</w:t>
+            </w:r>
+            <w:proofErr w:type="spellEnd"/>
+            <w:r>
+              <w:t>.</w:t>
+            </w:r>
+          </w:p>
+        </w:tc>
+        <w:tc>
+          <w:tcPr>
+            <w:tcW w:w="0" w:type="auto"/>
+            <w:vAlign w:val="center"/>
+            <w:hideMark/>
+          </w:tcPr>
+          <w:p>
+            <w:r>
+              <w:t>Chord search is an activity performed by the system, not a stable domain object with its own identity.</w:t>
+            </w:r>
+          </w:p>
+        </w:tc>
+      </w:tr>
+    </w:tbl>
+    <w:p>
+      <w:pPr>
+        <w:rPr>
+          <w:vanish/>
+        </w:rPr>
+      </w:pPr>
+    </w:p>
+    <w:tbl>
+      <w:tblPr>
+        <w:tblW w:w="0" w:type="auto"/>
+        <w:tblCellSpacing w:w="15" w:type="dxa"/>
+        <w:tblCellMar>
+          <w:top w:w="15" w:type="dxa"/>
+          <w:left w:w="15" w:type="dxa"/>
+          <w:bottom w:w="15" w:type="dxa"/>
+          <w:right w:w="15" w:type="dxa"/>
+        </w:tblCellMar>
+        <w:tblLook w:val="04A0" w:firstRow="1" w:lastRow="0" w:firstColumn="1" w:lastColumn="0" w:noHBand="0" w:noVBand="1"/>
+      </w:tblPr>
+      <w:tblGrid>
+        <w:gridCol w:w="2484"/>
+        <w:gridCol w:w="2600"/>
+        <w:gridCol w:w="4276"/>
+      </w:tblGrid>
+      <w:tr>
+        <w:trPr>
+          <w:tblCellSpacing w:w="15" w:type="dxa"/>
+        </w:trPr>
+        <w:tc>
+          <w:tcPr>
+            <w:tcW w:w="0" w:type="auto"/>
+            <w:vAlign w:val="center"/>
+            <w:hideMark/>
+          </w:tcPr>
+          <w:p>
+            <w:r>
+              <w:t xml:space="preserve">Reject </w:t>
+            </w:r>
+            <w:proofErr w:type="spellStart"/>
+            <w:r>
+              <w:t>SearchResult</w:t>
+            </w:r>
+            <w:proofErr w:type="spellEnd"/>
+            <w:r>
+              <w:t xml:space="preserve"> as a required domain entity.</w:t>
+            </w:r>
+          </w:p>
+        </w:tc>
+        <w:tc>
+          <w:tcPr>
+            <w:tcW w:w="0" w:type="auto"/>
+            <w:vAlign w:val="center"/>
+            <w:hideMark/>
+          </w:tcPr>
+          <w:p>
+            <w:r>
+              <w:t xml:space="preserve">Combine </w:t>
+            </w:r>
+            <w:proofErr w:type="spellStart"/>
+            <w:r>
+              <w:t>SearchResult</w:t>
+            </w:r>
+            <w:proofErr w:type="spellEnd"/>
+            <w:r>
+              <w:t xml:space="preserve"> with identified Chord objects.</w:t>
+            </w:r>
+          </w:p>
+        </w:tc>
+        <w:tc>
+          <w:tcPr>
+            <w:tcW w:w="0" w:type="auto"/>
+            <w:vAlign w:val="center"/>
+            <w:hideMark/>
+          </w:tcPr>
+          <w:p>
+            <w:r>
+              <w:t>The current result is simply the collection of identified chords. A separate result class is not needed for the initial model.</w:t>
+            </w:r>
+          </w:p>
+        </w:tc>
+      </w:tr>
+    </w:tbl>
+    <w:p>
+      <w:pPr>
+        <w:rPr>
+          <w:vanish/>
+        </w:rPr>
+      </w:pPr>
+    </w:p>
+    <w:tbl>
+      <w:tblPr>
+        <w:tblW w:w="0" w:type="auto"/>
+        <w:tblCellSpacing w:w="15" w:type="dxa"/>
+        <w:tblCellMar>
+          <w:top w:w="15" w:type="dxa"/>
+          <w:left w:w="15" w:type="dxa"/>
+          <w:bottom w:w="15" w:type="dxa"/>
+          <w:right w:w="15" w:type="dxa"/>
+        </w:tblCellMar>
+        <w:tblLook w:val="04A0" w:firstRow="1" w:lastRow="0" w:firstColumn="1" w:lastColumn="0" w:noHBand="0" w:noVBand="1"/>
+      </w:tblPr>
+      <w:tblGrid>
+        <w:gridCol w:w="2040"/>
+        <w:gridCol w:w="4037"/>
+        <w:gridCol w:w="3283"/>
+      </w:tblGrid>
+      <w:tr>
+        <w:trPr>
+          <w:tblCellSpacing w:w="15" w:type="dxa"/>
+        </w:trPr>
+        <w:tc>
+          <w:tcPr>
+            <w:tcW w:w="0" w:type="auto"/>
+            <w:vAlign w:val="center"/>
+            <w:hideMark/>
+          </w:tcPr>
+          <w:p>
+            <w:r>
+              <w:lastRenderedPageBreak/>
+              <w:t>Reject Chord Finder User as a domain entity.</w:t>
+            </w:r>
+          </w:p>
+        </w:tc>
+        <w:tc>
+          <w:tcPr>
+            <w:tcW w:w="0" w:type="auto"/>
+            <w:vAlign w:val="center"/>
+            <w:hideMark/>
+          </w:tcPr>
+          <w:p>
+            <w:r>
+              <w:t xml:space="preserve">Combine Chord Finder User, Student, Instructor, and </w:t>
+            </w:r>
+            <w:proofErr w:type="spellStart"/>
+            <w:r>
+              <w:t>HobbyMusician</w:t>
+            </w:r>
+            <w:proofErr w:type="spellEnd"/>
+            <w:r>
+              <w:t xml:space="preserve"> into a general actor.</w:t>
+            </w:r>
+          </w:p>
+        </w:tc>
+        <w:tc>
+          <w:tcPr>
+            <w:tcW w:w="0" w:type="auto"/>
+            <w:vAlign w:val="center"/>
+            <w:hideMark/>
+          </w:tcPr>
+          <w:p>
+            <w:r>
+              <w:t>These are actor roles, not domain entities that need stored state in the initial model.</w:t>
+            </w:r>
+          </w:p>
+        </w:tc>
+      </w:tr>
+    </w:tbl>
+    <w:p>
+      <w:pPr>
+        <w:rPr>
+          <w:vanish/>
+        </w:rPr>
+      </w:pPr>
+    </w:p>
+    <w:tbl>
+      <w:tblPr>
+        <w:tblW w:w="0" w:type="auto"/>
+        <w:tblCellSpacing w:w="15" w:type="dxa"/>
+        <w:tblCellMar>
+          <w:top w:w="15" w:type="dxa"/>
+          <w:left w:w="15" w:type="dxa"/>
+          <w:bottom w:w="15" w:type="dxa"/>
+          <w:right w:w="15" w:type="dxa"/>
+        </w:tblCellMar>
+        <w:tblLook w:val="04A0" w:firstRow="1" w:lastRow="0" w:firstColumn="1" w:lastColumn="0" w:noHBand="0" w:noVBand="1"/>
+      </w:tblPr>
+      <w:tblGrid>
+        <w:gridCol w:w="2296"/>
+        <w:gridCol w:w="2301"/>
+        <w:gridCol w:w="4763"/>
+      </w:tblGrid>
+      <w:tr>
+        <w:trPr>
+          <w:tblCellSpacing w:w="15" w:type="dxa"/>
+        </w:trPr>
+        <w:tc>
+          <w:tcPr>
+            <w:tcW w:w="0" w:type="auto"/>
+            <w:vAlign w:val="center"/>
+            <w:hideMark/>
+          </w:tcPr>
+          <w:p>
+            <w:r>
+              <w:t>Reject Administrator as a domain entity.</w:t>
+            </w:r>
+          </w:p>
+        </w:tc>
+        <w:tc>
+          <w:tcPr>
+            <w:tcW w:w="0" w:type="auto"/>
+            <w:vAlign w:val="center"/>
+            <w:hideMark/>
+          </w:tcPr>
+          <w:p>
+            <w:r>
+              <w:t>Combine Administrator with user actors.</w:t>
+            </w:r>
+          </w:p>
+        </w:tc>
+        <w:tc>
+          <w:tcPr>
+            <w:tcW w:w="0" w:type="auto"/>
+            <w:vAlign w:val="center"/>
+            <w:hideMark/>
+          </w:tcPr>
+          <w:p>
+            <w:r>
+              <w:t>Administrator is an actor role for maintaining formulas. It is not a domain entity unless administrator data must be stored.</w:t>
+            </w:r>
+          </w:p>
+        </w:tc>
+      </w:tr>
+    </w:tbl>
+    <w:p>
+      <w:pPr>
+        <w:rPr>
+          <w:vanish/>
+        </w:rPr>
+      </w:pPr>
+    </w:p>
+    <w:tbl>
+      <w:tblPr>
+        <w:tblW w:w="0" w:type="auto"/>
+        <w:tblCellSpacing w:w="15" w:type="dxa"/>
+        <w:tblCellMar>
+          <w:top w:w="15" w:type="dxa"/>
+          <w:left w:w="15" w:type="dxa"/>
+          <w:bottom w:w="15" w:type="dxa"/>
+          <w:right w:w="15" w:type="dxa"/>
+        </w:tblCellMar>
+        <w:tblLook w:val="04A0" w:firstRow="1" w:lastRow="0" w:firstColumn="1" w:lastColumn="0" w:noHBand="0" w:noVBand="1"/>
+      </w:tblPr>
+      <w:tblGrid>
+        <w:gridCol w:w="2557"/>
+        <w:gridCol w:w="2537"/>
+        <w:gridCol w:w="4266"/>
+      </w:tblGrid>
+      <w:tr>
+        <w:trPr>
+          <w:tblCellSpacing w:w="15" w:type="dxa"/>
+        </w:trPr>
+        <w:tc>
+          <w:tcPr>
+            <w:tcW w:w="0" w:type="auto"/>
+            <w:vAlign w:val="center"/>
+            <w:hideMark/>
+          </w:tcPr>
+          <w:p>
+            <w:r>
+              <w:t>Reject worksheets, flash cards, and whiteboard examples.</w:t>
+            </w:r>
+          </w:p>
+        </w:tc>
+        <w:tc>
+          <w:tcPr>
+            <w:tcW w:w="0" w:type="auto"/>
+            <w:vAlign w:val="center"/>
+            <w:hideMark/>
+          </w:tcPr>
+          <w:p>
+            <w:r>
+              <w:t xml:space="preserve">Combine them into a </w:t>
+            </w:r>
+            <w:proofErr w:type="spellStart"/>
+            <w:r>
+              <w:t>LearningMaterial</w:t>
+            </w:r>
+            <w:proofErr w:type="spellEnd"/>
+            <w:r>
+              <w:t xml:space="preserve"> class.</w:t>
+            </w:r>
+          </w:p>
+        </w:tc>
+        <w:tc>
+          <w:tcPr>
+            <w:tcW w:w="0" w:type="auto"/>
+            <w:vAlign w:val="center"/>
+            <w:hideMark/>
+          </w:tcPr>
+          <w:p>
+            <w:r>
+              <w:t>These are outside materials used before the system. They provide context but do not participate in chord identification.</w:t>
+            </w:r>
+          </w:p>
+        </w:tc>
+      </w:tr>
+    </w:tbl>
+    <w:p>
+      <w:pPr>
+        <w:rPr>
+          <w:vanish/>
+        </w:rPr>
+      </w:pPr>
+    </w:p>
+    <w:tbl>
+      <w:tblPr>
+        <w:tblW w:w="0" w:type="auto"/>
+        <w:tblCellSpacing w:w="15" w:type="dxa"/>
+        <w:tblCellMar>
+          <w:top w:w="15" w:type="dxa"/>
+          <w:left w:w="15" w:type="dxa"/>
+          <w:bottom w:w="15" w:type="dxa"/>
+          <w:right w:w="15" w:type="dxa"/>
+        </w:tblCellMar>
+        <w:tblLook w:val="04A0" w:firstRow="1" w:lastRow="0" w:firstColumn="1" w:lastColumn="0" w:noHBand="0" w:noVBand="1"/>
+      </w:tblPr>
+      <w:tblGrid>
+        <w:gridCol w:w="2731"/>
+        <w:gridCol w:w="1715"/>
+        <w:gridCol w:w="4914"/>
+      </w:tblGrid>
+      <w:tr>
+        <w:trPr>
+          <w:tblCellSpacing w:w="15" w:type="dxa"/>
+        </w:trPr>
+        <w:tc>
+          <w:tcPr>
+            <w:tcW w:w="0" w:type="auto"/>
+            <w:vAlign w:val="center"/>
+            <w:hideMark/>
+          </w:tcPr>
+          <w:p>
+            <w:r>
+              <w:t>Reject harmony, sonority, stack, shape, and voicing.</w:t>
+            </w:r>
+          </w:p>
+        </w:tc>
+        <w:tc>
+          <w:tcPr>
+            <w:tcW w:w="0" w:type="auto"/>
+            <w:vAlign w:val="center"/>
+            <w:hideMark/>
+          </w:tcPr>
+          <w:p>
+            <w:r>
+              <w:t>Combine them with Chord.</w:t>
+            </w:r>
+          </w:p>
+        </w:tc>
+        <w:tc>
+          <w:tcPr>
+            <w:tcW w:w="0" w:type="auto"/>
+            <w:vAlign w:val="center"/>
+            <w:hideMark/>
+          </w:tcPr>
+          <w:p>
+            <w:r>
+              <w:t>The prompt treats these as casual terms. They do not introduce separate domain rules for the initial system.</w:t>
+            </w:r>
+          </w:p>
+        </w:tc>
+      </w:tr>
+    </w:tbl>
+    <w:p>
+      <w:pPr>
+        <w:rPr>
+          <w:vanish/>
+        </w:rPr>
+      </w:pPr>
+    </w:p>
+    <w:tbl>
+      <w:tblPr>
+        <w:tblW w:w="0" w:type="auto"/>
+        <w:tblCellSpacing w:w="15" w:type="dxa"/>
+        <w:tblCellMar>
+          <w:top w:w="15" w:type="dxa"/>
+          <w:left w:w="15" w:type="dxa"/>
+          <w:bottom w:w="15" w:type="dxa"/>
+          <w:right w:w="15" w:type="dxa"/>
+        </w:tblCellMar>
+        <w:tblLook w:val="04A0" w:firstRow="1" w:lastRow="0" w:firstColumn="1" w:lastColumn="0" w:noHBand="0" w:noVBand="1"/>
+      </w:tblPr>
+      <w:tblGrid>
+        <w:gridCol w:w="3356"/>
+        <w:gridCol w:w="2059"/>
+        <w:gridCol w:w="3945"/>
+      </w:tblGrid>
+      <w:tr>
+        <w:trPr>
+          <w:tblCellSpacing w:w="15" w:type="dxa"/>
+        </w:trPr>
+        <w:tc>
+          <w:tcPr>
+            <w:tcW w:w="0" w:type="auto"/>
+            <w:vAlign w:val="center"/>
+            <w:hideMark/>
+          </w:tcPr>
+          <w:p>
+            <w:r>
+              <w:t>Exclude sound, staff notation, ear training, lesson schedules, and sheet music.</w:t>
+            </w:r>
+          </w:p>
+        </w:tc>
+        <w:tc>
+          <w:tcPr>
+            <w:tcW w:w="0" w:type="auto"/>
+            <w:vAlign w:val="center"/>
+            <w:hideMark/>
+          </w:tcPr>
+          <w:p>
+            <w:r>
+              <w:t>Combine them into future feature classes.</w:t>
+            </w:r>
+          </w:p>
+        </w:tc>
+        <w:tc>
+          <w:tcPr>
+            <w:tcW w:w="0" w:type="auto"/>
+            <w:vAlign w:val="center"/>
+            <w:hideMark/>
+          </w:tcPr>
+          <w:p>
+            <w:r>
+              <w:t>These concepts are explicitly outside the system scope and do not belong in the initial domain model.</w:t>
+            </w:r>
+          </w:p>
+        </w:tc>
+      </w:tr>
+    </w:tbl>
+    <w:p/>
+    <w:p/>
+    <w:p>
+      <w:pPr>
+        <w:rPr>
+          <w:rFonts w:asciiTheme="majorHAnsi" w:eastAsiaTheme="majorEastAsia" w:hAnsiTheme="majorHAnsi" w:cstheme="majorBidi"/>
+          <w:color w:val="0F4761" w:themeColor="accent1" w:themeShade="BF"/>
+          <w:sz w:val="32"/>
+          <w:szCs w:val="32"/>
+        </w:rPr>
+      </w:pPr>
       <w:r>
         <w:t>Installation</w:t>
       </w:r>
@@ -4551,6 +6605,155 @@
       <w:pPr>
         <w:ind w:left="6480" w:hanging="360"/>
       </w:pPr>
+    </w:lvl>
+  </w:abstractNum>
+  <w:abstractNum w:abstractNumId="3" w15:restartNumberingAfterBreak="0">
+    <w:nsid w:val="0B1D774F"/>
+    <w:multiLevelType w:val="multilevel"/>
+    <w:tmpl w:val="AD9CDC1E"/>
+    <w:lvl w:ilvl="0">
+      <w:start w:val="1"/>
+      <w:numFmt w:val="bullet"/>
+      <w:lvlText w:val=""/>
+      <w:lvlJc w:val="left"/>
+      <w:pPr>
+        <w:tabs>
+          <w:tab w:val="num" w:pos="720"/>
+        </w:tabs>
+        <w:ind w:left="720" w:hanging="360"/>
+      </w:pPr>
+      <w:rPr>
+        <w:rFonts w:ascii="Symbol" w:hAnsi="Symbol" w:hint="default"/>
+        <w:sz w:val="20"/>
+      </w:rPr>
+    </w:lvl>
+    <w:lvl w:ilvl="1" w:tentative="1">
+      <w:start w:val="1"/>
+      <w:numFmt w:val="bullet"/>
+      <w:lvlText w:val="o"/>
+      <w:lvlJc w:val="left"/>
+      <w:pPr>
+        <w:tabs>
+          <w:tab w:val="num" w:pos="1440"/>
+        </w:tabs>
+        <w:ind w:left="1440" w:hanging="360"/>
+      </w:pPr>
+      <w:rPr>
+        <w:rFonts w:ascii="Courier New" w:hAnsi="Courier New" w:hint="default"/>
+        <w:sz w:val="20"/>
+      </w:rPr>
+    </w:lvl>
+    <w:lvl w:ilvl="2" w:tentative="1">
+      <w:start w:val="1"/>
+      <w:numFmt w:val="bullet"/>
+      <w:lvlText w:val=""/>
+      <w:lvlJc w:val="left"/>
+      <w:pPr>
+        <w:tabs>
+          <w:tab w:val="num" w:pos="2160"/>
+        </w:tabs>
+        <w:ind w:left="2160" w:hanging="360"/>
+      </w:pPr>
+      <w:rPr>
+        <w:rFonts w:ascii="Wingdings" w:hAnsi="Wingdings" w:hint="default"/>
+        <w:sz w:val="20"/>
+      </w:rPr>
+    </w:lvl>
+    <w:lvl w:ilvl="3" w:tentative="1">
+      <w:start w:val="1"/>
+      <w:numFmt w:val="bullet"/>
+      <w:lvlText w:val=""/>
+      <w:lvlJc w:val="left"/>
+      <w:pPr>
+        <w:tabs>
+          <w:tab w:val="num" w:pos="2880"/>
+        </w:tabs>
+        <w:ind w:left="2880" w:hanging="360"/>
+      </w:pPr>
+      <w:rPr>
+        <w:rFonts w:ascii="Wingdings" w:hAnsi="Wingdings" w:hint="default"/>
+        <w:sz w:val="20"/>
+      </w:rPr>
+    </w:lvl>
+    <w:lvl w:ilvl="4" w:tentative="1">
+      <w:start w:val="1"/>
+      <w:numFmt w:val="bullet"/>
+      <w:lvlText w:val=""/>
+      <w:lvlJc w:val="left"/>
+      <w:pPr>
+        <w:tabs>
+          <w:tab w:val="num" w:pos="3600"/>
+        </w:tabs>
+        <w:ind w:left="3600" w:hanging="360"/>
+      </w:pPr>
+      <w:rPr>
+        <w:rFonts w:ascii="Wingdings" w:hAnsi="Wingdings" w:hint="default"/>
+        <w:sz w:val="20"/>
+      </w:rPr>
+    </w:lvl>
+    <w:lvl w:ilvl="5" w:tentative="1">
+      <w:start w:val="1"/>
+      <w:numFmt w:val="bullet"/>
+      <w:lvlText w:val=""/>
+      <w:lvlJc w:val="left"/>
+      <w:pPr>
+        <w:tabs>
+          <w:tab w:val="num" w:pos="4320"/>
+        </w:tabs>
+        <w:ind w:left="4320" w:hanging="360"/>
+      </w:pPr>
+      <w:rPr>
+        <w:rFonts w:ascii="Wingdings" w:hAnsi="Wingdings" w:hint="default"/>
+        <w:sz w:val="20"/>
+      </w:rPr>
+    </w:lvl>
+    <w:lvl w:ilvl="6" w:tentative="1">
+      <w:start w:val="1"/>
+      <w:numFmt w:val="bullet"/>
+      <w:lvlText w:val=""/>
+      <w:lvlJc w:val="left"/>
+      <w:pPr>
+        <w:tabs>
+          <w:tab w:val="num" w:pos="5040"/>
+        </w:tabs>
+        <w:ind w:left="5040" w:hanging="360"/>
+      </w:pPr>
+      <w:rPr>
+        <w:rFonts w:ascii="Wingdings" w:hAnsi="Wingdings" w:hint="default"/>
+        <w:sz w:val="20"/>
+      </w:rPr>
+    </w:lvl>
+    <w:lvl w:ilvl="7" w:tentative="1">
+      <w:start w:val="1"/>
+      <w:numFmt w:val="bullet"/>
+      <w:lvlText w:val=""/>
+      <w:lvlJc w:val="left"/>
+      <w:pPr>
+        <w:tabs>
+          <w:tab w:val="num" w:pos="5760"/>
+        </w:tabs>
+        <w:ind w:left="5760" w:hanging="360"/>
+      </w:pPr>
+      <w:rPr>
+        <w:rFonts w:ascii="Wingdings" w:hAnsi="Wingdings" w:hint="default"/>
+        <w:sz w:val="20"/>
+      </w:rPr>
+    </w:lvl>
+    <w:lvl w:ilvl="8" w:tentative="1">
+      <w:start w:val="1"/>
+      <w:numFmt w:val="bullet"/>
+      <w:lvlText w:val=""/>
+      <w:lvlJc w:val="left"/>
+      <w:pPr>
+        <w:tabs>
+          <w:tab w:val="num" w:pos="6480"/>
+        </w:tabs>
+        <w:ind w:left="6480" w:hanging="360"/>
+      </w:pPr>
+      <w:rPr>
+        <w:rFonts w:ascii="Wingdings" w:hAnsi="Wingdings" w:hint="default"/>
+        <w:sz w:val="20"/>
+      </w:rPr>
     </w:lvl>
   </w:abstractNum>
   <w:num w:numId="1" w16cid:durableId="276067065">
@@ -4639,6 +6842,9 @@
   </w:num>
   <w:num w:numId="20" w16cid:durableId="608465615">
     <w:abstractNumId w:val="1"/>
+  </w:num>
+  <w:num w:numId="21" w16cid:durableId="1944457207">
+    <w:abstractNumId w:val="3"/>
   </w:num>
 </w:numbering>
 </file>
@@ -4957,7 +7163,6 @@
     <w:next w:val="BodyText"/>
     <w:link w:val="Heading3Char"/>
     <w:uiPriority w:val="9"/>
-    <w:semiHidden/>
     <w:unhideWhenUsed/>
     <w:qFormat/>
     <w:rsid w:val="00A10FD9"/>
@@ -5109,7 +7314,6 @@
   <w:style w:type="character" w:default="1" w:styleId="DefaultParagraphFont">
     <w:name w:val="Default Paragraph Font"/>
     <w:uiPriority w:val="1"/>
-    <w:semiHidden/>
     <w:unhideWhenUsed/>
   </w:style>
   <w:style w:type="table" w:default="1" w:styleId="TableNormal">
@@ -5315,7 +7519,6 @@
     <w:basedOn w:val="DefaultParagraphFont"/>
     <w:link w:val="Heading3"/>
     <w:uiPriority w:val="9"/>
-    <w:semiHidden/>
     <w:rsid w:val="00A10FD9"/>
     <w:rPr>
       <w:rFonts w:eastAsiaTheme="majorEastAsia" w:cstheme="majorBidi"/>

--- a/chordFinderMidTermAveryJacobson.docx
+++ b/chordFinderMidTermAveryJacobson.docx
@@ -15,11 +15,53 @@
     </w:p>
     <w:p>
       <w:pPr>
+        <w:pStyle w:val="CaptionedFigure"/>
+      </w:pPr>
+      <w:bookmarkStart w:id="1" w:name="description"/>
+      <w:r>
+        <w:t>Description</w:t>
+      </w:r>
+    </w:p>
+    <w:p>
+      <w:pPr>
+        <w:pStyle w:val="FirstParagraph"/>
+      </w:pPr>
+      <w:r>
+        <w:t>ChordFinder is a Java-based music theory application that identifies possible triad chord names from three notes entered by a user. The system validates supported note spellings, maps notes to pitch positions, compares the submitted notes against maintained chord formulas, and returns all matching chord interpretations.</w:t>
+      </w:r>
+    </w:p>
+    <w:p>
+      <w:pPr>
+        <w:pStyle w:val="BodyText"/>
+      </w:pPr>
+      <w:r>
+        <w:t>The application was designed using an object-oriented approach that focuses on modeling the main concepts in the Chord Finder domain as software objects. The design centers around the ChordFinderSystem, which coordinates note validation, chord identification, and formula maintenance. The main domain classes are ChordFinderSystem, ChordFormula, Chord, and Note.</w:t>
+      </w:r>
+    </w:p>
+    <w:p>
+      <w:pPr>
+        <w:pStyle w:val="BodyText"/>
+      </w:pPr>
+      <w:r>
+        <w:t>ChordFinder also includes an administrator workflow for maintaining chord formulas. An administrator can define, edit, delete, and view chord formulas. Future chord searches use the current available formula set, which allows the system to be extended without redesigning the core chord identification behavior.</w:t>
+      </w:r>
+    </w:p>
+    <w:p>
+      <w:pPr>
+        <w:pStyle w:val="BodyText"/>
+      </w:pPr>
+      <w:r>
+        <w:t>The project includes both JUnit unit tests and Cucumber BDD tests. The JUnit tests verify lower-level class behavior, while the Cucumber tests verify use-case behavior from the user and administrator perspective.</w:t>
+      </w:r>
+    </w:p>
+    <w:p>
+      <w:pPr>
         <w:pStyle w:val="Heading2"/>
       </w:pPr>
-      <w:bookmarkStart w:id="1" w:name="description"/>
-      <w:r>
-        <w:t>Description</w:t>
+      <w:bookmarkStart w:id="2" w:name="problem"/>
+      <w:bookmarkEnd w:id="1"/>
+      <w:r>
+        <w:t>Problem</w:t>
       </w:r>
     </w:p>
     <w:p>
@@ -27,305 +69,7 @@
         <w:pStyle w:val="FirstParagraph"/>
       </w:pPr>
       <w:r>
-        <w:t>ChordFinder is a Java-based music theory application that identifies possible triad chord names from three notes entered by a user. The system validates supported note spellings, maps notes to pitch positions, compares the submitted notes against maintained chord formulas, and returns all matching chord interpretations.</w:t>
-      </w:r>
-    </w:p>
-    <w:p>
-      <w:pPr>
-        <w:pStyle w:val="BodyText"/>
-      </w:pPr>
-      <w:r>
-        <w:t>The application was designed using an object-oriented approach that focuses on modeling the main concepts in the Chord Finder domain as software objects. The design centers around the ChordFinderSystem, which coordinates note validation, chord identification, and formula maintenance. The main domain classes are ChordFinderSystem, ChordFormula, Chord, and Note.</w:t>
-      </w:r>
-    </w:p>
-    <w:p>
-      <w:pPr>
-        <w:pStyle w:val="BodyText"/>
-      </w:pPr>
-      <w:r>
-        <w:t>ChordFinder also includes an administrator workflow for maintaining chord formulas. An administrator can define, edit, delete, and view chord formulas. Future chord searches use the current available formula set, which allows the system to be extended without redesigning the core chord identification behavior.</w:t>
-      </w:r>
-    </w:p>
-    <w:p>
-      <w:pPr>
-        <w:pStyle w:val="BodyText"/>
-      </w:pPr>
-      <w:r>
-        <w:t>The project includes both JUnit unit tests and Cucumber BDD tests. The JUnit tests verify lower-level class behavior, while the Cucumber tests verify use-case behavior from the user and administrator perspective.</w:t>
-      </w:r>
-    </w:p>
-    <w:p>
-      <w:pPr>
-        <w:pStyle w:val="BodyText"/>
-      </w:pPr>
-    </w:p>
-    <w:p>
-      <w:pPr>
-        <w:pStyle w:val="Heading2"/>
-      </w:pPr>
-      <w:r>
-        <w:t>Assumptions and Open Questions</w:t>
-      </w:r>
-    </w:p>
-    <w:p>
-      <w:pPr>
-        <w:pStyle w:val="BodyText"/>
-        <w:rPr>
-          <w:b/>
-          <w:bCs/>
-        </w:rPr>
-      </w:pPr>
-      <w:r>
-        <w:rPr>
-          <w:b/>
-          <w:bCs/>
-        </w:rPr>
-        <w:t>Assumptions</w:t>
-      </w:r>
-    </w:p>
-    <w:p>
-      <w:pPr>
-        <w:pStyle w:val="BodyText"/>
-      </w:pPr>
-      <w:r>
-        <w:t>The system is assumed to support only triads in the initial release. A valid chord search requires exactly three submitted notes. If the user submits fewer or more than three notes, the system rejects the submission because the client specifically limited the first release to three-note chords.</w:t>
-      </w:r>
-    </w:p>
-    <w:p>
-      <w:pPr>
-        <w:pStyle w:val="BodyText"/>
-      </w:pPr>
-      <w:r>
-        <w:t>The system is assumed to identify possible chord names from the submitted notes, not from sound, staff notation, or played music. The user manually enters note names, and the system compares those notes against maintained chord formulas.</w:t>
-      </w:r>
-    </w:p>
-    <w:p>
-      <w:pPr>
-        <w:pStyle w:val="BodyText"/>
-      </w:pPr>
-      <w:r>
-        <w:t>The system is assumed to allow multiple possible chord names for the same submitted notes. This is reasonable because the prompt says the system should identify possible chord names, which suggests the result may contain more than one match.</w:t>
-      </w:r>
-    </w:p>
-    <w:p>
-      <w:pPr>
-        <w:pStyle w:val="BodyText"/>
-      </w:pPr>
-      <w:r>
-        <w:t>The system is assumed to use maintained chord formulas as the source of truth for chord identification. The system should not hard-code chord names in a way that prevents administrators from adding, editing, or removing formulas later.</w:t>
-      </w:r>
-    </w:p>
-    <w:p>
-      <w:pPr>
-        <w:pStyle w:val="BodyText"/>
-      </w:pPr>
-      <w:r>
-        <w:lastRenderedPageBreak/>
-        <w:t>The system is assumed to include an administrator role for maintaining chord formulas. The prompt says the client wants administrative support, so the design includes formula maintenance behavior separate from ordinary chord searching behavior.</w:t>
-      </w:r>
-    </w:p>
-    <w:p>
-      <w:pPr>
-        <w:pStyle w:val="BodyText"/>
-      </w:pPr>
-      <w:r>
-        <w:t>The system is assumed to validate submitted notes before attempting to determine a chord. Invalid note names should be rejected so the system does not compare incorrect input against chord formulas.</w:t>
-      </w:r>
-    </w:p>
-    <w:p>
-      <w:pPr>
-        <w:pStyle w:val="BodyText"/>
-      </w:pPr>
-      <w:r>
-        <w:t>The system is assumed to return a “no chord found” result when submitted notes do not match any maintained chord formula. This supports the client’s goal of identifying possible chord names without pretending that every submitted note group must produce a match.</w:t>
-      </w:r>
-    </w:p>
-    <w:p>
-      <w:pPr>
-        <w:pStyle w:val="BodyText"/>
-      </w:pPr>
-      <w:r>
-        <w:t>The system is assumed to focus on chord identification only. Features such as playback, composition, notation display, ear training, lesson scheduling, and sheet music sales are excluded because the prompt explicitly states they are outside the system scope.</w:t>
-      </w:r>
-    </w:p>
-    <w:p>
-      <w:pPr>
-        <w:pStyle w:val="BodyText"/>
-        <w:rPr>
-          <w:b/>
-          <w:bCs/>
-        </w:rPr>
-      </w:pPr>
-      <w:r>
-        <w:rPr>
-          <w:b/>
-          <w:bCs/>
-        </w:rPr>
-        <w:t>Open Questions for the Client</w:t>
-      </w:r>
-    </w:p>
-    <w:p>
-      <w:pPr>
-        <w:pStyle w:val="BodyText"/>
-      </w:pPr>
-      <w:r>
-        <w:t>Should the system accept both sharps and flats, such as C# and Db?</w:t>
-      </w:r>
-    </w:p>
-    <w:p>
-      <w:pPr>
-        <w:pStyle w:val="BodyText"/>
-      </w:pPr>
-      <w:r>
-        <w:t>Should the system treat enharmonic notes as equivalent, such as C# and Db representing the same pitch?</w:t>
-      </w:r>
-    </w:p>
-    <w:p>
-      <w:pPr>
-        <w:pStyle w:val="BodyText"/>
-      </w:pPr>
-      <w:r>
-        <w:t>Should submitted notes be order-independent, meaning C-E-G and G-C-E should return the same chord result?</w:t>
-      </w:r>
-    </w:p>
-    <w:p>
-      <w:pPr>
-        <w:pStyle w:val="BodyText"/>
-      </w:pPr>
-      <w:r>
-        <w:t>Should duplicate notes be allowed, or must the three submitted notes be three distinct note names?</w:t>
-      </w:r>
-    </w:p>
-    <w:p>
-      <w:pPr>
-        <w:pStyle w:val="BodyText"/>
-      </w:pPr>
-      <w:r>
-        <w:t>Should the first release support only major, minor, diminished, and augmented triads, or should it support additional triad formulas?</w:t>
-      </w:r>
-    </w:p>
-    <w:p>
-      <w:pPr>
-        <w:pStyle w:val="BodyText"/>
-      </w:pPr>
-      <w:r>
-        <w:t>Should the chord result display one best chord name or all possible chord names?</w:t>
-      </w:r>
-    </w:p>
-    <w:p>
-      <w:pPr>
-        <w:pStyle w:val="BodyText"/>
-      </w:pPr>
-      <w:r>
-        <w:t>Should the system show the matching formula along with the chord name?</w:t>
-      </w:r>
-    </w:p>
-    <w:p>
-      <w:pPr>
-        <w:pStyle w:val="BodyText"/>
-      </w:pPr>
-      <w:r>
-        <w:t>Should administrators be able to create completely new chord formulas, or only edit a predefined list?</w:t>
-      </w:r>
-    </w:p>
-    <w:p>
-      <w:pPr>
-        <w:pStyle w:val="BodyText"/>
-      </w:pPr>
-      <w:r>
-        <w:t>Should chord formulas be saved permanently between sessions?</w:t>
-      </w:r>
-    </w:p>
-    <w:p>
-      <w:pPr>
-        <w:pStyle w:val="BodyText"/>
-      </w:pPr>
-      <w:r>
-        <w:t>Should invalid chord formulas be rejected by the system, and what rules define a valid chord formula?</w:t>
-      </w:r>
-    </w:p>
-    <w:p>
-      <w:pPr>
-        <w:pStyle w:val="BodyText"/>
-      </w:pPr>
-      <w:r>
-        <w:t>Should ordinary users be required to log in, or is the application intended to be open and simple to use without accounts?</w:t>
-      </w:r>
-    </w:p>
-    <w:p>
-      <w:pPr>
-        <w:pStyle w:val="BodyText"/>
-      </w:pPr>
-      <w:r>
-        <w:t>Should administrators require authentication before changing chord formulas?</w:t>
-      </w:r>
-    </w:p>
-    <w:p>
-      <w:pPr>
-        <w:pStyle w:val="BodyText"/>
-      </w:pPr>
-    </w:p>
-    <w:p>
-      <w:pPr>
-        <w:pStyle w:val="BodyText"/>
-      </w:pPr>
-    </w:p>
-    <w:p>
-      <w:pPr>
-        <w:pStyle w:val="Heading2"/>
-      </w:pPr>
-      <w:bookmarkStart w:id="2" w:name="design-process"/>
-      <w:bookmarkEnd w:id="1"/>
-      <w:r>
-        <w:t>Design Process</w:t>
-      </w:r>
-    </w:p>
-    <w:p>
-      <w:pPr>
-        <w:pStyle w:val="FirstParagraph"/>
-      </w:pPr>
-      <w:r>
-        <w:t>I used an object-oriented design approach by first understanding the Chord Finder problem domain before writing code. I identified the major behaviors the system needed to support: a Chord Finder User can submit notes to identify possible chords, and an Administrator can maintain the chord formulas used by the system.</w:t>
-      </w:r>
-    </w:p>
-    <w:p>
-      <w:pPr>
-        <w:pStyle w:val="BodyText"/>
-      </w:pPr>
-      <w:r>
-        <w:t>The development process started with noun analysis and domain modeling. I reviewed the requirements and extracted important nouns such as ChordFinderSystem, ChordFormulaCatalog, ChordFormula, Chord, Note, chord name, pitch position, chord quality, administrator, and chord finder user. I then evaluated each noun by asking whether it represented a meaningful object with state, behavior, and responsibility within the system.</w:t>
-      </w:r>
-    </w:p>
-    <w:p>
-      <w:pPr>
-        <w:pStyle w:val="BodyText"/>
-      </w:pPr>
-      <w:r>
-        <w:t>The final domain model focused on five main classes: ChordFinderSystem, ChordFormulaCatalog, ChordFormula, Chord, and Note. Supporting ideas such as chord name, pitch position, formula intervals, chord quality, and display suffix were treated as attributes rather than separate classes. Actors such as Chord Finder User and Administrator were not modeled as domain classes because they interact with the system but are not objects the system needs to store or manage.</w:t>
-      </w:r>
-    </w:p>
-    <w:p>
-      <w:pPr>
-        <w:pStyle w:val="BodyText"/>
-      </w:pPr>
-      <w:r>
-        <w:t>Each class was designed with a clear responsibility. Note handles note spelling, pitch position, validation, and interval distance. ChordFormula stores a chord pattern, quality, and suffix used to determine whether submitted notes match a formula. Chord represents an identified chord result using a root note and matching formula. ChordFormulaCatalog manages the collection of maintained formulas, including adding, editing, deleting, and viewing formulas. ChordFinderSystem coordinates the overall application by validating submitted notes, identifying chords, and using the formula catalog to maintain chord definitions.</w:t>
-      </w:r>
-    </w:p>
-    <w:p>
-      <w:pPr>
-        <w:pStyle w:val="BodyText"/>
-      </w:pPr>
-      <w:r>
-        <w:t>The design was refined through use case modeling, sequence diagrams, and traceability between requirements, design, implementation, and tests. The implementation was then completed in Java, with automated testing using JUnit for unit tests and Cucumber BDD scenarios for behavior-level validation.</w:t>
-      </w:r>
-    </w:p>
-    <w:p>
-      <w:pPr>
-        <w:pStyle w:val="BodyText"/>
-      </w:pPr>
-      <w:r>
-        <w:t>Overall, the project moved from requirements analysis, to noun analysis, to domain modeling, to use case and sequence modeling, to Java implementation, and finally to automated testing. This process helped keep the code aligned with the original Chord Finder requirements while still allowing the design to support future changes to chord formulas.</w:t>
+        <w:t>The client needs a more consistent and reliable way to help students practice identifying basic chords. Their current materials, such as worksheets, flash cards, and whiteboard examples, are useful but difficult to update and not always available when students practice independently. The proposed Chord Finder system will let users enter three notes and receive possible chord names based on maintained chord formulas. It will also allow administrators to manage those chord formulas so the system can be updated as the client’s needs grow.</w:t>
       </w:r>
     </w:p>
     <w:p>
@@ -394,6 +138,40 @@
           <w:numId w:val="3"/>
         </w:numPr>
       </w:pPr>
+      <w:hyperlink w:anchor="problem">
+        <w:r>
+          <w:rPr>
+            <w:rStyle w:val="Hyperlink"/>
+          </w:rPr>
+          <w:t>Problem</w:t>
+        </w:r>
+      </w:hyperlink>
+    </w:p>
+    <w:p>
+      <w:pPr>
+        <w:pStyle w:val="Compact"/>
+        <w:numPr>
+          <w:ilvl w:val="1"/>
+          <w:numId w:val="3"/>
+        </w:numPr>
+      </w:pPr>
+      <w:hyperlink w:anchor="table-of-contents">
+        <w:r>
+          <w:rPr>
+            <w:rStyle w:val="Hyperlink"/>
+          </w:rPr>
+          <w:t>Table of Contents</w:t>
+        </w:r>
+      </w:hyperlink>
+    </w:p>
+    <w:p>
+      <w:pPr>
+        <w:pStyle w:val="Compact"/>
+        <w:numPr>
+          <w:ilvl w:val="1"/>
+          <w:numId w:val="3"/>
+        </w:numPr>
+      </w:pPr>
       <w:hyperlink w:anchor="design-process">
         <w:r>
           <w:rPr>
@@ -411,12 +189,29 @@
           <w:numId w:val="3"/>
         </w:numPr>
       </w:pPr>
-      <w:hyperlink w:anchor="table-of-contents">
+      <w:hyperlink w:anchor="assumptions-and-open-questions">
         <w:r>
           <w:rPr>
             <w:rStyle w:val="Hyperlink"/>
           </w:rPr>
-          <w:t>Table of Contents</w:t>
+          <w:t>Assumptions and Open Questions</w:t>
+        </w:r>
+      </w:hyperlink>
+    </w:p>
+    <w:p>
+      <w:pPr>
+        <w:pStyle w:val="Compact"/>
+        <w:numPr>
+          <w:ilvl w:val="1"/>
+          <w:numId w:val="3"/>
+        </w:numPr>
+      </w:pPr>
+      <w:hyperlink w:anchor="design-decision-log">
+        <w:r>
+          <w:rPr>
+            <w:rStyle w:val="Hyperlink"/>
+          </w:rPr>
+          <w:t>Design Decision Log</w:t>
         </w:r>
       </w:hyperlink>
     </w:p>
@@ -798,27 +593,859 @@
       <w:pPr>
         <w:pStyle w:val="Heading2"/>
       </w:pPr>
-      <w:bookmarkStart w:id="4" w:name="noun-analysis"/>
+      <w:bookmarkStart w:id="4" w:name="design-process"/>
       <w:bookmarkEnd w:id="3"/>
+      <w:r>
+        <w:t>Design Process</w:t>
+      </w:r>
+    </w:p>
+    <w:p>
+      <w:pPr>
+        <w:pStyle w:val="FirstParagraph"/>
+      </w:pPr>
+      <w:r>
+        <w:t>I used an object-oriented design approach by first understanding the Chord Finder problem domain before writing code. I identified the major behaviors the system needed to support: a Chord Finder User can submit notes to identify possible chords, and an Administrator can maintain the chord formulas used by the system.</w:t>
+      </w:r>
+    </w:p>
+    <w:p>
+      <w:pPr>
+        <w:pStyle w:val="BodyText"/>
+      </w:pPr>
+      <w:r>
+        <w:t xml:space="preserve">The development process started with noun analysis and domain modeling. I reviewed the requirements and extracted important nouns such as ChordFinderSystem, ChordFormulaCatalog, ChordFormula, Chord, Note, chord name, pitch position, chord </w:t>
+      </w:r>
+      <w:r>
+        <w:lastRenderedPageBreak/>
+        <w:t>quality, administrator, and chord finder user. I then evaluated each noun by asking whether it represented a meaningful object with state, behavior, and responsibility within the system.</w:t>
+      </w:r>
+    </w:p>
+    <w:p>
+      <w:pPr>
+        <w:pStyle w:val="BodyText"/>
+      </w:pPr>
+      <w:r>
+        <w:t>The final domain model focused on five main classes: ChordFinderSystem, ChordFormulaCatalog, ChordFormula, Chord, and Note. Supporting ideas such as chord name, pitch position, formula intervals, chord quality, and display suffix were treated as attributes rather than separate classes. Actors such as Chord Finder User and Administrator were not modeled as domain classes because they interact with the system but are not objects the system needs to store or manage.</w:t>
+      </w:r>
+    </w:p>
+    <w:p>
+      <w:pPr>
+        <w:pStyle w:val="BodyText"/>
+      </w:pPr>
+      <w:r>
+        <w:t>Each class was designed with a clear responsibility. Note handles note spelling, pitch position, validation, and interval distance. ChordFormula stores a chord pattern, quality, and suffix used to determine whether submitted notes match a formula. Chord represents an identified chord result using a root note and matching formula. ChordFormulaCatalog manages the collection of maintained formulas, including adding, editing, deleting, and viewing formulas. ChordFinderSystem coordinates the overall application by validating submitted notes, identifying chords, and using the formula catalog to maintain chord definitions.</w:t>
+      </w:r>
+    </w:p>
+    <w:p>
+      <w:pPr>
+        <w:pStyle w:val="BodyText"/>
+      </w:pPr>
+      <w:r>
+        <w:t>The design was refined through use case modeling, sequence diagrams, and traceability between requirements, design, implementation, and tests. The implementation was then completed in Java, with automated testing using JUnit for unit tests and Cucumber BDD scenarios for behavior-level validation.</w:t>
+      </w:r>
+    </w:p>
+    <w:p>
+      <w:pPr>
+        <w:pStyle w:val="BodyText"/>
+      </w:pPr>
+      <w:r>
+        <w:t>Overall, the project moved from requirements analysis, to noun analysis, to domain modeling, to use case and sequence modeling, to Java implementation, and finally to automated testing. This process helped keep the code aligned with the original Chord Finder requirements while still allowing the design to support future changes to chord formulas.</w:t>
+      </w:r>
+    </w:p>
+    <w:p>
+      <w:pPr>
+        <w:pStyle w:val="Heading2"/>
+      </w:pPr>
+      <w:bookmarkStart w:id="5" w:name="assumptions-and-open-questions"/>
+      <w:bookmarkEnd w:id="4"/>
+      <w:r>
+        <w:t>Assumptions and Open Questions</w:t>
+      </w:r>
+    </w:p>
+    <w:p>
+      <w:pPr>
+        <w:pStyle w:val="FirstParagraph"/>
+      </w:pPr>
+      <w:r>
+        <w:t>Several assumptions were made because the prompt does not define every detail of how the Chord Finder system should work. I assumed that the initial version only needs to identify triads made from exactly three submitted notes. I also assumed that the system should compare the submitted notes against maintained chord formulas such as major, minor, diminished, and augmented formulas. Since users may enter notes in different orders, I assumed the system should still be able to identify a chord even when the notes are not entered in root position.</w:t>
+      </w:r>
+    </w:p>
+    <w:p>
+      <w:pPr>
+        <w:pStyle w:val="BodyText"/>
+      </w:pPr>
+      <w:r>
+        <w:t>I also assumed that note validation is part of the system’s responsibility. For example, the system should reject invalid note names or entries that do not contain exactly three notes. Supporting details such as pitch position, sharp or flat spelling, and chord suffixes were treated as attributes of domain objects rather than separate major classes unless the design later needs more detail.</w:t>
+      </w:r>
+    </w:p>
+    <w:p>
+      <w:pPr>
+        <w:pStyle w:val="BodyText"/>
+      </w:pPr>
+      <w:r>
+        <w:lastRenderedPageBreak/>
+        <w:t>In a real client engagement, I would ask whether the system needs to support enharmonic equivalents, such as C# and Db, and how those should be displayed in the results. I would also ask whether the client wants the system to return one best chord name or all possible matching chord names. Another open question is whether administrators should be able to add completely new chord formulas, edit existing formulas, delete formulas, or only update a fixed list provided by the client.</w:t>
+      </w:r>
+    </w:p>
+    <w:p>
+      <w:pPr>
+        <w:pStyle w:val="BodyText"/>
+      </w:pPr>
+      <w:r>
+        <w:t>Because the client was unavailable for further clarification, I made design decisions that keep the system small but flexible. I limited the first release to three-note chords, treated the Chord Finder User and Administrator as actors rather than domain classes, and kept chord formulas as maintained system data so the application can be updated without changing the main chord-finding logic.</w:t>
+      </w:r>
+    </w:p>
+    <w:p>
+      <w:pPr>
+        <w:pStyle w:val="Heading2"/>
+      </w:pPr>
+      <w:bookmarkStart w:id="6" w:name="design-decision-log"/>
+      <w:bookmarkEnd w:id="5"/>
+      <w:r>
+        <w:t>Design Decision Log</w:t>
+      </w:r>
+    </w:p>
+    <w:tbl>
+      <w:tblPr>
+        <w:tblStyle w:val="Table"/>
+        <w:tblW w:w="5000" w:type="pct"/>
+        <w:tblLayout w:type="fixed"/>
+        <w:tblLook w:val="0020" w:firstRow="1" w:lastRow="0" w:firstColumn="0" w:lastColumn="0" w:noHBand="0" w:noVBand="0"/>
+      </w:tblPr>
+      <w:tblGrid>
+        <w:gridCol w:w="3192"/>
+        <w:gridCol w:w="3192"/>
+        <w:gridCol w:w="3192"/>
+      </w:tblGrid>
+      <w:tr>
+        <w:trPr>
+          <w:cnfStyle w:val="100000000000" w:firstRow="1" w:lastRow="0" w:firstColumn="0" w:lastColumn="0" w:oddVBand="0" w:evenVBand="0" w:oddHBand="0" w:evenHBand="0" w:firstRowFirstColumn="0" w:firstRowLastColumn="0" w:lastRowFirstColumn="0" w:lastRowLastColumn="0"/>
+          <w:tblHeader/>
+        </w:trPr>
+        <w:tc>
+          <w:tcPr>
+            <w:tcW w:w="2640" w:type="dxa"/>
+          </w:tcPr>
+          <w:p>
+            <w:pPr>
+              <w:pStyle w:val="Compact"/>
+            </w:pPr>
+            <w:r>
+              <w:t>Decision</w:t>
+            </w:r>
+          </w:p>
+        </w:tc>
+        <w:tc>
+          <w:tcPr>
+            <w:tcW w:w="2640" w:type="dxa"/>
+          </w:tcPr>
+          <w:p>
+            <w:pPr>
+              <w:pStyle w:val="Compact"/>
+            </w:pPr>
+            <w:r>
+              <w:t>Alternatives Considered</w:t>
+            </w:r>
+          </w:p>
+        </w:tc>
+        <w:tc>
+          <w:tcPr>
+            <w:tcW w:w="2640" w:type="dxa"/>
+          </w:tcPr>
+          <w:p>
+            <w:pPr>
+              <w:pStyle w:val="Compact"/>
+            </w:pPr>
+            <w:r>
+              <w:t>Rationale</w:t>
+            </w:r>
+          </w:p>
+        </w:tc>
+      </w:tr>
+      <w:tr>
+        <w:tc>
+          <w:tcPr>
+            <w:tcW w:w="2640" w:type="dxa"/>
+          </w:tcPr>
+          <w:p>
+            <w:pPr>
+              <w:pStyle w:val="Compact"/>
+            </w:pPr>
+            <w:r>
+              <w:t>Use ChordFinderSystem as the main system class.</w:t>
+            </w:r>
+          </w:p>
+        </w:tc>
+        <w:tc>
+          <w:tcPr>
+            <w:tcW w:w="2640" w:type="dxa"/>
+          </w:tcPr>
+          <w:p>
+            <w:pPr>
+              <w:pStyle w:val="Compact"/>
+            </w:pPr>
+            <w:r>
+              <w:t>Considered whether ChordFormulaCatalog, ChordFormula, or Chord could handle the main coordination behavior. ChordFormulaCatalog manages formulas, ChordFormula represents one formula definition, and Chord represents one identified result. None of those classes should control the entire application workflow.</w:t>
+            </w:r>
+          </w:p>
+        </w:tc>
+        <w:tc>
+          <w:tcPr>
+            <w:tcW w:w="2640" w:type="dxa"/>
+          </w:tcPr>
+          <w:p>
+            <w:pPr>
+              <w:pStyle w:val="Compact"/>
+            </w:pPr>
+            <w:r>
+              <w:t>ChordFinderSystem is the best place for coordinating note validation, chord identification, and formula maintenance. The other classes have more focused responsibilities, so placing the main coordination behavior there would make those classes too broad and less cohesive.</w:t>
+            </w:r>
+          </w:p>
+        </w:tc>
+      </w:tr>
+      <w:tr>
+        <w:tc>
+          <w:tcPr>
+            <w:tcW w:w="2640" w:type="dxa"/>
+          </w:tcPr>
+          <w:p>
+            <w:pPr>
+              <w:pStyle w:val="Compact"/>
+            </w:pPr>
+            <w:r>
+              <w:t>Treat Chord Finder User as an actor instead of a class.</w:t>
+            </w:r>
+          </w:p>
+        </w:tc>
+        <w:tc>
+          <w:tcPr>
+            <w:tcW w:w="2640" w:type="dxa"/>
+          </w:tcPr>
+          <w:p>
+            <w:pPr>
+              <w:pStyle w:val="Compact"/>
+            </w:pPr>
+            <w:r>
+              <w:t>Considered whether ChordFinderSystem should store user information or whether a separate User class was needed. This would only make sense if the system needed user accounts, saved searches, practice history, or personalized settings.</w:t>
+            </w:r>
+          </w:p>
+        </w:tc>
+        <w:tc>
+          <w:tcPr>
+            <w:tcW w:w="2640" w:type="dxa"/>
+          </w:tcPr>
+          <w:p>
+            <w:pPr>
+              <w:pStyle w:val="Compact"/>
+            </w:pPr>
+            <w:r>
+              <w:t>The regular user only submits notes and receives chord results. The system does not need to store user accounts, profiles, or user history for the initial release, so modeling the user as a class would add unnecessary complexity.</w:t>
+            </w:r>
+          </w:p>
+        </w:tc>
+      </w:tr>
+      <w:tr>
+        <w:tc>
+          <w:tcPr>
+            <w:tcW w:w="2640" w:type="dxa"/>
+          </w:tcPr>
+          <w:p>
+            <w:pPr>
+              <w:pStyle w:val="Compact"/>
+            </w:pPr>
+            <w:r>
+              <w:t>Treat Administrator as an actor instead of a class.</w:t>
+            </w:r>
+          </w:p>
+        </w:tc>
+        <w:tc>
+          <w:tcPr>
+            <w:tcW w:w="2640" w:type="dxa"/>
+          </w:tcPr>
+          <w:p>
+            <w:pPr>
+              <w:pStyle w:val="Compact"/>
+            </w:pPr>
+            <w:r>
+              <w:t xml:space="preserve">Considered whether ChordFinderSystem or a separate Administrator class should store </w:t>
+            </w:r>
+            <w:r>
+              <w:lastRenderedPageBreak/>
+              <w:t>administrator data. This would be useful if the system required login accounts, permissions, audit history, or different administrator roles.</w:t>
+            </w:r>
+          </w:p>
+        </w:tc>
+        <w:tc>
+          <w:tcPr>
+            <w:tcW w:w="2640" w:type="dxa"/>
+          </w:tcPr>
+          <w:p>
+            <w:pPr>
+              <w:pStyle w:val="Compact"/>
+            </w:pPr>
+            <w:r>
+              <w:lastRenderedPageBreak/>
+              <w:t xml:space="preserve">The administrator performs formula maintenance, but the prompt does not require storing administrator </w:t>
+            </w:r>
+            <w:r>
+              <w:lastRenderedPageBreak/>
+              <w:t>identity, login data, permissions, or history. Because the administrator is an external role interacting with the system, it is better represented as an actor.</w:t>
+            </w:r>
+          </w:p>
+        </w:tc>
+      </w:tr>
+      <w:tr>
+        <w:tc>
+          <w:tcPr>
+            <w:tcW w:w="2640" w:type="dxa"/>
+          </w:tcPr>
+          <w:p>
+            <w:pPr>
+              <w:pStyle w:val="Compact"/>
+            </w:pPr>
+            <w:r>
+              <w:lastRenderedPageBreak/>
+              <w:t>Keep ChordFormulaCatalog as a class.</w:t>
+            </w:r>
+          </w:p>
+        </w:tc>
+        <w:tc>
+          <w:tcPr>
+            <w:tcW w:w="2640" w:type="dxa"/>
+          </w:tcPr>
+          <w:p>
+            <w:pPr>
+              <w:pStyle w:val="Compact"/>
+            </w:pPr>
+            <w:r>
+              <w:t>Considered whether ChordFinderSystem could manage the chord formula collection directly. ChordFinderSystem could technically hold the formula list, but that would mix formula storage and maintenance behavior with the main chord-finding workflow.</w:t>
+            </w:r>
+          </w:p>
+        </w:tc>
+        <w:tc>
+          <w:tcPr>
+            <w:tcW w:w="2640" w:type="dxa"/>
+          </w:tcPr>
+          <w:p>
+            <w:pPr>
+              <w:pStyle w:val="Compact"/>
+            </w:pPr>
+            <w:r>
+              <w:t>ChordFormulaCatalog has its own responsibility because it manages the collection of maintained chord formulas. Separating it keeps formula maintenance easier to manage, prevents ChordFinderSystem from becoming too large, and supports future changes to formula management.</w:t>
+            </w:r>
+          </w:p>
+        </w:tc>
+      </w:tr>
+      <w:tr>
+        <w:tc>
+          <w:tcPr>
+            <w:tcW w:w="2640" w:type="dxa"/>
+          </w:tcPr>
+          <w:p>
+            <w:pPr>
+              <w:pStyle w:val="Compact"/>
+            </w:pPr>
+            <w:r>
+              <w:t>Keep ChordFormula as a class.</w:t>
+            </w:r>
+          </w:p>
+        </w:tc>
+        <w:tc>
+          <w:tcPr>
+            <w:tcW w:w="2640" w:type="dxa"/>
+          </w:tcPr>
+          <w:p>
+            <w:pPr>
+              <w:pStyle w:val="Compact"/>
+            </w:pPr>
+            <w:r>
+              <w:t>Considered whether ChordFormulaCatalog or ChordFinderSystem could store formula details without a separate ChordFormula class. This would mean storing formula data as strings, numbers, or lists directly inside another class.</w:t>
+            </w:r>
+          </w:p>
+        </w:tc>
+        <w:tc>
+          <w:tcPr>
+            <w:tcW w:w="2640" w:type="dxa"/>
+          </w:tcPr>
+          <w:p>
+            <w:pPr>
+              <w:pStyle w:val="Compact"/>
+            </w:pPr>
+            <w:r>
+              <w:t>A chord formula has its own state and behavior because it stores a formula pattern and is used to determine whether submitted notes match that pattern. Since formulas are maintained by the administrator and used by the search process, ChordFormula should remain its own class.</w:t>
+            </w:r>
+          </w:p>
+        </w:tc>
+      </w:tr>
+      <w:tr>
+        <w:tc>
+          <w:tcPr>
+            <w:tcW w:w="2640" w:type="dxa"/>
+          </w:tcPr>
+          <w:p>
+            <w:pPr>
+              <w:pStyle w:val="Compact"/>
+            </w:pPr>
+            <w:r>
+              <w:t>Keep Note as a class.</w:t>
+            </w:r>
+          </w:p>
+        </w:tc>
+        <w:tc>
+          <w:tcPr>
+            <w:tcW w:w="2640" w:type="dxa"/>
+          </w:tcPr>
+          <w:p>
+            <w:pPr>
+              <w:pStyle w:val="Compact"/>
+            </w:pPr>
+            <w:r>
+              <w:t>Considered whether ChordFinderSystem, ChordFormula, or Chord could handle note validation and pitch behavior. This would reduce the number of classes, but it would spread note-related rules across the system.</w:t>
+            </w:r>
+          </w:p>
+        </w:tc>
+        <w:tc>
+          <w:tcPr>
+            <w:tcW w:w="2640" w:type="dxa"/>
+          </w:tcPr>
+          <w:p>
+            <w:pPr>
+              <w:pStyle w:val="Compact"/>
+            </w:pPr>
+            <w:r>
+              <w:t>Notes need validation, spelling, pitch position, and interval behavior, so they are more than simple text values. Keeping Note as a class places note-specific behavior in one location and makes chord matching easier to understand and test.</w:t>
+            </w:r>
+          </w:p>
+        </w:tc>
+      </w:tr>
+      <w:tr>
+        <w:tc>
+          <w:tcPr>
+            <w:tcW w:w="2640" w:type="dxa"/>
+          </w:tcPr>
+          <w:p>
+            <w:pPr>
+              <w:pStyle w:val="Compact"/>
+            </w:pPr>
+            <w:r>
+              <w:t>Keep Chord as a class.</w:t>
+            </w:r>
+          </w:p>
+        </w:tc>
+        <w:tc>
+          <w:tcPr>
+            <w:tcW w:w="2640" w:type="dxa"/>
+          </w:tcPr>
+          <w:p>
+            <w:pPr>
+              <w:pStyle w:val="Compact"/>
+            </w:pPr>
+            <w:r>
+              <w:t xml:space="preserve">Considered whether ChordFinderSystem could return chord names as plain </w:t>
+            </w:r>
+            <w:r>
+              <w:lastRenderedPageBreak/>
+              <w:t>text instead of creating Chord objects. Returning a string would be simpler, but it would lose the connection between the root note, formula, submitted notes, and generated chord name.</w:t>
+            </w:r>
+          </w:p>
+        </w:tc>
+        <w:tc>
+          <w:tcPr>
+            <w:tcW w:w="2640" w:type="dxa"/>
+          </w:tcPr>
+          <w:p>
+            <w:pPr>
+              <w:pStyle w:val="Compact"/>
+            </w:pPr>
+            <w:r>
+              <w:lastRenderedPageBreak/>
+              <w:t xml:space="preserve">A chord is the identified result of the system and connects a root note with a </w:t>
+            </w:r>
+            <w:r>
+              <w:lastRenderedPageBreak/>
+              <w:t>matching chord formula. This gives it enough meaning, state, and future flexibility to be modeled as a class instead of only a text result.</w:t>
+            </w:r>
+          </w:p>
+        </w:tc>
+      </w:tr>
+      <w:tr>
+        <w:tc>
+          <w:tcPr>
+            <w:tcW w:w="2640" w:type="dxa"/>
+          </w:tcPr>
+          <w:p>
+            <w:pPr>
+              <w:pStyle w:val="Compact"/>
+            </w:pPr>
+            <w:r>
+              <w:lastRenderedPageBreak/>
+              <w:t>Treat pitch position as an attribute of Note.</w:t>
+            </w:r>
+          </w:p>
+        </w:tc>
+        <w:tc>
+          <w:tcPr>
+            <w:tcW w:w="2640" w:type="dxa"/>
+          </w:tcPr>
+          <w:p>
+            <w:pPr>
+              <w:pStyle w:val="Compact"/>
+            </w:pPr>
+            <w:r>
+              <w:t>Considered whether PitchPosition should be its own class or whether Note could handle that state. A separate class would only be useful if pitch position had complex behavior or needed to be managed independently.</w:t>
+            </w:r>
+          </w:p>
+        </w:tc>
+        <w:tc>
+          <w:tcPr>
+            <w:tcW w:w="2640" w:type="dxa"/>
+          </w:tcPr>
+          <w:p>
+            <w:pPr>
+              <w:pStyle w:val="Compact"/>
+            </w:pPr>
+            <w:r>
+              <w:t>Pitch position supports note comparison, but it does not have enough independent behavior, identity, or lifecycle to justify a separate class. Note can manage this value directly because pitch position is part of what defines a note in this system.</w:t>
+            </w:r>
+          </w:p>
+        </w:tc>
+      </w:tr>
+      <w:tr>
+        <w:tc>
+          <w:tcPr>
+            <w:tcW w:w="2640" w:type="dxa"/>
+          </w:tcPr>
+          <w:p>
+            <w:pPr>
+              <w:pStyle w:val="Compact"/>
+            </w:pPr>
+            <w:r>
+              <w:t>Treat sharp and flat spellings as attributes of Note.</w:t>
+            </w:r>
+          </w:p>
+        </w:tc>
+        <w:tc>
+          <w:tcPr>
+            <w:tcW w:w="2640" w:type="dxa"/>
+          </w:tcPr>
+          <w:p>
+            <w:pPr>
+              <w:pStyle w:val="Compact"/>
+            </w:pPr>
+            <w:r>
+              <w:t>Considered whether NoteSpelling or EnharmonicName should be separate classes. These classes could be useful in a larger music theory system, but the current system only needs enough spelling support to validate notes and display results.</w:t>
+            </w:r>
+          </w:p>
+        </w:tc>
+        <w:tc>
+          <w:tcPr>
+            <w:tcW w:w="2640" w:type="dxa"/>
+          </w:tcPr>
+          <w:p>
+            <w:pPr>
+              <w:pStyle w:val="Compact"/>
+            </w:pPr>
+            <w:r>
+              <w:t>Spelling is important, but Note can handle this state and behavior without adding extra classes to the model. This keeps the model focused on the required chord-finding behavior while still supporting sharp and flat note names.</w:t>
+            </w:r>
+          </w:p>
+        </w:tc>
+      </w:tr>
+      <w:tr>
+        <w:tc>
+          <w:tcPr>
+            <w:tcW w:w="2640" w:type="dxa"/>
+          </w:tcPr>
+          <w:p>
+            <w:pPr>
+              <w:pStyle w:val="Compact"/>
+            </w:pPr>
+            <w:r>
+              <w:t>Combine submitted notes into a list of Note objects.</w:t>
+            </w:r>
+          </w:p>
+        </w:tc>
+        <w:tc>
+          <w:tcPr>
+            <w:tcW w:w="2640" w:type="dxa"/>
+          </w:tcPr>
+          <w:p>
+            <w:pPr>
+              <w:pStyle w:val="Compact"/>
+            </w:pPr>
+            <w:r>
+              <w:t>Considered whether SubmittedNotes should be its own class or whether ChordFinderSystem could hold a list of Note objects. A separate SubmittedNotes class would only be useful if the submitted note group had its own rules beyond count validation and storage.</w:t>
+            </w:r>
+          </w:p>
+        </w:tc>
+        <w:tc>
+          <w:tcPr>
+            <w:tcW w:w="2640" w:type="dxa"/>
+          </w:tcPr>
+          <w:p>
+            <w:pPr>
+              <w:pStyle w:val="Compact"/>
+            </w:pPr>
+            <w:r>
+              <w:t>Submitted notes are a temporary collection used during chord identification. The collection does not need independent behavior beyond holding Note objects, so a separate class is not necessary for the initial design.</w:t>
+            </w:r>
+          </w:p>
+        </w:tc>
+      </w:tr>
+      <w:tr>
+        <w:tc>
+          <w:tcPr>
+            <w:tcW w:w="2640" w:type="dxa"/>
+          </w:tcPr>
+          <w:p>
+            <w:pPr>
+              <w:pStyle w:val="Compact"/>
+            </w:pPr>
+            <w:r>
+              <w:t>Limit the first release to triads.</w:t>
+            </w:r>
+          </w:p>
+        </w:tc>
+        <w:tc>
+          <w:tcPr>
+            <w:tcW w:w="2640" w:type="dxa"/>
+          </w:tcPr>
+          <w:p>
+            <w:pPr>
+              <w:pStyle w:val="Compact"/>
+            </w:pPr>
+            <w:r>
+              <w:t xml:space="preserve">Considered whether ChordFormula should support seventh chords, inversions, voicings, or other </w:t>
+            </w:r>
+            <w:r>
+              <w:lastRenderedPageBreak/>
+              <w:t>advanced chord types immediately. Those features would make the system more powerful, but they would also add complexity beyond the client’s initial request.</w:t>
+            </w:r>
+          </w:p>
+        </w:tc>
+        <w:tc>
+          <w:tcPr>
+            <w:tcW w:w="2640" w:type="dxa"/>
+          </w:tcPr>
+          <w:p>
+            <w:pPr>
+              <w:pStyle w:val="Compact"/>
+            </w:pPr>
+            <w:r>
+              <w:lastRenderedPageBreak/>
+              <w:t xml:space="preserve">The client’s initial problem is focused on identifying three-note chords. Limiting the release to triads keeps the </w:t>
+            </w:r>
+            <w:r>
+              <w:lastRenderedPageBreak/>
+              <w:t>system small, understandable, and aligned with the stated requirements while still allowing formulas to be extended later.</w:t>
+            </w:r>
+          </w:p>
+        </w:tc>
+      </w:tr>
+      <w:tr>
+        <w:tc>
+          <w:tcPr>
+            <w:tcW w:w="2640" w:type="dxa"/>
+          </w:tcPr>
+          <w:p>
+            <w:pPr>
+              <w:pStyle w:val="Compact"/>
+            </w:pPr>
+            <w:r>
+              <w:lastRenderedPageBreak/>
+              <w:t>Return all matching chord names when appropriate.</w:t>
+            </w:r>
+          </w:p>
+        </w:tc>
+        <w:tc>
+          <w:tcPr>
+            <w:tcW w:w="2640" w:type="dxa"/>
+          </w:tcPr>
+          <w:p>
+            <w:pPr>
+              <w:pStyle w:val="Compact"/>
+            </w:pPr>
+            <w:r>
+              <w:t>Considered whether ChordFinderSystem should return only one Chord result. Returning one result would be simpler, but it could hide valid chord interpretations from the user.</w:t>
+            </w:r>
+          </w:p>
+        </w:tc>
+        <w:tc>
+          <w:tcPr>
+            <w:tcW w:w="2640" w:type="dxa"/>
+          </w:tcPr>
+          <w:p>
+            <w:pPr>
+              <w:pStyle w:val="Compact"/>
+            </w:pPr>
+            <w:r>
+              <w:t>Some note combinations can match more than one chord formula or chord name. Returning all valid matches gives a more complete result and better supports the client’s goal of helping users learn basic harmony.</w:t>
+            </w:r>
+          </w:p>
+        </w:tc>
+      </w:tr>
+      <w:tr>
+        <w:tc>
+          <w:tcPr>
+            <w:tcW w:w="2640" w:type="dxa"/>
+          </w:tcPr>
+          <w:p>
+            <w:pPr>
+              <w:pStyle w:val="Compact"/>
+            </w:pPr>
+            <w:r>
+              <w:t>Keep chord formulas as maintained system data.</w:t>
+            </w:r>
+          </w:p>
+        </w:tc>
+        <w:tc>
+          <w:tcPr>
+            <w:tcW w:w="2640" w:type="dxa"/>
+          </w:tcPr>
+          <w:p>
+            <w:pPr>
+              <w:pStyle w:val="Compact"/>
+            </w:pPr>
+            <w:r>
+              <w:t>Considered whether ChordFinderSystem should hard-code formulas directly. Hard-coding formulas would be simpler at first, but it would make future changes harder because formula updates would require code changes.</w:t>
+            </w:r>
+          </w:p>
+        </w:tc>
+        <w:tc>
+          <w:tcPr>
+            <w:tcW w:w="2640" w:type="dxa"/>
+          </w:tcPr>
+          <w:p>
+            <w:pPr>
+              <w:pStyle w:val="Compact"/>
+            </w:pPr>
+            <w:r>
+              <w:t>The client wants administrative support for maintaining chord formulas, so formulas should be stored and managed as system data. This allows the system to change formulas without redesigning or rewriting the main chord-finding logic.</w:t>
+            </w:r>
+          </w:p>
+        </w:tc>
+      </w:tr>
+      <w:tr>
+        <w:tc>
+          <w:tcPr>
+            <w:tcW w:w="2640" w:type="dxa"/>
+          </w:tcPr>
+          <w:p>
+            <w:pPr>
+              <w:pStyle w:val="Compact"/>
+            </w:pPr>
+            <w:r>
+              <w:t>Validate submitted notes before identifying chords.</w:t>
+            </w:r>
+          </w:p>
+        </w:tc>
+        <w:tc>
+          <w:tcPr>
+            <w:tcW w:w="2640" w:type="dxa"/>
+          </w:tcPr>
+          <w:p>
+            <w:pPr>
+              <w:pStyle w:val="Compact"/>
+            </w:pPr>
+            <w:r>
+              <w:t>Considered whether ChordFinderSystem, Note, or ChordFormula should handle invalid input later in the process. Waiting until later would make chord identification responsible for handling bad input, which would make the process less clear.</w:t>
+            </w:r>
+          </w:p>
+        </w:tc>
+        <w:tc>
+          <w:tcPr>
+            <w:tcW w:w="2640" w:type="dxa"/>
+          </w:tcPr>
+          <w:p>
+            <w:pPr>
+              <w:pStyle w:val="Compact"/>
+            </w:pPr>
+            <w:r>
+              <w:t>Validation should happen first so invalid input does not reach the chord identification logic. This keeps the system behavior clearer, more reliable, and easier to test because invalid note count and invalid spelling are handled before formula matching begins.</w:t>
+            </w:r>
+          </w:p>
+        </w:tc>
+      </w:tr>
+      <w:tr>
+        <w:tc>
+          <w:tcPr>
+            <w:tcW w:w="2640" w:type="dxa"/>
+          </w:tcPr>
+          <w:p>
+            <w:pPr>
+              <w:pStyle w:val="Compact"/>
+            </w:pPr>
+            <w:r>
+              <w:t>Use aggregation between ChordFormulaCatalog and ChordFormula.</w:t>
+            </w:r>
+          </w:p>
+        </w:tc>
+        <w:tc>
+          <w:tcPr>
+            <w:tcW w:w="2640" w:type="dxa"/>
+          </w:tcPr>
+          <w:p>
+            <w:pPr>
+              <w:pStyle w:val="Compact"/>
+            </w:pPr>
+            <w:r>
+              <w:t xml:space="preserve">Considered whether ChordFinderSystem should simply associate with formulas or directly own them. Direct ownership by </w:t>
+            </w:r>
+            <w:r>
+              <w:lastRenderedPageBreak/>
+              <w:t>ChordFinderSystem would work, but it would weaken the purpose of the catalog and make formula management less clearly separated.</w:t>
+            </w:r>
+          </w:p>
+        </w:tc>
+        <w:tc>
+          <w:tcPr>
+            <w:tcW w:w="2640" w:type="dxa"/>
+          </w:tcPr>
+          <w:p>
+            <w:pPr>
+              <w:pStyle w:val="Compact"/>
+            </w:pPr>
+            <w:r>
+              <w:lastRenderedPageBreak/>
+              <w:t xml:space="preserve">The catalog manages a collection of chord formulas, so aggregation best represents the whole-part relationship in this </w:t>
+            </w:r>
+            <w:r>
+              <w:lastRenderedPageBreak/>
+              <w:t>model. This shows that formulas belong to the maintained catalog and supports the design choice to keep formula maintenance separate from chord identification.</w:t>
+            </w:r>
+          </w:p>
+        </w:tc>
+      </w:tr>
+    </w:tbl>
+    <w:p>
+      <w:pPr>
+        <w:pStyle w:val="Heading2"/>
+      </w:pPr>
+      <w:bookmarkStart w:id="7" w:name="noun-analysis"/>
+      <w:bookmarkEnd w:id="6"/>
       <w:r>
         <w:lastRenderedPageBreak/>
         <w:t>Noun Analysis</w:t>
       </w:r>
+    </w:p>
+    <w:p>
+      <w:pPr>
+        <w:pStyle w:val="CaptionedFigure"/>
+      </w:pPr>
       <w:r>
         <w:rPr>
           <w:noProof/>
         </w:rPr>
         <w:drawing>
-          <wp:inline distT="0" distB="0" distL="0" distR="0" wp14:anchorId="1611B9C5" wp14:editId="45C50215">
-            <wp:extent cx="4794250" cy="7370859"/>
+          <wp:inline distT="0" distB="0" distL="0" distR="0" wp14:anchorId="55D6931E" wp14:editId="3C770405">
+            <wp:extent cx="5274310" cy="7418567"/>
             <wp:effectExtent l="0" t="0" r="0" b="0"/>
-            <wp:docPr id="16" name="Picture" descr="alt text"/>
+            <wp:docPr id="19" name="Picture" descr="alt text"/>
             <wp:cNvGraphicFramePr/>
             <a:graphic xmlns:a="http://schemas.openxmlformats.org/drawingml/2006/main">
               <a:graphicData uri="http://schemas.openxmlformats.org/drawingml/2006/picture">
                 <pic:pic xmlns:pic="http://schemas.openxmlformats.org/drawingml/2006/picture">
                   <pic:nvPicPr>
-                    <pic:cNvPr id="17" name="Picture" descr="image-12.png"/>
+                    <pic:cNvPr id="20" name="Picture" descr="image-12.png"/>
                     <pic:cNvPicPr>
                       <a:picLocks noChangeAspect="1" noChangeArrowheads="1"/>
                     </pic:cNvPicPr>
@@ -832,7 +1459,7 @@
                   <pic:spPr bwMode="auto">
                     <a:xfrm>
                       <a:off x="0" y="0"/>
-                      <a:ext cx="4802508" cy="7383555"/>
+                      <a:ext cx="5275865" cy="7420754"/>
                     </a:xfrm>
                     <a:prstGeom prst="rect">
                       <a:avLst/>
@@ -853,29 +1480,20 @@
     </w:p>
     <w:p>
       <w:pPr>
-        <w:rPr>
-          <w:rFonts w:asciiTheme="majorHAnsi" w:eastAsiaTheme="majorEastAsia" w:hAnsiTheme="majorHAnsi" w:cstheme="majorBidi"/>
-          <w:color w:val="0F4761" w:themeColor="accent1" w:themeShade="BF"/>
-          <w:sz w:val="32"/>
-          <w:szCs w:val="32"/>
-        </w:rPr>
-      </w:pPr>
-      <w:r>
-        <w:br w:type="page"/>
+        <w:pStyle w:val="ImageCaption"/>
+      </w:pPr>
+      <w:r>
+        <w:t>s</w:t>
       </w:r>
     </w:p>
     <w:p>
       <w:pPr>
         <w:pStyle w:val="Heading2"/>
       </w:pPr>
-    </w:p>
-    <w:p>
-      <w:pPr>
-        <w:pStyle w:val="Heading2"/>
-      </w:pPr>
-      <w:bookmarkStart w:id="5" w:name="domain-modeling"/>
-      <w:bookmarkEnd w:id="4"/>
-      <w:r>
+      <w:bookmarkStart w:id="8" w:name="domain-modeling"/>
+      <w:bookmarkEnd w:id="7"/>
+      <w:r>
+        <w:lastRenderedPageBreak/>
         <w:t>Domain Modeling</w:t>
       </w:r>
     </w:p>
@@ -964,7 +1582,6 @@
         <w:pStyle w:val="BodyText"/>
       </w:pPr>
       <w:r>
-        <w:lastRenderedPageBreak/>
         <w:t>This domain model keeps the system focused on the objects needed to support the required behavior without adding unnecessary classes for simple values or out-of-scope music theory concepts.</w:t>
       </w:r>
     </w:p>
@@ -976,17 +1593,18 @@
         <w:rPr>
           <w:noProof/>
         </w:rPr>
+        <w:lastRenderedPageBreak/>
         <w:drawing>
-          <wp:inline distT="0" distB="0" distL="0" distR="0" wp14:anchorId="2E99AAD3" wp14:editId="583B2C1B">
+          <wp:inline distT="0" distB="0" distL="0" distR="0" wp14:anchorId="55D69320" wp14:editId="55D69321">
             <wp:extent cx="2704698" cy="7122694"/>
             <wp:effectExtent l="0" t="0" r="0" b="0"/>
-            <wp:docPr id="20" name="Picture" descr="alt text"/>
+            <wp:docPr id="23" name="Picture" descr="alt text"/>
             <wp:cNvGraphicFramePr/>
             <a:graphic xmlns:a="http://schemas.openxmlformats.org/drawingml/2006/main">
               <a:graphicData uri="http://schemas.openxmlformats.org/drawingml/2006/picture">
                 <pic:pic xmlns:pic="http://schemas.openxmlformats.org/drawingml/2006/picture">
                   <pic:nvPicPr>
-                    <pic:cNvPr id="21" name="Picture" descr="image-5.png"/>
+                    <pic:cNvPr id="24" name="Picture" descr="image-5.png"/>
                     <pic:cNvPicPr>
                       <a:picLocks noChangeAspect="1" noChangeArrowheads="1"/>
                     </pic:cNvPicPr>
@@ -1020,21 +1638,22 @@
       </w:r>
     </w:p>
     <w:p>
-      <w:pPr>
-        <w:pStyle w:val="ImageCaption"/>
-      </w:pPr>
-      <w:r>
-        <w:t>alt text</w:t>
-      </w:r>
+      <w:r>
+        <w:br w:type="page"/>
+      </w:r>
+    </w:p>
+    <w:p>
+      <w:pPr>
+        <w:pStyle w:val="CaptionedFigure"/>
+      </w:pPr>
     </w:p>
     <w:p>
       <w:pPr>
         <w:pStyle w:val="Heading2"/>
       </w:pPr>
-      <w:bookmarkStart w:id="6" w:name="use-cases"/>
-      <w:bookmarkEnd w:id="5"/>
-      <w:r>
-        <w:lastRenderedPageBreak/>
+      <w:bookmarkStart w:id="9" w:name="use-cases"/>
+      <w:bookmarkEnd w:id="8"/>
+      <w:r>
         <w:t>Use Cases</w:t>
       </w:r>
     </w:p>
@@ -1055,16 +1674,16 @@
           <w:noProof/>
         </w:rPr>
         <w:drawing>
-          <wp:inline distT="0" distB="0" distL="0" distR="0" wp14:anchorId="7117DE46" wp14:editId="3BB714CC">
+          <wp:inline distT="0" distB="0" distL="0" distR="0" wp14:anchorId="55D69322" wp14:editId="55D69323">
             <wp:extent cx="5334000" cy="2695936"/>
             <wp:effectExtent l="0" t="0" r="0" b="0"/>
-            <wp:docPr id="24" name="Picture" descr="alt text"/>
+            <wp:docPr id="27" name="Picture" descr="alt text"/>
             <wp:cNvGraphicFramePr/>
             <a:graphic xmlns:a="http://schemas.openxmlformats.org/drawingml/2006/main">
               <a:graphicData uri="http://schemas.openxmlformats.org/drawingml/2006/picture">
                 <pic:pic xmlns:pic="http://schemas.openxmlformats.org/drawingml/2006/picture">
                   <pic:nvPicPr>
-                    <pic:cNvPr id="25" name="Picture" descr="assets/image-14.png"/>
+                    <pic:cNvPr id="28" name="Picture" descr="assets/image-14.png"/>
                     <pic:cNvPicPr>
                       <a:picLocks noChangeAspect="1" noChangeArrowheads="1"/>
                     </pic:cNvPicPr>
@@ -1109,7 +1728,7 @@
       <w:pPr>
         <w:pStyle w:val="Heading3"/>
       </w:pPr>
-      <w:bookmarkStart w:id="7" w:name="find-chord"/>
+      <w:bookmarkStart w:id="10" w:name="find-chord"/>
       <w:r>
         <w:t>Find Chord</w:t>
       </w:r>
@@ -1140,16 +1759,16 @@
         </w:rPr>
         <w:lastRenderedPageBreak/>
         <w:drawing>
-          <wp:inline distT="0" distB="0" distL="0" distR="0" wp14:anchorId="79A5A934" wp14:editId="63591A96">
+          <wp:inline distT="0" distB="0" distL="0" distR="0" wp14:anchorId="55D69324" wp14:editId="55D69325">
             <wp:extent cx="4870383" cy="6824311"/>
             <wp:effectExtent l="0" t="0" r="0" b="0"/>
-            <wp:docPr id="27" name="Picture" descr="alt text"/>
+            <wp:docPr id="30" name="Picture" descr="alt text"/>
             <wp:cNvGraphicFramePr/>
             <a:graphic xmlns:a="http://schemas.openxmlformats.org/drawingml/2006/main">
               <a:graphicData uri="http://schemas.openxmlformats.org/drawingml/2006/picture">
                 <pic:pic xmlns:pic="http://schemas.openxmlformats.org/drawingml/2006/picture">
                   <pic:nvPicPr>
-                    <pic:cNvPr id="28" name="Picture" descr="image-15.png"/>
+                    <pic:cNvPr id="31" name="Picture" descr="image-15.png"/>
                     <pic:cNvPicPr>
                       <a:picLocks noChangeAspect="1" noChangeArrowheads="1"/>
                     </pic:cNvPicPr>
@@ -1192,16 +1811,16 @@
         </w:rPr>
         <w:lastRenderedPageBreak/>
         <w:drawing>
-          <wp:inline distT="0" distB="0" distL="0" distR="0" wp14:anchorId="6C5DDF81" wp14:editId="68545118">
+          <wp:inline distT="0" distB="0" distL="0" distR="0" wp14:anchorId="55D69326" wp14:editId="55D69327">
             <wp:extent cx="5334000" cy="3241922"/>
             <wp:effectExtent l="0" t="0" r="0" b="0"/>
-            <wp:docPr id="30" name="Picture" descr="alt text"/>
+            <wp:docPr id="33" name="Picture" descr="alt text"/>
             <wp:cNvGraphicFramePr/>
             <a:graphic xmlns:a="http://schemas.openxmlformats.org/drawingml/2006/main">
               <a:graphicData uri="http://schemas.openxmlformats.org/drawingml/2006/picture">
                 <pic:pic xmlns:pic="http://schemas.openxmlformats.org/drawingml/2006/picture">
                   <pic:nvPicPr>
-                    <pic:cNvPr id="31" name="Picture" descr="image-16.png"/>
+                    <pic:cNvPr id="34" name="Picture" descr="image-16.png"/>
                     <pic:cNvPicPr>
                       <a:picLocks noChangeAspect="1" noChangeArrowheads="1"/>
                     </pic:cNvPicPr>
@@ -1251,16 +1870,16 @@
           <w:noProof/>
         </w:rPr>
         <w:drawing>
-          <wp:inline distT="0" distB="0" distL="0" distR="0" wp14:anchorId="05B80207" wp14:editId="7F328721">
+          <wp:inline distT="0" distB="0" distL="0" distR="0" wp14:anchorId="55D69328" wp14:editId="55D69329">
             <wp:extent cx="5334000" cy="2413191"/>
             <wp:effectExtent l="0" t="0" r="0" b="0"/>
-            <wp:docPr id="33" name="Picture" descr="alt text"/>
+            <wp:docPr id="36" name="Picture" descr="alt text"/>
             <wp:cNvGraphicFramePr/>
             <a:graphic xmlns:a="http://schemas.openxmlformats.org/drawingml/2006/main">
               <a:graphicData uri="http://schemas.openxmlformats.org/drawingml/2006/picture">
                 <pic:pic xmlns:pic="http://schemas.openxmlformats.org/drawingml/2006/picture">
                   <pic:nvPicPr>
-                    <pic:cNvPr id="34" name="Picture" descr="image-13.png"/>
+                    <pic:cNvPr id="37" name="Picture" descr="image-13.png"/>
                     <pic:cNvPicPr>
                       <a:picLocks noChangeAspect="1" noChangeArrowheads="1"/>
                     </pic:cNvPicPr>
@@ -1374,8 +1993,8 @@
       <w:pPr>
         <w:pStyle w:val="Heading3"/>
       </w:pPr>
-      <w:bookmarkStart w:id="8" w:name="maintain-chord-formula"/>
-      <w:bookmarkEnd w:id="7"/>
+      <w:bookmarkStart w:id="11" w:name="maintain-chord-formula"/>
+      <w:bookmarkEnd w:id="10"/>
       <w:r>
         <w:t>Maintain Chord Formula</w:t>
       </w:r>
@@ -1470,16 +2089,16 @@
         </w:rPr>
         <w:lastRenderedPageBreak/>
         <w:drawing>
-          <wp:inline distT="0" distB="0" distL="0" distR="0" wp14:anchorId="5076ECDB" wp14:editId="7D696EBD">
+          <wp:inline distT="0" distB="0" distL="0" distR="0" wp14:anchorId="55D6932A" wp14:editId="55D6932B">
             <wp:extent cx="4908884" cy="8335477"/>
             <wp:effectExtent l="0" t="0" r="0" b="0"/>
-            <wp:docPr id="37" name="Picture" descr="alt text"/>
+            <wp:docPr id="40" name="Picture" descr="alt text"/>
             <wp:cNvGraphicFramePr/>
             <a:graphic xmlns:a="http://schemas.openxmlformats.org/drawingml/2006/main">
               <a:graphicData uri="http://schemas.openxmlformats.org/drawingml/2006/picture">
                 <pic:pic xmlns:pic="http://schemas.openxmlformats.org/drawingml/2006/picture">
                   <pic:nvPicPr>
-                    <pic:cNvPr id="38" name="Picture" descr="image-19.png"/>
+                    <pic:cNvPr id="41" name="Picture" descr="image-19.png"/>
                     <pic:cNvPicPr>
                       <a:picLocks noChangeAspect="1" noChangeArrowheads="1"/>
                     </pic:cNvPicPr>
@@ -1520,16 +2139,16 @@
         </w:rPr>
         <w:lastRenderedPageBreak/>
         <w:drawing>
-          <wp:inline distT="0" distB="0" distL="0" distR="0" wp14:anchorId="50CA390D" wp14:editId="78FB933E">
+          <wp:inline distT="0" distB="0" distL="0" distR="0" wp14:anchorId="55D6932C" wp14:editId="55D6932D">
             <wp:extent cx="4976261" cy="6237170"/>
             <wp:effectExtent l="0" t="0" r="0" b="0"/>
-            <wp:docPr id="40" name="Picture" descr="alt text"/>
+            <wp:docPr id="43" name="Picture" descr="alt text"/>
             <wp:cNvGraphicFramePr/>
             <a:graphic xmlns:a="http://schemas.openxmlformats.org/drawingml/2006/main">
               <a:graphicData uri="http://schemas.openxmlformats.org/drawingml/2006/picture">
                 <pic:pic xmlns:pic="http://schemas.openxmlformats.org/drawingml/2006/picture">
                   <pic:nvPicPr>
-                    <pic:cNvPr id="41" name="Picture" descr="image-20.png"/>
+                    <pic:cNvPr id="44" name="Picture" descr="image-20.png"/>
                     <pic:cNvPicPr>
                       <a:picLocks noChangeAspect="1" noChangeArrowheads="1"/>
                     </pic:cNvPicPr>
@@ -1570,16 +2189,16 @@
         </w:rPr>
         <w:lastRenderedPageBreak/>
         <w:drawing>
-          <wp:inline distT="0" distB="0" distL="0" distR="0" wp14:anchorId="664CA476" wp14:editId="254E3549">
+          <wp:inline distT="0" distB="0" distL="0" distR="0" wp14:anchorId="55D6932E" wp14:editId="55D6932F">
             <wp:extent cx="5334000" cy="3360243"/>
             <wp:effectExtent l="0" t="0" r="0" b="0"/>
-            <wp:docPr id="43" name="Picture" descr="alt text"/>
+            <wp:docPr id="46" name="Picture" descr="alt text"/>
             <wp:cNvGraphicFramePr/>
             <a:graphic xmlns:a="http://schemas.openxmlformats.org/drawingml/2006/main">
               <a:graphicData uri="http://schemas.openxmlformats.org/drawingml/2006/picture">
                 <pic:pic xmlns:pic="http://schemas.openxmlformats.org/drawingml/2006/picture">
                   <pic:nvPicPr>
-                    <pic:cNvPr id="44" name="Picture" descr="image-18.png"/>
+                    <pic:cNvPr id="47" name="Picture" descr="image-18.png"/>
                     <pic:cNvPicPr>
                       <a:picLocks noChangeAspect="1" noChangeArrowheads="1"/>
                     </pic:cNvPicPr>
@@ -1619,16 +2238,16 @@
           <w:noProof/>
         </w:rPr>
         <w:drawing>
-          <wp:inline distT="0" distB="0" distL="0" distR="0" wp14:anchorId="445EF302" wp14:editId="099D6421">
+          <wp:inline distT="0" distB="0" distL="0" distR="0" wp14:anchorId="55D69330" wp14:editId="55D69331">
             <wp:extent cx="5334000" cy="2073133"/>
             <wp:effectExtent l="0" t="0" r="0" b="0"/>
-            <wp:docPr id="46" name="Picture" descr="alt text"/>
+            <wp:docPr id="49" name="Picture" descr="alt text"/>
             <wp:cNvGraphicFramePr/>
             <a:graphic xmlns:a="http://schemas.openxmlformats.org/drawingml/2006/main">
               <a:graphicData uri="http://schemas.openxmlformats.org/drawingml/2006/picture">
                 <pic:pic xmlns:pic="http://schemas.openxmlformats.org/drawingml/2006/picture">
                   <pic:nvPicPr>
-                    <pic:cNvPr id="47" name="Picture" descr="image-17.png"/>
+                    <pic:cNvPr id="50" name="Picture" descr="image-17.png"/>
                     <pic:cNvPicPr>
                       <a:picLocks noChangeAspect="1" noChangeArrowheads="1"/>
                     </pic:cNvPicPr>
@@ -1665,9 +2284,9 @@
       <w:pPr>
         <w:pStyle w:val="Heading2"/>
       </w:pPr>
-      <w:bookmarkStart w:id="9" w:name="uml-class-diagram"/>
-      <w:bookmarkEnd w:id="6"/>
-      <w:bookmarkEnd w:id="8"/>
+      <w:bookmarkStart w:id="12" w:name="uml-class-diagram"/>
+      <w:bookmarkEnd w:id="9"/>
+      <w:bookmarkEnd w:id="11"/>
       <w:r>
         <w:lastRenderedPageBreak/>
         <w:t>UML Class Diagram</w:t>
@@ -1681,17 +2300,18 @@
         <w:rPr>
           <w:noProof/>
         </w:rPr>
+        <w:lastRenderedPageBreak/>
         <w:drawing>
-          <wp:inline distT="0" distB="0" distL="0" distR="0" wp14:anchorId="7616F5A4" wp14:editId="0E1A1E0A">
-            <wp:extent cx="4485005" cy="7235687"/>
+          <wp:inline distT="0" distB="0" distL="0" distR="0" wp14:anchorId="55D69332" wp14:editId="55D69333">
+            <wp:extent cx="4485372" cy="8248850"/>
             <wp:effectExtent l="0" t="0" r="0" b="0"/>
-            <wp:docPr id="51" name="Picture" descr="alt text"/>
+            <wp:docPr id="54" name="Picture" descr="alt text"/>
             <wp:cNvGraphicFramePr/>
             <a:graphic xmlns:a="http://schemas.openxmlformats.org/drawingml/2006/main">
               <a:graphicData uri="http://schemas.openxmlformats.org/drawingml/2006/picture">
                 <pic:pic xmlns:pic="http://schemas.openxmlformats.org/drawingml/2006/picture">
                   <pic:nvPicPr>
-                    <pic:cNvPr id="52" name="Picture" descr="image-10.png"/>
+                    <pic:cNvPr id="55" name="Picture" descr="image-10.png"/>
                     <pic:cNvPicPr>
                       <a:picLocks noChangeAspect="1" noChangeArrowheads="1"/>
                     </pic:cNvPicPr>
@@ -1705,7 +2325,7 @@
                   <pic:spPr bwMode="auto">
                     <a:xfrm>
                       <a:off x="0" y="0"/>
-                      <a:ext cx="4487040" cy="7238970"/>
+                      <a:ext cx="4485372" cy="8248850"/>
                     </a:xfrm>
                     <a:prstGeom prst="rect">
                       <a:avLst/>
@@ -1726,22 +2346,9 @@
     </w:p>
     <w:p>
       <w:pPr>
-        <w:rPr>
-          <w:rFonts w:eastAsiaTheme="majorEastAsia" w:cstheme="majorBidi"/>
-          <w:color w:val="0F4761" w:themeColor="accent1" w:themeShade="BF"/>
-          <w:sz w:val="28"/>
-          <w:szCs w:val="28"/>
-        </w:rPr>
-      </w:pPr>
-      <w:bookmarkStart w:id="10" w:name="classes"/>
-      <w:r>
-        <w:br w:type="page"/>
-      </w:r>
-    </w:p>
-    <w:p>
-      <w:pPr>
         <w:pStyle w:val="Heading3"/>
       </w:pPr>
+      <w:bookmarkStart w:id="13" w:name="classes"/>
       <w:r>
         <w:lastRenderedPageBreak/>
         <w:t>Classes</w:t>
@@ -2481,42 +3088,29 @@
     </w:p>
     <w:p>
       <w:pPr>
-        <w:rPr>
-          <w:rFonts w:asciiTheme="majorHAnsi" w:eastAsiaTheme="majorEastAsia" w:hAnsiTheme="majorHAnsi" w:cstheme="majorBidi"/>
-          <w:color w:val="0F4761" w:themeColor="accent1" w:themeShade="BF"/>
-          <w:sz w:val="32"/>
-          <w:szCs w:val="32"/>
-        </w:rPr>
-      </w:pPr>
-      <w:bookmarkStart w:id="11" w:name="application-flow"/>
-      <w:bookmarkEnd w:id="9"/>
-      <w:bookmarkEnd w:id="10"/>
-      <w:r>
-        <w:br w:type="page"/>
-      </w:r>
-    </w:p>
-    <w:p>
-      <w:pPr>
         <w:pStyle w:val="Heading2"/>
       </w:pPr>
+      <w:bookmarkStart w:id="14" w:name="application-flow"/>
+      <w:bookmarkEnd w:id="12"/>
+      <w:bookmarkEnd w:id="13"/>
+      <w:r>
+        <w:t>Application Flow</w:t>
+      </w:r>
+    </w:p>
+    <w:p>
+      <w:pPr>
+        <w:pStyle w:val="FirstParagraph"/>
+      </w:pPr>
+      <w:r>
+        <w:t>The application begins by asking whether the person using the program is a Chord Finder User or an Administrator.</w:t>
+      </w:r>
+    </w:p>
+    <w:p>
+      <w:pPr>
+        <w:pStyle w:val="BodyText"/>
+      </w:pPr>
       <w:r>
         <w:lastRenderedPageBreak/>
-        <w:t>Application Flow</w:t>
-      </w:r>
-    </w:p>
-    <w:p>
-      <w:pPr>
-        <w:pStyle w:val="FirstParagraph"/>
-      </w:pPr>
-      <w:r>
-        <w:t>The application begins by asking whether the person using the program is a Chord Finder User or an Administrator.</w:t>
-      </w:r>
-    </w:p>
-    <w:p>
-      <w:pPr>
-        <w:pStyle w:val="BodyText"/>
-      </w:pPr>
-      <w:r>
         <w:t>If the person selects Chord Finder User, the system starts the Find Chord workflow. The user enters three notes separated by spaces. The system validates the input, checks the notes against the available formulas, and displays the matching chord names.</w:t>
       </w:r>
     </w:p>
@@ -2628,17 +3222,18 @@
         <w:rPr>
           <w:noProof/>
         </w:rPr>
+        <w:lastRenderedPageBreak/>
         <w:drawing>
-          <wp:inline distT="0" distB="0" distL="0" distR="0" wp14:anchorId="7ECD2DF4" wp14:editId="2068F875">
+          <wp:inline distT="0" distB="0" distL="0" distR="0" wp14:anchorId="55D69334" wp14:editId="55D69335">
             <wp:extent cx="2021305" cy="1357162"/>
             <wp:effectExtent l="0" t="0" r="0" b="0"/>
-            <wp:docPr id="56" name="Picture" descr="alt text"/>
+            <wp:docPr id="59" name="Picture" descr="alt text"/>
             <wp:cNvGraphicFramePr/>
             <a:graphic xmlns:a="http://schemas.openxmlformats.org/drawingml/2006/main">
               <a:graphicData uri="http://schemas.openxmlformats.org/drawingml/2006/picture">
                 <pic:pic xmlns:pic="http://schemas.openxmlformats.org/drawingml/2006/picture">
                   <pic:nvPicPr>
-                    <pic:cNvPr id="57" name="Picture" descr="assets/image-6.png"/>
+                    <pic:cNvPr id="60" name="Picture" descr="assets/image-6.png"/>
                     <pic:cNvPicPr>
                       <a:picLocks noChangeAspect="1" noChangeArrowheads="1"/>
                     </pic:cNvPicPr>
@@ -2673,14 +3268,6 @@
     </w:p>
     <w:p>
       <w:pPr>
-        <w:pStyle w:val="ImageCaption"/>
-      </w:pPr>
-      <w:r>
-        <w:t>alt text</w:t>
-      </w:r>
-    </w:p>
-    <w:p>
-      <w:pPr>
         <w:pStyle w:val="CaptionedFigure"/>
       </w:pPr>
       <w:r>
@@ -2688,16 +3275,16 @@
           <w:noProof/>
         </w:rPr>
         <w:drawing>
-          <wp:inline distT="0" distB="0" distL="0" distR="0" wp14:anchorId="76105C12" wp14:editId="6CA907E3">
+          <wp:inline distT="0" distB="0" distL="0" distR="0" wp14:anchorId="55D69336" wp14:editId="55D69337">
             <wp:extent cx="3465094" cy="1106905"/>
             <wp:effectExtent l="0" t="0" r="0" b="0"/>
-            <wp:docPr id="59" name="Picture" descr="alt text"/>
+            <wp:docPr id="62" name="Picture" descr="alt text"/>
             <wp:cNvGraphicFramePr/>
             <a:graphic xmlns:a="http://schemas.openxmlformats.org/drawingml/2006/main">
               <a:graphicData uri="http://schemas.openxmlformats.org/drawingml/2006/picture">
                 <pic:pic xmlns:pic="http://schemas.openxmlformats.org/drawingml/2006/picture">
                   <pic:nvPicPr>
-                    <pic:cNvPr id="60" name="Picture" descr="assets/image-7.png"/>
+                    <pic:cNvPr id="63" name="Picture" descr="assets/image-7.png"/>
                     <pic:cNvPicPr>
                       <a:picLocks noChangeAspect="1" noChangeArrowheads="1"/>
                     </pic:cNvPicPr>
@@ -2732,32 +3319,23 @@
     </w:p>
     <w:p>
       <w:pPr>
-        <w:pStyle w:val="ImageCaption"/>
-      </w:pPr>
-      <w:r>
-        <w:t>alt text</w:t>
-      </w:r>
-    </w:p>
-    <w:p>
-      <w:pPr>
         <w:pStyle w:val="CaptionedFigure"/>
       </w:pPr>
       <w:r>
         <w:rPr>
           <w:noProof/>
         </w:rPr>
-        <w:lastRenderedPageBreak/>
         <w:drawing>
-          <wp:inline distT="0" distB="0" distL="0" distR="0" wp14:anchorId="2BA0784B" wp14:editId="46338D38">
+          <wp:inline distT="0" distB="0" distL="0" distR="0" wp14:anchorId="55D69338" wp14:editId="55D69339">
             <wp:extent cx="3542096" cy="1405288"/>
             <wp:effectExtent l="0" t="0" r="0" b="0"/>
-            <wp:docPr id="62" name="Picture" descr="alt text"/>
+            <wp:docPr id="65" name="Picture" descr="alt text"/>
             <wp:cNvGraphicFramePr/>
             <a:graphic xmlns:a="http://schemas.openxmlformats.org/drawingml/2006/main">
               <a:graphicData uri="http://schemas.openxmlformats.org/drawingml/2006/picture">
                 <pic:pic xmlns:pic="http://schemas.openxmlformats.org/drawingml/2006/picture">
                   <pic:nvPicPr>
-                    <pic:cNvPr id="63" name="Picture" descr="assets/image-8.png"/>
+                    <pic:cNvPr id="66" name="Picture" descr="assets/image-8.png"/>
                     <pic:cNvPicPr>
                       <a:picLocks noChangeAspect="1" noChangeArrowheads="1"/>
                     </pic:cNvPicPr>
@@ -2792,14 +3370,6 @@
     </w:p>
     <w:p>
       <w:pPr>
-        <w:pStyle w:val="ImageCaption"/>
-      </w:pPr>
-      <w:r>
-        <w:t>alt text</w:t>
-      </w:r>
-    </w:p>
-    <w:p>
-      <w:pPr>
         <w:pStyle w:val="CaptionedFigure"/>
       </w:pPr>
       <w:r>
@@ -2807,16 +3377,16 @@
           <w:noProof/>
         </w:rPr>
         <w:drawing>
-          <wp:inline distT="0" distB="0" distL="0" distR="0" wp14:anchorId="42BD6B1F" wp14:editId="77C34C90">
+          <wp:inline distT="0" distB="0" distL="0" distR="0" wp14:anchorId="55D6933A" wp14:editId="55D6933B">
             <wp:extent cx="2002054" cy="1463040"/>
             <wp:effectExtent l="0" t="0" r="0" b="0"/>
-            <wp:docPr id="65" name="Picture" descr="alt text"/>
+            <wp:docPr id="68" name="Picture" descr="alt text"/>
             <wp:cNvGraphicFramePr/>
             <a:graphic xmlns:a="http://schemas.openxmlformats.org/drawingml/2006/main">
               <a:graphicData uri="http://schemas.openxmlformats.org/drawingml/2006/picture">
                 <pic:pic xmlns:pic="http://schemas.openxmlformats.org/drawingml/2006/picture">
                   <pic:nvPicPr>
-                    <pic:cNvPr id="66" name="Picture" descr="assets/image-9.png"/>
+                    <pic:cNvPr id="69" name="Picture" descr="assets/image-9.png"/>
                     <pic:cNvPicPr>
                       <a:picLocks noChangeAspect="1" noChangeArrowheads="1"/>
                     </pic:cNvPicPr>
@@ -2851,14 +3421,6 @@
     </w:p>
     <w:p>
       <w:pPr>
-        <w:pStyle w:val="ImageCaption"/>
-      </w:pPr>
-      <w:r>
-        <w:t>alt text</w:t>
-      </w:r>
-    </w:p>
-    <w:p>
-      <w:pPr>
         <w:pStyle w:val="CaptionedFigure"/>
       </w:pPr>
       <w:r>
@@ -2866,16 +3428,16 @@
           <w:noProof/>
         </w:rPr>
         <w:drawing>
-          <wp:inline distT="0" distB="0" distL="0" distR="0" wp14:anchorId="1A5D3B62" wp14:editId="05BBD6E0">
+          <wp:inline distT="0" distB="0" distL="0" distR="0" wp14:anchorId="55D6933C" wp14:editId="55D6933D">
             <wp:extent cx="1771048" cy="1020277"/>
             <wp:effectExtent l="0" t="0" r="0" b="0"/>
-            <wp:docPr id="68" name="Picture" descr="alt text"/>
+            <wp:docPr id="71" name="Picture" descr="alt text"/>
             <wp:cNvGraphicFramePr/>
             <a:graphic xmlns:a="http://schemas.openxmlformats.org/drawingml/2006/main">
               <a:graphicData uri="http://schemas.openxmlformats.org/drawingml/2006/picture">
                 <pic:pic xmlns:pic="http://schemas.openxmlformats.org/drawingml/2006/picture">
                   <pic:nvPicPr>
-                    <pic:cNvPr id="69" name="Picture" descr="assets/image-10.png"/>
+                    <pic:cNvPr id="72" name="Picture" descr="assets/image-10.png"/>
                     <pic:cNvPicPr>
                       <a:picLocks noChangeAspect="1" noChangeArrowheads="1"/>
                     </pic:cNvPicPr>
@@ -2910,31 +3472,24 @@
     </w:p>
     <w:p>
       <w:pPr>
-        <w:pStyle w:val="ImageCaption"/>
-      </w:pPr>
-      <w:r>
-        <w:t>alt text</w:t>
-      </w:r>
-    </w:p>
-    <w:p>
-      <w:pPr>
         <w:pStyle w:val="CaptionedFigure"/>
       </w:pPr>
       <w:r>
         <w:rPr>
           <w:noProof/>
         </w:rPr>
+        <w:lastRenderedPageBreak/>
         <w:drawing>
-          <wp:inline distT="0" distB="0" distL="0" distR="0" wp14:anchorId="122F12AA" wp14:editId="32EBBB95">
+          <wp:inline distT="0" distB="0" distL="0" distR="0" wp14:anchorId="55D6933E" wp14:editId="55D6933F">
             <wp:extent cx="3003082" cy="1251284"/>
             <wp:effectExtent l="0" t="0" r="0" b="0"/>
-            <wp:docPr id="71" name="Picture" descr="alt text"/>
+            <wp:docPr id="74" name="Picture" descr="alt text"/>
             <wp:cNvGraphicFramePr/>
             <a:graphic xmlns:a="http://schemas.openxmlformats.org/drawingml/2006/main">
               <a:graphicData uri="http://schemas.openxmlformats.org/drawingml/2006/picture">
                 <pic:pic xmlns:pic="http://schemas.openxmlformats.org/drawingml/2006/picture">
                   <pic:nvPicPr>
-                    <pic:cNvPr id="72" name="Picture" descr="assets/image-11.png"/>
+                    <pic:cNvPr id="75" name="Picture" descr="assets/image-11.png"/>
                     <pic:cNvPicPr>
                       <a:picLocks noChangeAspect="1" noChangeArrowheads="1"/>
                     </pic:cNvPicPr>
@@ -2969,14 +3524,6 @@
     </w:p>
     <w:p>
       <w:pPr>
-        <w:pStyle w:val="ImageCaption"/>
-      </w:pPr>
-      <w:r>
-        <w:t>alt text</w:t>
-      </w:r>
-    </w:p>
-    <w:p>
-      <w:pPr>
         <w:pStyle w:val="CaptionedFigure"/>
       </w:pPr>
       <w:r>
@@ -2984,16 +3531,16 @@
           <w:noProof/>
         </w:rPr>
         <w:drawing>
-          <wp:inline distT="0" distB="0" distL="0" distR="0" wp14:anchorId="188802F8" wp14:editId="34E6B4A5">
+          <wp:inline distT="0" distB="0" distL="0" distR="0" wp14:anchorId="55D69340" wp14:editId="55D69341">
             <wp:extent cx="3647974" cy="1116530"/>
             <wp:effectExtent l="0" t="0" r="0" b="0"/>
-            <wp:docPr id="74" name="Picture" descr="alt text"/>
+            <wp:docPr id="77" name="Picture" descr="alt text"/>
             <wp:cNvGraphicFramePr/>
             <a:graphic xmlns:a="http://schemas.openxmlformats.org/drawingml/2006/main">
               <a:graphicData uri="http://schemas.openxmlformats.org/drawingml/2006/picture">
                 <pic:pic xmlns:pic="http://schemas.openxmlformats.org/drawingml/2006/picture">
                   <pic:nvPicPr>
-                    <pic:cNvPr id="75" name="Picture" descr="assets/image-12.png"/>
+                    <pic:cNvPr id="78" name="Picture" descr="assets/image-12.png"/>
                     <pic:cNvPicPr>
                       <a:picLocks noChangeAspect="1" noChangeArrowheads="1"/>
                     </pic:cNvPicPr>
@@ -3028,32 +3575,23 @@
     </w:p>
     <w:p>
       <w:pPr>
-        <w:pStyle w:val="ImageCaption"/>
-      </w:pPr>
-      <w:r>
-        <w:t>alt text</w:t>
-      </w:r>
-    </w:p>
-    <w:p>
-      <w:pPr>
         <w:pStyle w:val="CaptionedFigure"/>
       </w:pPr>
       <w:r>
         <w:rPr>
           <w:noProof/>
         </w:rPr>
-        <w:lastRenderedPageBreak/>
         <w:drawing>
-          <wp:inline distT="0" distB="0" distL="0" distR="0" wp14:anchorId="11ACDB89" wp14:editId="2F6ED616">
+          <wp:inline distT="0" distB="0" distL="0" distR="0" wp14:anchorId="55D69342" wp14:editId="55D69343">
             <wp:extent cx="3744227" cy="2974206"/>
             <wp:effectExtent l="0" t="0" r="0" b="0"/>
-            <wp:docPr id="77" name="Picture" descr="alt text"/>
+            <wp:docPr id="80" name="Picture" descr="alt text"/>
             <wp:cNvGraphicFramePr/>
             <a:graphic xmlns:a="http://schemas.openxmlformats.org/drawingml/2006/main">
               <a:graphicData uri="http://schemas.openxmlformats.org/drawingml/2006/picture">
                 <pic:pic xmlns:pic="http://schemas.openxmlformats.org/drawingml/2006/picture">
                   <pic:nvPicPr>
-                    <pic:cNvPr id="78" name="Picture" descr="assets/image-13.png"/>
+                    <pic:cNvPr id="81" name="Picture" descr="assets/image-13.png"/>
                     <pic:cNvPicPr>
                       <a:picLocks noChangeAspect="1" noChangeArrowheads="1"/>
                     </pic:cNvPicPr>
@@ -3090,29 +3628,232 @@
       <w:pPr>
         <w:pStyle w:val="Heading2"/>
       </w:pPr>
-      <w:bookmarkStart w:id="12" w:name="design-decisions"/>
-      <w:bookmarkEnd w:id="11"/>
-    </w:p>
-    <w:p>
-      <w:pPr>
-        <w:rPr>
-          <w:rFonts w:asciiTheme="majorHAnsi" w:eastAsiaTheme="majorEastAsia" w:hAnsiTheme="majorHAnsi" w:cstheme="majorBidi"/>
-          <w:color w:val="0F4761" w:themeColor="accent1" w:themeShade="BF"/>
-          <w:sz w:val="32"/>
-          <w:szCs w:val="32"/>
-        </w:rPr>
-      </w:pPr>
-      <w:r>
-        <w:br w:type="page"/>
+      <w:bookmarkStart w:id="15" w:name="bdd-traceability-to-use-cases"/>
+      <w:bookmarkEnd w:id="14"/>
+      <w:r>
+        <w:t>BDD Traceability to Use Cases</w:t>
+      </w:r>
+    </w:p>
+    <w:p>
+      <w:pPr>
+        <w:pStyle w:val="FirstParagraph"/>
+      </w:pPr>
+      <w:r>
+        <w:t>The BDD tests trace directly back to the main Chord Finder use cases. Each scenario confirms that the system behavior described in the use cases is supported by the design and implementation.</w:t>
+      </w:r>
+    </w:p>
+    <w:p>
+      <w:pPr>
+        <w:pStyle w:val="BodyText"/>
+      </w:pPr>
+      <w:r>
+        <w:t>The Find Chord use case is covered by scenarios where a user submits three valid notes and the system identifies the correct chord. For example, when the user submits C E G, the system identifies C major. When the user submits C Eb G, the system identifies C minor. These scenarios confirm that the system can validate submitted notes, compare them against maintained chord formulas, and return matching chord names.</w:t>
+      </w:r>
+    </w:p>
+    <w:p>
+      <w:pPr>
+        <w:pStyle w:val="BodyText"/>
+      </w:pPr>
+      <w:r>
+        <w:t xml:space="preserve">The Find Chord use case is also covered by alternate scenarios. If the user submits invalid note input, fewer than three notes, or more than three notes, the system rejects the input </w:t>
+      </w:r>
+      <w:r>
+        <w:lastRenderedPageBreak/>
+        <w:t>and does not identify a chord. If the user submits three valid notes that do not match any maintained chord formula, the system returns no matching chord result. These scenarios trace to the validation and no-match alternate paths in the use case.</w:t>
+      </w:r>
+    </w:p>
+    <w:p>
+      <w:pPr>
+        <w:pStyle w:val="BodyText"/>
+      </w:pPr>
+      <w:r>
+        <w:t>The Maintain Chord Formula use case is covered by administrator scenarios for adding, editing, deleting, and viewing chord formulas. The define formula scenario confirms that a new ChordFormula can be added to the ChordFormulaCatalog and then used by the system during chord identification. The edit formula scenario confirms that an existing formula can be revised. The delete formula scenario confirms that a removed formula is no longer used to identify chords. The view formula scenario confirms that the system can return the maintained list of chord formulas.</w:t>
+      </w:r>
+    </w:p>
+    <w:p>
+      <w:pPr>
+        <w:pStyle w:val="BodyText"/>
+      </w:pPr>
+      <w:r>
+        <w:t>The BDD scenarios also verify the connection between the two use cases. Formula maintenance affects chord identification because the ChordFinderSystem uses the ChordFormulaCatalog when matching submitted notes. This means that adding, editing, or deleting a formula changes what chords the system can identify.</w:t>
+      </w:r>
+    </w:p>
+    <w:p>
+      <w:pPr>
+        <w:pStyle w:val="BodyText"/>
+      </w:pPr>
+      <w:r>
+        <w:t>Overall, the BDD tests provide traceability from the use case requirements to the system behavior. They show that the system supports the main paths and alternate paths for both finding chords and maintaining chord formulas.</w:t>
+      </w:r>
+    </w:p>
+    <w:p>
+      <w:pPr>
+        <w:pStyle w:val="Heading3"/>
+      </w:pPr>
+      <w:bookmarkStart w:id="16" w:name="find-chord-bdd-traceability"/>
+      <w:r>
+        <w:t>Find Chord BDD Traceability</w:t>
       </w:r>
     </w:p>
     <w:p>
       <w:pPr>
         <w:pStyle w:val="Heading2"/>
       </w:pPr>
+      <w:bookmarkStart w:id="17" w:name="behavior-bdd-scenario"/>
+      <w:bookmarkEnd w:id="15"/>
+      <w:bookmarkEnd w:id="16"/>
+      <w:r>
+        <w:t>Behavior BDD Scenario</w:t>
+      </w:r>
+    </w:p>
+    <w:p>
+      <w:pPr>
+        <w:pStyle w:val="FirstParagraph"/>
+      </w:pPr>
+      <w:r>
+        <w:t>User submits valid major triad Identify G major from D G B</w:t>
+      </w:r>
+    </w:p>
+    <w:p>
+      <w:pPr>
+        <w:pStyle w:val="BodyText"/>
+      </w:pPr>
+      <w:r>
+        <w:t>User submits valid minor triad Identify C minor from C Eb G</w:t>
+      </w:r>
+    </w:p>
+    <w:p>
+      <w:pPr>
+        <w:pStyle w:val="BodyText"/>
+      </w:pPr>
+      <w:r>
+        <w:t>User submits augmented triad Identify multiple augmented chords from B D# G</w:t>
+      </w:r>
+    </w:p>
+    <w:p>
+      <w:pPr>
+        <w:pStyle w:val="BodyText"/>
+      </w:pPr>
+      <w:r>
+        <w:t>User submits fewer than three notes Reject fewer than three notes</w:t>
+      </w:r>
+    </w:p>
+    <w:p>
+      <w:pPr>
+        <w:pStyle w:val="BodyText"/>
+      </w:pPr>
+      <w:r>
+        <w:t>User submits more than three notes Reject more than three notes</w:t>
+      </w:r>
+    </w:p>
+    <w:p>
+      <w:pPr>
+        <w:pStyle w:val="BodyText"/>
+      </w:pPr>
+      <w:r>
+        <w:t>User submits invalid note spelling Reject invalid note spelling</w:t>
+      </w:r>
+    </w:p>
+    <w:p>
+      <w:pPr>
+        <w:pStyle w:val="BodyText"/>
+      </w:pPr>
+      <w:r>
+        <w:t>User submits valid notes with no match Display no matching chord message</w:t>
+      </w:r>
+    </w:p>
+    <w:p>
+      <w:pPr>
+        <w:pStyle w:val="Heading3"/>
+      </w:pPr>
+      <w:bookmarkStart w:id="18" w:name="maintain-chord-formula-bdd-traceability"/>
+      <w:r>
+        <w:t>Maintain Chord Formula BDD Traceability</w:t>
+      </w:r>
+    </w:p>
+    <w:p>
+      <w:pPr>
+        <w:pStyle w:val="Heading2"/>
+      </w:pPr>
+      <w:bookmarkStart w:id="19" w:name="behavior-bdd-scenario-1"/>
+      <w:bookmarkEnd w:id="17"/>
+      <w:bookmarkEnd w:id="18"/>
+      <w:r>
+        <w:t>Behavior BDD Scenario</w:t>
+      </w:r>
+    </w:p>
+    <w:p>
+      <w:pPr>
+        <w:pStyle w:val="FirstParagraph"/>
+      </w:pPr>
+      <w:r>
+        <w:t>Administrator defines new chord formula Add suspended fourth formula</w:t>
+      </w:r>
+    </w:p>
+    <w:p>
+      <w:pPr>
+        <w:pStyle w:val="BodyText"/>
+      </w:pPr>
+      <w:r>
+        <w:t>Administrator edits existing chord formula Edit existing chord formula values</w:t>
+      </w:r>
+    </w:p>
+    <w:p>
+      <w:pPr>
+        <w:pStyle w:val="BodyText"/>
+      </w:pPr>
+      <w:r>
+        <w:t>Administrator deletes chord formula Delete minor chord formula</w:t>
+      </w:r>
+    </w:p>
+    <w:p>
+      <w:pPr>
+        <w:pStyle w:val="BodyText"/>
+      </w:pPr>
+      <w:r>
+        <w:t>Administrator views chord formulas View maintained chord formula list</w:t>
+      </w:r>
+    </w:p>
+    <w:p>
+      <w:pPr>
+        <w:pStyle w:val="BodyText"/>
+      </w:pPr>
       <w:r>
         <w:lastRenderedPageBreak/>
-        <w:t>Design Decisions</w:t>
+        <w:t>Administrator adds formula used by search Identify chord using newly added formula</w:t>
+      </w:r>
+    </w:p>
+    <w:p>
+      <w:pPr>
+        <w:pStyle w:val="BodyText"/>
+      </w:pPr>
+      <w:r>
+        <w:t>Administrator deletes formula used by search Removed formula is no longer used</w:t>
+      </w:r>
+    </w:p>
+    <w:p>
+      <w:pPr>
+        <w:pStyle w:val="BodyText"/>
+      </w:pPr>
+      <w:r>
+        <w:t>Administrator edits formula used by search Updated formula changes chord matching</w:t>
+      </w:r>
+    </w:p>
+    <w:p>
+      <w:pPr>
+        <w:pStyle w:val="BodyText"/>
+      </w:pPr>
+      <w:r>
+        <w:t>Administrator enters unknown formula name Display formula not found message</w:t>
+      </w:r>
+    </w:p>
+    <w:p>
+      <w:pPr>
+        <w:pStyle w:val="Heading3"/>
+      </w:pPr>
+      <w:bookmarkStart w:id="20" w:name="bdd-scenarios"/>
+      <w:r>
+        <w:t>BDD Scenarios</w:t>
       </w:r>
     </w:p>
     <w:p>
@@ -3120,73 +3861,324 @@
         <w:pStyle w:val="FirstParagraph"/>
       </w:pPr>
       <w:r>
-        <w:t>The design keeps the Chord Finder system focused on the required behavior: identifying possible chord names from three submitted notes and allowing an administrator to maintain chord formulas.</w:t>
-      </w:r>
-    </w:p>
-    <w:p>
-      <w:pPr>
-        <w:pStyle w:val="BodyText"/>
-      </w:pPr>
-      <w:r>
-        <w:t>A separate ChordFormulaCatalog class was added to manage the collection of chord formulas. This keeps formula maintenance responsibilities, such as adding, editing, deleting, finding, and returning formulas, separate from the main ChordFinderSystem.</w:t>
-      </w:r>
-    </w:p>
-    <w:p>
-      <w:pPr>
-        <w:pStyle w:val="BodyText"/>
-      </w:pPr>
-      <w:r>
-        <w:t>ChordFormula was kept as its own class because it represents one chord definition, such as major, minor, diminished, or augmented. It stores the formula name, display suffix, and interval values used to determine whether submitted notes match that chord type.</w:t>
-      </w:r>
-    </w:p>
-    <w:p>
-      <w:pPr>
-        <w:pStyle w:val="BodyText"/>
-      </w:pPr>
-      <w:r>
-        <w:t>Chord was kept separate from ChordFormula because a formula is only a definition, while a chord is an identified result. For example, major is a formula, but C major is an identified chord.</w:t>
-      </w:r>
-    </w:p>
-    <w:p>
-      <w:pPr>
-        <w:pStyle w:val="BodyText"/>
-      </w:pPr>
-      <w:r>
-        <w:t>Note was modeled as its own class because notes have meaningful state and behavior. A note stores spelling and pitch position information, and it supports validation and pitch-distance calculations needed by chord formulas.</w:t>
-      </w:r>
-    </w:p>
-    <w:p>
-      <w:pPr>
-        <w:pStyle w:val="BodyText"/>
-      </w:pPr>
-      <w:r>
-        <w:t>The system avoids unnecessary classes for simple values such as interval numbers, suffix text, or chord names. These are treated as attributes because they do not need separate behavior in the initial release.</w:t>
-      </w:r>
-    </w:p>
-    <w:p>
-      <w:pPr>
-        <w:pStyle w:val="BodyText"/>
-      </w:pPr>
-      <w:r>
-        <w:t>The initial release is limited to triads, so each identified chord is based on three notes. This keeps the model aligned with the client’s current requirements without adding extra complexity for seventh chords, inversions, voicings, sound playback, or advanced music theory concepts.</w:t>
-      </w:r>
-    </w:p>
-    <w:p>
-      <w:pPr>
-        <w:pStyle w:val="BodyText"/>
-      </w:pPr>
-      <w:r>
-        <w:t>Overall, the design separates responsibilities clearly: ChordFinderSystem coordinates the use cases, ChordFormulaCatalog manages formula storage, ChordFormula defines chord patterns, Note handles note behavior, and Chord represents the final identified result.</w:t>
+        <w:t>Feature: Find Chord</w:t>
+      </w:r>
+    </w:p>
+    <w:p>
+      <w:pPr>
+        <w:pStyle w:val="BodyText"/>
+      </w:pPr>
+      <w:r>
+        <w:t>Scenario: Identify G major from D G B</w:t>
+      </w:r>
+    </w:p>
+    <w:p>
+      <w:pPr>
+        <w:pStyle w:val="BodyText"/>
+      </w:pPr>
+      <w:r>
+        <w:t>Given the Chord Finder system has a maintained major chord formula When the user submits D G B Then the system validates the submitted notes And the system identifies G as a matching chord</w:t>
+      </w:r>
+    </w:p>
+    <w:p>
+      <w:pPr>
+        <w:pStyle w:val="BodyText"/>
+      </w:pPr>
+      <w:r>
+        <w:t>Scenario: Identify C minor from C Eb G</w:t>
+      </w:r>
+    </w:p>
+    <w:p>
+      <w:pPr>
+        <w:pStyle w:val="BodyText"/>
+      </w:pPr>
+      <w:r>
+        <w:t>Given the Chord Finder system has a maintained minor chord formula When the user submits C Eb G Then the system validates the submitted notes And the system identifies Cm as a matching chord</w:t>
+      </w:r>
+    </w:p>
+    <w:p>
+      <w:pPr>
+        <w:pStyle w:val="BodyText"/>
+      </w:pPr>
+      <w:r>
+        <w:t>Scenario: Identify multiple augmented chords from B D# G</w:t>
+      </w:r>
+    </w:p>
+    <w:p>
+      <w:pPr>
+        <w:pStyle w:val="BodyText"/>
+      </w:pPr>
+      <w:r>
+        <w:t>Given the Chord Finder system has a maintained augmented chord formula When the user submits B D# G Then the system validates the submitted notes And the system identifies Baug as a matching chord And the system identifies D#aug as a matching chord And the system identifies Gaug as a matching chord</w:t>
+      </w:r>
+    </w:p>
+    <w:p>
+      <w:pPr>
+        <w:pStyle w:val="BodyText"/>
+      </w:pPr>
+      <w:r>
+        <w:t>Scenario: Reject fewer than three notes</w:t>
+      </w:r>
+    </w:p>
+    <w:p>
+      <w:pPr>
+        <w:pStyle w:val="BodyText"/>
+      </w:pPr>
+      <w:r>
+        <w:t>Given the user is using the Chord Finder system When the user submits C E Then the system rejects the submitted notes And the system displays an invalid note entry message</w:t>
+      </w:r>
+    </w:p>
+    <w:p>
+      <w:pPr>
+        <w:pStyle w:val="BodyText"/>
+      </w:pPr>
+      <w:r>
+        <w:t>Scenario: Reject more than three notes</w:t>
+      </w:r>
+    </w:p>
+    <w:p>
+      <w:pPr>
+        <w:pStyle w:val="BodyText"/>
+      </w:pPr>
+      <w:r>
+        <w:t>Given the user is using the Chord Finder system When the user submits C E G B Then the system rejects the submitted notes And the system displays an invalid note entry message</w:t>
+      </w:r>
+    </w:p>
+    <w:p>
+      <w:pPr>
+        <w:pStyle w:val="BodyText"/>
+      </w:pPr>
+      <w:r>
+        <w:t>Scenario: Reject invalid note spelling</w:t>
+      </w:r>
+    </w:p>
+    <w:p>
+      <w:pPr>
+        <w:pStyle w:val="BodyText"/>
+      </w:pPr>
+      <w:r>
+        <w:t>Given the user is using the Chord Finder system When the user submits C H G Then the system rejects the submitted notes And the system displays an invalid note entry message</w:t>
+      </w:r>
+    </w:p>
+    <w:p>
+      <w:pPr>
+        <w:pStyle w:val="BodyText"/>
+      </w:pPr>
+      <w:r>
+        <w:t>Scenario: Reject blank note input</w:t>
+      </w:r>
+    </w:p>
+    <w:p>
+      <w:pPr>
+        <w:pStyle w:val="BodyText"/>
+      </w:pPr>
+      <w:r>
+        <w:t>Given the user is using the Chord Finder system When the user submits blank note input Then the system rejects the submitted notes And the system displays an invalid note entry message</w:t>
+      </w:r>
+    </w:p>
+    <w:p>
+      <w:pPr>
+        <w:pStyle w:val="BodyText"/>
+      </w:pPr>
+      <w:r>
+        <w:lastRenderedPageBreak/>
+        <w:t>Scenario: Display no matching chord message</w:t>
+      </w:r>
+    </w:p>
+    <w:p>
+      <w:pPr>
+        <w:pStyle w:val="BodyText"/>
+      </w:pPr>
+      <w:r>
+        <w:t>Given the Chord Finder system has maintained chord formulas When the user submits C D G Then the system validates the submitted notes And the system does not identify a matching chord And the system displays a no matching chord message</w:t>
+      </w:r>
+    </w:p>
+    <w:p>
+      <w:pPr>
+        <w:pStyle w:val="BodyText"/>
+      </w:pPr>
+      <w:r>
+        <w:t>Scenario: Display no matching chord for duplicate notes</w:t>
+      </w:r>
+    </w:p>
+    <w:p>
+      <w:pPr>
+        <w:pStyle w:val="BodyText"/>
+      </w:pPr>
+      <w:r>
+        <w:t>Given the Chord Finder system has maintained chord formulas When the user submits C C G Then the system validates the submitted notes And the system does not identify a matching chord And the system displays a no matching chord message</w:t>
+      </w:r>
+    </w:p>
+    <w:p>
+      <w:pPr>
+        <w:pStyle w:val="BodyText"/>
+      </w:pPr>
+      <w:r>
+        <w:t>Scenario: Identify chord using flat note spelling</w:t>
+      </w:r>
+    </w:p>
+    <w:p>
+      <w:pPr>
+        <w:pStyle w:val="BodyText"/>
+      </w:pPr>
+      <w:r>
+        <w:t>Given the Chord Finder system has a maintained major chord formula When the user submits Db F Ab Then the system validates the submitted notes And the system identifies Db as a matching chord</w:t>
+      </w:r>
+    </w:p>
+    <w:p>
+      <w:pPr>
+        <w:pStyle w:val="BodyText"/>
+      </w:pPr>
+      <w:r>
+        <w:t>Scenario: Identify chord using sharp note spelling</w:t>
+      </w:r>
+    </w:p>
+    <w:p>
+      <w:pPr>
+        <w:pStyle w:val="BodyText"/>
+      </w:pPr>
+      <w:r>
+        <w:t>Given the Chord Finder system has a maintained major chord formula When the user submits C# F G# Then the system validates the submitted notes And the system identifies C# as a matching chord</w:t>
+      </w:r>
+    </w:p>
+    <w:p>
+      <w:pPr>
+        <w:pStyle w:val="BodyText"/>
+      </w:pPr>
+      <w:r>
+        <w:t>Scenario: View maintained chord formula list</w:t>
+      </w:r>
+    </w:p>
+    <w:p>
+      <w:pPr>
+        <w:pStyle w:val="BodyText"/>
+      </w:pPr>
+      <w:r>
+        <w:t>Given the administrator is maintaining chord formulas When the administrator selects view chord formulas Then the system retrieves the maintained chord formulas And the system displays the chord formula list</w:t>
+      </w:r>
+    </w:p>
+    <w:p>
+      <w:pPr>
+        <w:pStyle w:val="BodyText"/>
+      </w:pPr>
+      <w:r>
+        <w:t>Scenario: View newly added formula in formula list</w:t>
+      </w:r>
+    </w:p>
+    <w:p>
+      <w:pPr>
+        <w:pStyle w:val="BodyText"/>
+      </w:pPr>
+      <w:r>
+        <w:t>Given the administrator has added a suspended fourth formula When the administrator views maintained chord formulas Then the system displays the suspended fourth formula in the chord formula list</w:t>
+      </w:r>
+    </w:p>
+    <w:p>
+      <w:pPr>
+        <w:pStyle w:val="BodyText"/>
+      </w:pPr>
+      <w:r>
+        <w:t>Scenario: Confirm deleted formula is removed from list</w:t>
+      </w:r>
+    </w:p>
+    <w:p>
+      <w:pPr>
+        <w:pStyle w:val="BodyText"/>
+      </w:pPr>
+      <w:r>
+        <w:t>Given the administrator has deleted the minor chord formula When the administrator views maintained chord formulas Then the system does not display the minor chord formula in the chord formula list</w:t>
+      </w:r>
+    </w:p>
+    <w:p>
+      <w:pPr>
+        <w:pStyle w:val="BodyText"/>
+      </w:pPr>
+      <w:r>
+        <w:t>Scenario: Identify chord using newly added formula</w:t>
+      </w:r>
+    </w:p>
+    <w:p>
+      <w:pPr>
+        <w:pStyle w:val="BodyText"/>
+      </w:pPr>
+      <w:r>
+        <w:t>Given the administrator has added a suspended fourth formula When the user submits C F G Then the system validates the submitted notes And the system identifies Csus4 as a matching chord</w:t>
+      </w:r>
+    </w:p>
+    <w:p>
+      <w:pPr>
+        <w:pStyle w:val="BodyText"/>
+      </w:pPr>
+      <w:r>
+        <w:t>Scenario: Removed formula is no longer used</w:t>
+      </w:r>
+    </w:p>
+    <w:p>
+      <w:pPr>
+        <w:pStyle w:val="BodyText"/>
+      </w:pPr>
+      <w:r>
+        <w:lastRenderedPageBreak/>
+        <w:t>Given the administrator has deleted the minor chord formula When the user submits C Eb G Then the system validates the submitted notes And the system does not identify C minor</w:t>
+      </w:r>
+    </w:p>
+    <w:p>
+      <w:pPr>
+        <w:pStyle w:val="BodyText"/>
+      </w:pPr>
+      <w:r>
+        <w:t>Scenario: Updated formula changes chord matching</w:t>
+      </w:r>
+    </w:p>
+    <w:p>
+      <w:pPr>
+        <w:pStyle w:val="BodyText"/>
+      </w:pPr>
+      <w:r>
+        <w:t>Given the administrator has edited an existing chord formula When the user submits notes that match the updated formula Then the system uses the updated formula during chord identification And the system returns the matching chord result</w:t>
+      </w:r>
+    </w:p>
+    <w:p>
+      <w:pPr>
+        <w:pStyle w:val="BodyText"/>
+      </w:pPr>
+      <w:r>
+        <w:t>Scenario: Display formula not found when editing</w:t>
+      </w:r>
+    </w:p>
+    <w:p>
+      <w:pPr>
+        <w:pStyle w:val="BodyText"/>
+      </w:pPr>
+      <w:r>
+        <w:t>Given the administrator is maintaining chord formulas When the administrator tries to edit a formula that does not exist Then the system does not update the ChordFormulaCatalog And the system displays a formula not found message</w:t>
+      </w:r>
+    </w:p>
+    <w:p>
+      <w:pPr>
+        <w:pStyle w:val="BodyText"/>
+      </w:pPr>
+      <w:r>
+        <w:t>Scenario: Display formula not found when deleting</w:t>
+      </w:r>
+    </w:p>
+    <w:p>
+      <w:pPr>
+        <w:pStyle w:val="BodyText"/>
+      </w:pPr>
+      <w:r>
+        <w:t>Given the administrator is maintaining chord formulas When the administrator tries to delete a formula that does not exist Then the system does not update the ChordFormulaCatalog And the system displays a formula not found message</w:t>
       </w:r>
     </w:p>
     <w:p>
       <w:pPr>
         <w:pStyle w:val="Heading2"/>
       </w:pPr>
-      <w:bookmarkStart w:id="13" w:name="object-oriented-design-principles"/>
-      <w:bookmarkEnd w:id="12"/>
-      <w:r>
-        <w:t>Object-Oriented Design Principles</w:t>
+      <w:bookmarkStart w:id="21" w:name="tdd-traceability-to-methods"/>
+      <w:bookmarkEnd w:id="19"/>
+      <w:bookmarkEnd w:id="20"/>
+      <w:r>
+        <w:t>TDD Traceability to Methods</w:t>
       </w:r>
     </w:p>
     <w:p>
@@ -3194,15 +4186,89 @@
         <w:pStyle w:val="FirstParagraph"/>
       </w:pPr>
       <w:r>
-        <w:t>The design uses encapsulation by keeping each class responsible for its own data and behavior. ChordFormula stores its own formula values and contains the behavior needed to determine whether notes match that formula. Note stores note information and handles note validation and pitch-distance calculations.</w:t>
-      </w:r>
-    </w:p>
-    <w:p>
-      <w:pPr>
-        <w:pStyle w:val="BodyText"/>
-      </w:pPr>
-      <w:r>
-        <w:t>The design uses single responsibility by giving each class one main purpose. ChordFinderSystem coordinates the main system behavior. ChordFormulaCatalog manages the collection of chord formulas. ChordFormula represents one formula definition. Chord represents an identified chord result. Note represents a musical note.</w:t>
+        <w:t>TDD was used to test the individual methods and classes that implement the system behavior. The unit tests verify note validation, pitch position mapping, interval calculation, formula matching, chord identification, no-match handling, and administrator formula maintenance.</w:t>
+      </w:r>
+    </w:p>
+    <w:p>
+      <w:pPr>
+        <w:pStyle w:val="Heading2"/>
+      </w:pPr>
+      <w:bookmarkStart w:id="22" w:name="class-method-tdd-test"/>
+      <w:bookmarkEnd w:id="21"/>
+      <w:r>
+        <w:t>Class / Method TDD Test</w:t>
+      </w:r>
+    </w:p>
+    <w:p>
+      <w:pPr>
+        <w:pStyle w:val="FirstParagraph"/>
+      </w:pPr>
+      <w:r>
+        <w:t>ChordFinderSystem.identifyChord() shouldIdentifyMajorChord</w:t>
+      </w:r>
+    </w:p>
+    <w:p>
+      <w:pPr>
+        <w:pStyle w:val="BodyText"/>
+      </w:pPr>
+      <w:r>
+        <w:t>ChordFinderSystem.identifyChord() shouldIdentifyMinorChord</w:t>
+      </w:r>
+    </w:p>
+    <w:p>
+      <w:pPr>
+        <w:pStyle w:val="BodyText"/>
+      </w:pPr>
+      <w:r>
+        <w:t>ChordFinderSystem.identifyChord() shouldReturnEmptyListForNoMatchingChord</w:t>
+      </w:r>
+    </w:p>
+    <w:p>
+      <w:pPr>
+        <w:pStyle w:val="BodyText"/>
+      </w:pPr>
+      <w:r>
+        <w:t>ChordFinderSystem.identifyChord() shouldUseNewFormulaAfterAdministratorDefinesFormula</w:t>
+      </w:r>
+    </w:p>
+    <w:p>
+      <w:pPr>
+        <w:pStyle w:val="BodyText"/>
+      </w:pPr>
+      <w:r>
+        <w:t>ChordFinderSystem.identifyChord() shouldNotUseFormulaAfterAdministratorDeletesFormula</w:t>
+      </w:r>
+    </w:p>
+    <w:p>
+      <w:pPr>
+        <w:pStyle w:val="BodyText"/>
+      </w:pPr>
+      <w:r>
+        <w:t>ChordFinderSystem.validateNotes() shouldRejectFewerThanThreeNotes</w:t>
+      </w:r>
+    </w:p>
+    <w:p>
+      <w:pPr>
+        <w:pStyle w:val="BodyText"/>
+      </w:pPr>
+      <w:r>
+        <w:t>ChordFinderSystem.validateNotes() shouldRejectMoreThanThreeNotes</w:t>
+      </w:r>
+    </w:p>
+    <w:p>
+      <w:pPr>
+        <w:pStyle w:val="BodyText"/>
+      </w:pPr>
+      <w:r>
+        <w:t>ChordFinderSystem.validateNotes() shouldRejectInvalidNoteSpelling</w:t>
+      </w:r>
+    </w:p>
+    <w:p>
+      <w:pPr>
+        <w:pStyle w:val="BodyText"/>
+      </w:pPr>
+      <w:r>
+        <w:t>ChordFinderSystem.defineChordFormula() shouldUseNewFormulaAfterAdministratorDefinesFormula</w:t>
       </w:r>
     </w:p>
     <w:p>
@@ -3211,859 +4277,135 @@
       </w:pPr>
       <w:r>
         <w:lastRenderedPageBreak/>
-        <w:t>The design uses separation of concerns by keeping formula maintenance separate from chord identification. ChordFormulaCatalog handles adding, editing, deleting, finding, and returning formulas, while ChordFinderSystem focuses on validating submitted notes and identifying chord results.</w:t>
-      </w:r>
-    </w:p>
-    <w:p>
-      <w:pPr>
-        <w:pStyle w:val="BodyText"/>
-      </w:pPr>
-      <w:r>
-        <w:t>The design uses aggregation where one object owns or manages a group of related objects. ChordFinderSystem owns one ChordFormulaCatalog, and ChordFormulaCatalog maintains many ChordFormula objects. A Chord also contains the Note objects used to identify it.</w:t>
-      </w:r>
-    </w:p>
-    <w:p>
-      <w:pPr>
-        <w:pStyle w:val="BodyText"/>
-      </w:pPr>
-      <w:r>
-        <w:t>The design supports low coupling because classes interact through clear method calls instead of directly managing each other’s internal data. For example, ChordFinderSystem asks ChordFormulaCatalog for formulas instead of directly controlling the formula list.</w:t>
-      </w:r>
-    </w:p>
-    <w:p>
-      <w:pPr>
-        <w:pStyle w:val="BodyText"/>
-      </w:pPr>
-      <w:r>
-        <w:t>The design supports high cohesion because each class contains behavior that closely matches its purpose. Note handles note behavior, ChordFormula handles formula matching, ChordFormulaCatalog handles formula collection management, and Chord represents the identified result.</w:t>
-      </w:r>
-    </w:p>
-    <w:p>
-      <w:pPr>
-        <w:pStyle w:val="BodyText"/>
-      </w:pPr>
-      <w:r>
-        <w:t>The design avoids unnecessary classes for simple values. Items such as display suffix, interval numbers, and chord names are modeled as attributes because they do not need their own separate behavior in the initial release.</w:t>
-      </w:r>
-    </w:p>
-    <w:p>
-      <w:pPr>
-        <w:pStyle w:val="BodyText"/>
-      </w:pPr>
-      <w:r>
-        <w:t>Overall, the design follows object-oriented principles by organizing the system around meaningful objects with clear responsibilities, meaningful state, and behavior that supports the required use cases.</w:t>
-      </w:r>
-    </w:p>
-    <w:p>
-      <w:pPr>
-        <w:pStyle w:val="Heading2"/>
-      </w:pPr>
-      <w:bookmarkStart w:id="14" w:name="bdd-traceability-to-use-cases"/>
-      <w:bookmarkEnd w:id="13"/>
-      <w:r>
-        <w:t>BDD Traceability to Use Cases</w:t>
-      </w:r>
-    </w:p>
-    <w:p>
-      <w:pPr>
-        <w:pStyle w:val="FirstParagraph"/>
-      </w:pPr>
-      <w:r>
-        <w:t>The BDD tests trace directly back to the main Chord Finder use cases. Each scenario confirms that the system behavior described in the use cases is supported by the design and implementation.</w:t>
-      </w:r>
-    </w:p>
-    <w:p>
-      <w:pPr>
-        <w:pStyle w:val="BodyText"/>
-      </w:pPr>
-      <w:r>
-        <w:t>The Find Chord use case is covered by scenarios where a user submits three valid notes and the system identifies the correct chord. For example, when the user submits C E G, the system identifies C major. When the user submits C Eb G, the system identifies C minor. These scenarios confirm that the system can validate submitted notes, compare them against maintained chord formulas, and return matching chord names.</w:t>
-      </w:r>
-    </w:p>
-    <w:p>
-      <w:pPr>
-        <w:pStyle w:val="BodyText"/>
-      </w:pPr>
-      <w:r>
-        <w:t>The Find Chord use case is also covered by alternate scenarios. If the user submits invalid note input, fewer than three notes, or more than three notes, the system rejects the input and does not identify a chord. If the user submits three valid notes that do not match any maintained chord formula, the system returns no matching chord result. These scenarios trace to the validation and no-match alternate paths in the use case.</w:t>
-      </w:r>
-    </w:p>
-    <w:p>
-      <w:pPr>
-        <w:pStyle w:val="BodyText"/>
-      </w:pPr>
-      <w:r>
-        <w:t xml:space="preserve">The Maintain Chord Formula use case is covered by administrator scenarios for adding, editing, deleting, and viewing chord formulas. The define formula scenario confirms that a </w:t>
-      </w:r>
-      <w:r>
-        <w:lastRenderedPageBreak/>
-        <w:t>new ChordFormula can be added to the ChordFormulaCatalog and then used by the system during chord identification. The edit formula scenario confirms that an existing formula can be revised. The delete formula scenario confirms that a removed formula is no longer used to identify chords. The view formula scenario confirms that the system can return the maintained list of chord formulas.</w:t>
-      </w:r>
-    </w:p>
-    <w:p>
-      <w:pPr>
-        <w:pStyle w:val="BodyText"/>
-      </w:pPr>
-      <w:r>
-        <w:t>The BDD scenarios also verify the connection between the two use cases. Formula maintenance affects chord identification because the ChordFinderSystem uses the ChordFormulaCatalog when matching submitted notes. This means that adding, editing, or deleting a formula changes what chords the system can identify.</w:t>
-      </w:r>
-    </w:p>
-    <w:p>
-      <w:pPr>
-        <w:pStyle w:val="BodyText"/>
-      </w:pPr>
-      <w:r>
-        <w:t>Overall, the BDD tests provide traceability from the use case requirements to the system behavior. They show that the system supports the main paths and alternate paths for both finding chords and maintaining chord formulas.</w:t>
+        <w:t>ChordFinderSystem.deleteChordFormula() shouldNotUseFormulaAfterAdministratorDeletesFormula</w:t>
+      </w:r>
+    </w:p>
+    <w:p>
+      <w:pPr>
+        <w:pStyle w:val="BodyText"/>
+      </w:pPr>
+      <w:r>
+        <w:t>ChordFormulaCatalog.getChordFormulas() shouldStartWithDefaultFormulas</w:t>
+      </w:r>
+    </w:p>
+    <w:p>
+      <w:pPr>
+        <w:pStyle w:val="BodyText"/>
+      </w:pPr>
+      <w:r>
+        <w:t>ChordFormulaCatalog.defineChordFormula() shouldDefineNewFormula</w:t>
+      </w:r>
+    </w:p>
+    <w:p>
+      <w:pPr>
+        <w:pStyle w:val="BodyText"/>
+      </w:pPr>
+      <w:r>
+        <w:t>ChordFormulaCatalog.editChordFormula() shouldEditExistingFormula</w:t>
+      </w:r>
+    </w:p>
+    <w:p>
+      <w:pPr>
+        <w:pStyle w:val="BodyText"/>
+      </w:pPr>
+      <w:r>
+        <w:t>ChordFormulaCatalog.deleteChordFormula() shouldDeleteExistingFormula</w:t>
+      </w:r>
+    </w:p>
+    <w:p>
+      <w:pPr>
+        <w:pStyle w:val="BodyText"/>
+      </w:pPr>
+      <w:r>
+        <w:t>ChordFormulaCatalog.findFormula() shouldEditExistingFormula</w:t>
+      </w:r>
+    </w:p>
+    <w:p>
+      <w:pPr>
+        <w:pStyle w:val="BodyText"/>
+      </w:pPr>
+      <w:r>
+        <w:t>ChordFormula.matchesNotes() majorFormulaShouldMatchMajorTriad</w:t>
+      </w:r>
+    </w:p>
+    <w:p>
+      <w:pPr>
+        <w:pStyle w:val="BodyText"/>
+      </w:pPr>
+      <w:r>
+        <w:t>ChordFormula.matchesNotes() minorFormulaShouldMatchMinorTriad</w:t>
+      </w:r>
+    </w:p>
+    <w:p>
+      <w:pPr>
+        <w:pStyle w:val="BodyText"/>
+      </w:pPr>
+      <w:r>
+        <w:t>ChordFormula.matchesNotes() majorFormulaShouldNotMatchMinorTriad</w:t>
+      </w:r>
+    </w:p>
+    <w:p>
+      <w:pPr>
+        <w:pStyle w:val="BodyText"/>
+      </w:pPr>
+      <w:r>
+        <w:t>ChordFormula.updateFormula() updateFormulaShouldReviseFormulaValues</w:t>
+      </w:r>
+    </w:p>
+    <w:p>
+      <w:pPr>
+        <w:pStyle w:val="BodyText"/>
+      </w:pPr>
+      <w:r>
+        <w:t>Note.from() shouldCreateValidNaturalNote</w:t>
+      </w:r>
+    </w:p>
+    <w:p>
+      <w:pPr>
+        <w:pStyle w:val="BodyText"/>
+      </w:pPr>
+      <w:r>
+        <w:t>Note.from() shouldCreateValidSharpNote</w:t>
+      </w:r>
+    </w:p>
+    <w:p>
+      <w:pPr>
+        <w:pStyle w:val="BodyText"/>
+      </w:pPr>
+      <w:r>
+        <w:t>Note.from() shouldCreateValidFlatNote</w:t>
+      </w:r>
+    </w:p>
+    <w:p>
+      <w:pPr>
+        <w:pStyle w:val="BodyText"/>
+      </w:pPr>
+      <w:r>
+        <w:t>Note.isValid() shouldRejectInvalidNoteText</w:t>
+      </w:r>
+    </w:p>
+    <w:p>
+      <w:pPr>
+        <w:pStyle w:val="BodyText"/>
+      </w:pPr>
+      <w:r>
+        <w:t>Note.distanceTo() shouldCalculateDistanceForward</w:t>
+      </w:r>
+    </w:p>
+    <w:p>
+      <w:pPr>
+        <w:pStyle w:val="BodyText"/>
+      </w:pPr>
+      <w:r>
+        <w:t>Note.distanceTo() shouldCalculateDistanceAcrossOctave</w:t>
       </w:r>
     </w:p>
     <w:p>
       <w:pPr>
         <w:pStyle w:val="Heading3"/>
       </w:pPr>
-      <w:bookmarkStart w:id="15" w:name="find-chord-bdd-traceability"/>
-      <w:r>
-        <w:t>Find Chord BDD Traceability</w:t>
-      </w:r>
-    </w:p>
-    <w:p>
-      <w:pPr>
-        <w:pStyle w:val="Heading2"/>
-      </w:pPr>
-      <w:bookmarkStart w:id="16" w:name="behavior-bdd-scenario"/>
-      <w:bookmarkEnd w:id="14"/>
-      <w:bookmarkEnd w:id="15"/>
-      <w:r>
-        <w:t>Behavior BDD Scenario</w:t>
-      </w:r>
-    </w:p>
-    <w:p>
-      <w:pPr>
-        <w:pStyle w:val="FirstParagraph"/>
-      </w:pPr>
-      <w:r>
-        <w:t>User submits valid major triad Identify G major from D G B</w:t>
-      </w:r>
-    </w:p>
-    <w:p>
-      <w:pPr>
-        <w:pStyle w:val="BodyText"/>
-      </w:pPr>
-      <w:r>
-        <w:t>User submits valid minor triad Identify C minor from C Eb G</w:t>
-      </w:r>
-    </w:p>
-    <w:p>
-      <w:pPr>
-        <w:pStyle w:val="BodyText"/>
-      </w:pPr>
-      <w:r>
-        <w:t>User submits augmented triad Identify multiple augmented chords from B D# G</w:t>
-      </w:r>
-    </w:p>
-    <w:p>
-      <w:pPr>
-        <w:pStyle w:val="BodyText"/>
-      </w:pPr>
-      <w:r>
-        <w:t>User submits fewer than three notes Reject fewer than three notes</w:t>
-      </w:r>
-    </w:p>
-    <w:p>
-      <w:pPr>
-        <w:pStyle w:val="BodyText"/>
-      </w:pPr>
-      <w:r>
-        <w:t>User submits more than three notes Reject more than three notes</w:t>
-      </w:r>
-    </w:p>
-    <w:p>
-      <w:pPr>
-        <w:pStyle w:val="BodyText"/>
-      </w:pPr>
-      <w:r>
-        <w:t>User submits invalid note spelling Reject invalid note spelling</w:t>
-      </w:r>
-    </w:p>
-    <w:p>
-      <w:pPr>
-        <w:pStyle w:val="BodyText"/>
-      </w:pPr>
-      <w:r>
-        <w:t>User submits valid notes with no match Display no matching chord message</w:t>
-      </w:r>
-    </w:p>
-    <w:p>
-      <w:pPr>
-        <w:pStyle w:val="Heading3"/>
-      </w:pPr>
-      <w:bookmarkStart w:id="17" w:name="maintain-chord-formula-bdd-traceability"/>
-      <w:r>
-        <w:t>Maintain Chord Formula BDD Traceability</w:t>
-      </w:r>
-    </w:p>
-    <w:p>
-      <w:pPr>
-        <w:pStyle w:val="Heading2"/>
-      </w:pPr>
-      <w:bookmarkStart w:id="18" w:name="behavior-bdd-scenario-1"/>
-      <w:bookmarkEnd w:id="16"/>
-      <w:bookmarkEnd w:id="17"/>
-      <w:r>
-        <w:t>Behavior BDD Scenario</w:t>
-      </w:r>
-    </w:p>
-    <w:p>
-      <w:pPr>
-        <w:pStyle w:val="FirstParagraph"/>
-      </w:pPr>
-      <w:r>
-        <w:t>Administrator defines new chord formula Add suspended fourth formula</w:t>
-      </w:r>
-    </w:p>
-    <w:p>
-      <w:pPr>
-        <w:pStyle w:val="BodyText"/>
-      </w:pPr>
-      <w:r>
-        <w:t>Administrator edits existing chord formula Edit existing chord formula values</w:t>
-      </w:r>
-    </w:p>
-    <w:p>
-      <w:pPr>
-        <w:pStyle w:val="BodyText"/>
-      </w:pPr>
-      <w:r>
-        <w:t>Administrator deletes chord formula Delete minor chord formula</w:t>
-      </w:r>
-    </w:p>
-    <w:p>
-      <w:pPr>
-        <w:pStyle w:val="BodyText"/>
-      </w:pPr>
-      <w:r>
-        <w:t>Administrator views chord formulas View maintained chord formula list</w:t>
-      </w:r>
-    </w:p>
-    <w:p>
-      <w:pPr>
-        <w:pStyle w:val="BodyText"/>
-      </w:pPr>
-      <w:r>
-        <w:t>Administrator adds formula used by search Identify chord using newly added formula</w:t>
-      </w:r>
-    </w:p>
-    <w:p>
-      <w:pPr>
-        <w:pStyle w:val="BodyText"/>
-      </w:pPr>
-      <w:r>
-        <w:t>Administrator deletes formula used by search Removed formula is no longer used</w:t>
-      </w:r>
-    </w:p>
-    <w:p>
-      <w:pPr>
-        <w:pStyle w:val="BodyText"/>
-      </w:pPr>
-      <w:r>
-        <w:t>Administrator edits formula used by search Updated formula changes chord matching</w:t>
-      </w:r>
-    </w:p>
-    <w:p>
-      <w:pPr>
-        <w:pStyle w:val="BodyText"/>
-      </w:pPr>
-      <w:r>
-        <w:lastRenderedPageBreak/>
-        <w:t>Administrator enters unknown formula name Display formula not found message</w:t>
-      </w:r>
-    </w:p>
-    <w:p>
-      <w:pPr>
-        <w:pStyle w:val="Heading3"/>
-      </w:pPr>
-      <w:bookmarkStart w:id="19" w:name="bdd-scenarios"/>
-      <w:r>
-        <w:t>BDD Scenarios</w:t>
-      </w:r>
-    </w:p>
-    <w:p>
-      <w:pPr>
-        <w:pStyle w:val="FirstParagraph"/>
-      </w:pPr>
-      <w:r>
-        <w:t>Feature: Find Chord</w:t>
-      </w:r>
-    </w:p>
-    <w:p>
-      <w:pPr>
-        <w:pStyle w:val="BodyText"/>
-      </w:pPr>
-      <w:r>
-        <w:t>Scenario: Identify G major from D G B</w:t>
-      </w:r>
-    </w:p>
-    <w:p>
-      <w:pPr>
-        <w:pStyle w:val="BodyText"/>
-      </w:pPr>
-      <w:r>
-        <w:t>Given the Chord Finder system has a maintained major chord formula When the user submits D G B Then the system validates the submitted notes And the system identifies G as a matching chord</w:t>
-      </w:r>
-    </w:p>
-    <w:p>
-      <w:pPr>
-        <w:pStyle w:val="BodyText"/>
-      </w:pPr>
-      <w:r>
-        <w:t>Scenario: Identify C minor from C Eb G</w:t>
-      </w:r>
-    </w:p>
-    <w:p>
-      <w:pPr>
-        <w:pStyle w:val="BodyText"/>
-      </w:pPr>
-      <w:r>
-        <w:t>Given the Chord Finder system has a maintained minor chord formula When the user submits C Eb G Then the system validates the submitted notes And the system identifies Cm as a matching chord</w:t>
-      </w:r>
-    </w:p>
-    <w:p>
-      <w:pPr>
-        <w:pStyle w:val="BodyText"/>
-      </w:pPr>
-      <w:r>
-        <w:t>Scenario: Identify multiple augmented chords from B D# G</w:t>
-      </w:r>
-    </w:p>
-    <w:p>
-      <w:pPr>
-        <w:pStyle w:val="BodyText"/>
-      </w:pPr>
-      <w:r>
-        <w:t>Given the Chord Finder system has a maintained augmented chord formula When the user submits B D# G Then the system validates the submitted notes And the system identifies Baug as a matching chord And the system identifies D#aug as a matching chord And the system identifies Gaug as a matching chord</w:t>
-      </w:r>
-    </w:p>
-    <w:p>
-      <w:pPr>
-        <w:pStyle w:val="BodyText"/>
-      </w:pPr>
-      <w:r>
-        <w:t>Scenario: Reject fewer than three notes</w:t>
-      </w:r>
-    </w:p>
-    <w:p>
-      <w:pPr>
-        <w:pStyle w:val="BodyText"/>
-      </w:pPr>
-      <w:r>
-        <w:t>Given the user is using the Chord Finder system When the user submits C E Then the system rejects the submitted notes And the system displays an invalid note entry message</w:t>
-      </w:r>
-    </w:p>
-    <w:p>
-      <w:pPr>
-        <w:pStyle w:val="BodyText"/>
-      </w:pPr>
-      <w:r>
-        <w:t>Scenario: Reject more than three notes</w:t>
-      </w:r>
-    </w:p>
-    <w:p>
-      <w:pPr>
-        <w:pStyle w:val="BodyText"/>
-      </w:pPr>
-      <w:r>
-        <w:t>Given the user is using the Chord Finder system When the user submits C E G B Then the system rejects the submitted notes And the system displays an invalid note entry message</w:t>
-      </w:r>
-    </w:p>
-    <w:p>
-      <w:pPr>
-        <w:pStyle w:val="BodyText"/>
-      </w:pPr>
-      <w:r>
-        <w:t>Scenario: Reject invalid note spelling</w:t>
-      </w:r>
-    </w:p>
-    <w:p>
-      <w:pPr>
-        <w:pStyle w:val="BodyText"/>
-      </w:pPr>
-      <w:r>
-        <w:t>Given the user is using the Chord Finder system When the user submits C H G Then the system rejects the submitted notes And the system displays an invalid note entry message</w:t>
-      </w:r>
-    </w:p>
-    <w:p>
-      <w:pPr>
-        <w:pStyle w:val="BodyText"/>
-      </w:pPr>
-      <w:r>
-        <w:t>Scenario: Reject blank note input</w:t>
-      </w:r>
-    </w:p>
-    <w:p>
-      <w:pPr>
-        <w:pStyle w:val="BodyText"/>
-      </w:pPr>
-      <w:r>
-        <w:t>Given the user is using the Chord Finder system When the user submits blank note input Then the system rejects the submitted notes And the system displays an invalid note entry message</w:t>
-      </w:r>
-    </w:p>
-    <w:p>
-      <w:pPr>
-        <w:pStyle w:val="BodyText"/>
-      </w:pPr>
-      <w:r>
-        <w:t>Scenario: Display no matching chord message</w:t>
-      </w:r>
-    </w:p>
-    <w:p>
-      <w:pPr>
-        <w:pStyle w:val="BodyText"/>
-      </w:pPr>
-      <w:r>
-        <w:t>Given the Chord Finder system has maintained chord formulas When the user submits C D G Then the system validates the submitted notes And the system does not identify a matching chord And the system displays a no matching chord message</w:t>
-      </w:r>
-    </w:p>
-    <w:p>
-      <w:pPr>
-        <w:pStyle w:val="BodyText"/>
-      </w:pPr>
-      <w:r>
-        <w:lastRenderedPageBreak/>
-        <w:t>Scenario: Display no matching chord for duplicate notes</w:t>
-      </w:r>
-    </w:p>
-    <w:p>
-      <w:pPr>
-        <w:pStyle w:val="BodyText"/>
-      </w:pPr>
-      <w:r>
-        <w:t>Given the Chord Finder system has maintained chord formulas When the user submits C C G Then the system validates the submitted notes And the system does not identify a matching chord And the system displays a no matching chord message</w:t>
-      </w:r>
-    </w:p>
-    <w:p>
-      <w:pPr>
-        <w:pStyle w:val="BodyText"/>
-      </w:pPr>
-      <w:r>
-        <w:t>Scenario: Identify chord using flat note spelling</w:t>
-      </w:r>
-    </w:p>
-    <w:p>
-      <w:pPr>
-        <w:pStyle w:val="BodyText"/>
-      </w:pPr>
-      <w:r>
-        <w:t>Given the Chord Finder system has a maintained major chord formula When the user submits Db F Ab Then the system validates the submitted notes And the system identifies Db as a matching chord</w:t>
-      </w:r>
-    </w:p>
-    <w:p>
-      <w:pPr>
-        <w:pStyle w:val="BodyText"/>
-      </w:pPr>
-      <w:r>
-        <w:t>Scenario: Identify chord using sharp note spelling</w:t>
-      </w:r>
-    </w:p>
-    <w:p>
-      <w:pPr>
-        <w:pStyle w:val="BodyText"/>
-      </w:pPr>
-      <w:r>
-        <w:t>Given the Chord Finder system has a maintained major chord formula When the user submits C# F G# Then the system validates the submitted notes And the system identifies C# as a matching chord</w:t>
-      </w:r>
-    </w:p>
-    <w:p>
-      <w:pPr>
-        <w:pStyle w:val="BodyText"/>
-      </w:pPr>
-      <w:r>
-        <w:t>Scenario: View maintained chord formula list</w:t>
-      </w:r>
-    </w:p>
-    <w:p>
-      <w:pPr>
-        <w:pStyle w:val="BodyText"/>
-      </w:pPr>
-      <w:r>
-        <w:t>Given the administrator is maintaining chord formulas When the administrator selects view chord formulas Then the system retrieves the maintained chord formulas And the system displays the chord formula list</w:t>
-      </w:r>
-    </w:p>
-    <w:p>
-      <w:pPr>
-        <w:pStyle w:val="BodyText"/>
-      </w:pPr>
-      <w:r>
-        <w:t>Scenario: View newly added formula in formula list</w:t>
-      </w:r>
-    </w:p>
-    <w:p>
-      <w:pPr>
-        <w:pStyle w:val="BodyText"/>
-      </w:pPr>
-      <w:r>
-        <w:t>Given the administrator has added a suspended fourth formula When the administrator views maintained chord formulas Then the system displays the suspended fourth formula in the chord formula list</w:t>
-      </w:r>
-    </w:p>
-    <w:p>
-      <w:pPr>
-        <w:pStyle w:val="BodyText"/>
-      </w:pPr>
-      <w:r>
-        <w:t>Scenario: Confirm deleted formula is removed from list</w:t>
-      </w:r>
-    </w:p>
-    <w:p>
-      <w:pPr>
-        <w:pStyle w:val="BodyText"/>
-      </w:pPr>
-      <w:r>
-        <w:t>Given the administrator has deleted the minor chord formula When the administrator views maintained chord formulas Then the system does not display the minor chord formula in the chord formula list</w:t>
-      </w:r>
-    </w:p>
-    <w:p>
-      <w:pPr>
-        <w:pStyle w:val="BodyText"/>
-      </w:pPr>
-      <w:r>
-        <w:t>Scenario: Identify chord using newly added formula</w:t>
-      </w:r>
-    </w:p>
-    <w:p>
-      <w:pPr>
-        <w:pStyle w:val="BodyText"/>
-      </w:pPr>
-      <w:r>
-        <w:t>Given the administrator has added a suspended fourth formula When the user submits C F G Then the system validates the submitted notes And the system identifies Csus4 as a matching chord</w:t>
-      </w:r>
-    </w:p>
-    <w:p>
-      <w:pPr>
-        <w:pStyle w:val="BodyText"/>
-      </w:pPr>
-      <w:r>
-        <w:t>Scenario: Removed formula is no longer used</w:t>
-      </w:r>
-    </w:p>
-    <w:p>
-      <w:pPr>
-        <w:pStyle w:val="BodyText"/>
-      </w:pPr>
-      <w:r>
-        <w:t>Given the administrator has deleted the minor chord formula When the user submits C Eb G Then the system validates the submitted notes And the system does not identify C minor</w:t>
-      </w:r>
-    </w:p>
-    <w:p>
-      <w:pPr>
-        <w:pStyle w:val="BodyText"/>
-      </w:pPr>
-      <w:r>
-        <w:t>Scenario: Updated formula changes chord matching</w:t>
-      </w:r>
-    </w:p>
-    <w:p>
-      <w:pPr>
-        <w:pStyle w:val="BodyText"/>
-      </w:pPr>
-      <w:r>
-        <w:lastRenderedPageBreak/>
-        <w:t>Given the administrator has edited an existing chord formula When the user submits notes that match the updated formula Then the system uses the updated formula during chord identification And the system returns the matching chord result</w:t>
-      </w:r>
-    </w:p>
-    <w:p>
-      <w:pPr>
-        <w:pStyle w:val="BodyText"/>
-      </w:pPr>
-      <w:r>
-        <w:t>Scenario: Display formula not found when editing</w:t>
-      </w:r>
-    </w:p>
-    <w:p>
-      <w:pPr>
-        <w:pStyle w:val="BodyText"/>
-      </w:pPr>
-      <w:r>
-        <w:t>Given the administrator is maintaining chord formulas When the administrator tries to edit a formula that does not exist Then the system does not update the ChordFormulaCatalog And the system displays a formula not found message</w:t>
-      </w:r>
-    </w:p>
-    <w:p>
-      <w:pPr>
-        <w:pStyle w:val="BodyText"/>
-      </w:pPr>
-      <w:r>
-        <w:t>Scenario: Display formula not found when deleting</w:t>
-      </w:r>
-    </w:p>
-    <w:p>
-      <w:pPr>
-        <w:pStyle w:val="BodyText"/>
-      </w:pPr>
-      <w:r>
-        <w:t>Given the administrator is maintaining chord formulas When the administrator tries to delete a formula that does not exist Then the system does not update the ChordFormulaCatalog And the system displays a formula not found message</w:t>
-      </w:r>
-    </w:p>
-    <w:p>
-      <w:pPr>
-        <w:pStyle w:val="Heading2"/>
-      </w:pPr>
-      <w:bookmarkStart w:id="20" w:name="tdd-traceability-to-methods"/>
-      <w:bookmarkEnd w:id="18"/>
-      <w:bookmarkEnd w:id="19"/>
-      <w:r>
-        <w:t>TDD Traceability to Methods</w:t>
-      </w:r>
-    </w:p>
-    <w:p>
-      <w:pPr>
-        <w:pStyle w:val="FirstParagraph"/>
-      </w:pPr>
-      <w:r>
-        <w:t>TDD was used to test the individual methods and classes that implement the system behavior. The unit tests verify note validation, pitch position mapping, interval calculation, formula matching, chord identification, no-match handling, and administrator formula maintenance.</w:t>
-      </w:r>
-    </w:p>
-    <w:p>
-      <w:pPr>
-        <w:rPr>
-          <w:rFonts w:asciiTheme="majorHAnsi" w:eastAsiaTheme="majorEastAsia" w:hAnsiTheme="majorHAnsi" w:cstheme="majorBidi"/>
-          <w:color w:val="0F4761" w:themeColor="accent1" w:themeShade="BF"/>
-          <w:sz w:val="32"/>
-          <w:szCs w:val="32"/>
-        </w:rPr>
-      </w:pPr>
-      <w:bookmarkStart w:id="21" w:name="class-method-tdd-test"/>
-      <w:bookmarkEnd w:id="20"/>
-      <w:r>
-        <w:br w:type="page"/>
-      </w:r>
-    </w:p>
-    <w:p>
-      <w:pPr>
-        <w:pStyle w:val="Heading2"/>
-      </w:pPr>
-      <w:r>
-        <w:lastRenderedPageBreak/>
-        <w:t>Class / Method TDD Test</w:t>
-      </w:r>
-    </w:p>
-    <w:p>
-      <w:pPr>
-        <w:pStyle w:val="FirstParagraph"/>
-      </w:pPr>
-      <w:r>
-        <w:t>ChordFinderSystem.identifyChord() shouldIdentifyMajorChord</w:t>
-      </w:r>
-    </w:p>
-    <w:p>
-      <w:pPr>
-        <w:pStyle w:val="BodyText"/>
-      </w:pPr>
-      <w:r>
-        <w:t>ChordFinderSystem.identifyChord() shouldIdentifyMinorChord</w:t>
-      </w:r>
-    </w:p>
-    <w:p>
-      <w:pPr>
-        <w:pStyle w:val="BodyText"/>
-      </w:pPr>
-      <w:r>
-        <w:t>ChordFinderSystem.identifyChord() shouldReturnEmptyListForNoMatchingChord</w:t>
-      </w:r>
-    </w:p>
-    <w:p>
-      <w:pPr>
-        <w:pStyle w:val="BodyText"/>
-      </w:pPr>
-      <w:r>
-        <w:t>ChordFinderSystem.identifyChord() shouldUseNewFormulaAfterAdministratorDefinesFormula</w:t>
-      </w:r>
-    </w:p>
-    <w:p>
-      <w:pPr>
-        <w:pStyle w:val="BodyText"/>
-      </w:pPr>
-      <w:r>
-        <w:t>ChordFinderSystem.identifyChord() shouldNotUseFormulaAfterAdministratorDeletesFormula</w:t>
-      </w:r>
-    </w:p>
-    <w:p>
-      <w:pPr>
-        <w:pStyle w:val="BodyText"/>
-      </w:pPr>
-      <w:r>
-        <w:t>ChordFinderSystem.validateNotes() shouldRejectFewerThanThreeNotes</w:t>
-      </w:r>
-    </w:p>
-    <w:p>
-      <w:pPr>
-        <w:pStyle w:val="BodyText"/>
-      </w:pPr>
-      <w:r>
-        <w:t>ChordFinderSystem.validateNotes() shouldRejectMoreThanThreeNotes</w:t>
-      </w:r>
-    </w:p>
-    <w:p>
-      <w:pPr>
-        <w:pStyle w:val="BodyText"/>
-      </w:pPr>
-      <w:r>
-        <w:t>ChordFinderSystem.validateNotes() shouldRejectInvalidNoteSpelling</w:t>
-      </w:r>
-    </w:p>
-    <w:p>
-      <w:pPr>
-        <w:pStyle w:val="BodyText"/>
-      </w:pPr>
-      <w:r>
-        <w:t>ChordFinderSystem.defineChordFormula() shouldUseNewFormulaAfterAdministratorDefinesFormula</w:t>
-      </w:r>
-    </w:p>
-    <w:p>
-      <w:pPr>
-        <w:pStyle w:val="BodyText"/>
-      </w:pPr>
-      <w:r>
-        <w:t>ChordFinderSystem.deleteChordFormula() shouldNotUseFormulaAfterAdministratorDeletesFormula</w:t>
-      </w:r>
-    </w:p>
-    <w:p>
-      <w:pPr>
-        <w:pStyle w:val="BodyText"/>
-      </w:pPr>
-      <w:r>
-        <w:t>ChordFormulaCatalog.getChordFormulas() shouldStartWithDefaultFormulas</w:t>
-      </w:r>
-    </w:p>
-    <w:p>
-      <w:pPr>
-        <w:pStyle w:val="BodyText"/>
-      </w:pPr>
-      <w:r>
-        <w:t>ChordFormulaCatalog.defineChordFormula() shouldDefineNewFormula</w:t>
-      </w:r>
-    </w:p>
-    <w:p>
-      <w:pPr>
-        <w:pStyle w:val="BodyText"/>
-      </w:pPr>
-      <w:r>
-        <w:t>ChordFormulaCatalog.editChordFormula() shouldEditExistingFormula</w:t>
-      </w:r>
-    </w:p>
-    <w:p>
-      <w:pPr>
-        <w:pStyle w:val="BodyText"/>
-      </w:pPr>
-      <w:r>
-        <w:t>ChordFormulaCatalog.deleteChordFormula() shouldDeleteExistingFormula</w:t>
-      </w:r>
-    </w:p>
-    <w:p>
-      <w:pPr>
-        <w:pStyle w:val="BodyText"/>
-      </w:pPr>
-      <w:r>
-        <w:t>ChordFormulaCatalog.findFormula() shouldEditExistingFormula</w:t>
-      </w:r>
-    </w:p>
-    <w:p>
-      <w:pPr>
-        <w:pStyle w:val="BodyText"/>
-      </w:pPr>
-      <w:r>
-        <w:t>ChordFormula.matchesNotes() majorFormulaShouldMatchMajorTriad</w:t>
-      </w:r>
-    </w:p>
-    <w:p>
-      <w:pPr>
-        <w:pStyle w:val="BodyText"/>
-      </w:pPr>
-      <w:r>
-        <w:t>ChordFormula.matchesNotes() minorFormulaShouldMatchMinorTriad</w:t>
-      </w:r>
-    </w:p>
-    <w:p>
-      <w:pPr>
-        <w:pStyle w:val="BodyText"/>
-      </w:pPr>
-      <w:r>
-        <w:t>ChordFormula.matchesNotes() majorFormulaShouldNotMatchMinorTriad</w:t>
-      </w:r>
-    </w:p>
-    <w:p>
-      <w:pPr>
-        <w:pStyle w:val="BodyText"/>
-      </w:pPr>
-      <w:r>
-        <w:t>ChordFormula.updateFormula() updateFormulaShouldReviseFormulaValues</w:t>
-      </w:r>
-    </w:p>
-    <w:p>
-      <w:pPr>
-        <w:pStyle w:val="BodyText"/>
-      </w:pPr>
-      <w:r>
-        <w:t>Note.from() shouldCreateValidNaturalNote</w:t>
-      </w:r>
-    </w:p>
-    <w:p>
-      <w:pPr>
-        <w:pStyle w:val="BodyText"/>
-      </w:pPr>
-      <w:r>
-        <w:t>Note.from() shouldCreateValidSharpNote</w:t>
-      </w:r>
-    </w:p>
-    <w:p>
-      <w:pPr>
-        <w:pStyle w:val="BodyText"/>
-      </w:pPr>
-      <w:r>
-        <w:t>Note.from() shouldCreateValidFlatNote</w:t>
-      </w:r>
-    </w:p>
-    <w:p>
-      <w:pPr>
-        <w:pStyle w:val="BodyText"/>
-      </w:pPr>
-      <w:r>
-        <w:t>Note.isValid() shouldRejectInvalidNoteText</w:t>
-      </w:r>
-    </w:p>
-    <w:p>
-      <w:pPr>
-        <w:pStyle w:val="BodyText"/>
-      </w:pPr>
-      <w:r>
-        <w:t>Note.distanceTo() shouldCalculateDistanceForward</w:t>
-      </w:r>
-    </w:p>
-    <w:p>
-      <w:pPr>
-        <w:pStyle w:val="BodyText"/>
-      </w:pPr>
-      <w:r>
-        <w:lastRenderedPageBreak/>
-        <w:t>Note.distanceTo() shouldCalculateDistanceAcrossOctave</w:t>
-      </w:r>
-    </w:p>
-    <w:p>
-      <w:pPr>
-        <w:rPr>
-          <w:rFonts w:eastAsiaTheme="majorEastAsia" w:cstheme="majorBidi"/>
-          <w:color w:val="0F4761" w:themeColor="accent1" w:themeShade="BF"/>
-          <w:sz w:val="28"/>
-          <w:szCs w:val="28"/>
-        </w:rPr>
-      </w:pPr>
-      <w:bookmarkStart w:id="22" w:name="traceability-summary"/>
-      <w:r>
-        <w:br w:type="page"/>
-      </w:r>
-    </w:p>
-    <w:p>
-      <w:pPr>
-        <w:pStyle w:val="Heading3"/>
-      </w:pPr>
-      <w:r>
-        <w:lastRenderedPageBreak/>
+      <w:bookmarkStart w:id="23" w:name="traceability-summary"/>
+      <w:r>
         <w:t>Traceability Summary</w:t>
       </w:r>
     </w:p>
@@ -4142,1878 +4484,89 @@
     </w:p>
     <w:p>
       <w:pPr>
-        <w:pStyle w:val="BodyText"/>
-      </w:pPr>
-    </w:p>
-    <w:p>
-      <w:pPr>
-        <w:rPr>
-          <w:rFonts w:eastAsiaTheme="majorEastAsia" w:cstheme="majorBidi"/>
-          <w:color w:val="0F4761" w:themeColor="accent1" w:themeShade="BF"/>
-          <w:sz w:val="28"/>
-          <w:szCs w:val="28"/>
-        </w:rPr>
-      </w:pPr>
-      <w:r>
-        <w:br w:type="page"/>
+        <w:pStyle w:val="Heading2"/>
+      </w:pPr>
+      <w:bookmarkStart w:id="24" w:name="installation"/>
+      <w:bookmarkEnd w:id="22"/>
+      <w:bookmarkEnd w:id="23"/>
+      <w:r>
+        <w:lastRenderedPageBreak/>
+        <w:t>Installation</w:t>
       </w:r>
     </w:p>
     <w:p>
       <w:pPr>
         <w:pStyle w:val="Heading3"/>
       </w:pPr>
-      <w:r>
-        <w:lastRenderedPageBreak/>
-        <w:t>Design Decision Log</w:t>
-      </w:r>
-    </w:p>
-    <w:tbl>
-      <w:tblPr>
-        <w:tblpPr w:leftFromText="180" w:rightFromText="180" w:vertAnchor="text" w:tblpXSpec="right" w:tblpY="1"/>
-        <w:tblOverlap w:val="never"/>
-        <w:tblW w:w="9470" w:type="dxa"/>
-        <w:tblCellSpacing w:w="15" w:type="dxa"/>
-        <w:tblCellMar>
-          <w:top w:w="15" w:type="dxa"/>
-          <w:left w:w="15" w:type="dxa"/>
-          <w:bottom w:w="15" w:type="dxa"/>
-          <w:right w:w="15" w:type="dxa"/>
-        </w:tblCellMar>
-        <w:tblLook w:val="04A0" w:firstRow="1" w:lastRow="0" w:firstColumn="1" w:lastColumn="0" w:noHBand="0" w:noVBand="1"/>
-      </w:tblPr>
-      <w:tblGrid>
-        <w:gridCol w:w="3124"/>
-        <w:gridCol w:w="2962"/>
-        <w:gridCol w:w="3384"/>
-      </w:tblGrid>
-      <w:tr>
-        <w:trPr>
-          <w:tblHeader/>
-          <w:tblCellSpacing w:w="15" w:type="dxa"/>
-        </w:trPr>
-        <w:tc>
-          <w:tcPr>
-            <w:tcW w:w="0" w:type="auto"/>
-            <w:vAlign w:val="center"/>
-            <w:hideMark/>
-          </w:tcPr>
-          <w:p>
-            <w:pPr>
-              <w:pStyle w:val="BodyText"/>
-              <w:rPr>
-                <w:b/>
-                <w:bCs/>
-              </w:rPr>
-            </w:pPr>
-            <w:r>
-              <w:rPr>
-                <w:b/>
-                <w:bCs/>
-              </w:rPr>
-              <w:t>Decision</w:t>
-            </w:r>
-          </w:p>
-        </w:tc>
-        <w:tc>
-          <w:tcPr>
-            <w:tcW w:w="2932" w:type="dxa"/>
-            <w:vAlign w:val="center"/>
-            <w:hideMark/>
-          </w:tcPr>
-          <w:p>
-            <w:pPr>
-              <w:pStyle w:val="BodyText"/>
-              <w:rPr>
-                <w:b/>
-                <w:bCs/>
-              </w:rPr>
-            </w:pPr>
-            <w:r>
-              <w:rPr>
-                <w:b/>
-                <w:bCs/>
-              </w:rPr>
-              <w:t>Alternatives Considered</w:t>
-            </w:r>
-          </w:p>
-        </w:tc>
-        <w:tc>
-          <w:tcPr>
-            <w:tcW w:w="0" w:type="auto"/>
-            <w:vAlign w:val="center"/>
-            <w:hideMark/>
-          </w:tcPr>
-          <w:p>
-            <w:pPr>
-              <w:pStyle w:val="BodyText"/>
-              <w:rPr>
-                <w:b/>
-                <w:bCs/>
-              </w:rPr>
-            </w:pPr>
-            <w:r>
-              <w:rPr>
-                <w:b/>
-                <w:bCs/>
-              </w:rPr>
-              <w:t>Rationale</w:t>
-            </w:r>
-          </w:p>
-        </w:tc>
-      </w:tr>
-    </w:tbl>
-    <w:tbl>
-      <w:tblPr>
-        <w:tblW w:w="0" w:type="auto"/>
-        <w:tblCellSpacing w:w="15" w:type="dxa"/>
-        <w:tblCellMar>
-          <w:top w:w="15" w:type="dxa"/>
-          <w:left w:w="15" w:type="dxa"/>
-          <w:bottom w:w="15" w:type="dxa"/>
-          <w:right w:w="15" w:type="dxa"/>
-        </w:tblCellMar>
-        <w:tblLook w:val="04A0" w:firstRow="1" w:lastRow="0" w:firstColumn="1" w:lastColumn="0" w:noHBand="0" w:noVBand="1"/>
-      </w:tblPr>
-      <w:tblGrid>
-        <w:gridCol w:w="2548"/>
-        <w:gridCol w:w="3013"/>
-        <w:gridCol w:w="3799"/>
-      </w:tblGrid>
-      <w:tr>
-        <w:trPr>
-          <w:tblCellSpacing w:w="15" w:type="dxa"/>
-        </w:trPr>
-        <w:tc>
-          <w:tcPr>
-            <w:tcW w:w="0" w:type="auto"/>
-            <w:vAlign w:val="center"/>
-            <w:hideMark/>
-          </w:tcPr>
-          <w:p>
-            <w:bookmarkStart w:id="23" w:name="installation"/>
-            <w:bookmarkEnd w:id="21"/>
-            <w:bookmarkEnd w:id="22"/>
-            <w:r>
-              <w:t xml:space="preserve">Keep </w:t>
-            </w:r>
-            <w:proofErr w:type="spellStart"/>
-            <w:r>
-              <w:t>ChordFinderSystem</w:t>
-            </w:r>
-            <w:proofErr w:type="spellEnd"/>
-            <w:r>
-              <w:t xml:space="preserve"> as a domain entity.</w:t>
-            </w:r>
-          </w:p>
-        </w:tc>
-        <w:tc>
-          <w:tcPr>
-            <w:tcW w:w="0" w:type="auto"/>
-            <w:vAlign w:val="center"/>
-            <w:hideMark/>
-          </w:tcPr>
-          <w:p>
-            <w:r>
-              <w:t xml:space="preserve">Combine </w:t>
-            </w:r>
-            <w:proofErr w:type="spellStart"/>
-            <w:r>
-              <w:t>ChordFinderSystem</w:t>
-            </w:r>
-            <w:proofErr w:type="spellEnd"/>
-            <w:r>
-              <w:t xml:space="preserve"> with </w:t>
-            </w:r>
-            <w:proofErr w:type="spellStart"/>
-            <w:r>
-              <w:t>ChordFormulaCatalog</w:t>
-            </w:r>
-            <w:proofErr w:type="spellEnd"/>
-            <w:r>
-              <w:t>.</w:t>
-            </w:r>
-          </w:p>
-        </w:tc>
-        <w:tc>
-          <w:tcPr>
-            <w:tcW w:w="0" w:type="auto"/>
-            <w:vAlign w:val="center"/>
-            <w:hideMark/>
-          </w:tcPr>
-          <w:p>
-            <w:r>
-              <w:t>The system and the formula catalog represent different domain concepts. The system is the overall chord finder, while the catalog is the maintained collection of formulas.</w:t>
-            </w:r>
-          </w:p>
-        </w:tc>
-      </w:tr>
-    </w:tbl>
-    <w:p>
-      <w:pPr>
-        <w:rPr>
-          <w:vanish/>
-        </w:rPr>
-      </w:pPr>
-    </w:p>
-    <w:tbl>
-      <w:tblPr>
-        <w:tblW w:w="0" w:type="auto"/>
-        <w:tblCellSpacing w:w="15" w:type="dxa"/>
-        <w:tblCellMar>
-          <w:top w:w="15" w:type="dxa"/>
-          <w:left w:w="15" w:type="dxa"/>
-          <w:bottom w:w="15" w:type="dxa"/>
-          <w:right w:w="15" w:type="dxa"/>
-        </w:tblCellMar>
-        <w:tblLook w:val="04A0" w:firstRow="1" w:lastRow="0" w:firstColumn="1" w:lastColumn="0" w:noHBand="0" w:noVBand="1"/>
-      </w:tblPr>
-      <w:tblGrid>
-        <w:gridCol w:w="2791"/>
-        <w:gridCol w:w="2859"/>
-        <w:gridCol w:w="3710"/>
-      </w:tblGrid>
-      <w:tr>
-        <w:trPr>
-          <w:tblCellSpacing w:w="15" w:type="dxa"/>
-        </w:trPr>
-        <w:tc>
-          <w:tcPr>
-            <w:tcW w:w="0" w:type="auto"/>
-            <w:vAlign w:val="center"/>
-            <w:hideMark/>
-          </w:tcPr>
-          <w:p>
-            <w:r>
-              <w:t xml:space="preserve">Keep </w:t>
-            </w:r>
-            <w:proofErr w:type="spellStart"/>
-            <w:r>
-              <w:t>ChordFormulaCatalog</w:t>
-            </w:r>
-            <w:proofErr w:type="spellEnd"/>
-            <w:r>
-              <w:t xml:space="preserve"> as a domain entity.</w:t>
-            </w:r>
-          </w:p>
-        </w:tc>
-        <w:tc>
-          <w:tcPr>
-            <w:tcW w:w="0" w:type="auto"/>
-            <w:vAlign w:val="center"/>
-            <w:hideMark/>
-          </w:tcPr>
-          <w:p>
-            <w:r>
-              <w:t xml:space="preserve">Combine </w:t>
-            </w:r>
-            <w:proofErr w:type="spellStart"/>
-            <w:r>
-              <w:t>ChordFormulaCatalog</w:t>
-            </w:r>
-            <w:proofErr w:type="spellEnd"/>
-            <w:r>
-              <w:t xml:space="preserve"> with </w:t>
-            </w:r>
-            <w:proofErr w:type="spellStart"/>
-            <w:r>
-              <w:t>ChordFormula</w:t>
-            </w:r>
-            <w:proofErr w:type="spellEnd"/>
-            <w:r>
-              <w:t>.</w:t>
-            </w:r>
-          </w:p>
-        </w:tc>
-        <w:tc>
-          <w:tcPr>
-            <w:tcW w:w="0" w:type="auto"/>
-            <w:vAlign w:val="center"/>
-            <w:hideMark/>
-          </w:tcPr>
-          <w:p>
-            <w:r>
-              <w:t>A catalog is a collection of formulas, while a formula is one individual chord definition. Combining them would blur the difference between the collection and its members.</w:t>
-            </w:r>
-          </w:p>
-        </w:tc>
-      </w:tr>
-    </w:tbl>
-    <w:p>
-      <w:pPr>
-        <w:rPr>
-          <w:vanish/>
-        </w:rPr>
-      </w:pPr>
-    </w:p>
-    <w:tbl>
-      <w:tblPr>
-        <w:tblW w:w="0" w:type="auto"/>
-        <w:tblCellSpacing w:w="15" w:type="dxa"/>
-        <w:tblCellMar>
-          <w:top w:w="15" w:type="dxa"/>
-          <w:left w:w="15" w:type="dxa"/>
-          <w:bottom w:w="15" w:type="dxa"/>
-          <w:right w:w="15" w:type="dxa"/>
-        </w:tblCellMar>
-        <w:tblLook w:val="04A0" w:firstRow="1" w:lastRow="0" w:firstColumn="1" w:lastColumn="0" w:noHBand="0" w:noVBand="1"/>
-      </w:tblPr>
-      <w:tblGrid>
-        <w:gridCol w:w="2433"/>
-        <w:gridCol w:w="2312"/>
-        <w:gridCol w:w="4615"/>
-      </w:tblGrid>
-      <w:tr>
-        <w:trPr>
-          <w:tblCellSpacing w:w="15" w:type="dxa"/>
-        </w:trPr>
-        <w:tc>
-          <w:tcPr>
-            <w:tcW w:w="0" w:type="auto"/>
-            <w:vAlign w:val="center"/>
-            <w:hideMark/>
-          </w:tcPr>
-          <w:p>
-            <w:r>
-              <w:t xml:space="preserve">Keep </w:t>
-            </w:r>
-            <w:proofErr w:type="spellStart"/>
-            <w:r>
-              <w:t>ChordFormula</w:t>
-            </w:r>
-            <w:proofErr w:type="spellEnd"/>
-            <w:r>
-              <w:t xml:space="preserve"> as a domain entity.</w:t>
-            </w:r>
-          </w:p>
-        </w:tc>
-        <w:tc>
-          <w:tcPr>
-            <w:tcW w:w="0" w:type="auto"/>
-            <w:vAlign w:val="center"/>
-            <w:hideMark/>
-          </w:tcPr>
-          <w:p>
-            <w:r>
-              <w:t xml:space="preserve">Combine </w:t>
-            </w:r>
-            <w:proofErr w:type="spellStart"/>
-            <w:r>
-              <w:t>ChordFormula</w:t>
-            </w:r>
-            <w:proofErr w:type="spellEnd"/>
-            <w:r>
-              <w:t xml:space="preserve"> with Chord.</w:t>
-            </w:r>
-          </w:p>
-        </w:tc>
-        <w:tc>
-          <w:tcPr>
-            <w:tcW w:w="0" w:type="auto"/>
-            <w:vAlign w:val="center"/>
-            <w:hideMark/>
-          </w:tcPr>
-          <w:p>
-            <w:r>
-              <w:t>A formula defines a chord type, while a chord is an identified result. The formula exists before a chord is identified.</w:t>
-            </w:r>
-          </w:p>
-        </w:tc>
-      </w:tr>
-    </w:tbl>
-    <w:p>
-      <w:pPr>
-        <w:rPr>
-          <w:vanish/>
-        </w:rPr>
-      </w:pPr>
-    </w:p>
-    <w:tbl>
-      <w:tblPr>
-        <w:tblW w:w="0" w:type="auto"/>
-        <w:tblCellSpacing w:w="15" w:type="dxa"/>
-        <w:tblCellMar>
-          <w:top w:w="15" w:type="dxa"/>
-          <w:left w:w="15" w:type="dxa"/>
-          <w:bottom w:w="15" w:type="dxa"/>
-          <w:right w:w="15" w:type="dxa"/>
-        </w:tblCellMar>
-        <w:tblLook w:val="04A0" w:firstRow="1" w:lastRow="0" w:firstColumn="1" w:lastColumn="0" w:noHBand="0" w:noVBand="1"/>
-      </w:tblPr>
-      <w:tblGrid>
-        <w:gridCol w:w="1835"/>
-        <w:gridCol w:w="2276"/>
-        <w:gridCol w:w="5249"/>
-      </w:tblGrid>
-      <w:tr>
-        <w:trPr>
-          <w:tblCellSpacing w:w="15" w:type="dxa"/>
-        </w:trPr>
-        <w:tc>
-          <w:tcPr>
-            <w:tcW w:w="0" w:type="auto"/>
-            <w:vAlign w:val="center"/>
-            <w:hideMark/>
-          </w:tcPr>
-          <w:p>
-            <w:r>
-              <w:t>Keep Chord as a domain entity.</w:t>
-            </w:r>
-          </w:p>
-        </w:tc>
-        <w:tc>
-          <w:tcPr>
-            <w:tcW w:w="0" w:type="auto"/>
-            <w:vAlign w:val="center"/>
-            <w:hideMark/>
-          </w:tcPr>
-          <w:p>
-            <w:r>
-              <w:t xml:space="preserve">Combine Chord with </w:t>
-            </w:r>
-            <w:proofErr w:type="spellStart"/>
-            <w:r>
-              <w:t>ChordName</w:t>
-            </w:r>
-            <w:proofErr w:type="spellEnd"/>
-            <w:r>
-              <w:t>.</w:t>
-            </w:r>
-          </w:p>
-        </w:tc>
-        <w:tc>
-          <w:tcPr>
-            <w:tcW w:w="0" w:type="auto"/>
-            <w:vAlign w:val="center"/>
-            <w:hideMark/>
-          </w:tcPr>
-          <w:p>
-            <w:r>
-              <w:t>A chord is the musical result being identified. The chord name is only one attribute used to describe that result.</w:t>
-            </w:r>
-          </w:p>
-        </w:tc>
-      </w:tr>
-    </w:tbl>
-    <w:p>
-      <w:pPr>
-        <w:rPr>
-          <w:vanish/>
-        </w:rPr>
-      </w:pPr>
-    </w:p>
-    <w:tbl>
-      <w:tblPr>
-        <w:tblW w:w="0" w:type="auto"/>
-        <w:tblCellSpacing w:w="15" w:type="dxa"/>
-        <w:tblCellMar>
-          <w:top w:w="15" w:type="dxa"/>
-          <w:left w:w="15" w:type="dxa"/>
-          <w:bottom w:w="15" w:type="dxa"/>
-          <w:right w:w="15" w:type="dxa"/>
-        </w:tblCellMar>
-        <w:tblLook w:val="04A0" w:firstRow="1" w:lastRow="0" w:firstColumn="1" w:lastColumn="0" w:noHBand="0" w:noVBand="1"/>
-      </w:tblPr>
-      <w:tblGrid>
-        <w:gridCol w:w="1507"/>
-        <w:gridCol w:w="2513"/>
-        <w:gridCol w:w="5340"/>
-      </w:tblGrid>
-      <w:tr>
-        <w:trPr>
-          <w:tblCellSpacing w:w="15" w:type="dxa"/>
-        </w:trPr>
-        <w:tc>
-          <w:tcPr>
-            <w:tcW w:w="0" w:type="auto"/>
-            <w:vAlign w:val="center"/>
-            <w:hideMark/>
-          </w:tcPr>
-          <w:p>
-            <w:r>
-              <w:t>Keep Note as a domain entity.</w:t>
-            </w:r>
-          </w:p>
-        </w:tc>
-        <w:tc>
-          <w:tcPr>
-            <w:tcW w:w="0" w:type="auto"/>
-            <w:vAlign w:val="center"/>
-            <w:hideMark/>
-          </w:tcPr>
-          <w:p>
-            <w:r>
-              <w:t>Combine Note with submitted notes as simple text values.</w:t>
-            </w:r>
-          </w:p>
-        </w:tc>
-        <w:tc>
-          <w:tcPr>
-            <w:tcW w:w="0" w:type="auto"/>
-            <w:vAlign w:val="center"/>
-            <w:hideMark/>
-          </w:tcPr>
-          <w:p>
-            <w:r>
-              <w:t>Notes are central domain objects with meaningful state, such as spelling and pitch position. Treating them as text would hide important domain meaning.</w:t>
-            </w:r>
-          </w:p>
-        </w:tc>
-      </w:tr>
-    </w:tbl>
-    <w:p>
-      <w:pPr>
-        <w:rPr>
-          <w:vanish/>
-        </w:rPr>
-      </w:pPr>
-    </w:p>
-    <w:tbl>
-      <w:tblPr>
-        <w:tblW w:w="0" w:type="auto"/>
-        <w:tblCellSpacing w:w="15" w:type="dxa"/>
-        <w:tblCellMar>
-          <w:top w:w="15" w:type="dxa"/>
-          <w:left w:w="15" w:type="dxa"/>
-          <w:bottom w:w="15" w:type="dxa"/>
-          <w:right w:w="15" w:type="dxa"/>
-        </w:tblCellMar>
-        <w:tblLook w:val="04A0" w:firstRow="1" w:lastRow="0" w:firstColumn="1" w:lastColumn="0" w:noHBand="0" w:noVBand="1"/>
-      </w:tblPr>
-      <w:tblGrid>
-        <w:gridCol w:w="2295"/>
-        <w:gridCol w:w="2365"/>
-        <w:gridCol w:w="4700"/>
-      </w:tblGrid>
-      <w:tr>
-        <w:trPr>
-          <w:tblCellSpacing w:w="15" w:type="dxa"/>
-        </w:trPr>
-        <w:tc>
-          <w:tcPr>
-            <w:tcW w:w="0" w:type="auto"/>
-            <w:vAlign w:val="center"/>
-            <w:hideMark/>
-          </w:tcPr>
-          <w:p>
-            <w:r>
-              <w:t>Combine Submitted Notes into a collection of Note objects.</w:t>
-            </w:r>
-          </w:p>
-        </w:tc>
-        <w:tc>
-          <w:tcPr>
-            <w:tcW w:w="0" w:type="auto"/>
-            <w:vAlign w:val="center"/>
-            <w:hideMark/>
-          </w:tcPr>
-          <w:p>
-            <w:r>
-              <w:t xml:space="preserve">Keep </w:t>
-            </w:r>
-            <w:proofErr w:type="spellStart"/>
-            <w:r>
-              <w:t>SubmittedNotes</w:t>
-            </w:r>
-            <w:proofErr w:type="spellEnd"/>
-            <w:r>
-              <w:t xml:space="preserve"> as a separate class.</w:t>
-            </w:r>
-          </w:p>
-        </w:tc>
-        <w:tc>
-          <w:tcPr>
-            <w:tcW w:w="0" w:type="auto"/>
-            <w:vAlign w:val="center"/>
-            <w:hideMark/>
-          </w:tcPr>
-          <w:p>
-            <w:r>
-              <w:t>Submitted notes are only a temporary group of notes used during chord identification. They do not need independent domain identity in the initial model.</w:t>
-            </w:r>
-          </w:p>
-        </w:tc>
-      </w:tr>
-    </w:tbl>
-    <w:p>
-      <w:pPr>
-        <w:rPr>
-          <w:vanish/>
-        </w:rPr>
-      </w:pPr>
-    </w:p>
-    <w:tbl>
-      <w:tblPr>
-        <w:tblW w:w="0" w:type="auto"/>
-        <w:tblCellSpacing w:w="15" w:type="dxa"/>
-        <w:tblCellMar>
-          <w:top w:w="15" w:type="dxa"/>
-          <w:left w:w="15" w:type="dxa"/>
-          <w:bottom w:w="15" w:type="dxa"/>
-          <w:right w:w="15" w:type="dxa"/>
-        </w:tblCellMar>
-        <w:tblLook w:val="04A0" w:firstRow="1" w:lastRow="0" w:firstColumn="1" w:lastColumn="0" w:noHBand="0" w:noVBand="1"/>
-      </w:tblPr>
-      <w:tblGrid>
-        <w:gridCol w:w="1952"/>
-        <w:gridCol w:w="3078"/>
-        <w:gridCol w:w="4330"/>
-      </w:tblGrid>
-      <w:tr>
-        <w:trPr>
-          <w:tblCellSpacing w:w="15" w:type="dxa"/>
-        </w:trPr>
-        <w:tc>
-          <w:tcPr>
-            <w:tcW w:w="0" w:type="auto"/>
-            <w:vAlign w:val="center"/>
-            <w:hideMark/>
-          </w:tcPr>
-          <w:p>
-            <w:r>
-              <w:t>Combine Identified Chords into a collection of Chord objects.</w:t>
-            </w:r>
-          </w:p>
-        </w:tc>
-        <w:tc>
-          <w:tcPr>
-            <w:tcW w:w="0" w:type="auto"/>
-            <w:vAlign w:val="center"/>
-            <w:hideMark/>
-          </w:tcPr>
-          <w:p>
-            <w:r>
-              <w:t xml:space="preserve">Keep </w:t>
-            </w:r>
-            <w:proofErr w:type="spellStart"/>
-            <w:r>
-              <w:t>IdentifiedChords</w:t>
-            </w:r>
-            <w:proofErr w:type="spellEnd"/>
-            <w:r>
-              <w:t xml:space="preserve">, </w:t>
-            </w:r>
-            <w:proofErr w:type="spellStart"/>
-            <w:r>
-              <w:t>ChordMatchResult</w:t>
-            </w:r>
-            <w:proofErr w:type="spellEnd"/>
-            <w:r>
-              <w:t xml:space="preserve">, or </w:t>
-            </w:r>
-            <w:proofErr w:type="spellStart"/>
-            <w:r>
-              <w:t>SearchResult</w:t>
-            </w:r>
-            <w:proofErr w:type="spellEnd"/>
-            <w:r>
-              <w:t xml:space="preserve"> as a separate class.</w:t>
-            </w:r>
-          </w:p>
-        </w:tc>
-        <w:tc>
-          <w:tcPr>
-            <w:tcW w:w="0" w:type="auto"/>
-            <w:vAlign w:val="center"/>
-            <w:hideMark/>
-          </w:tcPr>
-          <w:p>
-            <w:r>
-              <w:t>The identified results are already represented by the Chord objects returned by the system. A separate result entity is unnecessary unless the domain later stores search history or result details.</w:t>
-            </w:r>
-          </w:p>
-        </w:tc>
-      </w:tr>
-    </w:tbl>
-    <w:p>
-      <w:pPr>
-        <w:rPr>
-          <w:vanish/>
-        </w:rPr>
-      </w:pPr>
-    </w:p>
-    <w:tbl>
-      <w:tblPr>
-        <w:tblW w:w="0" w:type="auto"/>
-        <w:tblCellSpacing w:w="15" w:type="dxa"/>
-        <w:tblCellMar>
-          <w:top w:w="15" w:type="dxa"/>
-          <w:left w:w="15" w:type="dxa"/>
-          <w:bottom w:w="15" w:type="dxa"/>
-          <w:right w:w="15" w:type="dxa"/>
-        </w:tblCellMar>
-        <w:tblLook w:val="04A0" w:firstRow="1" w:lastRow="0" w:firstColumn="1" w:lastColumn="0" w:noHBand="0" w:noVBand="1"/>
-      </w:tblPr>
-      <w:tblGrid>
-        <w:gridCol w:w="2431"/>
-        <w:gridCol w:w="2257"/>
-        <w:gridCol w:w="4672"/>
-      </w:tblGrid>
-      <w:tr>
-        <w:trPr>
-          <w:tblCellSpacing w:w="15" w:type="dxa"/>
-        </w:trPr>
-        <w:tc>
-          <w:tcPr>
-            <w:tcW w:w="0" w:type="auto"/>
-            <w:vAlign w:val="center"/>
-            <w:hideMark/>
-          </w:tcPr>
-          <w:p>
-            <w:r>
-              <w:lastRenderedPageBreak/>
-              <w:t xml:space="preserve">Treat </w:t>
-            </w:r>
-            <w:proofErr w:type="spellStart"/>
-            <w:r>
-              <w:t>ChordName</w:t>
-            </w:r>
-            <w:proofErr w:type="spellEnd"/>
-            <w:r>
-              <w:t xml:space="preserve"> as an attribute of Chord.</w:t>
-            </w:r>
-          </w:p>
-        </w:tc>
-        <w:tc>
-          <w:tcPr>
-            <w:tcW w:w="0" w:type="auto"/>
-            <w:vAlign w:val="center"/>
-            <w:hideMark/>
-          </w:tcPr>
-          <w:p>
-            <w:r>
-              <w:t xml:space="preserve">Keep </w:t>
-            </w:r>
-            <w:proofErr w:type="spellStart"/>
-            <w:r>
-              <w:t>ChordName</w:t>
-            </w:r>
-            <w:proofErr w:type="spellEnd"/>
-            <w:r>
-              <w:t xml:space="preserve"> as a separate class.</w:t>
-            </w:r>
-          </w:p>
-        </w:tc>
-        <w:tc>
-          <w:tcPr>
-            <w:tcW w:w="0" w:type="auto"/>
-            <w:vAlign w:val="center"/>
-            <w:hideMark/>
-          </w:tcPr>
-          <w:p>
-            <w:r>
-              <w:t>A chord name describes a chord but does not have independent identity or lifecycle in the domain model.</w:t>
-            </w:r>
-          </w:p>
-        </w:tc>
-      </w:tr>
-    </w:tbl>
-    <w:p>
-      <w:pPr>
-        <w:rPr>
-          <w:vanish/>
-        </w:rPr>
-      </w:pPr>
-    </w:p>
-    <w:tbl>
-      <w:tblPr>
-        <w:tblW w:w="0" w:type="auto"/>
-        <w:tblCellSpacing w:w="15" w:type="dxa"/>
-        <w:tblCellMar>
-          <w:top w:w="15" w:type="dxa"/>
-          <w:left w:w="15" w:type="dxa"/>
-          <w:bottom w:w="15" w:type="dxa"/>
-          <w:right w:w="15" w:type="dxa"/>
-        </w:tblCellMar>
-        <w:tblLook w:val="04A0" w:firstRow="1" w:lastRow="0" w:firstColumn="1" w:lastColumn="0" w:noHBand="0" w:noVBand="1"/>
-      </w:tblPr>
-      <w:tblGrid>
-        <w:gridCol w:w="2688"/>
-        <w:gridCol w:w="2867"/>
-        <w:gridCol w:w="3805"/>
-      </w:tblGrid>
-      <w:tr>
-        <w:trPr>
-          <w:tblCellSpacing w:w="15" w:type="dxa"/>
-        </w:trPr>
-        <w:tc>
-          <w:tcPr>
-            <w:tcW w:w="0" w:type="auto"/>
-            <w:vAlign w:val="center"/>
-            <w:hideMark/>
-          </w:tcPr>
-          <w:p>
-            <w:r>
-              <w:t xml:space="preserve">Treat </w:t>
-            </w:r>
-            <w:proofErr w:type="spellStart"/>
-            <w:r>
-              <w:t>ChordQuality</w:t>
-            </w:r>
-            <w:proofErr w:type="spellEnd"/>
-            <w:r>
-              <w:t xml:space="preserve"> as an attribute of </w:t>
-            </w:r>
-            <w:proofErr w:type="spellStart"/>
-            <w:r>
-              <w:t>ChordFormula</w:t>
-            </w:r>
-            <w:proofErr w:type="spellEnd"/>
-            <w:r>
-              <w:t>.</w:t>
-            </w:r>
-          </w:p>
-        </w:tc>
-        <w:tc>
-          <w:tcPr>
-            <w:tcW w:w="0" w:type="auto"/>
-            <w:vAlign w:val="center"/>
-            <w:hideMark/>
-          </w:tcPr>
-          <w:p>
-            <w:r>
-              <w:t>Keep major, minor, diminished, and augmented as separate classes.</w:t>
-            </w:r>
-          </w:p>
-        </w:tc>
-        <w:tc>
-          <w:tcPr>
-            <w:tcW w:w="0" w:type="auto"/>
-            <w:vAlign w:val="center"/>
-            <w:hideMark/>
-          </w:tcPr>
-          <w:p>
-            <w:r>
-              <w:t>Chord quality describes the type of formula. It does not need its own domain entity in the initial triad model.</w:t>
-            </w:r>
-          </w:p>
-        </w:tc>
-      </w:tr>
-    </w:tbl>
-    <w:p>
-      <w:pPr>
-        <w:rPr>
-          <w:vanish/>
-        </w:rPr>
-      </w:pPr>
-    </w:p>
-    <w:tbl>
-      <w:tblPr>
-        <w:tblW w:w="0" w:type="auto"/>
-        <w:tblCellSpacing w:w="15" w:type="dxa"/>
-        <w:tblCellMar>
-          <w:top w:w="15" w:type="dxa"/>
-          <w:left w:w="15" w:type="dxa"/>
-          <w:bottom w:w="15" w:type="dxa"/>
-          <w:right w:w="15" w:type="dxa"/>
-        </w:tblCellMar>
-        <w:tblLook w:val="04A0" w:firstRow="1" w:lastRow="0" w:firstColumn="1" w:lastColumn="0" w:noHBand="0" w:noVBand="1"/>
-      </w:tblPr>
-      <w:tblGrid>
-        <w:gridCol w:w="2249"/>
-        <w:gridCol w:w="2416"/>
-        <w:gridCol w:w="4695"/>
-      </w:tblGrid>
-      <w:tr>
-        <w:trPr>
-          <w:tblCellSpacing w:w="15" w:type="dxa"/>
-        </w:trPr>
-        <w:tc>
-          <w:tcPr>
-            <w:tcW w:w="0" w:type="auto"/>
-            <w:vAlign w:val="center"/>
-            <w:hideMark/>
-          </w:tcPr>
-          <w:p>
-            <w:r>
-              <w:t xml:space="preserve">Treat </w:t>
-            </w:r>
-            <w:proofErr w:type="spellStart"/>
-            <w:r>
-              <w:t>DisplaySuffix</w:t>
-            </w:r>
-            <w:proofErr w:type="spellEnd"/>
-            <w:r>
-              <w:t xml:space="preserve"> as an attribute.</w:t>
-            </w:r>
-          </w:p>
-        </w:tc>
-        <w:tc>
-          <w:tcPr>
-            <w:tcW w:w="0" w:type="auto"/>
-            <w:vAlign w:val="center"/>
-            <w:hideMark/>
-          </w:tcPr>
-          <w:p>
-            <w:r>
-              <w:t xml:space="preserve">Keep </w:t>
-            </w:r>
-            <w:proofErr w:type="spellStart"/>
-            <w:r>
-              <w:t>DisplaySuffix</w:t>
-            </w:r>
-            <w:proofErr w:type="spellEnd"/>
-            <w:r>
-              <w:t xml:space="preserve"> as a separate class.</w:t>
-            </w:r>
-          </w:p>
-        </w:tc>
-        <w:tc>
-          <w:tcPr>
-            <w:tcW w:w="0" w:type="auto"/>
-            <w:vAlign w:val="center"/>
-            <w:hideMark/>
-          </w:tcPr>
-          <w:p>
-            <w:r>
-              <w:t>A display suffix only describes how a chord name appears. It is not an independent domain object.</w:t>
-            </w:r>
-          </w:p>
-        </w:tc>
-      </w:tr>
-    </w:tbl>
-    <w:p>
-      <w:pPr>
-        <w:rPr>
-          <w:vanish/>
-        </w:rPr>
-      </w:pPr>
-    </w:p>
-    <w:tbl>
-      <w:tblPr>
-        <w:tblW w:w="0" w:type="auto"/>
-        <w:tblCellSpacing w:w="15" w:type="dxa"/>
-        <w:tblCellMar>
-          <w:top w:w="15" w:type="dxa"/>
-          <w:left w:w="15" w:type="dxa"/>
-          <w:bottom w:w="15" w:type="dxa"/>
-          <w:right w:w="15" w:type="dxa"/>
-        </w:tblCellMar>
-        <w:tblLook w:val="04A0" w:firstRow="1" w:lastRow="0" w:firstColumn="1" w:lastColumn="0" w:noHBand="0" w:noVBand="1"/>
-      </w:tblPr>
-      <w:tblGrid>
-        <w:gridCol w:w="2547"/>
-        <w:gridCol w:w="2410"/>
-        <w:gridCol w:w="4403"/>
-      </w:tblGrid>
-      <w:tr>
-        <w:trPr>
-          <w:tblCellSpacing w:w="15" w:type="dxa"/>
-        </w:trPr>
-        <w:tc>
-          <w:tcPr>
-            <w:tcW w:w="0" w:type="auto"/>
-            <w:vAlign w:val="center"/>
-            <w:hideMark/>
-          </w:tcPr>
-          <w:p>
-            <w:r>
-              <w:t xml:space="preserve">Treat </w:t>
-            </w:r>
-            <w:proofErr w:type="spellStart"/>
-            <w:r>
-              <w:t>NoteSpelling</w:t>
-            </w:r>
-            <w:proofErr w:type="spellEnd"/>
-            <w:r>
-              <w:t xml:space="preserve"> as an attribute of Note.</w:t>
-            </w:r>
-          </w:p>
-        </w:tc>
-        <w:tc>
-          <w:tcPr>
-            <w:tcW w:w="0" w:type="auto"/>
-            <w:vAlign w:val="center"/>
-            <w:hideMark/>
-          </w:tcPr>
-          <w:p>
-            <w:r>
-              <w:t xml:space="preserve">Keep </w:t>
-            </w:r>
-            <w:proofErr w:type="spellStart"/>
-            <w:r>
-              <w:t>NoteSpelling</w:t>
-            </w:r>
-            <w:proofErr w:type="spellEnd"/>
-            <w:r>
-              <w:t xml:space="preserve"> as a separate class.</w:t>
-            </w:r>
-          </w:p>
-        </w:tc>
-        <w:tc>
-          <w:tcPr>
-            <w:tcW w:w="0" w:type="auto"/>
-            <w:vAlign w:val="center"/>
-            <w:hideMark/>
-          </w:tcPr>
-          <w:p>
-            <w:r>
-              <w:t>Note spelling belongs to the state of a note. It does not need to exist separately from the note.</w:t>
-            </w:r>
-          </w:p>
-        </w:tc>
-      </w:tr>
-    </w:tbl>
-    <w:p>
-      <w:pPr>
-        <w:rPr>
-          <w:vanish/>
-        </w:rPr>
-      </w:pPr>
-    </w:p>
-    <w:tbl>
-      <w:tblPr>
-        <w:tblW w:w="0" w:type="auto"/>
-        <w:tblCellSpacing w:w="15" w:type="dxa"/>
-        <w:tblCellMar>
-          <w:top w:w="15" w:type="dxa"/>
-          <w:left w:w="15" w:type="dxa"/>
-          <w:bottom w:w="15" w:type="dxa"/>
-          <w:right w:w="15" w:type="dxa"/>
-        </w:tblCellMar>
-        <w:tblLook w:val="04A0" w:firstRow="1" w:lastRow="0" w:firstColumn="1" w:lastColumn="0" w:noHBand="0" w:noVBand="1"/>
-      </w:tblPr>
-      <w:tblGrid>
-        <w:gridCol w:w="2507"/>
-        <w:gridCol w:w="2379"/>
-        <w:gridCol w:w="4474"/>
-      </w:tblGrid>
-      <w:tr>
-        <w:trPr>
-          <w:tblCellSpacing w:w="15" w:type="dxa"/>
-        </w:trPr>
-        <w:tc>
-          <w:tcPr>
-            <w:tcW w:w="0" w:type="auto"/>
-            <w:vAlign w:val="center"/>
-            <w:hideMark/>
-          </w:tcPr>
-          <w:p>
-            <w:r>
-              <w:t xml:space="preserve">Treat </w:t>
-            </w:r>
-            <w:proofErr w:type="spellStart"/>
-            <w:r>
-              <w:t>PitchPosition</w:t>
-            </w:r>
-            <w:proofErr w:type="spellEnd"/>
-            <w:r>
-              <w:t xml:space="preserve"> as an attribute of Note.</w:t>
-            </w:r>
-          </w:p>
-        </w:tc>
-        <w:tc>
-          <w:tcPr>
-            <w:tcW w:w="0" w:type="auto"/>
-            <w:vAlign w:val="center"/>
-            <w:hideMark/>
-          </w:tcPr>
-          <w:p>
-            <w:r>
-              <w:t xml:space="preserve">Keep </w:t>
-            </w:r>
-            <w:proofErr w:type="spellStart"/>
-            <w:r>
-              <w:t>PitchPosition</w:t>
-            </w:r>
-            <w:proofErr w:type="spellEnd"/>
-            <w:r>
-              <w:t xml:space="preserve"> as a separate class.</w:t>
-            </w:r>
-          </w:p>
-        </w:tc>
-        <w:tc>
-          <w:tcPr>
-            <w:tcW w:w="0" w:type="auto"/>
-            <w:vAlign w:val="center"/>
-            <w:hideMark/>
-          </w:tcPr>
-          <w:p>
-            <w:r>
-              <w:t>Pitch position helps compare notes, but it is part of the note’s domain state rather than a separate entity.</w:t>
-            </w:r>
-          </w:p>
-        </w:tc>
-      </w:tr>
-    </w:tbl>
-    <w:p>
-      <w:pPr>
-        <w:rPr>
-          <w:vanish/>
-        </w:rPr>
-      </w:pPr>
-    </w:p>
-    <w:tbl>
-      <w:tblPr>
-        <w:tblW w:w="0" w:type="auto"/>
-        <w:tblCellSpacing w:w="15" w:type="dxa"/>
-        <w:tblCellMar>
-          <w:top w:w="15" w:type="dxa"/>
-          <w:left w:w="15" w:type="dxa"/>
-          <w:bottom w:w="15" w:type="dxa"/>
-          <w:right w:w="15" w:type="dxa"/>
-        </w:tblCellMar>
-        <w:tblLook w:val="04A0" w:firstRow="1" w:lastRow="0" w:firstColumn="1" w:lastColumn="0" w:noHBand="0" w:noVBand="1"/>
-      </w:tblPr>
-      <w:tblGrid>
-        <w:gridCol w:w="2195"/>
-        <w:gridCol w:w="2594"/>
-        <w:gridCol w:w="4571"/>
-      </w:tblGrid>
-      <w:tr>
-        <w:trPr>
-          <w:tblCellSpacing w:w="15" w:type="dxa"/>
-        </w:trPr>
-        <w:tc>
-          <w:tcPr>
-            <w:tcW w:w="0" w:type="auto"/>
-            <w:vAlign w:val="center"/>
-            <w:hideMark/>
-          </w:tcPr>
-          <w:p>
-            <w:r>
-              <w:t>Combine enharmonic handling into Note.</w:t>
-            </w:r>
-          </w:p>
-        </w:tc>
-        <w:tc>
-          <w:tcPr>
-            <w:tcW w:w="0" w:type="auto"/>
-            <w:vAlign w:val="center"/>
-            <w:hideMark/>
-          </w:tcPr>
-          <w:p>
-            <w:r>
-              <w:t xml:space="preserve">Keep </w:t>
-            </w:r>
-            <w:proofErr w:type="spellStart"/>
-            <w:r>
-              <w:t>EnharmonicNote</w:t>
-            </w:r>
-            <w:proofErr w:type="spellEnd"/>
-            <w:r>
-              <w:t xml:space="preserve"> as a separate class.</w:t>
-            </w:r>
-          </w:p>
-        </w:tc>
-        <w:tc>
-          <w:tcPr>
-            <w:tcW w:w="0" w:type="auto"/>
-            <w:vAlign w:val="center"/>
-            <w:hideMark/>
-          </w:tcPr>
-          <w:p>
-            <w:r>
-              <w:t>Enharmonic meaning is part of how note spelling relates to pitch position. It does not represent a separate domain object.</w:t>
-            </w:r>
-          </w:p>
-        </w:tc>
-      </w:tr>
-    </w:tbl>
-    <w:p>
-      <w:pPr>
-        <w:rPr>
-          <w:vanish/>
-        </w:rPr>
-      </w:pPr>
-    </w:p>
-    <w:tbl>
-      <w:tblPr>
-        <w:tblW w:w="0" w:type="auto"/>
-        <w:tblCellSpacing w:w="15" w:type="dxa"/>
-        <w:tblCellMar>
-          <w:top w:w="15" w:type="dxa"/>
-          <w:left w:w="15" w:type="dxa"/>
-          <w:bottom w:w="15" w:type="dxa"/>
-          <w:right w:w="15" w:type="dxa"/>
-        </w:tblCellMar>
-        <w:tblLook w:val="04A0" w:firstRow="1" w:lastRow="0" w:firstColumn="1" w:lastColumn="0" w:noHBand="0" w:noVBand="1"/>
-      </w:tblPr>
-      <w:tblGrid>
-        <w:gridCol w:w="2370"/>
-        <w:gridCol w:w="2686"/>
-        <w:gridCol w:w="4304"/>
-      </w:tblGrid>
-      <w:tr>
-        <w:trPr>
-          <w:tblCellSpacing w:w="15" w:type="dxa"/>
-        </w:trPr>
-        <w:tc>
-          <w:tcPr>
-            <w:tcW w:w="0" w:type="auto"/>
-            <w:vAlign w:val="center"/>
-            <w:hideMark/>
-          </w:tcPr>
-          <w:p>
-            <w:r>
-              <w:t xml:space="preserve">Combine </w:t>
-            </w:r>
-            <w:proofErr w:type="spellStart"/>
-            <w:r>
-              <w:t>ChordDefinition</w:t>
-            </w:r>
-            <w:proofErr w:type="spellEnd"/>
-            <w:r>
-              <w:t xml:space="preserve"> with </w:t>
-            </w:r>
-            <w:proofErr w:type="spellStart"/>
-            <w:r>
-              <w:t>ChordFormula</w:t>
-            </w:r>
-            <w:proofErr w:type="spellEnd"/>
-            <w:r>
-              <w:t>.</w:t>
-            </w:r>
-          </w:p>
-        </w:tc>
-        <w:tc>
-          <w:tcPr>
-            <w:tcW w:w="0" w:type="auto"/>
-            <w:vAlign w:val="center"/>
-            <w:hideMark/>
-          </w:tcPr>
-          <w:p>
-            <w:r>
-              <w:t xml:space="preserve">Keep </w:t>
-            </w:r>
-            <w:proofErr w:type="spellStart"/>
-            <w:r>
-              <w:t>ChordDefinition</w:t>
-            </w:r>
-            <w:proofErr w:type="spellEnd"/>
-            <w:r>
-              <w:t xml:space="preserve"> and </w:t>
-            </w:r>
-            <w:proofErr w:type="spellStart"/>
-            <w:r>
-              <w:t>ChordFormula</w:t>
-            </w:r>
-            <w:proofErr w:type="spellEnd"/>
-            <w:r>
-              <w:t xml:space="preserve"> as separate classes.</w:t>
-            </w:r>
-          </w:p>
-        </w:tc>
-        <w:tc>
-          <w:tcPr>
-            <w:tcW w:w="0" w:type="auto"/>
-            <w:vAlign w:val="center"/>
-            <w:hideMark/>
-          </w:tcPr>
-          <w:p>
-            <w:r>
-              <w:t>In this domain, a chord definition and chord formula refer to the same maintained concept. Keeping both would duplicate the same responsibility.</w:t>
-            </w:r>
-          </w:p>
-        </w:tc>
-      </w:tr>
-    </w:tbl>
-    <w:p>
-      <w:pPr>
-        <w:rPr>
-          <w:vanish/>
-        </w:rPr>
-      </w:pPr>
-    </w:p>
-    <w:tbl>
-      <w:tblPr>
-        <w:tblW w:w="0" w:type="auto"/>
-        <w:tblCellSpacing w:w="15" w:type="dxa"/>
-        <w:tblCellMar>
-          <w:top w:w="15" w:type="dxa"/>
-          <w:left w:w="15" w:type="dxa"/>
-          <w:bottom w:w="15" w:type="dxa"/>
-          <w:right w:w="15" w:type="dxa"/>
-        </w:tblCellMar>
-        <w:tblLook w:val="04A0" w:firstRow="1" w:lastRow="0" w:firstColumn="1" w:lastColumn="0" w:noHBand="0" w:noVBand="1"/>
-      </w:tblPr>
-      <w:tblGrid>
-        <w:gridCol w:w="1880"/>
-        <w:gridCol w:w="1990"/>
-        <w:gridCol w:w="5490"/>
-      </w:tblGrid>
-      <w:tr>
-        <w:trPr>
-          <w:tblCellSpacing w:w="15" w:type="dxa"/>
-        </w:trPr>
-        <w:tc>
-          <w:tcPr>
-            <w:tcW w:w="0" w:type="auto"/>
-            <w:vAlign w:val="center"/>
-            <w:hideMark/>
-          </w:tcPr>
-          <w:p>
-            <w:r>
-              <w:t>Treat Triad as a constraint on Chord.</w:t>
-            </w:r>
-          </w:p>
-        </w:tc>
-        <w:tc>
-          <w:tcPr>
-            <w:tcW w:w="0" w:type="auto"/>
-            <w:vAlign w:val="center"/>
-            <w:hideMark/>
-          </w:tcPr>
-          <w:p>
-            <w:r>
-              <w:t>Keep Triad as a separate subclass of Chord.</w:t>
-            </w:r>
-          </w:p>
-        </w:tc>
-        <w:tc>
-          <w:tcPr>
-            <w:tcW w:w="0" w:type="auto"/>
-            <w:vAlign w:val="center"/>
-            <w:hideMark/>
-          </w:tcPr>
-          <w:p>
-            <w:r>
-              <w:t>The initial release only supports triads, so every supported chord is already a triad. A separate class is unnecessary unless other chord sizes are added later.</w:t>
-            </w:r>
-          </w:p>
-        </w:tc>
-      </w:tr>
-    </w:tbl>
-    <w:p>
-      <w:pPr>
-        <w:rPr>
-          <w:vanish/>
-        </w:rPr>
-      </w:pPr>
-    </w:p>
-    <w:tbl>
-      <w:tblPr>
-        <w:tblW w:w="0" w:type="auto"/>
-        <w:tblCellSpacing w:w="15" w:type="dxa"/>
-        <w:tblCellMar>
-          <w:top w:w="15" w:type="dxa"/>
-          <w:left w:w="15" w:type="dxa"/>
-          <w:bottom w:w="15" w:type="dxa"/>
-          <w:right w:w="15" w:type="dxa"/>
-        </w:tblCellMar>
-        <w:tblLook w:val="04A0" w:firstRow="1" w:lastRow="0" w:firstColumn="1" w:lastColumn="0" w:noHBand="0" w:noVBand="1"/>
-      </w:tblPr>
-      <w:tblGrid>
-        <w:gridCol w:w="2276"/>
-        <w:gridCol w:w="3089"/>
-        <w:gridCol w:w="3995"/>
-      </w:tblGrid>
-      <w:tr>
-        <w:trPr>
-          <w:tblCellSpacing w:w="15" w:type="dxa"/>
-        </w:trPr>
-        <w:tc>
-          <w:tcPr>
-            <w:tcW w:w="0" w:type="auto"/>
-            <w:vAlign w:val="center"/>
-            <w:hideMark/>
-          </w:tcPr>
-          <w:p>
-            <w:r>
-              <w:t xml:space="preserve">Reject </w:t>
-            </w:r>
-            <w:proofErr w:type="spellStart"/>
-            <w:r>
-              <w:t>ChordSearch</w:t>
-            </w:r>
-            <w:proofErr w:type="spellEnd"/>
-            <w:r>
-              <w:t xml:space="preserve"> as a domain entity.</w:t>
-            </w:r>
-          </w:p>
-        </w:tc>
-        <w:tc>
-          <w:tcPr>
-            <w:tcW w:w="0" w:type="auto"/>
-            <w:vAlign w:val="center"/>
-            <w:hideMark/>
-          </w:tcPr>
-          <w:p>
-            <w:r>
-              <w:t xml:space="preserve">Combine </w:t>
-            </w:r>
-            <w:proofErr w:type="spellStart"/>
-            <w:r>
-              <w:t>ChordSearch</w:t>
-            </w:r>
-            <w:proofErr w:type="spellEnd"/>
-            <w:r>
-              <w:t xml:space="preserve"> with </w:t>
-            </w:r>
-            <w:proofErr w:type="spellStart"/>
-            <w:r>
-              <w:t>ChordFinderSystem</w:t>
-            </w:r>
-            <w:proofErr w:type="spellEnd"/>
-            <w:r>
-              <w:t>.</w:t>
-            </w:r>
-          </w:p>
-        </w:tc>
-        <w:tc>
-          <w:tcPr>
-            <w:tcW w:w="0" w:type="auto"/>
-            <w:vAlign w:val="center"/>
-            <w:hideMark/>
-          </w:tcPr>
-          <w:p>
-            <w:r>
-              <w:t>Chord search is an activity performed by the system, not a stable domain object with its own identity.</w:t>
-            </w:r>
-          </w:p>
-        </w:tc>
-      </w:tr>
-    </w:tbl>
-    <w:p>
-      <w:pPr>
-        <w:rPr>
-          <w:vanish/>
-        </w:rPr>
-      </w:pPr>
-    </w:p>
-    <w:tbl>
-      <w:tblPr>
-        <w:tblW w:w="0" w:type="auto"/>
-        <w:tblCellSpacing w:w="15" w:type="dxa"/>
-        <w:tblCellMar>
-          <w:top w:w="15" w:type="dxa"/>
-          <w:left w:w="15" w:type="dxa"/>
-          <w:bottom w:w="15" w:type="dxa"/>
-          <w:right w:w="15" w:type="dxa"/>
-        </w:tblCellMar>
-        <w:tblLook w:val="04A0" w:firstRow="1" w:lastRow="0" w:firstColumn="1" w:lastColumn="0" w:noHBand="0" w:noVBand="1"/>
-      </w:tblPr>
-      <w:tblGrid>
-        <w:gridCol w:w="2484"/>
-        <w:gridCol w:w="2600"/>
-        <w:gridCol w:w="4276"/>
-      </w:tblGrid>
-      <w:tr>
-        <w:trPr>
-          <w:tblCellSpacing w:w="15" w:type="dxa"/>
-        </w:trPr>
-        <w:tc>
-          <w:tcPr>
-            <w:tcW w:w="0" w:type="auto"/>
-            <w:vAlign w:val="center"/>
-            <w:hideMark/>
-          </w:tcPr>
-          <w:p>
-            <w:r>
-              <w:t xml:space="preserve">Reject </w:t>
-            </w:r>
-            <w:proofErr w:type="spellStart"/>
-            <w:r>
-              <w:t>SearchResult</w:t>
-            </w:r>
-            <w:proofErr w:type="spellEnd"/>
-            <w:r>
-              <w:t xml:space="preserve"> as a required domain entity.</w:t>
-            </w:r>
-          </w:p>
-        </w:tc>
-        <w:tc>
-          <w:tcPr>
-            <w:tcW w:w="0" w:type="auto"/>
-            <w:vAlign w:val="center"/>
-            <w:hideMark/>
-          </w:tcPr>
-          <w:p>
-            <w:r>
-              <w:t xml:space="preserve">Combine </w:t>
-            </w:r>
-            <w:proofErr w:type="spellStart"/>
-            <w:r>
-              <w:t>SearchResult</w:t>
-            </w:r>
-            <w:proofErr w:type="spellEnd"/>
-            <w:r>
-              <w:t xml:space="preserve"> with identified Chord objects.</w:t>
-            </w:r>
-          </w:p>
-        </w:tc>
-        <w:tc>
-          <w:tcPr>
-            <w:tcW w:w="0" w:type="auto"/>
-            <w:vAlign w:val="center"/>
-            <w:hideMark/>
-          </w:tcPr>
-          <w:p>
-            <w:r>
-              <w:t>The current result is simply the collection of identified chords. A separate result class is not needed for the initial model.</w:t>
-            </w:r>
-          </w:p>
-        </w:tc>
-      </w:tr>
-    </w:tbl>
-    <w:p>
-      <w:pPr>
-        <w:rPr>
-          <w:vanish/>
-        </w:rPr>
-      </w:pPr>
-    </w:p>
-    <w:tbl>
-      <w:tblPr>
-        <w:tblW w:w="0" w:type="auto"/>
-        <w:tblCellSpacing w:w="15" w:type="dxa"/>
-        <w:tblCellMar>
-          <w:top w:w="15" w:type="dxa"/>
-          <w:left w:w="15" w:type="dxa"/>
-          <w:bottom w:w="15" w:type="dxa"/>
-          <w:right w:w="15" w:type="dxa"/>
-        </w:tblCellMar>
-        <w:tblLook w:val="04A0" w:firstRow="1" w:lastRow="0" w:firstColumn="1" w:lastColumn="0" w:noHBand="0" w:noVBand="1"/>
-      </w:tblPr>
-      <w:tblGrid>
-        <w:gridCol w:w="2040"/>
-        <w:gridCol w:w="4037"/>
-        <w:gridCol w:w="3283"/>
-      </w:tblGrid>
-      <w:tr>
-        <w:trPr>
-          <w:tblCellSpacing w:w="15" w:type="dxa"/>
-        </w:trPr>
-        <w:tc>
-          <w:tcPr>
-            <w:tcW w:w="0" w:type="auto"/>
-            <w:vAlign w:val="center"/>
-            <w:hideMark/>
-          </w:tcPr>
-          <w:p>
-            <w:r>
-              <w:lastRenderedPageBreak/>
-              <w:t>Reject Chord Finder User as a domain entity.</w:t>
-            </w:r>
-          </w:p>
-        </w:tc>
-        <w:tc>
-          <w:tcPr>
-            <w:tcW w:w="0" w:type="auto"/>
-            <w:vAlign w:val="center"/>
-            <w:hideMark/>
-          </w:tcPr>
-          <w:p>
-            <w:r>
-              <w:t xml:space="preserve">Combine Chord Finder User, Student, Instructor, and </w:t>
-            </w:r>
-            <w:proofErr w:type="spellStart"/>
-            <w:r>
-              <w:t>HobbyMusician</w:t>
-            </w:r>
-            <w:proofErr w:type="spellEnd"/>
-            <w:r>
-              <w:t xml:space="preserve"> into a general actor.</w:t>
-            </w:r>
-          </w:p>
-        </w:tc>
-        <w:tc>
-          <w:tcPr>
-            <w:tcW w:w="0" w:type="auto"/>
-            <w:vAlign w:val="center"/>
-            <w:hideMark/>
-          </w:tcPr>
-          <w:p>
-            <w:r>
-              <w:t>These are actor roles, not domain entities that need stored state in the initial model.</w:t>
-            </w:r>
-          </w:p>
-        </w:tc>
-      </w:tr>
-    </w:tbl>
-    <w:p>
-      <w:pPr>
-        <w:rPr>
-          <w:vanish/>
-        </w:rPr>
-      </w:pPr>
-    </w:p>
-    <w:tbl>
-      <w:tblPr>
-        <w:tblW w:w="0" w:type="auto"/>
-        <w:tblCellSpacing w:w="15" w:type="dxa"/>
-        <w:tblCellMar>
-          <w:top w:w="15" w:type="dxa"/>
-          <w:left w:w="15" w:type="dxa"/>
-          <w:bottom w:w="15" w:type="dxa"/>
-          <w:right w:w="15" w:type="dxa"/>
-        </w:tblCellMar>
-        <w:tblLook w:val="04A0" w:firstRow="1" w:lastRow="0" w:firstColumn="1" w:lastColumn="0" w:noHBand="0" w:noVBand="1"/>
-      </w:tblPr>
-      <w:tblGrid>
-        <w:gridCol w:w="2296"/>
-        <w:gridCol w:w="2301"/>
-        <w:gridCol w:w="4763"/>
-      </w:tblGrid>
-      <w:tr>
-        <w:trPr>
-          <w:tblCellSpacing w:w="15" w:type="dxa"/>
-        </w:trPr>
-        <w:tc>
-          <w:tcPr>
-            <w:tcW w:w="0" w:type="auto"/>
-            <w:vAlign w:val="center"/>
-            <w:hideMark/>
-          </w:tcPr>
-          <w:p>
-            <w:r>
-              <w:t>Reject Administrator as a domain entity.</w:t>
-            </w:r>
-          </w:p>
-        </w:tc>
-        <w:tc>
-          <w:tcPr>
-            <w:tcW w:w="0" w:type="auto"/>
-            <w:vAlign w:val="center"/>
-            <w:hideMark/>
-          </w:tcPr>
-          <w:p>
-            <w:r>
-              <w:t>Combine Administrator with user actors.</w:t>
-            </w:r>
-          </w:p>
-        </w:tc>
-        <w:tc>
-          <w:tcPr>
-            <w:tcW w:w="0" w:type="auto"/>
-            <w:vAlign w:val="center"/>
-            <w:hideMark/>
-          </w:tcPr>
-          <w:p>
-            <w:r>
-              <w:t>Administrator is an actor role for maintaining formulas. It is not a domain entity unless administrator data must be stored.</w:t>
-            </w:r>
-          </w:p>
-        </w:tc>
-      </w:tr>
-    </w:tbl>
-    <w:p>
-      <w:pPr>
-        <w:rPr>
-          <w:vanish/>
-        </w:rPr>
-      </w:pPr>
-    </w:p>
-    <w:tbl>
-      <w:tblPr>
-        <w:tblW w:w="0" w:type="auto"/>
-        <w:tblCellSpacing w:w="15" w:type="dxa"/>
-        <w:tblCellMar>
-          <w:top w:w="15" w:type="dxa"/>
-          <w:left w:w="15" w:type="dxa"/>
-          <w:bottom w:w="15" w:type="dxa"/>
-          <w:right w:w="15" w:type="dxa"/>
-        </w:tblCellMar>
-        <w:tblLook w:val="04A0" w:firstRow="1" w:lastRow="0" w:firstColumn="1" w:lastColumn="0" w:noHBand="0" w:noVBand="1"/>
-      </w:tblPr>
-      <w:tblGrid>
-        <w:gridCol w:w="2557"/>
-        <w:gridCol w:w="2537"/>
-        <w:gridCol w:w="4266"/>
-      </w:tblGrid>
-      <w:tr>
-        <w:trPr>
-          <w:tblCellSpacing w:w="15" w:type="dxa"/>
-        </w:trPr>
-        <w:tc>
-          <w:tcPr>
-            <w:tcW w:w="0" w:type="auto"/>
-            <w:vAlign w:val="center"/>
-            <w:hideMark/>
-          </w:tcPr>
-          <w:p>
-            <w:r>
-              <w:t>Reject worksheets, flash cards, and whiteboard examples.</w:t>
-            </w:r>
-          </w:p>
-        </w:tc>
-        <w:tc>
-          <w:tcPr>
-            <w:tcW w:w="0" w:type="auto"/>
-            <w:vAlign w:val="center"/>
-            <w:hideMark/>
-          </w:tcPr>
-          <w:p>
-            <w:r>
-              <w:t xml:space="preserve">Combine them into a </w:t>
-            </w:r>
-            <w:proofErr w:type="spellStart"/>
-            <w:r>
-              <w:t>LearningMaterial</w:t>
-            </w:r>
-            <w:proofErr w:type="spellEnd"/>
-            <w:r>
-              <w:t xml:space="preserve"> class.</w:t>
-            </w:r>
-          </w:p>
-        </w:tc>
-        <w:tc>
-          <w:tcPr>
-            <w:tcW w:w="0" w:type="auto"/>
-            <w:vAlign w:val="center"/>
-            <w:hideMark/>
-          </w:tcPr>
-          <w:p>
-            <w:r>
-              <w:t>These are outside materials used before the system. They provide context but do not participate in chord identification.</w:t>
-            </w:r>
-          </w:p>
-        </w:tc>
-      </w:tr>
-    </w:tbl>
-    <w:p>
-      <w:pPr>
-        <w:rPr>
-          <w:vanish/>
-        </w:rPr>
-      </w:pPr>
-    </w:p>
-    <w:tbl>
-      <w:tblPr>
-        <w:tblW w:w="0" w:type="auto"/>
-        <w:tblCellSpacing w:w="15" w:type="dxa"/>
-        <w:tblCellMar>
-          <w:top w:w="15" w:type="dxa"/>
-          <w:left w:w="15" w:type="dxa"/>
-          <w:bottom w:w="15" w:type="dxa"/>
-          <w:right w:w="15" w:type="dxa"/>
-        </w:tblCellMar>
-        <w:tblLook w:val="04A0" w:firstRow="1" w:lastRow="0" w:firstColumn="1" w:lastColumn="0" w:noHBand="0" w:noVBand="1"/>
-      </w:tblPr>
-      <w:tblGrid>
-        <w:gridCol w:w="2731"/>
-        <w:gridCol w:w="1715"/>
-        <w:gridCol w:w="4914"/>
-      </w:tblGrid>
-      <w:tr>
-        <w:trPr>
-          <w:tblCellSpacing w:w="15" w:type="dxa"/>
-        </w:trPr>
-        <w:tc>
-          <w:tcPr>
-            <w:tcW w:w="0" w:type="auto"/>
-            <w:vAlign w:val="center"/>
-            <w:hideMark/>
-          </w:tcPr>
-          <w:p>
-            <w:r>
-              <w:t>Reject harmony, sonority, stack, shape, and voicing.</w:t>
-            </w:r>
-          </w:p>
-        </w:tc>
-        <w:tc>
-          <w:tcPr>
-            <w:tcW w:w="0" w:type="auto"/>
-            <w:vAlign w:val="center"/>
-            <w:hideMark/>
-          </w:tcPr>
-          <w:p>
-            <w:r>
-              <w:t>Combine them with Chord.</w:t>
-            </w:r>
-          </w:p>
-        </w:tc>
-        <w:tc>
-          <w:tcPr>
-            <w:tcW w:w="0" w:type="auto"/>
-            <w:vAlign w:val="center"/>
-            <w:hideMark/>
-          </w:tcPr>
-          <w:p>
-            <w:r>
-              <w:t>The prompt treats these as casual terms. They do not introduce separate domain rules for the initial system.</w:t>
-            </w:r>
-          </w:p>
-        </w:tc>
-      </w:tr>
-    </w:tbl>
-    <w:p>
-      <w:pPr>
-        <w:rPr>
-          <w:vanish/>
-        </w:rPr>
-      </w:pPr>
-    </w:p>
-    <w:tbl>
-      <w:tblPr>
-        <w:tblW w:w="0" w:type="auto"/>
-        <w:tblCellSpacing w:w="15" w:type="dxa"/>
-        <w:tblCellMar>
-          <w:top w:w="15" w:type="dxa"/>
-          <w:left w:w="15" w:type="dxa"/>
-          <w:bottom w:w="15" w:type="dxa"/>
-          <w:right w:w="15" w:type="dxa"/>
-        </w:tblCellMar>
-        <w:tblLook w:val="04A0" w:firstRow="1" w:lastRow="0" w:firstColumn="1" w:lastColumn="0" w:noHBand="0" w:noVBand="1"/>
-      </w:tblPr>
-      <w:tblGrid>
-        <w:gridCol w:w="3356"/>
-        <w:gridCol w:w="2059"/>
-        <w:gridCol w:w="3945"/>
-      </w:tblGrid>
-      <w:tr>
-        <w:trPr>
-          <w:tblCellSpacing w:w="15" w:type="dxa"/>
-        </w:trPr>
-        <w:tc>
-          <w:tcPr>
-            <w:tcW w:w="0" w:type="auto"/>
-            <w:vAlign w:val="center"/>
-            <w:hideMark/>
-          </w:tcPr>
-          <w:p>
-            <w:r>
-              <w:t>Exclude sound, staff notation, ear training, lesson schedules, and sheet music.</w:t>
-            </w:r>
-          </w:p>
-        </w:tc>
-        <w:tc>
-          <w:tcPr>
-            <w:tcW w:w="0" w:type="auto"/>
-            <w:vAlign w:val="center"/>
-            <w:hideMark/>
-          </w:tcPr>
-          <w:p>
-            <w:r>
-              <w:t>Combine them into future feature classes.</w:t>
-            </w:r>
-          </w:p>
-        </w:tc>
-        <w:tc>
-          <w:tcPr>
-            <w:tcW w:w="0" w:type="auto"/>
-            <w:vAlign w:val="center"/>
-            <w:hideMark/>
-          </w:tcPr>
-          <w:p>
-            <w:r>
-              <w:t>These concepts are explicitly outside the system scope and do not belong in the initial domain model.</w:t>
-            </w:r>
-          </w:p>
-        </w:tc>
-      </w:tr>
-    </w:tbl>
-    <w:p/>
-    <w:p/>
-    <w:p>
-      <w:pPr>
-        <w:rPr>
-          <w:rFonts w:asciiTheme="majorHAnsi" w:eastAsiaTheme="majorEastAsia" w:hAnsiTheme="majorHAnsi" w:cstheme="majorBidi"/>
-          <w:color w:val="0F4761" w:themeColor="accent1" w:themeShade="BF"/>
-          <w:sz w:val="32"/>
-          <w:szCs w:val="32"/>
-        </w:rPr>
-      </w:pPr>
-      <w:r>
-        <w:t>Installation</w:t>
+      <w:bookmarkStart w:id="25" w:name="prerequisites"/>
+      <w:r>
+        <w:t>Prerequisites</w:t>
+      </w:r>
+    </w:p>
+    <w:p>
+      <w:pPr>
+        <w:pStyle w:val="FirstParagraph"/>
+      </w:pPr>
+      <w:r>
+        <w:t>Before running the application, make sure the following software is installed:</w:t>
+      </w:r>
+    </w:p>
+    <w:p>
+      <w:pPr>
+        <w:pStyle w:val="Compact"/>
+        <w:numPr>
+          <w:ilvl w:val="0"/>
+          <w:numId w:val="20"/>
+        </w:numPr>
+      </w:pPr>
+      <w:r>
+        <w:t>Java Development Kit (JDK) 25 or later</w:t>
+      </w:r>
+    </w:p>
+    <w:p>
+      <w:pPr>
+        <w:pStyle w:val="Compact"/>
+        <w:numPr>
+          <w:ilvl w:val="0"/>
+          <w:numId w:val="20"/>
+        </w:numPr>
+      </w:pPr>
+      <w:r>
+        <w:t>Maven</w:t>
+      </w:r>
+    </w:p>
+    <w:p>
+      <w:pPr>
+        <w:pStyle w:val="Compact"/>
+        <w:numPr>
+          <w:ilvl w:val="0"/>
+          <w:numId w:val="20"/>
+        </w:numPr>
+      </w:pPr>
+      <w:r>
+        <w:t>Git</w:t>
+      </w:r>
+    </w:p>
+    <w:p>
+      <w:pPr>
+        <w:pStyle w:val="Compact"/>
+        <w:numPr>
+          <w:ilvl w:val="0"/>
+          <w:numId w:val="20"/>
+        </w:numPr>
+      </w:pPr>
+      <w:r>
+        <w:t>Eclipse, IntelliJ IDEA, VS Code, or another Java-compatible IDE</w:t>
       </w:r>
     </w:p>
     <w:p>
       <w:pPr>
         <w:pStyle w:val="Heading3"/>
       </w:pPr>
-      <w:bookmarkStart w:id="24" w:name="prerequisites"/>
-      <w:r>
-        <w:t>Prerequisites</w:t>
+      <w:bookmarkStart w:id="26" w:name="clone-the-project"/>
+      <w:bookmarkEnd w:id="25"/>
+      <w:r>
+        <w:t>Clone the Project</w:t>
       </w:r>
     </w:p>
     <w:p>
@@ -6021,310 +4574,27 @@
         <w:pStyle w:val="FirstParagraph"/>
       </w:pPr>
       <w:r>
-        <w:t>Before running the application, make sure the following software is installed:</w:t>
-      </w:r>
-    </w:p>
-    <w:p>
-      <w:pPr>
-        <w:pStyle w:val="Compact"/>
-        <w:numPr>
-          <w:ilvl w:val="0"/>
-          <w:numId w:val="20"/>
-        </w:numPr>
-      </w:pPr>
-      <w:r>
-        <w:t>Java Development Kit (JDK) 25 or later</w:t>
-      </w:r>
-    </w:p>
-    <w:p>
-      <w:pPr>
-        <w:pStyle w:val="Compact"/>
-        <w:numPr>
-          <w:ilvl w:val="0"/>
-          <w:numId w:val="20"/>
-        </w:numPr>
-      </w:pPr>
-      <w:r>
-        <w:t>Maven</w:t>
-      </w:r>
-    </w:p>
-    <w:p>
-      <w:pPr>
-        <w:pStyle w:val="Compact"/>
-        <w:numPr>
-          <w:ilvl w:val="0"/>
-          <w:numId w:val="20"/>
-        </w:numPr>
-      </w:pPr>
-      <w:r>
-        <w:t>Git</w:t>
-      </w:r>
-    </w:p>
-    <w:p>
-      <w:pPr>
-        <w:pStyle w:val="Compact"/>
-        <w:numPr>
-          <w:ilvl w:val="0"/>
-          <w:numId w:val="20"/>
-        </w:numPr>
-      </w:pPr>
-      <w:r>
-        <w:t>Eclipse, IntelliJ IDEA, VS Code, or another Java-compatible IDE</w:t>
-      </w:r>
-    </w:p>
-    <w:p>
-      <w:pPr>
-        <w:pStyle w:val="Heading3"/>
-      </w:pPr>
-      <w:bookmarkStart w:id="25" w:name="clone-the-project"/>
+        <w:t>```bash git clone https://github.com/theReal4m4d3u5/chordFinder.git cd chordFinder</w:t>
+      </w:r>
+    </w:p>
+    <w:p>
+      <w:pPr>
+        <w:pStyle w:val="BodyText"/>
+      </w:pPr>
+      <w:r>
+        <w:t>AI Usage</w:t>
+      </w:r>
+    </w:p>
+    <w:p>
+      <w:pPr>
+        <w:pStyle w:val="BodyText"/>
+      </w:pPr>
+      <w:r>
+        <w:t>https://chatgpt.com/share/6a4d5075-e3fc-83ea-8b90-b8567e334af5 https://chatgpt.com/share/6a4d508a-0a34-83ea-99c7-3d1ed0573ca2 https://chatgpt.com/share/6a4d5016-b5cc-83ea-97f3-6aa9f517b3b5 https://chatgpt.com/share/6a4d501f-b268-83ea-b293-9234df955686 https://chatgpt.com/share/6a4d502b-d94c-83ea-bc93-40185a049fcb https://chatgpt.com/share/6a4d502b-d94c-83ea-bc93-40185a049fcb https://chatgpt.com/share/6a4d5042-7b5c-83ea-8017-0e97c48a1b9c https://chatgpt.com/share/6a4d504f-0cec-83ea-9adc-cc4dc328d059 https://chatgpt.com/share/6a4d5062-4d78-83ea-88aa-3a5a932f2621 https://chatgpt.com/share/6a4d506d-5f78-83ea-a6b4-e6be2b1d8817</w:t>
+      </w:r>
+      <w:bookmarkEnd w:id="0"/>
       <w:bookmarkEnd w:id="24"/>
-      <w:r>
-        <w:t>Clone the Project</w:t>
-      </w:r>
-    </w:p>
-    <w:p>
-      <w:pPr>
-        <w:pStyle w:val="FirstParagraph"/>
-      </w:pPr>
-      <w:r>
-        <w:t xml:space="preserve">```bash git clone </w:t>
-      </w:r>
-      <w:hyperlink r:id="rId24" w:history="1">
-        <w:r>
-          <w:rPr>
-            <w:rStyle w:val="Hyperlink"/>
-          </w:rPr>
-          <w:t>https://github.com/theReal4m4d3u5/chordFinder.git</w:t>
-        </w:r>
-      </w:hyperlink>
-      <w:r>
-        <w:t xml:space="preserve"> </w:t>
-      </w:r>
-    </w:p>
-    <w:p>
-      <w:pPr>
-        <w:pStyle w:val="FirstParagraph"/>
-      </w:pPr>
-      <w:r>
-        <w:t xml:space="preserve">cd </w:t>
-      </w:r>
-      <w:proofErr w:type="spellStart"/>
-      <w:r>
-        <w:t>chordFinder</w:t>
-      </w:r>
-      <w:proofErr w:type="spellEnd"/>
-    </w:p>
-    <w:p>
-      <w:pPr>
-        <w:pStyle w:val="BodyText"/>
-      </w:pPr>
-    </w:p>
-    <w:p>
-      <w:pPr>
-        <w:pStyle w:val="BodyText"/>
-      </w:pPr>
-    </w:p>
-    <w:p>
-      <w:pPr>
-        <w:rPr>
-          <w:rFonts w:eastAsiaTheme="majorEastAsia" w:cstheme="majorBidi"/>
-          <w:color w:val="0F4761" w:themeColor="accent1" w:themeShade="BF"/>
-          <w:sz w:val="28"/>
-          <w:szCs w:val="28"/>
-        </w:rPr>
-      </w:pPr>
-      <w:r>
-        <w:br w:type="page"/>
-      </w:r>
-    </w:p>
-    <w:p>
-      <w:pPr>
-        <w:pStyle w:val="Heading3"/>
-      </w:pPr>
-      <w:r>
-        <w:lastRenderedPageBreak/>
-        <w:t xml:space="preserve">AI Usage </w:t>
-      </w:r>
-    </w:p>
-    <w:p>
-      <w:pPr>
-        <w:pStyle w:val="BodyText"/>
-      </w:pPr>
-    </w:p>
-    <w:p>
-      <w:pPr>
-        <w:pStyle w:val="BodyText"/>
-      </w:pPr>
-      <w:hyperlink r:id="rId25" w:history="1">
-        <w:r>
-          <w:rPr>
-            <w:rStyle w:val="Hyperlink"/>
-          </w:rPr>
-          <w:t>https://chatgpt.com/share/6a4d5075-e3fc-83ea-8b90-b8567e334af5</w:t>
-        </w:r>
-      </w:hyperlink>
-      <w:r>
-        <w:t xml:space="preserve"> </w:t>
-      </w:r>
-    </w:p>
-    <w:p>
-      <w:pPr>
-        <w:pStyle w:val="BodyText"/>
-      </w:pPr>
-      <w:hyperlink r:id="rId26" w:history="1">
-        <w:r>
-          <w:rPr>
-            <w:rStyle w:val="Hyperlink"/>
-          </w:rPr>
-          <w:t>https://chatgpt.com/share/6a4d508a-0a34-83ea-99c7-3d1ed0573ca2</w:t>
-        </w:r>
-      </w:hyperlink>
-      <w:r>
-        <w:t xml:space="preserve"> </w:t>
-      </w:r>
-    </w:p>
-    <w:p>
-      <w:pPr>
-        <w:pStyle w:val="BodyText"/>
-      </w:pPr>
-      <w:hyperlink r:id="rId27" w:history="1">
-        <w:r>
-          <w:rPr>
-            <w:rStyle w:val="Hyperlink"/>
-          </w:rPr>
-          <w:t>https://chatgpt.com/share/6a4d5016-b5cc-83ea-97f3-6aa9f517b3b5</w:t>
-        </w:r>
-      </w:hyperlink>
-    </w:p>
-    <w:p>
-      <w:pPr>
-        <w:pStyle w:val="BodyText"/>
-      </w:pPr>
-      <w:hyperlink r:id="rId28" w:history="1">
-        <w:r>
-          <w:rPr>
-            <w:rStyle w:val="Hyperlink"/>
-          </w:rPr>
-          <w:t>https://chatgpt.com/share/6a4d501f-b268-83ea-b293-9234df955686</w:t>
-        </w:r>
-      </w:hyperlink>
-      <w:r>
-        <w:t xml:space="preserve"> </w:t>
-      </w:r>
-    </w:p>
-    <w:p>
-      <w:pPr>
-        <w:pStyle w:val="BodyText"/>
-      </w:pPr>
-      <w:hyperlink r:id="rId29" w:history="1">
-        <w:r>
-          <w:rPr>
-            <w:rStyle w:val="Hyperlink"/>
-          </w:rPr>
-          <w:t>https://chatgpt.com/share/6a4d502b-d94c-83ea-bc93-40185a049fcb</w:t>
-        </w:r>
-      </w:hyperlink>
-      <w:r>
-        <w:t xml:space="preserve"> </w:t>
-      </w:r>
-    </w:p>
-    <w:p>
-      <w:pPr>
-        <w:pStyle w:val="BodyText"/>
-      </w:pPr>
-      <w:hyperlink r:id="rId30" w:history="1">
-        <w:r>
-          <w:rPr>
-            <w:rStyle w:val="Hyperlink"/>
-          </w:rPr>
-          <w:t>https://chatgpt.com/share/6a4d502b-d94c-83ea-bc93-40185a049fcb</w:t>
-        </w:r>
-      </w:hyperlink>
-      <w:r>
-        <w:t xml:space="preserve"> </w:t>
-      </w:r>
-    </w:p>
-    <w:p>
-      <w:pPr>
-        <w:pStyle w:val="BodyText"/>
-      </w:pPr>
-      <w:hyperlink r:id="rId31" w:history="1">
-        <w:r>
-          <w:rPr>
-            <w:rStyle w:val="Hyperlink"/>
-          </w:rPr>
-          <w:t>https://chatgpt.com/share/6a4d5042-7b5c-83ea-8017-0e97c48a1b9c</w:t>
-        </w:r>
-      </w:hyperlink>
-      <w:r>
-        <w:t xml:space="preserve"> </w:t>
-      </w:r>
-    </w:p>
-    <w:p>
-      <w:pPr>
-        <w:pStyle w:val="BodyText"/>
-      </w:pPr>
-      <w:hyperlink r:id="rId32" w:history="1">
-        <w:r>
-          <w:rPr>
-            <w:rStyle w:val="Hyperlink"/>
-          </w:rPr>
-          <w:t>https://chatgpt.com/share/6a4d504f-0cec-83ea-9adc-cc4dc328d059</w:t>
-        </w:r>
-      </w:hyperlink>
-      <w:r>
-        <w:t xml:space="preserve"> </w:t>
-      </w:r>
-    </w:p>
-    <w:p>
-      <w:pPr>
-        <w:pStyle w:val="BodyText"/>
-      </w:pPr>
-      <w:hyperlink r:id="rId33" w:history="1">
-        <w:r>
-          <w:rPr>
-            <w:rStyle w:val="Hyperlink"/>
-          </w:rPr>
-          <w:t>https://chatgpt.com/share/6a4d5062-4d78-83ea-88aa-3a5a932f2621</w:t>
-        </w:r>
-      </w:hyperlink>
-      <w:r>
-        <w:t xml:space="preserve"> </w:t>
-      </w:r>
-    </w:p>
-    <w:p>
-      <w:pPr>
-        <w:pStyle w:val="BodyText"/>
-      </w:pPr>
-      <w:hyperlink r:id="rId34" w:history="1">
-        <w:r>
-          <w:rPr>
-            <w:rStyle w:val="Hyperlink"/>
-          </w:rPr>
-          <w:t>https://chatgpt.com/share/6a4d506d-5f78-83ea-a6b4-e6be2b1d8817</w:t>
-        </w:r>
-      </w:hyperlink>
-      <w:r>
-        <w:t xml:space="preserve"> </w:t>
-      </w:r>
-    </w:p>
-    <w:p>
-      <w:pPr>
-        <w:pStyle w:val="BodyText"/>
-      </w:pPr>
-    </w:p>
-    <w:p>
-      <w:pPr>
-        <w:pStyle w:val="BodyText"/>
-      </w:pPr>
-    </w:p>
-    <w:bookmarkEnd w:id="0"/>
-    <w:bookmarkEnd w:id="23"/>
-    <w:bookmarkEnd w:id="25"/>
-    <w:p>
-      <w:pPr>
-        <w:pStyle w:val="BodyText"/>
-      </w:pPr>
+      <w:bookmarkEnd w:id="26"/>
     </w:p>
     <w:sectPr>
       <w:footnotePr>
@@ -6343,7 +4613,7 @@
   <w:abstractNum w:abstractNumId="0" w15:restartNumberingAfterBreak="0">
     <w:nsid w:val="0000A990"/>
     <w:multiLevelType w:val="multilevel"/>
-    <w:tmpl w:val="B1046E20"/>
+    <w:tmpl w:val="723CF0CE"/>
     <w:lvl w:ilvl="0">
       <w:numFmt w:val="bullet"/>
       <w:lvlText w:val=" "/>
@@ -6420,7 +4690,7 @@
   <w:abstractNum w:abstractNumId="1" w15:restartNumberingAfterBreak="0">
     <w:nsid w:val="0000A991"/>
     <w:multiLevelType w:val="multilevel"/>
-    <w:tmpl w:val="B64CFAB8"/>
+    <w:tmpl w:val="39D61676"/>
     <w:lvl w:ilvl="0">
       <w:numFmt w:val="bullet"/>
       <w:lvlText w:val=""/>
@@ -6524,7 +4794,7 @@
   <w:abstractNum w:abstractNumId="2" w15:restartNumberingAfterBreak="0">
     <w:nsid w:val="00A99411"/>
     <w:multiLevelType w:val="multilevel"/>
-    <w:tmpl w:val="63867AF4"/>
+    <w:tmpl w:val="EC3C67BE"/>
     <w:lvl w:ilvl="0">
       <w:start w:val="1"/>
       <w:numFmt w:val="decimal"/>
@@ -6607,210 +4877,61 @@
       </w:pPr>
     </w:lvl>
   </w:abstractNum>
-  <w:abstractNum w:abstractNumId="3" w15:restartNumberingAfterBreak="0">
-    <w:nsid w:val="0B1D774F"/>
-    <w:multiLevelType w:val="multilevel"/>
-    <w:tmpl w:val="AD9CDC1E"/>
-    <w:lvl w:ilvl="0">
-      <w:start w:val="1"/>
-      <w:numFmt w:val="bullet"/>
-      <w:lvlText w:val=""/>
-      <w:lvlJc w:val="left"/>
-      <w:pPr>
-        <w:tabs>
-          <w:tab w:val="num" w:pos="720"/>
-        </w:tabs>
-        <w:ind w:left="720" w:hanging="360"/>
-      </w:pPr>
-      <w:rPr>
-        <w:rFonts w:ascii="Symbol" w:hAnsi="Symbol" w:hint="default"/>
-        <w:sz w:val="20"/>
-      </w:rPr>
-    </w:lvl>
-    <w:lvl w:ilvl="1" w:tentative="1">
-      <w:start w:val="1"/>
-      <w:numFmt w:val="bullet"/>
-      <w:lvlText w:val="o"/>
-      <w:lvlJc w:val="left"/>
-      <w:pPr>
-        <w:tabs>
-          <w:tab w:val="num" w:pos="1440"/>
-        </w:tabs>
-        <w:ind w:left="1440" w:hanging="360"/>
-      </w:pPr>
-      <w:rPr>
-        <w:rFonts w:ascii="Courier New" w:hAnsi="Courier New" w:hint="default"/>
-        <w:sz w:val="20"/>
-      </w:rPr>
-    </w:lvl>
-    <w:lvl w:ilvl="2" w:tentative="1">
-      <w:start w:val="1"/>
-      <w:numFmt w:val="bullet"/>
-      <w:lvlText w:val=""/>
-      <w:lvlJc w:val="left"/>
-      <w:pPr>
-        <w:tabs>
-          <w:tab w:val="num" w:pos="2160"/>
-        </w:tabs>
-        <w:ind w:left="2160" w:hanging="360"/>
-      </w:pPr>
-      <w:rPr>
-        <w:rFonts w:ascii="Wingdings" w:hAnsi="Wingdings" w:hint="default"/>
-        <w:sz w:val="20"/>
-      </w:rPr>
-    </w:lvl>
-    <w:lvl w:ilvl="3" w:tentative="1">
-      <w:start w:val="1"/>
-      <w:numFmt w:val="bullet"/>
-      <w:lvlText w:val=""/>
-      <w:lvlJc w:val="left"/>
-      <w:pPr>
-        <w:tabs>
-          <w:tab w:val="num" w:pos="2880"/>
-        </w:tabs>
-        <w:ind w:left="2880" w:hanging="360"/>
-      </w:pPr>
-      <w:rPr>
-        <w:rFonts w:ascii="Wingdings" w:hAnsi="Wingdings" w:hint="default"/>
-        <w:sz w:val="20"/>
-      </w:rPr>
-    </w:lvl>
-    <w:lvl w:ilvl="4" w:tentative="1">
-      <w:start w:val="1"/>
-      <w:numFmt w:val="bullet"/>
-      <w:lvlText w:val=""/>
-      <w:lvlJc w:val="left"/>
-      <w:pPr>
-        <w:tabs>
-          <w:tab w:val="num" w:pos="3600"/>
-        </w:tabs>
-        <w:ind w:left="3600" w:hanging="360"/>
-      </w:pPr>
-      <w:rPr>
-        <w:rFonts w:ascii="Wingdings" w:hAnsi="Wingdings" w:hint="default"/>
-        <w:sz w:val="20"/>
-      </w:rPr>
-    </w:lvl>
-    <w:lvl w:ilvl="5" w:tentative="1">
-      <w:start w:val="1"/>
-      <w:numFmt w:val="bullet"/>
-      <w:lvlText w:val=""/>
-      <w:lvlJc w:val="left"/>
-      <w:pPr>
-        <w:tabs>
-          <w:tab w:val="num" w:pos="4320"/>
-        </w:tabs>
-        <w:ind w:left="4320" w:hanging="360"/>
-      </w:pPr>
-      <w:rPr>
-        <w:rFonts w:ascii="Wingdings" w:hAnsi="Wingdings" w:hint="default"/>
-        <w:sz w:val="20"/>
-      </w:rPr>
-    </w:lvl>
-    <w:lvl w:ilvl="6" w:tentative="1">
-      <w:start w:val="1"/>
-      <w:numFmt w:val="bullet"/>
-      <w:lvlText w:val=""/>
-      <w:lvlJc w:val="left"/>
-      <w:pPr>
-        <w:tabs>
-          <w:tab w:val="num" w:pos="5040"/>
-        </w:tabs>
-        <w:ind w:left="5040" w:hanging="360"/>
-      </w:pPr>
-      <w:rPr>
-        <w:rFonts w:ascii="Wingdings" w:hAnsi="Wingdings" w:hint="default"/>
-        <w:sz w:val="20"/>
-      </w:rPr>
-    </w:lvl>
-    <w:lvl w:ilvl="7" w:tentative="1">
-      <w:start w:val="1"/>
-      <w:numFmt w:val="bullet"/>
-      <w:lvlText w:val=""/>
-      <w:lvlJc w:val="left"/>
-      <w:pPr>
-        <w:tabs>
-          <w:tab w:val="num" w:pos="5760"/>
-        </w:tabs>
-        <w:ind w:left="5760" w:hanging="360"/>
-      </w:pPr>
-      <w:rPr>
-        <w:rFonts w:ascii="Wingdings" w:hAnsi="Wingdings" w:hint="default"/>
-        <w:sz w:val="20"/>
-      </w:rPr>
-    </w:lvl>
-    <w:lvl w:ilvl="8" w:tentative="1">
-      <w:start w:val="1"/>
-      <w:numFmt w:val="bullet"/>
-      <w:lvlText w:val=""/>
-      <w:lvlJc w:val="left"/>
-      <w:pPr>
-        <w:tabs>
-          <w:tab w:val="num" w:pos="6480"/>
-        </w:tabs>
-        <w:ind w:left="6480" w:hanging="360"/>
-      </w:pPr>
-      <w:rPr>
-        <w:rFonts w:ascii="Wingdings" w:hAnsi="Wingdings" w:hint="default"/>
-        <w:sz w:val="20"/>
-      </w:rPr>
-    </w:lvl>
-  </w:abstractNum>
-  <w:num w:numId="1" w16cid:durableId="276067065">
+  <w:num w:numId="1" w16cid:durableId="426508581">
     <w:abstractNumId w:val="0"/>
   </w:num>
-  <w:num w:numId="2" w16cid:durableId="1910965255">
+  <w:num w:numId="2" w16cid:durableId="1301114826">
     <w:abstractNumId w:val="1"/>
   </w:num>
-  <w:num w:numId="3" w16cid:durableId="620648460">
+  <w:num w:numId="3" w16cid:durableId="1502308440">
     <w:abstractNumId w:val="1"/>
   </w:num>
-  <w:num w:numId="4" w16cid:durableId="691566576">
+  <w:num w:numId="4" w16cid:durableId="1354720523">
     <w:abstractNumId w:val="1"/>
   </w:num>
-  <w:num w:numId="5" w16cid:durableId="1454133288">
+  <w:num w:numId="5" w16cid:durableId="1050180562">
     <w:abstractNumId w:val="1"/>
   </w:num>
-  <w:num w:numId="6" w16cid:durableId="410195877">
+  <w:num w:numId="6" w16cid:durableId="1459225631">
     <w:abstractNumId w:val="1"/>
   </w:num>
-  <w:num w:numId="7" w16cid:durableId="37510879">
+  <w:num w:numId="7" w16cid:durableId="176967377">
     <w:abstractNumId w:val="1"/>
   </w:num>
-  <w:num w:numId="8" w16cid:durableId="1810396769">
+  <w:num w:numId="8" w16cid:durableId="213735487">
     <w:abstractNumId w:val="1"/>
   </w:num>
-  <w:num w:numId="9" w16cid:durableId="54815457">
+  <w:num w:numId="9" w16cid:durableId="1444417025">
     <w:abstractNumId w:val="1"/>
   </w:num>
-  <w:num w:numId="10" w16cid:durableId="281499915">
+  <w:num w:numId="10" w16cid:durableId="1944920054">
     <w:abstractNumId w:val="1"/>
   </w:num>
-  <w:num w:numId="11" w16cid:durableId="1696662043">
+  <w:num w:numId="11" w16cid:durableId="1325402939">
     <w:abstractNumId w:val="1"/>
   </w:num>
-  <w:num w:numId="12" w16cid:durableId="1525748325">
+  <w:num w:numId="12" w16cid:durableId="414671010">
     <w:abstractNumId w:val="1"/>
   </w:num>
-  <w:num w:numId="13" w16cid:durableId="1758134787">
+  <w:num w:numId="13" w16cid:durableId="482358929">
     <w:abstractNumId w:val="1"/>
   </w:num>
-  <w:num w:numId="14" w16cid:durableId="1772699107">
+  <w:num w:numId="14" w16cid:durableId="1838184604">
     <w:abstractNumId w:val="1"/>
   </w:num>
-  <w:num w:numId="15" w16cid:durableId="1523084163">
+  <w:num w:numId="15" w16cid:durableId="1118833782">
     <w:abstractNumId w:val="1"/>
   </w:num>
-  <w:num w:numId="16" w16cid:durableId="6297989">
+  <w:num w:numId="16" w16cid:durableId="2115779350">
     <w:abstractNumId w:val="1"/>
   </w:num>
-  <w:num w:numId="17" w16cid:durableId="1708528610">
+  <w:num w:numId="17" w16cid:durableId="2068138403">
     <w:abstractNumId w:val="1"/>
   </w:num>
-  <w:num w:numId="18" w16cid:durableId="674570531">
+  <w:num w:numId="18" w16cid:durableId="336150237">
     <w:abstractNumId w:val="1"/>
   </w:num>
-  <w:num w:numId="19" w16cid:durableId="1165123876">
+  <w:num w:numId="19" w16cid:durableId="585263071">
     <w:abstractNumId w:val="2"/>
     <w:lvlOverride w:ilvl="0">
       <w:startOverride w:val="1"/>
@@ -6840,11 +4961,8 @@
       <w:startOverride w:val="1"/>
     </w:lvlOverride>
   </w:num>
-  <w:num w:numId="20" w16cid:durableId="608465615">
+  <w:num w:numId="20" w16cid:durableId="1813985933">
     <w:abstractNumId w:val="1"/>
-  </w:num>
-  <w:num w:numId="21" w16cid:durableId="1944457207">
-    <w:abstractNumId w:val="3"/>
   </w:num>
 </w:numbering>
 </file>
@@ -7141,6 +5259,7 @@
     <w:next w:val="BodyText"/>
     <w:link w:val="Heading2Char"/>
     <w:uiPriority w:val="9"/>
+    <w:semiHidden/>
     <w:unhideWhenUsed/>
     <w:qFormat/>
     <w:rsid w:val="00A10FD9"/>
@@ -7163,6 +5282,7 @@
     <w:next w:val="BodyText"/>
     <w:link w:val="Heading3Char"/>
     <w:uiPriority w:val="9"/>
+    <w:semiHidden/>
     <w:unhideWhenUsed/>
     <w:qFormat/>
     <w:rsid w:val="00A10FD9"/>
@@ -7314,6 +5434,7 @@
   <w:style w:type="character" w:default="1" w:styleId="DefaultParagraphFont">
     <w:name w:val="Default Paragraph Font"/>
     <w:uiPriority w:val="1"/>
+    <w:semiHidden/>
     <w:unhideWhenUsed/>
   </w:style>
   <w:style w:type="table" w:default="1" w:styleId="TableNormal">
@@ -7506,6 +5627,7 @@
     <w:basedOn w:val="DefaultParagraphFont"/>
     <w:link w:val="Heading2"/>
     <w:uiPriority w:val="9"/>
+    <w:semiHidden/>
     <w:rsid w:val="00A10FD9"/>
     <w:rPr>
       <w:rFonts w:asciiTheme="majorHAnsi" w:eastAsiaTheme="majorEastAsia" w:hAnsiTheme="majorHAnsi" w:cstheme="majorBidi"/>
@@ -7519,6 +5641,7 @@
     <w:basedOn w:val="DefaultParagraphFont"/>
     <w:link w:val="Heading3"/>
     <w:uiPriority w:val="9"/>
+    <w:semiHidden/>
     <w:rsid w:val="00A10FD9"/>
     <w:rPr>
       <w:rFonts w:eastAsiaTheme="majorEastAsia" w:cstheme="majorBidi"/>
@@ -8051,18 +6174,6 @@
     <w:rPr>
       <w:rFonts w:ascii="Consolas" w:hAnsi="Consolas"/>
       <w:sz w:val="22"/>
-    </w:rPr>
-  </w:style>
-  <w:style w:type="character" w:styleId="UnresolvedMention">
-    <w:name w:val="Unresolved Mention"/>
-    <w:basedOn w:val="DefaultParagraphFont"/>
-    <w:uiPriority w:val="99"/>
-    <w:semiHidden/>
-    <w:unhideWhenUsed/>
-    <w:rsid w:val="00E4185E"/>
-    <w:rPr>
-      <w:color w:val="605E5C"/>
-      <w:shd w:val="clear" w:color="auto" w:fill="E1DFDD"/>
     </w:rPr>
   </w:style>
 </w:styles>

--- a/chordFinderMidTermAveryJacobson.docx
+++ b/chordFinderMidTermAveryJacobson.docx
@@ -7,15 +7,13 @@
         <w:pStyle w:val="Heading1"/>
       </w:pPr>
       <w:bookmarkStart w:id="0" w:name="chordfinder"/>
-      <w:proofErr w:type="spellStart"/>
       <w:r>
         <w:t>ChordFinder</w:t>
       </w:r>
-      <w:proofErr w:type="spellEnd"/>
-    </w:p>
-    <w:p>
-      <w:pPr>
-        <w:pStyle w:val="CaptionedFigure"/>
+    </w:p>
+    <w:p>
+      <w:pPr>
+        <w:pStyle w:val="Heading2"/>
       </w:pPr>
       <w:bookmarkStart w:id="1" w:name="description"/>
       <w:r>
@@ -355,127 +353,8 @@
       <w:pPr>
         <w:pStyle w:val="Compact"/>
         <w:numPr>
-          <w:ilvl w:val="1"/>
-          <w:numId w:val="3"/>
-        </w:numPr>
-      </w:pPr>
-      <w:hyperlink w:anchor="design-decisions">
-        <w:r>
-          <w:rPr>
-            <w:rStyle w:val="Hyperlink"/>
-          </w:rPr>
-          <w:t>Design Decisions</w:t>
-        </w:r>
-      </w:hyperlink>
-    </w:p>
-    <w:p>
-      <w:pPr>
-        <w:pStyle w:val="Compact"/>
-        <w:numPr>
-          <w:ilvl w:val="1"/>
-          <w:numId w:val="3"/>
-        </w:numPr>
-      </w:pPr>
-      <w:hyperlink w:anchor="object-oriented-design-principles">
-        <w:r>
-          <w:rPr>
-            <w:rStyle w:val="Hyperlink"/>
-          </w:rPr>
-          <w:t>Object-Oriented Design Principles</w:t>
-        </w:r>
-      </w:hyperlink>
-    </w:p>
-    <w:p>
-      <w:pPr>
-        <w:pStyle w:val="Compact"/>
-        <w:numPr>
-          <w:ilvl w:val="1"/>
-          <w:numId w:val="3"/>
-        </w:numPr>
-      </w:pPr>
-      <w:hyperlink w:anchor="bdd-traceability-to-use-cases">
-        <w:r>
-          <w:rPr>
-            <w:rStyle w:val="Hyperlink"/>
-          </w:rPr>
-          <w:t>BDD Traceability to Use Cases</w:t>
-        </w:r>
-      </w:hyperlink>
-    </w:p>
-    <w:p>
-      <w:pPr>
-        <w:pStyle w:val="Compact"/>
-        <w:numPr>
           <w:ilvl w:val="2"/>
           <w:numId w:val="6"/>
-        </w:numPr>
-      </w:pPr>
-      <w:hyperlink w:anchor="find-chord-bdd-traceability">
-        <w:r>
-          <w:rPr>
-            <w:rStyle w:val="Hyperlink"/>
-          </w:rPr>
-          <w:t>Find Chord BDD Traceability</w:t>
-        </w:r>
-      </w:hyperlink>
-    </w:p>
-    <w:p>
-      <w:pPr>
-        <w:pStyle w:val="Compact"/>
-        <w:numPr>
-          <w:ilvl w:val="1"/>
-          <w:numId w:val="3"/>
-        </w:numPr>
-      </w:pPr>
-      <w:hyperlink w:anchor="X40b3badbb8d0753b77c5ebbeb01174d6a0f5276">
-        <w:r>
-          <w:rPr>
-            <w:rStyle w:val="Hyperlink"/>
-          </w:rPr>
-          <w:t>Behavior BDD Scenario</w:t>
-        </w:r>
-      </w:hyperlink>
-    </w:p>
-    <w:p>
-      <w:pPr>
-        <w:pStyle w:val="Compact"/>
-        <w:numPr>
-          <w:ilvl w:val="2"/>
-          <w:numId w:val="7"/>
-        </w:numPr>
-      </w:pPr>
-      <w:hyperlink w:anchor="maintain-chord-formula-bdd-traceability">
-        <w:r>
-          <w:rPr>
-            <w:rStyle w:val="Hyperlink"/>
-          </w:rPr>
-          <w:t>Maintain Chord Formula BDD Traceability</w:t>
-        </w:r>
-      </w:hyperlink>
-    </w:p>
-    <w:p>
-      <w:pPr>
-        <w:pStyle w:val="Compact"/>
-        <w:numPr>
-          <w:ilvl w:val="1"/>
-          <w:numId w:val="3"/>
-        </w:numPr>
-      </w:pPr>
-      <w:hyperlink w:anchor="X4423519109979c7550826b940892bd5cfe234e0">
-        <w:r>
-          <w:rPr>
-            <w:rStyle w:val="Hyperlink"/>
-          </w:rPr>
-          <w:t>Behavior BDD Scenario</w:t>
-        </w:r>
-      </w:hyperlink>
-    </w:p>
-    <w:p>
-      <w:pPr>
-        <w:pStyle w:val="Compact"/>
-        <w:numPr>
-          <w:ilvl w:val="2"/>
-          <w:numId w:val="8"/>
         </w:numPr>
       </w:pPr>
       <w:hyperlink w:anchor="bdd-scenarios">
@@ -526,7 +405,7 @@
         <w:pStyle w:val="Compact"/>
         <w:numPr>
           <w:ilvl w:val="2"/>
-          <w:numId w:val="9"/>
+          <w:numId w:val="7"/>
         </w:numPr>
       </w:pPr>
       <w:hyperlink w:anchor="traceability-summary">
@@ -560,7 +439,7 @@
         <w:pStyle w:val="Compact"/>
         <w:numPr>
           <w:ilvl w:val="2"/>
-          <w:numId w:val="10"/>
+          <w:numId w:val="8"/>
         </w:numPr>
       </w:pPr>
       <w:hyperlink w:anchor="prerequisites">
@@ -577,7 +456,7 @@
         <w:pStyle w:val="Compact"/>
         <w:numPr>
           <w:ilvl w:val="2"/>
-          <w:numId w:val="10"/>
+          <w:numId w:val="8"/>
         </w:numPr>
       </w:pPr>
       <w:hyperlink w:anchor="clone-the-project">
@@ -612,19 +491,19 @@
         <w:pStyle w:val="BodyText"/>
       </w:pPr>
       <w:r>
-        <w:t xml:space="preserve">The development process started with noun analysis and domain modeling. I reviewed the requirements and extracted important nouns such as ChordFinderSystem, ChordFormulaCatalog, ChordFormula, Chord, Note, chord name, pitch position, chord </w:t>
+        <w:t>The development process started with noun analysis and domain modeling. I reviewed the requirements and extracted important nouns such as ChordFinderSystem, ChordFormulaCatalog, ChordFormula, Chord, Note, chord name, pitch position, chord quality, administrator, and chord finder user. I then evaluated each noun by asking whether it represented a meaningful object with state, behavior, and responsibility within the system.</w:t>
+      </w:r>
+    </w:p>
+    <w:p>
+      <w:pPr>
+        <w:pStyle w:val="BodyText"/>
+      </w:pPr>
+      <w:r>
+        <w:t xml:space="preserve">The final domain model focused on five main classes: ChordFinderSystem, ChordFormulaCatalog, ChordFormula, Chord, and Note. Supporting ideas such as chord name, pitch position, formula intervals, chord quality, and display suffix were treated as attributes rather than separate classes. Actors such as Chord Finder User and </w:t>
       </w:r>
       <w:r>
         <w:lastRenderedPageBreak/>
-        <w:t>quality, administrator, and chord finder user. I then evaluated each noun by asking whether it represented a meaningful object with state, behavior, and responsibility within the system.</w:t>
-      </w:r>
-    </w:p>
-    <w:p>
-      <w:pPr>
-        <w:pStyle w:val="BodyText"/>
-      </w:pPr>
-      <w:r>
-        <w:t>The final domain model focused on five main classes: ChordFinderSystem, ChordFormulaCatalog, ChordFormula, Chord, and Note. Supporting ideas such as chord name, pitch position, formula intervals, chord quality, and display suffix were treated as attributes rather than separate classes. Actors such as Chord Finder User and Administrator were not modeled as domain classes because they interact with the system but are not objects the system needs to store or manage.</w:t>
+        <w:t>Administrator were not modeled as domain classes because they interact with the system but are not objects the system needs to store or manage.</w:t>
       </w:r>
     </w:p>
     <w:p>
@@ -682,15 +561,15 @@
         <w:pStyle w:val="BodyText"/>
       </w:pPr>
       <w:r>
+        <w:t>In a real client engagement, I would ask whether the system needs to support enharmonic equivalents, such as C# and Db, and how those should be displayed in the results. I would also ask whether the client wants the system to return one best chord name or all possible matching chord names. Another open question is whether administrators should be able to add completely new chord formulas, edit existing formulas, delete formulas, or only update a fixed list provided by the client.</w:t>
+      </w:r>
+    </w:p>
+    <w:p>
+      <w:pPr>
+        <w:pStyle w:val="BodyText"/>
+      </w:pPr>
+      <w:r>
         <w:lastRenderedPageBreak/>
-        <w:t>In a real client engagement, I would ask whether the system needs to support enharmonic equivalents, such as C# and Db, and how those should be displayed in the results. I would also ask whether the client wants the system to return one best chord name or all possible matching chord names. Another open question is whether administrators should be able to add completely new chord formulas, edit existing formulas, delete formulas, or only update a fixed list provided by the client.</w:t>
-      </w:r>
-    </w:p>
-    <w:p>
-      <w:pPr>
-        <w:pStyle w:val="BodyText"/>
-      </w:pPr>
-      <w:r>
         <w:t>Because the client was unavailable for further clarification, I made design decisions that keep the system small but flexible. I limited the first release to three-note chords, treated the Chord Finder User and Administrator as actors rather than domain classes, and kept chord formulas as maintained system data so the application can be updated without changing the main chord-finding logic.</w:t>
       </w:r>
     </w:p>
@@ -866,11 +745,7 @@
               <w:pStyle w:val="Compact"/>
             </w:pPr>
             <w:r>
-              <w:t xml:space="preserve">Considered whether ChordFinderSystem or a separate Administrator class should store </w:t>
-            </w:r>
-            <w:r>
-              <w:lastRenderedPageBreak/>
-              <w:t>administrator data. This would be useful if the system required login accounts, permissions, audit history, or different administrator roles.</w:t>
+              <w:t>Considered whether ChordFinderSystem or a separate Administrator class should store administrator data. This would be useful if the system required login accounts, permissions, audit history, or different administrator roles.</w:t>
             </w:r>
           </w:p>
         </w:tc>
@@ -883,12 +758,7 @@
               <w:pStyle w:val="Compact"/>
             </w:pPr>
             <w:r>
-              <w:lastRenderedPageBreak/>
-              <w:t xml:space="preserve">The administrator performs formula maintenance, but the prompt does not require storing administrator </w:t>
-            </w:r>
-            <w:r>
-              <w:lastRenderedPageBreak/>
-              <w:t>identity, login data, permissions, or history. Because the administrator is an external role interacting with the system, it is better represented as an actor.</w:t>
+              <w:t>The administrator performs formula maintenance, but the prompt does not require storing administrator identity, login data, permissions, or history. Because the administrator is an external role interacting with the system, it is better represented as an actor.</w:t>
             </w:r>
           </w:p>
         </w:tc>
@@ -1040,11 +910,11 @@
               <w:pStyle w:val="Compact"/>
             </w:pPr>
             <w:r>
-              <w:t xml:space="preserve">Considered whether ChordFinderSystem could return chord names as plain </w:t>
+              <w:t xml:space="preserve">Considered whether ChordFinderSystem could return chord names as plain text instead of creating Chord objects. Returning a string would be simpler, but it would lose the connection between the root note, formula, submitted notes, </w:t>
             </w:r>
             <w:r>
               <w:lastRenderedPageBreak/>
-              <w:t>text instead of creating Chord objects. Returning a string would be simpler, but it would lose the connection between the root note, formula, submitted notes, and generated chord name.</w:t>
+              <w:t>and generated chord name.</w:t>
             </w:r>
           </w:p>
         </w:tc>
@@ -1058,11 +928,7 @@
             </w:pPr>
             <w:r>
               <w:lastRenderedPageBreak/>
-              <w:t xml:space="preserve">A chord is the identified result of the system and connects a root note with a </w:t>
-            </w:r>
-            <w:r>
-              <w:lastRenderedPageBreak/>
-              <w:t>matching chord formula. This gives it enough meaning, state, and future flexibility to be modeled as a class instead of only a text result.</w:t>
+              <w:t>A chord is the identified result of the system and connects a root note with a matching chord formula. This gives it enough meaning, state, and future flexibility to be modeled as a class instead of only a text result.</w:t>
             </w:r>
           </w:p>
         </w:tc>
@@ -1077,7 +943,6 @@
               <w:pStyle w:val="Compact"/>
             </w:pPr>
             <w:r>
-              <w:lastRenderedPageBreak/>
               <w:t>Treat pitch position as an attribute of Note.</w:t>
             </w:r>
           </w:p>
@@ -1214,11 +1079,11 @@
               <w:pStyle w:val="Compact"/>
             </w:pPr>
             <w:r>
-              <w:t xml:space="preserve">Considered whether ChordFormula should support seventh chords, inversions, voicings, or other </w:t>
+              <w:t xml:space="preserve">Considered whether ChordFormula should support seventh chords, inversions, voicings, or other advanced chord types immediately. Those features would make the system more powerful, but they would also add complexity beyond the client’s initial </w:t>
             </w:r>
             <w:r>
               <w:lastRenderedPageBreak/>
-              <w:t>advanced chord types immediately. Those features would make the system more powerful, but they would also add complexity beyond the client’s initial request.</w:t>
+              <w:t>request.</w:t>
             </w:r>
           </w:p>
         </w:tc>
@@ -1232,11 +1097,11 @@
             </w:pPr>
             <w:r>
               <w:lastRenderedPageBreak/>
-              <w:t xml:space="preserve">The client’s initial problem is focused on identifying three-note chords. Limiting the release to triads keeps the </w:t>
+              <w:t xml:space="preserve">The client’s initial problem is focused on identifying three-note chords. Limiting the release to triads keeps the system small, understandable, and aligned with the stated requirements while still allowing formulas to be </w:t>
             </w:r>
             <w:r>
               <w:lastRenderedPageBreak/>
-              <w:t>system small, understandable, and aligned with the stated requirements while still allowing formulas to be extended later.</w:t>
+              <w:t>extended later.</w:t>
             </w:r>
           </w:p>
         </w:tc>
@@ -1388,11 +1253,11 @@
               <w:pStyle w:val="Compact"/>
             </w:pPr>
             <w:r>
-              <w:t xml:space="preserve">Considered whether ChordFinderSystem should simply associate with formulas or directly own them. Direct ownership by </w:t>
+              <w:t xml:space="preserve">Considered whether ChordFinderSystem should simply associate with formulas or directly own them. Direct ownership by ChordFinderSystem would work, but it would weaken the purpose of the catalog and make formula management less clearly </w:t>
             </w:r>
             <w:r>
               <w:lastRenderedPageBreak/>
-              <w:t>ChordFinderSystem would work, but it would weaken the purpose of the catalog and make formula management less clearly separated.</w:t>
+              <w:t>separated.</w:t>
             </w:r>
           </w:p>
         </w:tc>
@@ -1406,11 +1271,11 @@
             </w:pPr>
             <w:r>
               <w:lastRenderedPageBreak/>
-              <w:t xml:space="preserve">The catalog manages a collection of chord formulas, so aggregation best represents the whole-part relationship in this </w:t>
+              <w:t xml:space="preserve">The catalog manages a collection of chord formulas, so aggregation best represents the whole-part relationship in this model. This shows that formulas belong to the maintained catalog and supports the design choice to keep formula maintenance separate from </w:t>
             </w:r>
             <w:r>
               <w:lastRenderedPageBreak/>
-              <w:t>model. This shows that formulas belong to the maintained catalog and supports the design choice to keep formula maintenance separate from chord identification.</w:t>
+              <w:t>chord identification.</w:t>
             </w:r>
           </w:p>
         </w:tc>
@@ -1436,8 +1301,8 @@
           <w:noProof/>
         </w:rPr>
         <w:drawing>
-          <wp:inline distT="0" distB="0" distL="0" distR="0" wp14:anchorId="55D6931E" wp14:editId="3C770405">
-            <wp:extent cx="5274310" cy="7418567"/>
+          <wp:inline distT="0" distB="0" distL="0" distR="0" wp14:anchorId="5EB61A70" wp14:editId="523F87D8">
+            <wp:extent cx="5274310" cy="7521934"/>
             <wp:effectExtent l="0" t="0" r="0" b="0"/>
             <wp:docPr id="19" name="Picture" descr="alt text"/>
             <wp:cNvGraphicFramePr/>
@@ -1459,7 +1324,7 @@
                   <pic:spPr bwMode="auto">
                     <a:xfrm>
                       <a:off x="0" y="0"/>
-                      <a:ext cx="5275865" cy="7420754"/>
+                      <a:ext cx="5276680" cy="7525314"/>
                     </a:xfrm>
                     <a:prstGeom prst="rect">
                       <a:avLst/>
@@ -1483,7 +1348,7 @@
         <w:pStyle w:val="ImageCaption"/>
       </w:pPr>
       <w:r>
-        <w:t>s</w:t>
+        <w:t>alt text</w:t>
       </w:r>
     </w:p>
     <w:p>
@@ -1595,7 +1460,7 @@
         </w:rPr>
         <w:lastRenderedPageBreak/>
         <w:drawing>
-          <wp:inline distT="0" distB="0" distL="0" distR="0" wp14:anchorId="55D69320" wp14:editId="55D69321">
+          <wp:inline distT="0" distB="0" distL="0" distR="0" wp14:anchorId="13B21BF4" wp14:editId="32E71943">
             <wp:extent cx="2704698" cy="7122694"/>
             <wp:effectExtent l="0" t="0" r="0" b="0"/>
             <wp:docPr id="23" name="Picture" descr="alt text"/>
@@ -1638,16 +1503,6 @@
       </w:r>
     </w:p>
     <w:p>
-      <w:r>
-        <w:br w:type="page"/>
-      </w:r>
-    </w:p>
-    <w:p>
-      <w:pPr>
-        <w:pStyle w:val="CaptionedFigure"/>
-      </w:pPr>
-    </w:p>
-    <w:p>
       <w:pPr>
         <w:pStyle w:val="Heading2"/>
       </w:pPr>
@@ -1673,8 +1528,9 @@
         <w:rPr>
           <w:noProof/>
         </w:rPr>
+        <w:lastRenderedPageBreak/>
         <w:drawing>
-          <wp:inline distT="0" distB="0" distL="0" distR="0" wp14:anchorId="55D69322" wp14:editId="55D69323">
+          <wp:inline distT="0" distB="0" distL="0" distR="0" wp14:anchorId="66C0ECF7" wp14:editId="124FA077">
             <wp:extent cx="5334000" cy="2695936"/>
             <wp:effectExtent l="0" t="0" r="0" b="0"/>
             <wp:docPr id="27" name="Picture" descr="alt text"/>
@@ -1759,7 +1615,7 @@
         </w:rPr>
         <w:lastRenderedPageBreak/>
         <w:drawing>
-          <wp:inline distT="0" distB="0" distL="0" distR="0" wp14:anchorId="55D69324" wp14:editId="55D69325">
+          <wp:inline distT="0" distB="0" distL="0" distR="0" wp14:anchorId="13CBBBD1" wp14:editId="09F0F874">
             <wp:extent cx="4870383" cy="6824311"/>
             <wp:effectExtent l="0" t="0" r="0" b="0"/>
             <wp:docPr id="30" name="Picture" descr="alt text"/>
@@ -1803,6 +1659,14 @@
     </w:p>
     <w:p>
       <w:pPr>
+        <w:pStyle w:val="ImageCaption"/>
+      </w:pPr>
+      <w:r>
+        <w:t>alt text</w:t>
+      </w:r>
+    </w:p>
+    <w:p>
+      <w:pPr>
         <w:pStyle w:val="CaptionedFigure"/>
       </w:pPr>
       <w:r>
@@ -1811,7 +1675,7 @@
         </w:rPr>
         <w:lastRenderedPageBreak/>
         <w:drawing>
-          <wp:inline distT="0" distB="0" distL="0" distR="0" wp14:anchorId="55D69326" wp14:editId="55D69327">
+          <wp:inline distT="0" distB="0" distL="0" distR="0" wp14:anchorId="7C781E1A" wp14:editId="2727D2D8">
             <wp:extent cx="5334000" cy="3241922"/>
             <wp:effectExtent l="0" t="0" r="0" b="0"/>
             <wp:docPr id="33" name="Picture" descr="alt text"/>
@@ -1870,7 +1734,7 @@
           <w:noProof/>
         </w:rPr>
         <w:drawing>
-          <wp:inline distT="0" distB="0" distL="0" distR="0" wp14:anchorId="55D69328" wp14:editId="55D69329">
+          <wp:inline distT="0" distB="0" distL="0" distR="0" wp14:anchorId="3DD064A3" wp14:editId="7EB19595">
             <wp:extent cx="5334000" cy="2413191"/>
             <wp:effectExtent l="0" t="0" r="0" b="0"/>
             <wp:docPr id="36" name="Picture" descr="alt text"/>
@@ -1933,7 +1797,7 @@
         <w:pStyle w:val="Compact"/>
         <w:numPr>
           <w:ilvl w:val="0"/>
-          <w:numId w:val="11"/>
+          <w:numId w:val="9"/>
         </w:numPr>
       </w:pPr>
       <w:r>
@@ -1945,7 +1809,7 @@
         <w:pStyle w:val="Compact"/>
         <w:numPr>
           <w:ilvl w:val="0"/>
-          <w:numId w:val="11"/>
+          <w:numId w:val="9"/>
         </w:numPr>
       </w:pPr>
       <w:r>
@@ -1957,7 +1821,7 @@
         <w:pStyle w:val="Compact"/>
         <w:numPr>
           <w:ilvl w:val="0"/>
-          <w:numId w:val="11"/>
+          <w:numId w:val="9"/>
         </w:numPr>
       </w:pPr>
       <w:r>
@@ -1969,7 +1833,7 @@
         <w:pStyle w:val="Compact"/>
         <w:numPr>
           <w:ilvl w:val="0"/>
-          <w:numId w:val="11"/>
+          <w:numId w:val="9"/>
         </w:numPr>
       </w:pPr>
       <w:r>
@@ -1981,7 +1845,7 @@
         <w:pStyle w:val="Compact"/>
         <w:numPr>
           <w:ilvl w:val="0"/>
-          <w:numId w:val="11"/>
+          <w:numId w:val="9"/>
         </w:numPr>
       </w:pPr>
       <w:r>
@@ -2036,7 +1900,7 @@
         <w:pStyle w:val="Compact"/>
         <w:numPr>
           <w:ilvl w:val="0"/>
-          <w:numId w:val="12"/>
+          <w:numId w:val="10"/>
         </w:numPr>
       </w:pPr>
       <w:r>
@@ -2048,7 +1912,7 @@
         <w:pStyle w:val="Compact"/>
         <w:numPr>
           <w:ilvl w:val="0"/>
-          <w:numId w:val="12"/>
+          <w:numId w:val="10"/>
         </w:numPr>
       </w:pPr>
       <w:r>
@@ -2060,7 +1924,7 @@
         <w:pStyle w:val="Compact"/>
         <w:numPr>
           <w:ilvl w:val="0"/>
-          <w:numId w:val="12"/>
+          <w:numId w:val="10"/>
         </w:numPr>
       </w:pPr>
       <w:r>
@@ -2072,7 +1936,7 @@
         <w:pStyle w:val="Compact"/>
         <w:numPr>
           <w:ilvl w:val="0"/>
-          <w:numId w:val="12"/>
+          <w:numId w:val="10"/>
         </w:numPr>
       </w:pPr>
       <w:r>
@@ -2089,7 +1953,7 @@
         </w:rPr>
         <w:lastRenderedPageBreak/>
         <w:drawing>
-          <wp:inline distT="0" distB="0" distL="0" distR="0" wp14:anchorId="55D6932A" wp14:editId="55D6932B">
+          <wp:inline distT="0" distB="0" distL="0" distR="0" wp14:anchorId="7DC46332" wp14:editId="721E6EEB">
             <wp:extent cx="4908884" cy="8335477"/>
             <wp:effectExtent l="0" t="0" r="0" b="0"/>
             <wp:docPr id="40" name="Picture" descr="alt text"/>
@@ -2139,7 +2003,7 @@
         </w:rPr>
         <w:lastRenderedPageBreak/>
         <w:drawing>
-          <wp:inline distT="0" distB="0" distL="0" distR="0" wp14:anchorId="55D6932C" wp14:editId="55D6932D">
+          <wp:inline distT="0" distB="0" distL="0" distR="0" wp14:anchorId="14923405" wp14:editId="47E26707">
             <wp:extent cx="4976261" cy="6237170"/>
             <wp:effectExtent l="0" t="0" r="0" b="0"/>
             <wp:docPr id="43" name="Picture" descr="alt text"/>
@@ -2189,7 +2053,7 @@
         </w:rPr>
         <w:lastRenderedPageBreak/>
         <w:drawing>
-          <wp:inline distT="0" distB="0" distL="0" distR="0" wp14:anchorId="55D6932E" wp14:editId="55D6932F">
+          <wp:inline distT="0" distB="0" distL="0" distR="0" wp14:anchorId="53974EC2" wp14:editId="6EB552CC">
             <wp:extent cx="5334000" cy="3360243"/>
             <wp:effectExtent l="0" t="0" r="0" b="0"/>
             <wp:docPr id="46" name="Picture" descr="alt text"/>
@@ -2238,7 +2102,7 @@
           <w:noProof/>
         </w:rPr>
         <w:drawing>
-          <wp:inline distT="0" distB="0" distL="0" distR="0" wp14:anchorId="55D69330" wp14:editId="55D69331">
+          <wp:inline distT="0" distB="0" distL="0" distR="0" wp14:anchorId="3D3652A5" wp14:editId="680D6B91">
             <wp:extent cx="5334000" cy="2073133"/>
             <wp:effectExtent l="0" t="0" r="0" b="0"/>
             <wp:docPr id="49" name="Picture" descr="alt text"/>
@@ -2300,10 +2164,9 @@
         <w:rPr>
           <w:noProof/>
         </w:rPr>
-        <w:lastRenderedPageBreak/>
         <w:drawing>
-          <wp:inline distT="0" distB="0" distL="0" distR="0" wp14:anchorId="55D69332" wp14:editId="55D69333">
-            <wp:extent cx="4485372" cy="8248850"/>
+          <wp:inline distT="0" distB="0" distL="0" distR="0" wp14:anchorId="65E47B88" wp14:editId="2D617BC5">
+            <wp:extent cx="4485005" cy="7867650"/>
             <wp:effectExtent l="0" t="0" r="0" b="0"/>
             <wp:docPr id="54" name="Picture" descr="alt text"/>
             <wp:cNvGraphicFramePr/>
@@ -2325,7 +2188,7 @@
                   <pic:spPr bwMode="auto">
                     <a:xfrm>
                       <a:off x="0" y="0"/>
-                      <a:ext cx="4485372" cy="8248850"/>
+                      <a:ext cx="4485373" cy="7868295"/>
                     </a:xfrm>
                     <a:prstGeom prst="rect">
                       <a:avLst/>
@@ -2366,11 +2229,225 @@
       <w:pPr>
         <w:numPr>
           <w:ilvl w:val="0"/>
-          <w:numId w:val="13"/>
+          <w:numId w:val="11"/>
         </w:numPr>
       </w:pPr>
       <w:r>
         <w:t>chordFormulaCatalog : ChordFormulaCatalog</w:t>
+      </w:r>
+    </w:p>
+    <w:p>
+      <w:pPr>
+        <w:numPr>
+          <w:ilvl w:val="0"/>
+          <w:numId w:val="11"/>
+        </w:numPr>
+      </w:pPr>
+      <w:r>
+        <w:t>submittedNotes : List</w:t>
+      </w:r>
+    </w:p>
+    <w:p>
+      <w:pPr>
+        <w:numPr>
+          <w:ilvl w:val="0"/>
+          <w:numId w:val="11"/>
+        </w:numPr>
+      </w:pPr>
+      <w:r>
+        <w:t>identifiedChords : List</w:t>
+      </w:r>
+    </w:p>
+    <w:p>
+      <w:pPr>
+        <w:numPr>
+          <w:ilvl w:val="0"/>
+          <w:numId w:val="11"/>
+        </w:numPr>
+      </w:pPr>
+      <w:r>
+        <w:t>resultMessage : String</w:t>
+      </w:r>
+    </w:p>
+    <w:p>
+      <w:pPr>
+        <w:numPr>
+          <w:ilvl w:val="0"/>
+          <w:numId w:val="11"/>
+        </w:numPr>
+      </w:pPr>
+      <w:r>
+        <w:t>identifyChord(submittedNoteText : String) : List</w:t>
+      </w:r>
+    </w:p>
+    <w:p>
+      <w:pPr>
+        <w:numPr>
+          <w:ilvl w:val="0"/>
+          <w:numId w:val="11"/>
+        </w:numPr>
+      </w:pPr>
+      <w:r>
+        <w:t>validateNotes(submittedNoteText : String) : List</w:t>
+      </w:r>
+    </w:p>
+    <w:p>
+      <w:pPr>
+        <w:numPr>
+          <w:ilvl w:val="0"/>
+          <w:numId w:val="11"/>
+        </w:numPr>
+      </w:pPr>
+      <w:r>
+        <w:t>defineChordFormula(formula : ChordFormula) : void</w:t>
+      </w:r>
+    </w:p>
+    <w:p>
+      <w:pPr>
+        <w:numPr>
+          <w:ilvl w:val="0"/>
+          <w:numId w:val="11"/>
+        </w:numPr>
+      </w:pPr>
+      <w:r>
+        <w:t>editChordFormula(qualityName : String, revisedFormula : ChordFormula) : void</w:t>
+      </w:r>
+    </w:p>
+    <w:p>
+      <w:pPr>
+        <w:numPr>
+          <w:ilvl w:val="0"/>
+          <w:numId w:val="11"/>
+        </w:numPr>
+      </w:pPr>
+      <w:r>
+        <w:t>deleteChordFormula(qualityName : String) : boolean</w:t>
+      </w:r>
+    </w:p>
+    <w:p>
+      <w:pPr>
+        <w:numPr>
+          <w:ilvl w:val="0"/>
+          <w:numId w:val="11"/>
+        </w:numPr>
+      </w:pPr>
+      <w:r>
+        <w:t>getChordFormulas() : List</w:t>
+      </w:r>
+    </w:p>
+    <w:p>
+      <w:pPr>
+        <w:numPr>
+          <w:ilvl w:val="0"/>
+          <w:numId w:val="11"/>
+        </w:numPr>
+      </w:pPr>
+      <w:r>
+        <w:t>displayResult() : void</w:t>
+      </w:r>
+    </w:p>
+    <w:p>
+      <w:pPr>
+        <w:numPr>
+          <w:ilvl w:val="0"/>
+          <w:numId w:val="11"/>
+        </w:numPr>
+      </w:pPr>
+      <w:r>
+        <w:t>getChordFormulaCatalog() : ChordFormulaCatalog</w:t>
+      </w:r>
+    </w:p>
+    <w:p>
+      <w:pPr>
+        <w:numPr>
+          <w:ilvl w:val="0"/>
+          <w:numId w:val="11"/>
+        </w:numPr>
+      </w:pPr>
+      <w:r>
+        <w:t>getResultMessage() : String</w:t>
+      </w:r>
+    </w:p>
+    <w:p>
+      <w:pPr>
+        <w:pStyle w:val="FirstParagraph"/>
+      </w:pPr>
+      <w:r>
+        <w:t>Class: ChordFormulaCatalog</w:t>
+      </w:r>
+    </w:p>
+    <w:p>
+      <w:pPr>
+        <w:numPr>
+          <w:ilvl w:val="0"/>
+          <w:numId w:val="12"/>
+        </w:numPr>
+      </w:pPr>
+      <w:r>
+        <w:t>chordFormulas : List</w:t>
+      </w:r>
+    </w:p>
+    <w:p>
+      <w:pPr>
+        <w:numPr>
+          <w:ilvl w:val="0"/>
+          <w:numId w:val="12"/>
+        </w:numPr>
+      </w:pPr>
+      <w:r>
+        <w:t>defineChordFormula(formula : ChordFormula) : void</w:t>
+      </w:r>
+    </w:p>
+    <w:p>
+      <w:pPr>
+        <w:numPr>
+          <w:ilvl w:val="0"/>
+          <w:numId w:val="12"/>
+        </w:numPr>
+      </w:pPr>
+      <w:r>
+        <w:t>editChordFormula(qualityName : String, revisedFormula : ChordFormula) : boolean</w:t>
+      </w:r>
+    </w:p>
+    <w:p>
+      <w:pPr>
+        <w:numPr>
+          <w:ilvl w:val="0"/>
+          <w:numId w:val="12"/>
+        </w:numPr>
+      </w:pPr>
+      <w:r>
+        <w:t>deleteChordFormula(qualityName : String) : boolean</w:t>
+      </w:r>
+    </w:p>
+    <w:p>
+      <w:pPr>
+        <w:numPr>
+          <w:ilvl w:val="0"/>
+          <w:numId w:val="12"/>
+        </w:numPr>
+      </w:pPr>
+      <w:r>
+        <w:t>getChordFormulas() : List</w:t>
+      </w:r>
+    </w:p>
+    <w:p>
+      <w:pPr>
+        <w:numPr>
+          <w:ilvl w:val="0"/>
+          <w:numId w:val="12"/>
+        </w:numPr>
+      </w:pPr>
+      <w:r>
+        <w:t>findFormula(qualityName : String) : ChordFormula</w:t>
+      </w:r>
+    </w:p>
+    <w:p>
+      <w:pPr>
+        <w:pStyle w:val="FirstParagraph"/>
+      </w:pPr>
+      <w:r>
+        <w:t>Class: ChordFormula</w:t>
       </w:r>
     </w:p>
     <w:p>
@@ -2381,7 +2458,7 @@
         </w:numPr>
       </w:pPr>
       <w:r>
-        <w:t>submittedNotes : List</w:t>
+        <w:t>qualityName : String</w:t>
       </w:r>
     </w:p>
     <w:p>
@@ -2392,7 +2469,7 @@
         </w:numPr>
       </w:pPr>
       <w:r>
-        <w:t>identifiedChords : List</w:t>
+        <w:t>displaySuffix : String</w:t>
       </w:r>
     </w:p>
     <w:p>
@@ -2403,7 +2480,7 @@
         </w:numPr>
       </w:pPr>
       <w:r>
-        <w:t>resultMessage : String</w:t>
+        <w:t>rootToThird : int</w:t>
       </w:r>
     </w:p>
     <w:p>
@@ -2414,7 +2491,8 @@
         </w:numPr>
       </w:pPr>
       <w:r>
-        <w:t>identifyChord(submittedNoteText : String) : List</w:t>
+        <w:lastRenderedPageBreak/>
+        <w:t>rootToFifth : int</w:t>
       </w:r>
     </w:p>
     <w:p>
@@ -2425,7 +2503,18 @@
         </w:numPr>
       </w:pPr>
       <w:r>
-        <w:t>validateNotes(submittedNoteText : String) : List</w:t>
+        <w:t>matchesNotes(rootNote : Note, submittedNotes : List</w:t>
+      </w:r>
+    </w:p>
+    <w:p>
+      <w:pPr>
+        <w:numPr>
+          <w:ilvl w:val="0"/>
+          <w:numId w:val="1"/>
+        </w:numPr>
+      </w:pPr>
+      <w:r>
+        <w:t>) : boolean</w:t>
       </w:r>
     </w:p>
     <w:p>
@@ -2436,7 +2525,7 @@
         </w:numPr>
       </w:pPr>
       <w:r>
-        <w:t>defineChordFormula(formula : ChordFormula) : void</w:t>
+        <w:t>updateFormula(qualityName : String, displaySuffix : String, rootToThird : int, rootToFifth : int) : void</w:t>
       </w:r>
     </w:p>
     <w:p>
@@ -2447,7 +2536,7 @@
         </w:numPr>
       </w:pPr>
       <w:r>
-        <w:t>editChordFormula(qualityName : String, revisedFormula : ChordFormula) : void</w:t>
+        <w:t>getQualityName() : String</w:t>
       </w:r>
     </w:p>
     <w:p>
@@ -2458,7 +2547,7 @@
         </w:numPr>
       </w:pPr>
       <w:r>
-        <w:t>deleteChordFormula(qualityName : String) : boolean</w:t>
+        <w:t>getDisplaySuffix() : String</w:t>
       </w:r>
     </w:p>
     <w:p>
@@ -2469,7 +2558,7 @@
         </w:numPr>
       </w:pPr>
       <w:r>
-        <w:t>getChordFormulas() : List</w:t>
+        <w:t>getRootToThird() : int</w:t>
       </w:r>
     </w:p>
     <w:p>
@@ -2480,29 +2569,7 @@
         </w:numPr>
       </w:pPr>
       <w:r>
-        <w:t>displayResult() : void</w:t>
-      </w:r>
-    </w:p>
-    <w:p>
-      <w:pPr>
-        <w:numPr>
-          <w:ilvl w:val="0"/>
-          <w:numId w:val="13"/>
-        </w:numPr>
-      </w:pPr>
-      <w:r>
-        <w:t>getChordFormulaCatalog() : ChordFormulaCatalog</w:t>
-      </w:r>
-    </w:p>
-    <w:p>
-      <w:pPr>
-        <w:numPr>
-          <w:ilvl w:val="0"/>
-          <w:numId w:val="13"/>
-        </w:numPr>
-      </w:pPr>
-      <w:r>
-        <w:t>getResultMessage() : String</w:t>
+        <w:t>getRootToFifth() : int</w:t>
       </w:r>
     </w:p>
     <w:p>
@@ -2510,7 +2577,7 @@
         <w:pStyle w:val="FirstParagraph"/>
       </w:pPr>
       <w:r>
-        <w:t>Class: ChordFormulaCatalog</w:t>
+        <w:t>Class: Chord</w:t>
       </w:r>
     </w:p>
     <w:p>
@@ -2521,7 +2588,7 @@
         </w:numPr>
       </w:pPr>
       <w:r>
-        <w:t>chordFormulas : List</w:t>
+        <w:t>rootNote : Note</w:t>
       </w:r>
     </w:p>
     <w:p>
@@ -2532,7 +2599,7 @@
         </w:numPr>
       </w:pPr>
       <w:r>
-        <w:t>defineChordFormula(formula : ChordFormula) : void</w:t>
+        <w:t>chordFormula : ChordFormula</w:t>
       </w:r>
     </w:p>
     <w:p>
@@ -2543,7 +2610,7 @@
         </w:numPr>
       </w:pPr>
       <w:r>
-        <w:t>editChordFormula(qualityName : String, revisedFormula : ChordFormula) : boolean</w:t>
+        <w:t>notes : List</w:t>
       </w:r>
     </w:p>
     <w:p>
@@ -2554,7 +2621,7 @@
         </w:numPr>
       </w:pPr>
       <w:r>
-        <w:t>deleteChordFormula(qualityName : String) : boolean</w:t>
+        <w:t>chordName : String</w:t>
       </w:r>
     </w:p>
     <w:p>
@@ -2565,7 +2632,7 @@
         </w:numPr>
       </w:pPr>
       <w:r>
-        <w:t>getChordFormulas() : List</w:t>
+        <w:t>getChordName() : String</w:t>
       </w:r>
     </w:p>
     <w:p>
@@ -2576,7 +2643,29 @@
         </w:numPr>
       </w:pPr>
       <w:r>
-        <w:t>findFormula(qualityName : String) : ChordFormula</w:t>
+        <w:t>getRootNote() : Note</w:t>
+      </w:r>
+    </w:p>
+    <w:p>
+      <w:pPr>
+        <w:numPr>
+          <w:ilvl w:val="0"/>
+          <w:numId w:val="14"/>
+        </w:numPr>
+      </w:pPr>
+      <w:r>
+        <w:t>getChordFormula() : ChordFormula</w:t>
+      </w:r>
+    </w:p>
+    <w:p>
+      <w:pPr>
+        <w:numPr>
+          <w:ilvl w:val="0"/>
+          <w:numId w:val="14"/>
+        </w:numPr>
+      </w:pPr>
+      <w:r>
+        <w:t>getNotes() : List</w:t>
       </w:r>
     </w:p>
     <w:p>
@@ -2584,7 +2673,7 @@
         <w:pStyle w:val="FirstParagraph"/>
       </w:pPr>
       <w:r>
-        <w:t>Class: ChordFormula</w:t>
+        <w:t>Class: Note</w:t>
       </w:r>
     </w:p>
     <w:p>
@@ -2595,7 +2684,7 @@
         </w:numPr>
       </w:pPr>
       <w:r>
-        <w:t>qualityName : String</w:t>
+        <w:t>spelling : String</w:t>
       </w:r>
     </w:p>
     <w:p>
@@ -2606,7 +2695,7 @@
         </w:numPr>
       </w:pPr>
       <w:r>
-        <w:t>displaySuffix : String</w:t>
+        <w:t>pitchPosition : int</w:t>
       </w:r>
     </w:p>
     <w:p>
@@ -2617,7 +2706,7 @@
         </w:numPr>
       </w:pPr>
       <w:r>
-        <w:t>rootToThird : int</w:t>
+        <w:t>sharpName : String</w:t>
       </w:r>
     </w:p>
     <w:p>
@@ -2628,8 +2717,7 @@
         </w:numPr>
       </w:pPr>
       <w:r>
-        <w:lastRenderedPageBreak/>
-        <w:t>rootToFifth : int</w:t>
+        <w:t>flatName : String</w:t>
       </w:r>
     </w:p>
     <w:p>
@@ -2640,18 +2728,7 @@
         </w:numPr>
       </w:pPr>
       <w:r>
-        <w:t>matchesNotes(rootNote : Note, submittedNotes : List</w:t>
-      </w:r>
-    </w:p>
-    <w:p>
-      <w:pPr>
-        <w:numPr>
-          <w:ilvl w:val="0"/>
-          <w:numId w:val="1"/>
-        </w:numPr>
-      </w:pPr>
-      <w:r>
-        <w:t>) : boolean</w:t>
+        <w:t>otherNames : List</w:t>
       </w:r>
     </w:p>
     <w:p>
@@ -2662,7 +2739,7 @@
         </w:numPr>
       </w:pPr>
       <w:r>
-        <w:t>updateFormula(qualityName : String, displaySuffix : String, rootToThird : int, rootToFifth : int) : void</w:t>
+        <w:t>from(noteText : String) : Note</w:t>
       </w:r>
     </w:p>
     <w:p>
@@ -2673,7 +2750,7 @@
         </w:numPr>
       </w:pPr>
       <w:r>
-        <w:t>getQualityName() : String</w:t>
+        <w:t>isValid(noteText : String) : boolean</w:t>
       </w:r>
     </w:p>
     <w:p>
@@ -2684,7 +2761,8 @@
         </w:numPr>
       </w:pPr>
       <w:r>
-        <w:t>getDisplaySuffix() : String</w:t>
+        <w:lastRenderedPageBreak/>
+        <w:t>isValid() : boolean</w:t>
       </w:r>
     </w:p>
     <w:p>
@@ -2695,7 +2773,7 @@
         </w:numPr>
       </w:pPr>
       <w:r>
-        <w:t>getRootToThird() : int</w:t>
+        <w:t>distanceTo(otherNote : Note) : int</w:t>
       </w:r>
     </w:p>
     <w:p>
@@ -2706,384 +2784,51 @@
         </w:numPr>
       </w:pPr>
       <w:r>
-        <w:t>getRootToFifth() : int</w:t>
-      </w:r>
-    </w:p>
-    <w:p>
-      <w:pPr>
-        <w:pStyle w:val="FirstParagraph"/>
-      </w:pPr>
-      <w:r>
-        <w:t>Class: Chord</w:t>
+        <w:t>getSpelling() : String</w:t>
       </w:r>
     </w:p>
     <w:p>
       <w:pPr>
         <w:numPr>
           <w:ilvl w:val="0"/>
-          <w:numId w:val="16"/>
-        </w:numPr>
-      </w:pPr>
-      <w:r>
-        <w:t>rootNote : Note</w:t>
+          <w:numId w:val="15"/>
+        </w:numPr>
+      </w:pPr>
+      <w:r>
+        <w:t>getPitchPosition() : int</w:t>
       </w:r>
     </w:p>
     <w:p>
       <w:pPr>
         <w:numPr>
           <w:ilvl w:val="0"/>
-          <w:numId w:val="16"/>
-        </w:numPr>
-      </w:pPr>
-      <w:r>
-        <w:t>chordFormula : ChordFormula</w:t>
+          <w:numId w:val="15"/>
+        </w:numPr>
+      </w:pPr>
+      <w:r>
+        <w:t>getSharpName() : String</w:t>
       </w:r>
     </w:p>
     <w:p>
       <w:pPr>
         <w:numPr>
           <w:ilvl w:val="0"/>
-          <w:numId w:val="16"/>
-        </w:numPr>
-      </w:pPr>
-      <w:r>
-        <w:t>notes : List</w:t>
+          <w:numId w:val="15"/>
+        </w:numPr>
+      </w:pPr>
+      <w:r>
+        <w:t>getFlatName() : String</w:t>
       </w:r>
     </w:p>
     <w:p>
       <w:pPr>
         <w:numPr>
           <w:ilvl w:val="0"/>
-          <w:numId w:val="16"/>
-        </w:numPr>
-      </w:pPr>
-      <w:r>
-        <w:t>chordName : String</w:t>
-      </w:r>
-    </w:p>
-    <w:p>
-      <w:pPr>
-        <w:numPr>
-          <w:ilvl w:val="0"/>
-          <w:numId w:val="16"/>
-        </w:numPr>
-      </w:pPr>
-      <w:r>
-        <w:t>getChordName() : String</w:t>
-      </w:r>
-    </w:p>
-    <w:p>
-      <w:pPr>
-        <w:numPr>
-          <w:ilvl w:val="0"/>
-          <w:numId w:val="16"/>
-        </w:numPr>
-      </w:pPr>
-      <w:r>
-        <w:t>getRootNote() : Note</w:t>
-      </w:r>
-    </w:p>
-    <w:p>
-      <w:pPr>
-        <w:numPr>
-          <w:ilvl w:val="0"/>
-          <w:numId w:val="16"/>
-        </w:numPr>
-      </w:pPr>
-      <w:r>
-        <w:t>getChordFormula() : ChordFormula</w:t>
-      </w:r>
-    </w:p>
-    <w:p>
-      <w:pPr>
-        <w:numPr>
-          <w:ilvl w:val="0"/>
-          <w:numId w:val="16"/>
-        </w:numPr>
-      </w:pPr>
-      <w:r>
-        <w:t>getNotes() : List</w:t>
-      </w:r>
-    </w:p>
-    <w:p>
-      <w:pPr>
-        <w:pStyle w:val="FirstParagraph"/>
-      </w:pPr>
-      <w:r>
-        <w:t>Class: Note</w:t>
-      </w:r>
-    </w:p>
-    <w:p>
-      <w:pPr>
-        <w:numPr>
-          <w:ilvl w:val="0"/>
-          <w:numId w:val="17"/>
-        </w:numPr>
-      </w:pPr>
-      <w:r>
-        <w:t>spelling : String</w:t>
-      </w:r>
-    </w:p>
-    <w:p>
-      <w:pPr>
-        <w:numPr>
-          <w:ilvl w:val="0"/>
-          <w:numId w:val="17"/>
-        </w:numPr>
-      </w:pPr>
-      <w:r>
-        <w:t>pitchPosition : int</w:t>
-      </w:r>
-    </w:p>
-    <w:p>
-      <w:pPr>
-        <w:numPr>
-          <w:ilvl w:val="0"/>
-          <w:numId w:val="17"/>
-        </w:numPr>
-      </w:pPr>
-      <w:r>
-        <w:t>sharpName : String</w:t>
-      </w:r>
-    </w:p>
-    <w:p>
-      <w:pPr>
-        <w:numPr>
-          <w:ilvl w:val="0"/>
-          <w:numId w:val="17"/>
-        </w:numPr>
-      </w:pPr>
-      <w:r>
-        <w:t>flatName : String</w:t>
-      </w:r>
-    </w:p>
-    <w:p>
-      <w:pPr>
-        <w:numPr>
-          <w:ilvl w:val="0"/>
-          <w:numId w:val="17"/>
-        </w:numPr>
-      </w:pPr>
-      <w:r>
-        <w:t>otherNames : List</w:t>
-      </w:r>
-    </w:p>
-    <w:p>
-      <w:pPr>
-        <w:numPr>
-          <w:ilvl w:val="0"/>
-          <w:numId w:val="17"/>
-        </w:numPr>
-      </w:pPr>
-      <w:r>
-        <w:t>from(noteText : String) : Note</w:t>
-      </w:r>
-    </w:p>
-    <w:p>
-      <w:pPr>
-        <w:numPr>
-          <w:ilvl w:val="0"/>
-          <w:numId w:val="17"/>
-        </w:numPr>
-      </w:pPr>
-      <w:r>
-        <w:t>isValid(noteText : String) : boolean</w:t>
-      </w:r>
-    </w:p>
-    <w:p>
-      <w:pPr>
-        <w:numPr>
-          <w:ilvl w:val="0"/>
-          <w:numId w:val="17"/>
-        </w:numPr>
-      </w:pPr>
-      <w:r>
-        <w:lastRenderedPageBreak/>
-        <w:t>isValid() : boolean</w:t>
-      </w:r>
-    </w:p>
-    <w:p>
-      <w:pPr>
-        <w:numPr>
-          <w:ilvl w:val="0"/>
-          <w:numId w:val="17"/>
-        </w:numPr>
-      </w:pPr>
-      <w:r>
-        <w:t>distanceTo(otherNote : Note) : int</w:t>
-      </w:r>
-    </w:p>
-    <w:p>
-      <w:pPr>
-        <w:numPr>
-          <w:ilvl w:val="0"/>
-          <w:numId w:val="17"/>
-        </w:numPr>
-      </w:pPr>
-      <w:r>
-        <w:t>getSpelling() : String</w:t>
-      </w:r>
-    </w:p>
-    <w:p>
-      <w:pPr>
-        <w:numPr>
-          <w:ilvl w:val="0"/>
-          <w:numId w:val="17"/>
-        </w:numPr>
-      </w:pPr>
-      <w:r>
-        <w:t>getPitchPosition() : int</w:t>
-      </w:r>
-    </w:p>
-    <w:p>
-      <w:pPr>
-        <w:numPr>
-          <w:ilvl w:val="0"/>
-          <w:numId w:val="17"/>
-        </w:numPr>
-      </w:pPr>
-      <w:r>
-        <w:t>getSharpName() : String</w:t>
-      </w:r>
-    </w:p>
-    <w:p>
-      <w:pPr>
-        <w:numPr>
-          <w:ilvl w:val="0"/>
-          <w:numId w:val="17"/>
-        </w:numPr>
-      </w:pPr>
-      <w:r>
-        <w:t>getFlatName() : String</w:t>
-      </w:r>
-    </w:p>
-    <w:p>
-      <w:pPr>
-        <w:numPr>
-          <w:ilvl w:val="0"/>
-          <w:numId w:val="17"/>
+          <w:numId w:val="15"/>
         </w:numPr>
       </w:pPr>
       <w:r>
         <w:t>getOtherNames() : List</w:t>
-      </w:r>
-    </w:p>
-    <w:p>
-      <w:pPr>
-        <w:pStyle w:val="FirstParagraph"/>
-      </w:pPr>
-      <w:r>
-        <w:t>Class: Main</w:t>
-      </w:r>
-    </w:p>
-    <w:p>
-      <w:pPr>
-        <w:numPr>
-          <w:ilvl w:val="0"/>
-          <w:numId w:val="18"/>
-        </w:numPr>
-      </w:pPr>
-      <w:r>
-        <w:t>ADMIN_PASSWORD : String</w:t>
-      </w:r>
-    </w:p>
-    <w:p>
-      <w:pPr>
-        <w:numPr>
-          <w:ilvl w:val="0"/>
-          <w:numId w:val="18"/>
-        </w:numPr>
-      </w:pPr>
-      <w:r>
-        <w:t>main(args : String[]) : void</w:t>
-      </w:r>
-    </w:p>
-    <w:p>
-      <w:pPr>
-        <w:numPr>
-          <w:ilvl w:val="0"/>
-          <w:numId w:val="18"/>
-        </w:numPr>
-      </w:pPr>
-      <w:r>
-        <w:t>runChordFinderUser(scanner : Scanner, chordFinderSystem : ChordFinderSystem) : void</w:t>
-      </w:r>
-    </w:p>
-    <w:p>
-      <w:pPr>
-        <w:numPr>
-          <w:ilvl w:val="0"/>
-          <w:numId w:val="18"/>
-        </w:numPr>
-      </w:pPr>
-      <w:r>
-        <w:t>runAdministratorLogin(scanner : Scanner, chordFinderSystem : ChordFinderSystem) : void</w:t>
-      </w:r>
-    </w:p>
-    <w:p>
-      <w:pPr>
-        <w:numPr>
-          <w:ilvl w:val="0"/>
-          <w:numId w:val="18"/>
-        </w:numPr>
-      </w:pPr>
-      <w:r>
-        <w:t>runAdministratorMenu(scanner : Scanner, chordFinderSystem : ChordFinderSystem) : void</w:t>
-      </w:r>
-    </w:p>
-    <w:p>
-      <w:pPr>
-        <w:numPr>
-          <w:ilvl w:val="0"/>
-          <w:numId w:val="18"/>
-        </w:numPr>
-      </w:pPr>
-      <w:r>
-        <w:t>defineChordFormula(scanner : Scanner, chordFinderSystem : ChordFinderSystem) : void</w:t>
-      </w:r>
-    </w:p>
-    <w:p>
-      <w:pPr>
-        <w:numPr>
-          <w:ilvl w:val="0"/>
-          <w:numId w:val="18"/>
-        </w:numPr>
-      </w:pPr>
-      <w:r>
-        <w:t>editChordFormula(scanner : Scanner, chordFinderSystem : ChordFinderSystem) : void</w:t>
-      </w:r>
-    </w:p>
-    <w:p>
-      <w:pPr>
-        <w:numPr>
-          <w:ilvl w:val="0"/>
-          <w:numId w:val="18"/>
-        </w:numPr>
-      </w:pPr>
-      <w:r>
-        <w:t>deleteChordFormula(scanner : Scanner, chordFinderSystem : ChordFinderSystem) : void</w:t>
-      </w:r>
-    </w:p>
-    <w:p>
-      <w:pPr>
-        <w:numPr>
-          <w:ilvl w:val="0"/>
-          <w:numId w:val="18"/>
-        </w:numPr>
-      </w:pPr>
-      <w:r>
-        <w:t>viewChordFormulas(chordFinderSystem : ChordFinderSystem) : void</w:t>
-      </w:r>
-    </w:p>
-    <w:p>
-      <w:pPr>
-        <w:numPr>
-          <w:ilvl w:val="0"/>
-          <w:numId w:val="18"/>
-        </w:numPr>
-      </w:pPr>
-      <w:r>
-        <w:t>readChordFormula(scanner : Scanner) : ChordFormula</w:t>
       </w:r>
     </w:p>
     <w:p>
@@ -3110,7 +2855,6 @@
         <w:pStyle w:val="BodyText"/>
       </w:pPr>
       <w:r>
-        <w:lastRenderedPageBreak/>
         <w:t>If the person selects Chord Finder User, the system starts the Find Chord workflow. The user enters three notes separated by spaces. The system validates the input, checks the notes against the available formulas, and displays the matching chord names.</w:t>
       </w:r>
     </w:p>
@@ -3135,7 +2879,7 @@
         <w:pStyle w:val="Compact"/>
         <w:numPr>
           <w:ilvl w:val="0"/>
-          <w:numId w:val="19"/>
+          <w:numId w:val="17"/>
         </w:numPr>
       </w:pPr>
       <w:r>
@@ -3147,7 +2891,7 @@
         <w:pStyle w:val="Compact"/>
         <w:numPr>
           <w:ilvl w:val="0"/>
-          <w:numId w:val="19"/>
+          <w:numId w:val="17"/>
         </w:numPr>
       </w:pPr>
       <w:r>
@@ -3159,7 +2903,7 @@
         <w:pStyle w:val="Compact"/>
         <w:numPr>
           <w:ilvl w:val="0"/>
-          <w:numId w:val="19"/>
+          <w:numId w:val="17"/>
         </w:numPr>
       </w:pPr>
       <w:r>
@@ -3171,7 +2915,7 @@
         <w:pStyle w:val="Compact"/>
         <w:numPr>
           <w:ilvl w:val="0"/>
-          <w:numId w:val="19"/>
+          <w:numId w:val="17"/>
         </w:numPr>
       </w:pPr>
       <w:r>
@@ -3183,7 +2927,7 @@
         <w:pStyle w:val="Compact"/>
         <w:numPr>
           <w:ilvl w:val="0"/>
-          <w:numId w:val="19"/>
+          <w:numId w:val="17"/>
         </w:numPr>
       </w:pPr>
       <w:r>
@@ -3195,7 +2939,7 @@
         <w:pStyle w:val="Compact"/>
         <w:numPr>
           <w:ilvl w:val="0"/>
-          <w:numId w:val="19"/>
+          <w:numId w:val="17"/>
         </w:numPr>
       </w:pPr>
       <w:r>
@@ -3207,7 +2951,7 @@
         <w:pStyle w:val="Compact"/>
         <w:numPr>
           <w:ilvl w:val="0"/>
-          <w:numId w:val="19"/>
+          <w:numId w:val="17"/>
         </w:numPr>
       </w:pPr>
       <w:r>
@@ -3222,9 +2966,8 @@
         <w:rPr>
           <w:noProof/>
         </w:rPr>
-        <w:lastRenderedPageBreak/>
         <w:drawing>
-          <wp:inline distT="0" distB="0" distL="0" distR="0" wp14:anchorId="55D69334" wp14:editId="55D69335">
+          <wp:inline distT="0" distB="0" distL="0" distR="0" wp14:anchorId="5A65F5D0" wp14:editId="149422E1">
             <wp:extent cx="2021305" cy="1357162"/>
             <wp:effectExtent l="0" t="0" r="0" b="0"/>
             <wp:docPr id="59" name="Picture" descr="alt text"/>
@@ -3268,14 +3011,23 @@
     </w:p>
     <w:p>
       <w:pPr>
+        <w:pStyle w:val="ImageCaption"/>
+      </w:pPr>
+      <w:r>
+        <w:t>alt text</w:t>
+      </w:r>
+    </w:p>
+    <w:p>
+      <w:pPr>
         <w:pStyle w:val="CaptionedFigure"/>
       </w:pPr>
       <w:r>
         <w:rPr>
           <w:noProof/>
         </w:rPr>
+        <w:lastRenderedPageBreak/>
         <w:drawing>
-          <wp:inline distT="0" distB="0" distL="0" distR="0" wp14:anchorId="55D69336" wp14:editId="55D69337">
+          <wp:inline distT="0" distB="0" distL="0" distR="0" wp14:anchorId="120ABDF3" wp14:editId="4125CD32">
             <wp:extent cx="3465094" cy="1106905"/>
             <wp:effectExtent l="0" t="0" r="0" b="0"/>
             <wp:docPr id="62" name="Picture" descr="alt text"/>
@@ -3319,6 +3071,14 @@
     </w:p>
     <w:p>
       <w:pPr>
+        <w:pStyle w:val="ImageCaption"/>
+      </w:pPr>
+      <w:r>
+        <w:t>alt text</w:t>
+      </w:r>
+    </w:p>
+    <w:p>
+      <w:pPr>
         <w:pStyle w:val="CaptionedFigure"/>
       </w:pPr>
       <w:r>
@@ -3326,7 +3086,7 @@
           <w:noProof/>
         </w:rPr>
         <w:drawing>
-          <wp:inline distT="0" distB="0" distL="0" distR="0" wp14:anchorId="55D69338" wp14:editId="55D69339">
+          <wp:inline distT="0" distB="0" distL="0" distR="0" wp14:anchorId="623DE0A9" wp14:editId="7AE0AA01">
             <wp:extent cx="3542096" cy="1405288"/>
             <wp:effectExtent l="0" t="0" r="0" b="0"/>
             <wp:docPr id="65" name="Picture" descr="alt text"/>
@@ -3370,6 +3130,14 @@
     </w:p>
     <w:p>
       <w:pPr>
+        <w:pStyle w:val="ImageCaption"/>
+      </w:pPr>
+      <w:r>
+        <w:t>alt text</w:t>
+      </w:r>
+    </w:p>
+    <w:p>
+      <w:pPr>
         <w:pStyle w:val="CaptionedFigure"/>
       </w:pPr>
       <w:r>
@@ -3377,7 +3145,7 @@
           <w:noProof/>
         </w:rPr>
         <w:drawing>
-          <wp:inline distT="0" distB="0" distL="0" distR="0" wp14:anchorId="55D6933A" wp14:editId="55D6933B">
+          <wp:inline distT="0" distB="0" distL="0" distR="0" wp14:anchorId="17E6D6CF" wp14:editId="0DCB9327">
             <wp:extent cx="2002054" cy="1463040"/>
             <wp:effectExtent l="0" t="0" r="0" b="0"/>
             <wp:docPr id="68" name="Picture" descr="alt text"/>
@@ -3421,6 +3189,14 @@
     </w:p>
     <w:p>
       <w:pPr>
+        <w:pStyle w:val="ImageCaption"/>
+      </w:pPr>
+      <w:r>
+        <w:t>alt text</w:t>
+      </w:r>
+    </w:p>
+    <w:p>
+      <w:pPr>
         <w:pStyle w:val="CaptionedFigure"/>
       </w:pPr>
       <w:r>
@@ -3428,7 +3204,7 @@
           <w:noProof/>
         </w:rPr>
         <w:drawing>
-          <wp:inline distT="0" distB="0" distL="0" distR="0" wp14:anchorId="55D6933C" wp14:editId="55D6933D">
+          <wp:inline distT="0" distB="0" distL="0" distR="0" wp14:anchorId="55D8EB60" wp14:editId="7DCAA228">
             <wp:extent cx="1771048" cy="1020277"/>
             <wp:effectExtent l="0" t="0" r="0" b="0"/>
             <wp:docPr id="71" name="Picture" descr="alt text"/>
@@ -3472,15 +3248,22 @@
     </w:p>
     <w:p>
       <w:pPr>
+        <w:pStyle w:val="ImageCaption"/>
+      </w:pPr>
+      <w:r>
+        <w:t>alt text</w:t>
+      </w:r>
+    </w:p>
+    <w:p>
+      <w:pPr>
         <w:pStyle w:val="CaptionedFigure"/>
       </w:pPr>
       <w:r>
         <w:rPr>
           <w:noProof/>
         </w:rPr>
-        <w:lastRenderedPageBreak/>
         <w:drawing>
-          <wp:inline distT="0" distB="0" distL="0" distR="0" wp14:anchorId="55D6933E" wp14:editId="55D6933F">
+          <wp:inline distT="0" distB="0" distL="0" distR="0" wp14:anchorId="61BBC207" wp14:editId="7B0F7D27">
             <wp:extent cx="3003082" cy="1251284"/>
             <wp:effectExtent l="0" t="0" r="0" b="0"/>
             <wp:docPr id="74" name="Picture" descr="alt text"/>
@@ -3524,14 +3307,23 @@
     </w:p>
     <w:p>
       <w:pPr>
+        <w:pStyle w:val="ImageCaption"/>
+      </w:pPr>
+      <w:r>
+        <w:t>alt text</w:t>
+      </w:r>
+    </w:p>
+    <w:p>
+      <w:pPr>
         <w:pStyle w:val="CaptionedFigure"/>
       </w:pPr>
       <w:r>
         <w:rPr>
           <w:noProof/>
         </w:rPr>
+        <w:lastRenderedPageBreak/>
         <w:drawing>
-          <wp:inline distT="0" distB="0" distL="0" distR="0" wp14:anchorId="55D69340" wp14:editId="55D69341">
+          <wp:inline distT="0" distB="0" distL="0" distR="0" wp14:anchorId="1C412F9D" wp14:editId="0BCC69FD">
             <wp:extent cx="3647974" cy="1116530"/>
             <wp:effectExtent l="0" t="0" r="0" b="0"/>
             <wp:docPr id="77" name="Picture" descr="alt text"/>
@@ -3575,6 +3367,14 @@
     </w:p>
     <w:p>
       <w:pPr>
+        <w:pStyle w:val="ImageCaption"/>
+      </w:pPr>
+      <w:r>
+        <w:t>alt text</w:t>
+      </w:r>
+    </w:p>
+    <w:p>
+      <w:pPr>
         <w:pStyle w:val="CaptionedFigure"/>
       </w:pPr>
       <w:r>
@@ -3582,7 +3382,7 @@
           <w:noProof/>
         </w:rPr>
         <w:drawing>
-          <wp:inline distT="0" distB="0" distL="0" distR="0" wp14:anchorId="55D69342" wp14:editId="55D69343">
+          <wp:inline distT="0" distB="0" distL="0" distR="0" wp14:anchorId="3C0ABB1E" wp14:editId="02B94E2F">
             <wp:extent cx="3744227" cy="2974206"/>
             <wp:effectExtent l="0" t="0" r="0" b="0"/>
             <wp:docPr id="80" name="Picture" descr="alt text"/>
@@ -3626,12 +3426,1676 @@
     </w:p>
     <w:p>
       <w:pPr>
+        <w:rPr>
+          <w:rFonts w:eastAsiaTheme="majorEastAsia" w:cstheme="majorBidi"/>
+          <w:color w:val="0F4761" w:themeColor="accent1" w:themeShade="BF"/>
+          <w:sz w:val="28"/>
+          <w:szCs w:val="28"/>
+        </w:rPr>
+      </w:pPr>
+      <w:bookmarkStart w:id="15" w:name="bdd-scenarios"/>
+      <w:r>
+        <w:br w:type="page"/>
+      </w:r>
+    </w:p>
+    <w:p>
+      <w:pPr>
+        <w:pStyle w:val="Heading3"/>
+      </w:pPr>
+      <w:r>
+        <w:lastRenderedPageBreak/>
+        <w:t>BDD Scenarios</w:t>
+      </w:r>
+    </w:p>
+    <w:p>
+      <w:pPr>
+        <w:pStyle w:val="BodyText"/>
+      </w:pPr>
+      <w:r>
+        <w:t>Feature: Find Chord</w:t>
+      </w:r>
+    </w:p>
+    <w:p>
+      <w:pPr>
+        <w:pStyle w:val="BodyText"/>
+      </w:pPr>
+    </w:p>
+    <w:p>
+      <w:pPr>
+        <w:pStyle w:val="BodyText"/>
+      </w:pPr>
+      <w:r>
+        <w:t>Scenario: Identify G major from D G B</w:t>
+      </w:r>
+    </w:p>
+    <w:p>
+      <w:pPr>
+        <w:pStyle w:val="BodyText"/>
+      </w:pPr>
+      <w:r>
+        <w:t>  Given the Chord Finder system has a maintained major chord formula</w:t>
+      </w:r>
+    </w:p>
+    <w:p>
+      <w:pPr>
+        <w:pStyle w:val="BodyText"/>
+      </w:pPr>
+      <w:r>
+        <w:t>  When the user submits D G B</w:t>
+      </w:r>
+    </w:p>
+    <w:p>
+      <w:pPr>
+        <w:pStyle w:val="BodyText"/>
+      </w:pPr>
+      <w:r>
+        <w:t>  Then the system validates the submitted notes</w:t>
+      </w:r>
+    </w:p>
+    <w:p>
+      <w:pPr>
+        <w:pStyle w:val="BodyText"/>
+      </w:pPr>
+      <w:r>
+        <w:t>  And the system identifies G as a matching chord</w:t>
+      </w:r>
+    </w:p>
+    <w:p>
+      <w:pPr>
+        <w:pStyle w:val="BodyText"/>
+      </w:pPr>
+    </w:p>
+    <w:p>
+      <w:pPr>
+        <w:pStyle w:val="BodyText"/>
+      </w:pPr>
+      <w:r>
+        <w:t>Scenario: Identify C minor from C Eb G</w:t>
+      </w:r>
+    </w:p>
+    <w:p>
+      <w:pPr>
+        <w:pStyle w:val="BodyText"/>
+      </w:pPr>
+      <w:r>
+        <w:t>  Given the Chord Finder system has a maintained minor chord formula</w:t>
+      </w:r>
+    </w:p>
+    <w:p>
+      <w:pPr>
+        <w:pStyle w:val="BodyText"/>
+      </w:pPr>
+      <w:r>
+        <w:t>  When the user submits C Eb G</w:t>
+      </w:r>
+    </w:p>
+    <w:p>
+      <w:pPr>
+        <w:pStyle w:val="BodyText"/>
+      </w:pPr>
+      <w:r>
+        <w:t>  Then the system validates the submitted notes</w:t>
+      </w:r>
+    </w:p>
+    <w:p>
+      <w:pPr>
+        <w:pStyle w:val="BodyText"/>
+      </w:pPr>
+      <w:r>
+        <w:t>  And the system identifies Cm as a matching chord</w:t>
+      </w:r>
+    </w:p>
+    <w:p>
+      <w:pPr>
+        <w:pStyle w:val="BodyText"/>
+      </w:pPr>
+    </w:p>
+    <w:p>
+      <w:pPr>
+        <w:pStyle w:val="BodyText"/>
+      </w:pPr>
+      <w:r>
+        <w:t>Scenario: Identify C diminished from C Eb Gb</w:t>
+      </w:r>
+    </w:p>
+    <w:p>
+      <w:pPr>
+        <w:pStyle w:val="BodyText"/>
+      </w:pPr>
+      <w:r>
+        <w:t>  Given the Chord Finder system has a maintained diminished chord formula</w:t>
+      </w:r>
+    </w:p>
+    <w:p>
+      <w:pPr>
+        <w:pStyle w:val="BodyText"/>
+      </w:pPr>
+      <w:r>
+        <w:t>  When the user submits C Eb Gb</w:t>
+      </w:r>
+    </w:p>
+    <w:p>
+      <w:pPr>
+        <w:pStyle w:val="BodyText"/>
+      </w:pPr>
+      <w:r>
+        <w:t>  Then the system validates the submitted notes</w:t>
+      </w:r>
+    </w:p>
+    <w:p>
+      <w:pPr>
+        <w:pStyle w:val="BodyText"/>
+      </w:pPr>
+      <w:r>
+        <w:t xml:space="preserve">  And the system identifies </w:t>
+      </w:r>
+      <w:proofErr w:type="spellStart"/>
+      <w:r>
+        <w:t>Cdim</w:t>
+      </w:r>
+      <w:proofErr w:type="spellEnd"/>
+      <w:r>
+        <w:t xml:space="preserve"> as a matching chord</w:t>
+      </w:r>
+    </w:p>
+    <w:p>
+      <w:pPr>
+        <w:pStyle w:val="BodyText"/>
+      </w:pPr>
+    </w:p>
+    <w:p>
+      <w:pPr>
+        <w:pStyle w:val="BodyText"/>
+      </w:pPr>
+      <w:r>
+        <w:t>Scenario: Identify multiple augmented chords from B D# G</w:t>
+      </w:r>
+    </w:p>
+    <w:p>
+      <w:pPr>
+        <w:pStyle w:val="BodyText"/>
+      </w:pPr>
+      <w:r>
+        <w:t>  Given the Chord Finder system has a maintained augmented chord formula</w:t>
+      </w:r>
+    </w:p>
+    <w:p>
+      <w:pPr>
+        <w:pStyle w:val="BodyText"/>
+      </w:pPr>
+      <w:r>
+        <w:t>  When the user submits B D# G</w:t>
+      </w:r>
+    </w:p>
+    <w:p>
+      <w:pPr>
+        <w:pStyle w:val="BodyText"/>
+      </w:pPr>
+      <w:r>
+        <w:t>  Then the system validates the submitted notes</w:t>
+      </w:r>
+    </w:p>
+    <w:p>
+      <w:pPr>
+        <w:pStyle w:val="BodyText"/>
+      </w:pPr>
+      <w:r>
+        <w:t>  And the system identifies Baug as a matching chord</w:t>
+      </w:r>
+    </w:p>
+    <w:p>
+      <w:pPr>
+        <w:pStyle w:val="BodyText"/>
+      </w:pPr>
+      <w:r>
+        <w:t xml:space="preserve">  And the system identifies </w:t>
+      </w:r>
+      <w:proofErr w:type="spellStart"/>
+      <w:r>
+        <w:t>D#aug</w:t>
+      </w:r>
+      <w:proofErr w:type="spellEnd"/>
+      <w:r>
+        <w:t xml:space="preserve"> as a matching chord</w:t>
+      </w:r>
+    </w:p>
+    <w:p>
+      <w:pPr>
+        <w:pStyle w:val="BodyText"/>
+      </w:pPr>
+      <w:r>
+        <w:lastRenderedPageBreak/>
+        <w:t>  And the system identifies Gaug as a matching chord</w:t>
+      </w:r>
+    </w:p>
+    <w:p>
+      <w:pPr>
+        <w:pStyle w:val="BodyText"/>
+      </w:pPr>
+    </w:p>
+    <w:p>
+      <w:pPr>
+        <w:pStyle w:val="BodyText"/>
+      </w:pPr>
+      <w:r>
+        <w:t>Scenario: Identify chord regardless of note order</w:t>
+      </w:r>
+    </w:p>
+    <w:p>
+      <w:pPr>
+        <w:pStyle w:val="BodyText"/>
+      </w:pPr>
+      <w:r>
+        <w:t>  Given the Chord Finder system has a maintained major chord formula</w:t>
+      </w:r>
+    </w:p>
+    <w:p>
+      <w:pPr>
+        <w:pStyle w:val="BodyText"/>
+      </w:pPr>
+      <w:r>
+        <w:t>  When the user submits E G C</w:t>
+      </w:r>
+    </w:p>
+    <w:p>
+      <w:pPr>
+        <w:pStyle w:val="BodyText"/>
+      </w:pPr>
+      <w:r>
+        <w:t>  Then the system validates the submitted notes</w:t>
+      </w:r>
+    </w:p>
+    <w:p>
+      <w:pPr>
+        <w:pStyle w:val="BodyText"/>
+      </w:pPr>
+      <w:r>
+        <w:t>  And the system identifies C as a matching chord</w:t>
+      </w:r>
+    </w:p>
+    <w:p>
+      <w:pPr>
+        <w:pStyle w:val="BodyText"/>
+      </w:pPr>
+    </w:p>
+    <w:p>
+      <w:pPr>
+        <w:pStyle w:val="BodyText"/>
+      </w:pPr>
+      <w:r>
+        <w:t>Scenario: Identify chord using flat note spelling</w:t>
+      </w:r>
+    </w:p>
+    <w:p>
+      <w:pPr>
+        <w:pStyle w:val="BodyText"/>
+      </w:pPr>
+      <w:r>
+        <w:t>  Given the Chord Finder system has a maintained major chord formula</w:t>
+      </w:r>
+    </w:p>
+    <w:p>
+      <w:pPr>
+        <w:pStyle w:val="BodyText"/>
+      </w:pPr>
+      <w:r>
+        <w:t>  When the user submits Db F Ab</w:t>
+      </w:r>
+    </w:p>
+    <w:p>
+      <w:pPr>
+        <w:pStyle w:val="BodyText"/>
+      </w:pPr>
+      <w:r>
+        <w:t>  Then the system validates the submitted notes</w:t>
+      </w:r>
+    </w:p>
+    <w:p>
+      <w:pPr>
+        <w:pStyle w:val="BodyText"/>
+      </w:pPr>
+      <w:r>
+        <w:t>  And the system identifies Db as a matching chord</w:t>
+      </w:r>
+    </w:p>
+    <w:p>
+      <w:pPr>
+        <w:pStyle w:val="BodyText"/>
+      </w:pPr>
+    </w:p>
+    <w:p>
+      <w:pPr>
+        <w:pStyle w:val="BodyText"/>
+      </w:pPr>
+      <w:r>
+        <w:t>Scenario: Identify chord using sharp note spelling</w:t>
+      </w:r>
+    </w:p>
+    <w:p>
+      <w:pPr>
+        <w:pStyle w:val="BodyText"/>
+      </w:pPr>
+      <w:r>
+        <w:t>  Given the Chord Finder system has a maintained major chord formula</w:t>
+      </w:r>
+    </w:p>
+    <w:p>
+      <w:pPr>
+        <w:pStyle w:val="BodyText"/>
+      </w:pPr>
+      <w:r>
+        <w:t>  When the user submits C# F G#</w:t>
+      </w:r>
+    </w:p>
+    <w:p>
+      <w:pPr>
+        <w:pStyle w:val="BodyText"/>
+      </w:pPr>
+      <w:r>
+        <w:t>  Then the system validates the submitted notes</w:t>
+      </w:r>
+    </w:p>
+    <w:p>
+      <w:pPr>
+        <w:pStyle w:val="BodyText"/>
+      </w:pPr>
+      <w:r>
+        <w:t>  And the system identifies C# as a matching chord</w:t>
+      </w:r>
+    </w:p>
+    <w:p>
+      <w:pPr>
+        <w:pStyle w:val="BodyText"/>
+      </w:pPr>
+    </w:p>
+    <w:p>
+      <w:pPr>
+        <w:pStyle w:val="BodyText"/>
+      </w:pPr>
+      <w:r>
+        <w:t>Scenario: Identify chord when input has extra spaces</w:t>
+      </w:r>
+    </w:p>
+    <w:p>
+      <w:pPr>
+        <w:pStyle w:val="BodyText"/>
+      </w:pPr>
+      <w:r>
+        <w:t>  Given the Chord Finder system has a maintained major chord formula</w:t>
+      </w:r>
+    </w:p>
+    <w:p>
+      <w:pPr>
+        <w:pStyle w:val="BodyText"/>
+      </w:pPr>
+      <w:r>
+        <w:t>  When the user submits " C E G "</w:t>
+      </w:r>
+    </w:p>
+    <w:p>
+      <w:pPr>
+        <w:pStyle w:val="BodyText"/>
+      </w:pPr>
+      <w:r>
+        <w:t>  Then the system validates the submitted notes</w:t>
+      </w:r>
+    </w:p>
+    <w:p>
+      <w:pPr>
+        <w:pStyle w:val="BodyText"/>
+      </w:pPr>
+      <w:r>
+        <w:t>  And the system identifies C as a matching chord</w:t>
+      </w:r>
+    </w:p>
+    <w:p>
+      <w:pPr>
+        <w:pStyle w:val="BodyText"/>
+      </w:pPr>
+    </w:p>
+    <w:p>
+      <w:pPr>
+        <w:pStyle w:val="BodyText"/>
+      </w:pPr>
+    </w:p>
+    <w:p>
+      <w:pPr>
+        <w:pStyle w:val="BodyText"/>
+      </w:pPr>
+      <w:r>
+        <w:lastRenderedPageBreak/>
+        <w:t>Scenario: Identify chord when input uses lowercase notes</w:t>
+      </w:r>
+    </w:p>
+    <w:p>
+      <w:pPr>
+        <w:pStyle w:val="BodyText"/>
+      </w:pPr>
+      <w:r>
+        <w:t>  Given the Chord Finder system has a maintained major chord formula</w:t>
+      </w:r>
+    </w:p>
+    <w:p>
+      <w:pPr>
+        <w:pStyle w:val="BodyText"/>
+      </w:pPr>
+      <w:r>
+        <w:t>  When the user submits c e g</w:t>
+      </w:r>
+    </w:p>
+    <w:p>
+      <w:pPr>
+        <w:pStyle w:val="BodyText"/>
+      </w:pPr>
+      <w:r>
+        <w:t>  Then the system validates the submitted notes</w:t>
+      </w:r>
+    </w:p>
+    <w:p>
+      <w:pPr>
+        <w:pStyle w:val="BodyText"/>
+      </w:pPr>
+      <w:r>
+        <w:t>  And the system identifies C as a matching chord</w:t>
+      </w:r>
+    </w:p>
+    <w:p>
+      <w:pPr>
+        <w:pStyle w:val="BodyText"/>
+      </w:pPr>
+    </w:p>
+    <w:p>
+      <w:pPr>
+        <w:pStyle w:val="BodyText"/>
+      </w:pPr>
+      <w:r>
+        <w:t>Scenario: Reject fewer than three notes</w:t>
+      </w:r>
+    </w:p>
+    <w:p>
+      <w:pPr>
+        <w:pStyle w:val="BodyText"/>
+      </w:pPr>
+      <w:r>
+        <w:t>  Given the user is using the Chord Finder system</w:t>
+      </w:r>
+    </w:p>
+    <w:p>
+      <w:pPr>
+        <w:pStyle w:val="BodyText"/>
+      </w:pPr>
+      <w:r>
+        <w:t>  When the user submits C E</w:t>
+      </w:r>
+    </w:p>
+    <w:p>
+      <w:pPr>
+        <w:pStyle w:val="BodyText"/>
+      </w:pPr>
+      <w:r>
+        <w:t>  Then the system rejects the submitted notes</w:t>
+      </w:r>
+    </w:p>
+    <w:p>
+      <w:pPr>
+        <w:pStyle w:val="BodyText"/>
+      </w:pPr>
+      <w:r>
+        <w:t>  And the system displays an error message that exactly three notes are required</w:t>
+      </w:r>
+    </w:p>
+    <w:p>
+      <w:pPr>
+        <w:pStyle w:val="BodyText"/>
+      </w:pPr>
+    </w:p>
+    <w:p>
+      <w:pPr>
+        <w:pStyle w:val="BodyText"/>
+      </w:pPr>
+      <w:r>
+        <w:t>Scenario: Reject more than three notes</w:t>
+      </w:r>
+    </w:p>
+    <w:p>
+      <w:pPr>
+        <w:pStyle w:val="BodyText"/>
+      </w:pPr>
+      <w:r>
+        <w:t>  Given the user is using the Chord Finder system</w:t>
+      </w:r>
+    </w:p>
+    <w:p>
+      <w:pPr>
+        <w:pStyle w:val="BodyText"/>
+      </w:pPr>
+      <w:r>
+        <w:t>  When the user submits C E G B</w:t>
+      </w:r>
+    </w:p>
+    <w:p>
+      <w:pPr>
+        <w:pStyle w:val="BodyText"/>
+      </w:pPr>
+      <w:r>
+        <w:t>  Then the system rejects the submitted notes</w:t>
+      </w:r>
+    </w:p>
+    <w:p>
+      <w:pPr>
+        <w:pStyle w:val="BodyText"/>
+      </w:pPr>
+      <w:r>
+        <w:t>  And the system displays an error message that exactly three notes are required</w:t>
+      </w:r>
+    </w:p>
+    <w:p>
+      <w:pPr>
+        <w:pStyle w:val="BodyText"/>
+      </w:pPr>
+    </w:p>
+    <w:p>
+      <w:pPr>
+        <w:pStyle w:val="BodyText"/>
+      </w:pPr>
+      <w:r>
+        <w:t>Scenario: Reject invalid note spelling</w:t>
+      </w:r>
+    </w:p>
+    <w:p>
+      <w:pPr>
+        <w:pStyle w:val="BodyText"/>
+      </w:pPr>
+      <w:r>
+        <w:t>  Given the user is using the Chord Finder system</w:t>
+      </w:r>
+    </w:p>
+    <w:p>
+      <w:pPr>
+        <w:pStyle w:val="BodyText"/>
+      </w:pPr>
+      <w:r>
+        <w:t>  When the user submits C H G</w:t>
+      </w:r>
+    </w:p>
+    <w:p>
+      <w:pPr>
+        <w:pStyle w:val="BodyText"/>
+      </w:pPr>
+      <w:r>
+        <w:t>  Then the system rejects the submitted notes</w:t>
+      </w:r>
+    </w:p>
+    <w:p>
+      <w:pPr>
+        <w:pStyle w:val="BodyText"/>
+      </w:pPr>
+      <w:r>
+        <w:t>  And the system displays an invalid note message</w:t>
+      </w:r>
+    </w:p>
+    <w:p>
+      <w:pPr>
+        <w:pStyle w:val="BodyText"/>
+      </w:pPr>
+    </w:p>
+    <w:p>
+      <w:r>
+        <w:br w:type="page"/>
+      </w:r>
+    </w:p>
+    <w:p>
+      <w:pPr>
+        <w:pStyle w:val="BodyText"/>
+      </w:pPr>
+      <w:r>
+        <w:lastRenderedPageBreak/>
+        <w:t>Scenario: Reject unsupported accidental spelling</w:t>
+      </w:r>
+    </w:p>
+    <w:p>
+      <w:pPr>
+        <w:pStyle w:val="BodyText"/>
+      </w:pPr>
+      <w:r>
+        <w:t>  Given the user is using the Chord Finder system</w:t>
+      </w:r>
+    </w:p>
+    <w:p>
+      <w:pPr>
+        <w:pStyle w:val="BodyText"/>
+      </w:pPr>
+      <w:r>
+        <w:t>  When the user submits C## E G</w:t>
+      </w:r>
+    </w:p>
+    <w:p>
+      <w:pPr>
+        <w:pStyle w:val="BodyText"/>
+      </w:pPr>
+      <w:r>
+        <w:t>  Then the system rejects the submitted notes</w:t>
+      </w:r>
+    </w:p>
+    <w:p>
+      <w:pPr>
+        <w:pStyle w:val="BodyText"/>
+      </w:pPr>
+      <w:r>
+        <w:t>  And the system displays an invalid note message</w:t>
+      </w:r>
+    </w:p>
+    <w:p>
+      <w:pPr>
+        <w:pStyle w:val="BodyText"/>
+      </w:pPr>
+    </w:p>
+    <w:p>
+      <w:pPr>
+        <w:pStyle w:val="BodyText"/>
+      </w:pPr>
+      <w:r>
+        <w:t>Scenario: Reject blank note input</w:t>
+      </w:r>
+    </w:p>
+    <w:p>
+      <w:pPr>
+        <w:pStyle w:val="BodyText"/>
+      </w:pPr>
+      <w:r>
+        <w:t>  Given the user is using the Chord Finder system</w:t>
+      </w:r>
+    </w:p>
+    <w:p>
+      <w:pPr>
+        <w:pStyle w:val="BodyText"/>
+      </w:pPr>
+      <w:r>
+        <w:t>  When the user submits blank note input</w:t>
+      </w:r>
+    </w:p>
+    <w:p>
+      <w:pPr>
+        <w:pStyle w:val="BodyText"/>
+      </w:pPr>
+      <w:r>
+        <w:t>  Then the system rejects the submitted notes</w:t>
+      </w:r>
+    </w:p>
+    <w:p>
+      <w:pPr>
+        <w:pStyle w:val="BodyText"/>
+      </w:pPr>
+      <w:r>
+        <w:t>  And the system displays a message that notes are required</w:t>
+      </w:r>
+    </w:p>
+    <w:p>
+      <w:pPr>
+        <w:pStyle w:val="BodyText"/>
+      </w:pPr>
+    </w:p>
+    <w:p>
+      <w:pPr>
+        <w:pStyle w:val="BodyText"/>
+      </w:pPr>
+      <w:r>
+        <w:t>Scenario: Display no matching chord message</w:t>
+      </w:r>
+    </w:p>
+    <w:p>
+      <w:pPr>
+        <w:pStyle w:val="BodyText"/>
+      </w:pPr>
+      <w:r>
+        <w:t>  Given the Chord Finder system has maintained chord formulas</w:t>
+      </w:r>
+    </w:p>
+    <w:p>
+      <w:pPr>
+        <w:pStyle w:val="BodyText"/>
+      </w:pPr>
+      <w:r>
+        <w:t>  When the user submits C D E</w:t>
+      </w:r>
+    </w:p>
+    <w:p>
+      <w:pPr>
+        <w:pStyle w:val="BodyText"/>
+      </w:pPr>
+      <w:r>
+        <w:t>  Then the system validates the submitted notes</w:t>
+      </w:r>
+    </w:p>
+    <w:p>
+      <w:pPr>
+        <w:pStyle w:val="BodyText"/>
+      </w:pPr>
+      <w:r>
+        <w:t>  And the system displays a no matching chord message</w:t>
+      </w:r>
+    </w:p>
+    <w:p>
+      <w:pPr>
+        <w:pStyle w:val="BodyText"/>
+      </w:pPr>
+    </w:p>
+    <w:p>
+      <w:pPr>
+        <w:pStyle w:val="BodyText"/>
+      </w:pPr>
+      <w:r>
+        <w:t>Scenario: Display no match for duplicate submitted notes</w:t>
+      </w:r>
+    </w:p>
+    <w:p>
+      <w:pPr>
+        <w:pStyle w:val="BodyText"/>
+      </w:pPr>
+      <w:r>
+        <w:t>  Given the user is using the Chord Finder system</w:t>
+      </w:r>
+    </w:p>
+    <w:p>
+      <w:pPr>
+        <w:pStyle w:val="BodyText"/>
+      </w:pPr>
+      <w:r>
+        <w:t xml:space="preserve">  When the user submits C </w:t>
+      </w:r>
+      <w:proofErr w:type="spellStart"/>
+      <w:r>
+        <w:t>C</w:t>
+      </w:r>
+      <w:proofErr w:type="spellEnd"/>
+      <w:r>
+        <w:t xml:space="preserve"> E</w:t>
+      </w:r>
+    </w:p>
+    <w:p>
+      <w:pPr>
+        <w:pStyle w:val="BodyText"/>
+      </w:pPr>
+      <w:r>
+        <w:t>  Then the system rejects the submitted notes</w:t>
+      </w:r>
+    </w:p>
+    <w:p>
+      <w:pPr>
+        <w:pStyle w:val="BodyText"/>
+      </w:pPr>
+      <w:r>
+        <w:t>  And the system displays a message that three different notes are required</w:t>
+      </w:r>
+    </w:p>
+    <w:p>
+      <w:pPr>
+        <w:pStyle w:val="BodyText"/>
+      </w:pPr>
+    </w:p>
+    <w:p>
+      <w:pPr>
+        <w:pStyle w:val="BodyText"/>
+      </w:pPr>
+      <w:r>
+        <w:t>Scenario: Display no match when formula catalog is empty</w:t>
+      </w:r>
+    </w:p>
+    <w:p>
+      <w:pPr>
+        <w:pStyle w:val="BodyText"/>
+      </w:pPr>
+      <w:r>
+        <w:t>  Given the Chord Finder system has no maintained chord formulas</w:t>
+      </w:r>
+    </w:p>
+    <w:p>
+      <w:pPr>
+        <w:pStyle w:val="BodyText"/>
+      </w:pPr>
+      <w:r>
+        <w:t>  When the user submits C E G</w:t>
+      </w:r>
+    </w:p>
+    <w:p>
+      <w:pPr>
+        <w:pStyle w:val="BodyText"/>
+      </w:pPr>
+      <w:r>
+        <w:lastRenderedPageBreak/>
+        <w:t>  Then the system validates the submitted notes</w:t>
+      </w:r>
+    </w:p>
+    <w:p>
+      <w:pPr>
+        <w:pStyle w:val="BodyText"/>
+      </w:pPr>
+      <w:r>
+        <w:t>  And the system displays a no matching chord message</w:t>
+      </w:r>
+    </w:p>
+    <w:p>
+      <w:pPr>
+        <w:pStyle w:val="BodyText"/>
+      </w:pPr>
+    </w:p>
+    <w:p>
+      <w:pPr>
+        <w:pStyle w:val="BodyText"/>
+      </w:pPr>
+    </w:p>
+    <w:p>
+      <w:pPr>
+        <w:pStyle w:val="BodyText"/>
+      </w:pPr>
+      <w:r>
+        <w:t>Feature: Maintain Chord Formula</w:t>
+      </w:r>
+    </w:p>
+    <w:p>
+      <w:pPr>
+        <w:pStyle w:val="BodyText"/>
+      </w:pPr>
+    </w:p>
+    <w:p>
+      <w:pPr>
+        <w:pStyle w:val="BodyText"/>
+      </w:pPr>
+      <w:r>
+        <w:t>Scenario: Define a new chord formula</w:t>
+      </w:r>
+    </w:p>
+    <w:p>
+      <w:pPr>
+        <w:pStyle w:val="BodyText"/>
+      </w:pPr>
+      <w:r>
+        <w:t>  Given the administrator is using the Maintain Chord Formula menu</w:t>
+      </w:r>
+    </w:p>
+    <w:p>
+      <w:pPr>
+        <w:pStyle w:val="BodyText"/>
+      </w:pPr>
+      <w:r>
+        <w:t>  When the administrator defines a chord formula with valid formula information</w:t>
+      </w:r>
+    </w:p>
+    <w:p>
+      <w:pPr>
+        <w:pStyle w:val="BodyText"/>
+      </w:pPr>
+      <w:r>
+        <w:t>  Then the system stores the chord formula</w:t>
+      </w:r>
+    </w:p>
+    <w:p>
+      <w:pPr>
+        <w:pStyle w:val="BodyText"/>
+      </w:pPr>
+      <w:r>
+        <w:t>  And the system displays the updated formula catalog</w:t>
+      </w:r>
+    </w:p>
+    <w:p>
+      <w:pPr>
+        <w:pStyle w:val="BodyText"/>
+      </w:pPr>
+    </w:p>
+    <w:p>
+      <w:pPr>
+        <w:pStyle w:val="BodyText"/>
+      </w:pPr>
+      <w:r>
+        <w:t>Scenario: Edit an existing chord formula</w:t>
+      </w:r>
+    </w:p>
+    <w:p>
+      <w:pPr>
+        <w:pStyle w:val="BodyText"/>
+      </w:pPr>
+      <w:r>
+        <w:t>  Given the Chord Finder system has a maintained chord formula</w:t>
+      </w:r>
+    </w:p>
+    <w:p>
+      <w:pPr>
+        <w:pStyle w:val="BodyText"/>
+      </w:pPr>
+      <w:r>
+        <w:t>  And the administrator is using the Maintain Chord Formula menu</w:t>
+      </w:r>
+    </w:p>
+    <w:p>
+      <w:pPr>
+        <w:pStyle w:val="BodyText"/>
+      </w:pPr>
+      <w:r>
+        <w:t>  When the administrator edits the chord formula with valid formula information</w:t>
+      </w:r>
+    </w:p>
+    <w:p>
+      <w:pPr>
+        <w:pStyle w:val="BodyText"/>
+      </w:pPr>
+      <w:r>
+        <w:t>  Then the system updates the chord formula</w:t>
+      </w:r>
+    </w:p>
+    <w:p>
+      <w:pPr>
+        <w:pStyle w:val="BodyText"/>
+      </w:pPr>
+      <w:r>
+        <w:t>  And the system displays the updated formula catalog</w:t>
+      </w:r>
+    </w:p>
+    <w:p>
+      <w:pPr>
+        <w:pStyle w:val="BodyText"/>
+      </w:pPr>
+    </w:p>
+    <w:p>
+      <w:pPr>
+        <w:pStyle w:val="BodyText"/>
+      </w:pPr>
+      <w:r>
+        <w:t>Scenario: Delete an existing chord formula</w:t>
+      </w:r>
+    </w:p>
+    <w:p>
+      <w:pPr>
+        <w:pStyle w:val="BodyText"/>
+      </w:pPr>
+      <w:r>
+        <w:t>  Given the Chord Finder system has a maintained chord formula</w:t>
+      </w:r>
+    </w:p>
+    <w:p>
+      <w:pPr>
+        <w:pStyle w:val="BodyText"/>
+      </w:pPr>
+      <w:r>
+        <w:t>  And the administrator is using the Maintain Chord Formula menu</w:t>
+      </w:r>
+    </w:p>
+    <w:p>
+      <w:pPr>
+        <w:pStyle w:val="BodyText"/>
+      </w:pPr>
+      <w:r>
+        <w:t>  When the administrator deletes the chord formula</w:t>
+      </w:r>
+    </w:p>
+    <w:p>
+      <w:pPr>
+        <w:pStyle w:val="BodyText"/>
+      </w:pPr>
+      <w:r>
+        <w:t>  Then the system removes the chord formula</w:t>
+      </w:r>
+    </w:p>
+    <w:p>
+      <w:pPr>
+        <w:pStyle w:val="BodyText"/>
+      </w:pPr>
+      <w:r>
+        <w:t>  And the system displays the updated formula catalog</w:t>
+      </w:r>
+    </w:p>
+    <w:p>
+      <w:pPr>
+        <w:pStyle w:val="BodyText"/>
+      </w:pPr>
+    </w:p>
+    <w:p>
+      <w:r>
+        <w:br w:type="page"/>
+      </w:r>
+    </w:p>
+    <w:p>
+      <w:pPr>
+        <w:pStyle w:val="BodyText"/>
+      </w:pPr>
+      <w:r>
+        <w:lastRenderedPageBreak/>
+        <w:t>Scenario: View maintained chord formulas</w:t>
+      </w:r>
+    </w:p>
+    <w:p>
+      <w:pPr>
+        <w:pStyle w:val="BodyText"/>
+      </w:pPr>
+      <w:r>
+        <w:t>  Given the Chord Finder system has maintained chord formulas</w:t>
+      </w:r>
+    </w:p>
+    <w:p>
+      <w:pPr>
+        <w:pStyle w:val="BodyText"/>
+      </w:pPr>
+      <w:r>
+        <w:t>  And the administrator is using the Maintain Chord Formula menu</w:t>
+      </w:r>
+    </w:p>
+    <w:p>
+      <w:pPr>
+        <w:pStyle w:val="BodyText"/>
+      </w:pPr>
+      <w:r>
+        <w:t>  When the administrator views the chord formulas</w:t>
+      </w:r>
+    </w:p>
+    <w:p>
+      <w:pPr>
+        <w:pStyle w:val="BodyText"/>
+      </w:pPr>
+      <w:r>
+        <w:t>  Then the system displays the maintained chord formulas</w:t>
+      </w:r>
+    </w:p>
+    <w:p>
+      <w:pPr>
+        <w:pStyle w:val="BodyText"/>
+      </w:pPr>
+    </w:p>
+    <w:p>
+      <w:pPr>
+        <w:pStyle w:val="BodyText"/>
+      </w:pPr>
+      <w:r>
+        <w:t>Scenario: View empty chord formula catalog</w:t>
+      </w:r>
+    </w:p>
+    <w:p>
+      <w:pPr>
+        <w:pStyle w:val="BodyText"/>
+      </w:pPr>
+      <w:r>
+        <w:t>  Given the Chord Finder system has no maintained chord formulas</w:t>
+      </w:r>
+    </w:p>
+    <w:p>
+      <w:pPr>
+        <w:pStyle w:val="BodyText"/>
+      </w:pPr>
+      <w:r>
+        <w:t>  And the administrator is using the Maintain Chord Formula menu</w:t>
+      </w:r>
+    </w:p>
+    <w:p>
+      <w:pPr>
+        <w:pStyle w:val="BodyText"/>
+      </w:pPr>
+      <w:r>
+        <w:t>  When the administrator views the chord formulas</w:t>
+      </w:r>
+    </w:p>
+    <w:p>
+      <w:pPr>
+        <w:pStyle w:val="BodyText"/>
+      </w:pPr>
+      <w:r>
+        <w:t>  Then the system displays a message that no chord formulas are maintained</w:t>
+      </w:r>
+    </w:p>
+    <w:p>
+      <w:pPr>
+        <w:pStyle w:val="BodyText"/>
+      </w:pPr>
+    </w:p>
+    <w:p>
+      <w:pPr>
+        <w:pStyle w:val="BodyText"/>
+      </w:pPr>
+      <w:r>
+        <w:t>Scenario: Reject invalid formula information</w:t>
+      </w:r>
+    </w:p>
+    <w:p>
+      <w:pPr>
+        <w:pStyle w:val="BodyText"/>
+      </w:pPr>
+      <w:r>
+        <w:t>  Given the administrator is using the Maintain Chord Formula menu</w:t>
+      </w:r>
+    </w:p>
+    <w:p>
+      <w:pPr>
+        <w:pStyle w:val="BodyText"/>
+      </w:pPr>
+      <w:r>
+        <w:t>  When the administrator defines a chord formula with invalid formula information</w:t>
+      </w:r>
+    </w:p>
+    <w:p>
+      <w:pPr>
+        <w:pStyle w:val="BodyText"/>
+      </w:pPr>
+      <w:r>
+        <w:t>  Then the system rejects the chord formula</w:t>
+      </w:r>
+    </w:p>
+    <w:p>
+      <w:pPr>
+        <w:pStyle w:val="BodyText"/>
+      </w:pPr>
+      <w:r>
+        <w:t>  And the system displays an invalid formula message</w:t>
+      </w:r>
+    </w:p>
+    <w:p>
+      <w:pPr>
+        <w:pStyle w:val="BodyText"/>
+      </w:pPr>
+    </w:p>
+    <w:p>
+      <w:pPr>
+        <w:pStyle w:val="BodyText"/>
+      </w:pPr>
+      <w:r>
+        <w:t>Scenario: Reject duplicate formula name</w:t>
+      </w:r>
+    </w:p>
+    <w:p>
+      <w:pPr>
+        <w:pStyle w:val="BodyText"/>
+      </w:pPr>
+      <w:r>
+        <w:t>  Given the Chord Finder system already has a maintained major chord formula</w:t>
+      </w:r>
+    </w:p>
+    <w:p>
+      <w:pPr>
+        <w:pStyle w:val="BodyText"/>
+      </w:pPr>
+      <w:r>
+        <w:t>  And the administrator is using the Maintain Chord Formula menu</w:t>
+      </w:r>
+    </w:p>
+    <w:p>
+      <w:pPr>
+        <w:pStyle w:val="BodyText"/>
+      </w:pPr>
+      <w:r>
+        <w:t>  When the administrator defines another formula named major</w:t>
+      </w:r>
+    </w:p>
+    <w:p>
+      <w:pPr>
+        <w:pStyle w:val="BodyText"/>
+      </w:pPr>
+      <w:r>
+        <w:t>  Then the system rejects the chord formula</w:t>
+      </w:r>
+    </w:p>
+    <w:p>
+      <w:pPr>
+        <w:pStyle w:val="BodyText"/>
+      </w:pPr>
+      <w:r>
+        <w:t>  And the system displays a duplicate formula name message</w:t>
+      </w:r>
+    </w:p>
+    <w:p>
+      <w:pPr>
+        <w:pStyle w:val="BodyText"/>
+      </w:pPr>
+    </w:p>
+    <w:p>
+      <w:pPr>
+        <w:pStyle w:val="BodyText"/>
+      </w:pPr>
+      <w:r>
+        <w:t>Scenario: Reject duplicate formula pattern</w:t>
+      </w:r>
+    </w:p>
+    <w:p>
+      <w:pPr>
+        <w:pStyle w:val="BodyText"/>
+      </w:pPr>
+      <w:r>
+        <w:t>  Given the Chord Finder system already has a maintained major chord formula</w:t>
+      </w:r>
+    </w:p>
+    <w:p>
+      <w:pPr>
+        <w:pStyle w:val="BodyText"/>
+      </w:pPr>
+      <w:r>
+        <w:lastRenderedPageBreak/>
+        <w:t>  And the administrator is using the Maintain Chord Formula menu</w:t>
+      </w:r>
+    </w:p>
+    <w:p>
+      <w:pPr>
+        <w:pStyle w:val="BodyText"/>
+      </w:pPr>
+      <w:r>
+        <w:t>  When the administrator defines another formula with the same interval pattern as major</w:t>
+      </w:r>
+    </w:p>
+    <w:p>
+      <w:pPr>
+        <w:pStyle w:val="BodyText"/>
+      </w:pPr>
+      <w:r>
+        <w:t>  Then the system rejects the chord formula</w:t>
+      </w:r>
+    </w:p>
+    <w:p>
+      <w:pPr>
+        <w:pStyle w:val="BodyText"/>
+      </w:pPr>
+      <w:r>
+        <w:t>  And the system displays a duplicate formula pattern message</w:t>
+      </w:r>
+    </w:p>
+    <w:p>
+      <w:pPr>
+        <w:pStyle w:val="BodyText"/>
+      </w:pPr>
+    </w:p>
+    <w:p>
+      <w:pPr>
+        <w:pStyle w:val="BodyText"/>
+      </w:pPr>
+      <w:r>
+        <w:t>Scenario: Display formula not found when editing</w:t>
+      </w:r>
+    </w:p>
+    <w:p>
+      <w:pPr>
+        <w:pStyle w:val="BodyText"/>
+      </w:pPr>
+      <w:r>
+        <w:t>  Given the Chord Finder system does not have a formula named suspended</w:t>
+      </w:r>
+    </w:p>
+    <w:p>
+      <w:pPr>
+        <w:pStyle w:val="BodyText"/>
+      </w:pPr>
+      <w:r>
+        <w:t>  And the administrator is using the Maintain Chord Formula menu</w:t>
+      </w:r>
+    </w:p>
+    <w:p>
+      <w:pPr>
+        <w:pStyle w:val="BodyText"/>
+      </w:pPr>
+      <w:r>
+        <w:t>  When the administrator attempts to edit the suspended formula</w:t>
+      </w:r>
+    </w:p>
+    <w:p>
+      <w:pPr>
+        <w:pStyle w:val="BodyText"/>
+      </w:pPr>
+      <w:r>
+        <w:t>  Then the system displays a formula not found message</w:t>
+      </w:r>
+    </w:p>
+    <w:p>
+      <w:pPr>
+        <w:pStyle w:val="BodyText"/>
+      </w:pPr>
+    </w:p>
+    <w:p>
+      <w:pPr>
+        <w:pStyle w:val="BodyText"/>
+      </w:pPr>
+      <w:r>
+        <w:t>Scenario: Display formula not found when deleting</w:t>
+      </w:r>
+    </w:p>
+    <w:p>
+      <w:pPr>
+        <w:pStyle w:val="BodyText"/>
+      </w:pPr>
+      <w:r>
+        <w:t>  Given the Chord Finder system does not have a formula named suspended</w:t>
+      </w:r>
+    </w:p>
+    <w:p>
+      <w:pPr>
+        <w:pStyle w:val="BodyText"/>
+      </w:pPr>
+      <w:r>
+        <w:t>  And the administrator is using the Maintain Chord Formula menu</w:t>
+      </w:r>
+    </w:p>
+    <w:p>
+      <w:pPr>
+        <w:pStyle w:val="BodyText"/>
+      </w:pPr>
+      <w:r>
+        <w:t>  When the administrator attempts to delete the suspended formula</w:t>
+      </w:r>
+    </w:p>
+    <w:p>
+      <w:pPr>
+        <w:pStyle w:val="BodyText"/>
+      </w:pPr>
+      <w:r>
+        <w:t>  Then the system displays a formula not found message</w:t>
+      </w:r>
+    </w:p>
+    <w:p>
+      <w:pPr>
+        <w:pStyle w:val="BodyText"/>
+      </w:pPr>
+    </w:p>
+    <w:p>
+      <w:pPr>
+        <w:pStyle w:val="BodyText"/>
+      </w:pPr>
+      <w:r>
+        <w:t>Scenario: Use newly defined formula in future chord searches</w:t>
+      </w:r>
+    </w:p>
+    <w:p>
+      <w:pPr>
+        <w:pStyle w:val="BodyText"/>
+      </w:pPr>
+      <w:r>
+        <w:t>  Given the administrator defines a valid suspended chord formula</w:t>
+      </w:r>
+    </w:p>
+    <w:p>
+      <w:pPr>
+        <w:pStyle w:val="BodyText"/>
+      </w:pPr>
+      <w:r>
+        <w:t>  When the user submits C F G</w:t>
+      </w:r>
+    </w:p>
+    <w:p>
+      <w:pPr>
+        <w:pStyle w:val="BodyText"/>
+      </w:pPr>
+      <w:r>
+        <w:t>  Then the system validates the submitted notes</w:t>
+      </w:r>
+    </w:p>
+    <w:p>
+      <w:pPr>
+        <w:pStyle w:val="BodyText"/>
+      </w:pPr>
+      <w:r>
+        <w:t>  And the system identifies Csus4 as a matching chord</w:t>
+      </w:r>
+    </w:p>
+    <w:p>
+      <w:pPr>
+        <w:pStyle w:val="BodyText"/>
+      </w:pPr>
+    </w:p>
+    <w:p>
+      <w:pPr>
+        <w:pStyle w:val="BodyText"/>
+      </w:pPr>
+      <w:r>
+        <w:t>Scenario: Use edited formula in future chord searches</w:t>
+      </w:r>
+    </w:p>
+    <w:p>
+      <w:pPr>
+        <w:pStyle w:val="BodyText"/>
+      </w:pPr>
+      <w:r>
+        <w:t>  Given the Chord Finder system has a maintained chord formula</w:t>
+      </w:r>
+    </w:p>
+    <w:p>
+      <w:pPr>
+        <w:pStyle w:val="BodyText"/>
+      </w:pPr>
+      <w:r>
+        <w:t>  When the administrator edits the chord formula with valid formula information</w:t>
+      </w:r>
+    </w:p>
+    <w:p>
+      <w:pPr>
+        <w:pStyle w:val="BodyText"/>
+      </w:pPr>
+      <w:r>
+        <w:t>  And the user submits notes that match the edited formula</w:t>
+      </w:r>
+    </w:p>
+    <w:p>
+      <w:pPr>
+        <w:pStyle w:val="BodyText"/>
+      </w:pPr>
+      <w:r>
+        <w:lastRenderedPageBreak/>
+        <w:t>  Then the system identifies a chord using the edited formula</w:t>
+      </w:r>
+    </w:p>
+    <w:p>
+      <w:pPr>
+        <w:pStyle w:val="BodyText"/>
+      </w:pPr>
+    </w:p>
+    <w:p>
+      <w:pPr>
+        <w:pStyle w:val="BodyText"/>
+      </w:pPr>
+      <w:r>
+        <w:t>Scenario: Do not use deleted formula in future chord searches</w:t>
+      </w:r>
+    </w:p>
+    <w:p>
+      <w:pPr>
+        <w:pStyle w:val="BodyText"/>
+      </w:pPr>
+      <w:r>
+        <w:t>  Given the Chord Finder system has a maintained suspended chord formula</w:t>
+      </w:r>
+    </w:p>
+    <w:p>
+      <w:pPr>
+        <w:pStyle w:val="BodyText"/>
+      </w:pPr>
+      <w:r>
+        <w:t>  And the administrator deletes the suspended chord formula</w:t>
+      </w:r>
+    </w:p>
+    <w:p>
+      <w:pPr>
+        <w:pStyle w:val="BodyText"/>
+      </w:pPr>
+      <w:r>
+        <w:t>  When the user submits C F G</w:t>
+      </w:r>
+    </w:p>
+    <w:p>
+      <w:pPr>
+        <w:pStyle w:val="BodyText"/>
+      </w:pPr>
+      <w:r>
+        <w:t>  Then the system validates the submitted notes</w:t>
+      </w:r>
+    </w:p>
+    <w:p>
+      <w:pPr>
+        <w:pStyle w:val="BodyText"/>
+      </w:pPr>
+      <w:r>
+        <w:t>  And the system does not identify Csus4 as a matching chord</w:t>
+      </w:r>
+    </w:p>
+    <w:p>
+      <w:pPr>
+        <w:pStyle w:val="BodyText"/>
+      </w:pPr>
+    </w:p>
+    <w:p>
+      <w:pPr>
+        <w:pStyle w:val="BodyText"/>
+      </w:pPr>
+      <w:r>
+        <w:t>Scenario: Cancel formula definition</w:t>
+      </w:r>
+    </w:p>
+    <w:p>
+      <w:pPr>
+        <w:pStyle w:val="BodyText"/>
+      </w:pPr>
+      <w:r>
+        <w:t>  Given the administrator is defining a new chord formula</w:t>
+      </w:r>
+    </w:p>
+    <w:p>
+      <w:pPr>
+        <w:pStyle w:val="BodyText"/>
+      </w:pPr>
+      <w:r>
+        <w:t>  When the administrator cancels the formula definition</w:t>
+      </w:r>
+    </w:p>
+    <w:p>
+      <w:pPr>
+        <w:pStyle w:val="BodyText"/>
+      </w:pPr>
+      <w:r>
+        <w:t>  Then the system does not store the chord formula</w:t>
+      </w:r>
+    </w:p>
+    <w:p>
+      <w:pPr>
+        <w:pStyle w:val="BodyText"/>
+      </w:pPr>
+      <w:r>
+        <w:t>  And the system returns to the Maintain Chord Formula menu</w:t>
+      </w:r>
+    </w:p>
+    <w:p>
+      <w:pPr>
+        <w:pStyle w:val="BodyText"/>
+      </w:pPr>
+    </w:p>
+    <w:p>
+      <w:pPr>
+        <w:pStyle w:val="BodyText"/>
+      </w:pPr>
+      <w:r>
+        <w:t>Scenario: Cancel formula edit</w:t>
+      </w:r>
+    </w:p>
+    <w:p>
+      <w:pPr>
+        <w:pStyle w:val="BodyText"/>
+      </w:pPr>
+      <w:r>
+        <w:t>  Given the Chord Finder system has a maintained chord formula</w:t>
+      </w:r>
+    </w:p>
+    <w:p>
+      <w:pPr>
+        <w:pStyle w:val="BodyText"/>
+      </w:pPr>
+      <w:r>
+        <w:t>  And the administrator is editing the chord formula</w:t>
+      </w:r>
+    </w:p>
+    <w:p>
+      <w:pPr>
+        <w:pStyle w:val="BodyText"/>
+      </w:pPr>
+      <w:r>
+        <w:t>  When the administrator cancels the formula edit</w:t>
+      </w:r>
+    </w:p>
+    <w:p>
+      <w:pPr>
+        <w:pStyle w:val="BodyText"/>
+      </w:pPr>
+      <w:r>
+        <w:t>  Then the system does not change the chord formula</w:t>
+      </w:r>
+    </w:p>
+    <w:p>
+      <w:pPr>
+        <w:pStyle w:val="BodyText"/>
+      </w:pPr>
+      <w:r>
+        <w:t>  And the system returns to the Maintain Chord Formula menu</w:t>
+      </w:r>
+    </w:p>
+    <w:p>
+      <w:pPr>
+        <w:pStyle w:val="BodyText"/>
+      </w:pPr>
+    </w:p>
+    <w:p>
+      <w:pPr>
+        <w:pStyle w:val="BodyText"/>
+      </w:pPr>
+      <w:r>
+        <w:t>Scenario: Cancel formula deletion</w:t>
+      </w:r>
+    </w:p>
+    <w:p>
+      <w:pPr>
+        <w:pStyle w:val="BodyText"/>
+      </w:pPr>
+      <w:r>
+        <w:t>  Given the Chord Finder system has a maintained chord formula</w:t>
+      </w:r>
+    </w:p>
+    <w:p>
+      <w:pPr>
+        <w:pStyle w:val="BodyText"/>
+      </w:pPr>
+      <w:r>
+        <w:t>  And the administrator is deleting the chord formula</w:t>
+      </w:r>
+    </w:p>
+    <w:p>
+      <w:pPr>
+        <w:pStyle w:val="BodyText"/>
+      </w:pPr>
+      <w:r>
+        <w:t>  When the administrator cancels the formula deletion</w:t>
+      </w:r>
+    </w:p>
+    <w:p>
+      <w:pPr>
+        <w:pStyle w:val="BodyText"/>
+      </w:pPr>
+      <w:r>
+        <w:t>  Then the system does not remove the chord formula</w:t>
+      </w:r>
+    </w:p>
+    <w:p>
+      <w:pPr>
+        <w:pStyle w:val="BodyText"/>
+      </w:pPr>
+      <w:r>
+        <w:lastRenderedPageBreak/>
+        <w:t>  And the system returns to the Maintain Chord Formula menu</w:t>
+      </w:r>
+    </w:p>
+    <w:p>
+      <w:pPr>
+        <w:pStyle w:val="BodyText"/>
+      </w:pPr>
+    </w:p>
+    <w:p>
+      <w:pPr>
+        <w:pStyle w:val="BodyText"/>
+      </w:pPr>
+    </w:p>
+    <w:p>
+      <w:pPr>
         <w:pStyle w:val="Heading2"/>
       </w:pPr>
-      <w:bookmarkStart w:id="15" w:name="bdd-traceability-to-use-cases"/>
+      <w:bookmarkStart w:id="16" w:name="tdd-traceability-to-methods"/>
       <w:bookmarkEnd w:id="14"/>
-      <w:r>
-        <w:t>BDD Traceability to Use Cases</w:t>
+      <w:bookmarkEnd w:id="15"/>
+      <w:r>
+        <w:t>TDD Traceability to Methods</w:t>
       </w:r>
     </w:p>
     <w:p>
@@ -3639,772 +5103,225 @@
         <w:pStyle w:val="FirstParagraph"/>
       </w:pPr>
       <w:r>
-        <w:t>The BDD tests trace directly back to the main Chord Finder use cases. Each scenario confirms that the system behavior described in the use cases is supported by the design and implementation.</w:t>
-      </w:r>
-    </w:p>
-    <w:p>
-      <w:pPr>
-        <w:pStyle w:val="BodyText"/>
-      </w:pPr>
-      <w:r>
-        <w:t>The Find Chord use case is covered by scenarios where a user submits three valid notes and the system identifies the correct chord. For example, when the user submits C E G, the system identifies C major. When the user submits C Eb G, the system identifies C minor. These scenarios confirm that the system can validate submitted notes, compare them against maintained chord formulas, and return matching chord names.</w:t>
-      </w:r>
-    </w:p>
-    <w:p>
-      <w:pPr>
-        <w:pStyle w:val="BodyText"/>
-      </w:pPr>
-      <w:r>
-        <w:t xml:space="preserve">The Find Chord use case is also covered by alternate scenarios. If the user submits invalid note input, fewer than three notes, or more than three notes, the system rejects the input </w:t>
-      </w:r>
+        <w:t>TDD was used to test the individual methods and classes that implement the system behavior. The unit tests verify note validation, pitch position mapping, interval calculation, formula matching, chord identification, no-match handling, and administrator formula maintenance.</w:t>
+      </w:r>
+    </w:p>
+    <w:p>
+      <w:pPr>
+        <w:pStyle w:val="Heading2"/>
+      </w:pPr>
+      <w:bookmarkStart w:id="17" w:name="class-method-tdd-test"/>
+      <w:bookmarkEnd w:id="16"/>
+      <w:r>
+        <w:t>Class / Method TDD Test</w:t>
+      </w:r>
+    </w:p>
+    <w:p>
+      <w:pPr>
+        <w:pStyle w:val="FirstParagraph"/>
+      </w:pPr>
+      <w:r>
+        <w:t>ChordFinderSystem.identifyChord() shouldIdentifyMajorChord</w:t>
+      </w:r>
+    </w:p>
+    <w:p>
+      <w:pPr>
+        <w:pStyle w:val="BodyText"/>
+      </w:pPr>
+      <w:r>
+        <w:t>ChordFinderSystem.identifyChord() shouldIdentifyMinorChord</w:t>
+      </w:r>
+    </w:p>
+    <w:p>
+      <w:pPr>
+        <w:pStyle w:val="BodyText"/>
+      </w:pPr>
+      <w:r>
+        <w:t>ChordFinderSystem.identifyChord() shouldReturnEmptyListForNoMatchingChord</w:t>
+      </w:r>
+    </w:p>
+    <w:p>
+      <w:pPr>
+        <w:pStyle w:val="BodyText"/>
+      </w:pPr>
+      <w:r>
+        <w:t>ChordFinderSystem.identifyChord() shouldUseNewFormulaAfterAdministratorDefinesFormula</w:t>
+      </w:r>
+    </w:p>
+    <w:p>
+      <w:pPr>
+        <w:pStyle w:val="BodyText"/>
+      </w:pPr>
+      <w:r>
+        <w:t>ChordFinderSystem.identifyChord() shouldNotUseFormulaAfterAdministratorDeletesFormula</w:t>
+      </w:r>
+    </w:p>
+    <w:p>
+      <w:pPr>
+        <w:pStyle w:val="BodyText"/>
+      </w:pPr>
+      <w:r>
+        <w:t>ChordFinderSystem.validateNotes() shouldRejectFewerThanThreeNotes</w:t>
+      </w:r>
+    </w:p>
+    <w:p>
+      <w:pPr>
+        <w:pStyle w:val="BodyText"/>
+      </w:pPr>
+      <w:r>
+        <w:t>ChordFinderSystem.validateNotes() shouldRejectMoreThanThreeNotes</w:t>
+      </w:r>
+    </w:p>
+    <w:p>
+      <w:pPr>
+        <w:pStyle w:val="BodyText"/>
+      </w:pPr>
+      <w:r>
+        <w:t>ChordFinderSystem.validateNotes() shouldRejectInvalidNoteSpelling</w:t>
+      </w:r>
+    </w:p>
+    <w:p>
+      <w:pPr>
+        <w:pStyle w:val="BodyText"/>
+      </w:pPr>
+      <w:r>
+        <w:t>ChordFinderSystem.defineChordFormula() shouldUseNewFormulaAfterAdministratorDefinesFormula</w:t>
+      </w:r>
+    </w:p>
+    <w:p>
+      <w:pPr>
+        <w:pStyle w:val="BodyText"/>
+      </w:pPr>
+      <w:r>
+        <w:t>ChordFinderSystem.deleteChordFormula() shouldNotUseFormulaAfterAdministratorDeletesFormula</w:t>
+      </w:r>
+    </w:p>
+    <w:p>
+      <w:pPr>
+        <w:pStyle w:val="BodyText"/>
+      </w:pPr>
+      <w:r>
+        <w:t>ChordFormulaCatalog.getChordFormulas() shouldStartWithDefaultFormulas</w:t>
+      </w:r>
+    </w:p>
+    <w:p>
+      <w:pPr>
+        <w:pStyle w:val="BodyText"/>
+      </w:pPr>
+      <w:r>
+        <w:t>ChordFormulaCatalog.defineChordFormula() shouldDefineNewFormula</w:t>
+      </w:r>
+    </w:p>
+    <w:p>
+      <w:pPr>
+        <w:pStyle w:val="BodyText"/>
+      </w:pPr>
+      <w:r>
+        <w:t>ChordFormulaCatalog.editChordFormula() shouldEditExistingFormula</w:t>
+      </w:r>
+    </w:p>
+    <w:p>
+      <w:pPr>
+        <w:pStyle w:val="BodyText"/>
+      </w:pPr>
+      <w:r>
+        <w:t>ChordFormulaCatalog.deleteChordFormula() shouldDeleteExistingFormula</w:t>
+      </w:r>
+    </w:p>
+    <w:p>
+      <w:pPr>
+        <w:pStyle w:val="BodyText"/>
+      </w:pPr>
+      <w:r>
+        <w:t>ChordFormulaCatalog.findFormula() shouldEditExistingFormula</w:t>
+      </w:r>
+    </w:p>
+    <w:p>
+      <w:pPr>
+        <w:pStyle w:val="BodyText"/>
+      </w:pPr>
+      <w:r>
+        <w:t>ChordFormula.matchesNotes() majorFormulaShouldMatchMajorTriad</w:t>
+      </w:r>
+    </w:p>
+    <w:p>
+      <w:pPr>
+        <w:pStyle w:val="BodyText"/>
+      </w:pPr>
+      <w:r>
+        <w:t>ChordFormula.matchesNotes() minorFormulaShouldMatchMinorTriad</w:t>
+      </w:r>
+    </w:p>
+    <w:p>
+      <w:pPr>
+        <w:pStyle w:val="BodyText"/>
+      </w:pPr>
       <w:r>
         <w:lastRenderedPageBreak/>
-        <w:t>and does not identify a chord. If the user submits three valid notes that do not match any maintained chord formula, the system returns no matching chord result. These scenarios trace to the validation and no-match alternate paths in the use case.</w:t>
-      </w:r>
-    </w:p>
-    <w:p>
-      <w:pPr>
-        <w:pStyle w:val="BodyText"/>
-      </w:pPr>
-      <w:r>
-        <w:t>The Maintain Chord Formula use case is covered by administrator scenarios for adding, editing, deleting, and viewing chord formulas. The define formula scenario confirms that a new ChordFormula can be added to the ChordFormulaCatalog and then used by the system during chord identification. The edit formula scenario confirms that an existing formula can be revised. The delete formula scenario confirms that a removed formula is no longer used to identify chords. The view formula scenario confirms that the system can return the maintained list of chord formulas.</w:t>
-      </w:r>
-    </w:p>
-    <w:p>
-      <w:pPr>
-        <w:pStyle w:val="BodyText"/>
-      </w:pPr>
-      <w:r>
-        <w:t>The BDD scenarios also verify the connection between the two use cases. Formula maintenance affects chord identification because the ChordFinderSystem uses the ChordFormulaCatalog when matching submitted notes. This means that adding, editing, or deleting a formula changes what chords the system can identify.</w:t>
-      </w:r>
-    </w:p>
-    <w:p>
-      <w:pPr>
-        <w:pStyle w:val="BodyText"/>
-      </w:pPr>
-      <w:r>
-        <w:t>Overall, the BDD tests provide traceability from the use case requirements to the system behavior. They show that the system supports the main paths and alternate paths for both finding chords and maintaining chord formulas.</w:t>
+        <w:t>ChordFormula.matchesNotes() majorFormulaShouldNotMatchMinorTriad</w:t>
+      </w:r>
+    </w:p>
+    <w:p>
+      <w:pPr>
+        <w:pStyle w:val="BodyText"/>
+      </w:pPr>
+      <w:r>
+        <w:t>ChordFormula.updateFormula() updateFormulaShouldReviseFormulaValues</w:t>
+      </w:r>
+    </w:p>
+    <w:p>
+      <w:pPr>
+        <w:pStyle w:val="BodyText"/>
+      </w:pPr>
+      <w:r>
+        <w:t>Note.from() shouldCreateValidNaturalNote</w:t>
+      </w:r>
+    </w:p>
+    <w:p>
+      <w:pPr>
+        <w:pStyle w:val="BodyText"/>
+      </w:pPr>
+      <w:r>
+        <w:t>Note.from() shouldCreateValidSharpNote</w:t>
+      </w:r>
+    </w:p>
+    <w:p>
+      <w:pPr>
+        <w:pStyle w:val="BodyText"/>
+      </w:pPr>
+      <w:r>
+        <w:t>Note.from() shouldCreateValidFlatNote</w:t>
+      </w:r>
+    </w:p>
+    <w:p>
+      <w:pPr>
+        <w:pStyle w:val="BodyText"/>
+      </w:pPr>
+      <w:r>
+        <w:t>Note.isValid() shouldRejectInvalidNoteText</w:t>
+      </w:r>
+    </w:p>
+    <w:p>
+      <w:pPr>
+        <w:pStyle w:val="BodyText"/>
+      </w:pPr>
+      <w:r>
+        <w:t>Note.distanceTo() shouldCalculateDistanceForward</w:t>
+      </w:r>
+    </w:p>
+    <w:p>
+      <w:pPr>
+        <w:pStyle w:val="BodyText"/>
+      </w:pPr>
+      <w:r>
+        <w:t>Note.distanceTo() shouldCalculateDistanceAcrossOctave</w:t>
       </w:r>
     </w:p>
     <w:p>
       <w:pPr>
         <w:pStyle w:val="Heading3"/>
       </w:pPr>
-      <w:bookmarkStart w:id="16" w:name="find-chord-bdd-traceability"/>
-      <w:r>
-        <w:t>Find Chord BDD Traceability</w:t>
-      </w:r>
-    </w:p>
-    <w:p>
-      <w:pPr>
-        <w:pStyle w:val="Heading2"/>
-      </w:pPr>
-      <w:bookmarkStart w:id="17" w:name="behavior-bdd-scenario"/>
-      <w:bookmarkEnd w:id="15"/>
-      <w:bookmarkEnd w:id="16"/>
-      <w:r>
-        <w:t>Behavior BDD Scenario</w:t>
-      </w:r>
-    </w:p>
-    <w:p>
-      <w:pPr>
-        <w:pStyle w:val="FirstParagraph"/>
-      </w:pPr>
-      <w:r>
-        <w:t>User submits valid major triad Identify G major from D G B</w:t>
-      </w:r>
-    </w:p>
-    <w:p>
-      <w:pPr>
-        <w:pStyle w:val="BodyText"/>
-      </w:pPr>
-      <w:r>
-        <w:t>User submits valid minor triad Identify C minor from C Eb G</w:t>
-      </w:r>
-    </w:p>
-    <w:p>
-      <w:pPr>
-        <w:pStyle w:val="BodyText"/>
-      </w:pPr>
-      <w:r>
-        <w:t>User submits augmented triad Identify multiple augmented chords from B D# G</w:t>
-      </w:r>
-    </w:p>
-    <w:p>
-      <w:pPr>
-        <w:pStyle w:val="BodyText"/>
-      </w:pPr>
-      <w:r>
-        <w:t>User submits fewer than three notes Reject fewer than three notes</w:t>
-      </w:r>
-    </w:p>
-    <w:p>
-      <w:pPr>
-        <w:pStyle w:val="BodyText"/>
-      </w:pPr>
-      <w:r>
-        <w:t>User submits more than three notes Reject more than three notes</w:t>
-      </w:r>
-    </w:p>
-    <w:p>
-      <w:pPr>
-        <w:pStyle w:val="BodyText"/>
-      </w:pPr>
-      <w:r>
-        <w:t>User submits invalid note spelling Reject invalid note spelling</w:t>
-      </w:r>
-    </w:p>
-    <w:p>
-      <w:pPr>
-        <w:pStyle w:val="BodyText"/>
-      </w:pPr>
-      <w:r>
-        <w:t>User submits valid notes with no match Display no matching chord message</w:t>
-      </w:r>
-    </w:p>
-    <w:p>
-      <w:pPr>
-        <w:pStyle w:val="Heading3"/>
-      </w:pPr>
-      <w:bookmarkStart w:id="18" w:name="maintain-chord-formula-bdd-traceability"/>
-      <w:r>
-        <w:t>Maintain Chord Formula BDD Traceability</w:t>
-      </w:r>
-    </w:p>
-    <w:p>
-      <w:pPr>
-        <w:pStyle w:val="Heading2"/>
-      </w:pPr>
-      <w:bookmarkStart w:id="19" w:name="behavior-bdd-scenario-1"/>
-      <w:bookmarkEnd w:id="17"/>
-      <w:bookmarkEnd w:id="18"/>
-      <w:r>
-        <w:t>Behavior BDD Scenario</w:t>
-      </w:r>
-    </w:p>
-    <w:p>
-      <w:pPr>
-        <w:pStyle w:val="FirstParagraph"/>
-      </w:pPr>
-      <w:r>
-        <w:t>Administrator defines new chord formula Add suspended fourth formula</w:t>
-      </w:r>
-    </w:p>
-    <w:p>
-      <w:pPr>
-        <w:pStyle w:val="BodyText"/>
-      </w:pPr>
-      <w:r>
-        <w:t>Administrator edits existing chord formula Edit existing chord formula values</w:t>
-      </w:r>
-    </w:p>
-    <w:p>
-      <w:pPr>
-        <w:pStyle w:val="BodyText"/>
-      </w:pPr>
-      <w:r>
-        <w:t>Administrator deletes chord formula Delete minor chord formula</w:t>
-      </w:r>
-    </w:p>
-    <w:p>
-      <w:pPr>
-        <w:pStyle w:val="BodyText"/>
-      </w:pPr>
-      <w:r>
-        <w:t>Administrator views chord formulas View maintained chord formula list</w:t>
-      </w:r>
-    </w:p>
-    <w:p>
-      <w:pPr>
-        <w:pStyle w:val="BodyText"/>
-      </w:pPr>
-      <w:r>
-        <w:lastRenderedPageBreak/>
-        <w:t>Administrator adds formula used by search Identify chord using newly added formula</w:t>
-      </w:r>
-    </w:p>
-    <w:p>
-      <w:pPr>
-        <w:pStyle w:val="BodyText"/>
-      </w:pPr>
-      <w:r>
-        <w:t>Administrator deletes formula used by search Removed formula is no longer used</w:t>
-      </w:r>
-    </w:p>
-    <w:p>
-      <w:pPr>
-        <w:pStyle w:val="BodyText"/>
-      </w:pPr>
-      <w:r>
-        <w:t>Administrator edits formula used by search Updated formula changes chord matching</w:t>
-      </w:r>
-    </w:p>
-    <w:p>
-      <w:pPr>
-        <w:pStyle w:val="BodyText"/>
-      </w:pPr>
-      <w:r>
-        <w:t>Administrator enters unknown formula name Display formula not found message</w:t>
-      </w:r>
-    </w:p>
-    <w:p>
-      <w:pPr>
-        <w:pStyle w:val="Heading3"/>
-      </w:pPr>
-      <w:bookmarkStart w:id="20" w:name="bdd-scenarios"/>
-      <w:r>
-        <w:t>BDD Scenarios</w:t>
-      </w:r>
-    </w:p>
-    <w:p>
-      <w:pPr>
-        <w:pStyle w:val="FirstParagraph"/>
-      </w:pPr>
-      <w:r>
-        <w:t>Feature: Find Chord</w:t>
-      </w:r>
-    </w:p>
-    <w:p>
-      <w:pPr>
-        <w:pStyle w:val="BodyText"/>
-      </w:pPr>
-      <w:r>
-        <w:t>Scenario: Identify G major from D G B</w:t>
-      </w:r>
-    </w:p>
-    <w:p>
-      <w:pPr>
-        <w:pStyle w:val="BodyText"/>
-      </w:pPr>
-      <w:r>
-        <w:t>Given the Chord Finder system has a maintained major chord formula When the user submits D G B Then the system validates the submitted notes And the system identifies G as a matching chord</w:t>
-      </w:r>
-    </w:p>
-    <w:p>
-      <w:pPr>
-        <w:pStyle w:val="BodyText"/>
-      </w:pPr>
-      <w:r>
-        <w:t>Scenario: Identify C minor from C Eb G</w:t>
-      </w:r>
-    </w:p>
-    <w:p>
-      <w:pPr>
-        <w:pStyle w:val="BodyText"/>
-      </w:pPr>
-      <w:r>
-        <w:t>Given the Chord Finder system has a maintained minor chord formula When the user submits C Eb G Then the system validates the submitted notes And the system identifies Cm as a matching chord</w:t>
-      </w:r>
-    </w:p>
-    <w:p>
-      <w:pPr>
-        <w:pStyle w:val="BodyText"/>
-      </w:pPr>
-      <w:r>
-        <w:t>Scenario: Identify multiple augmented chords from B D# G</w:t>
-      </w:r>
-    </w:p>
-    <w:p>
-      <w:pPr>
-        <w:pStyle w:val="BodyText"/>
-      </w:pPr>
-      <w:r>
-        <w:t>Given the Chord Finder system has a maintained augmented chord formula When the user submits B D# G Then the system validates the submitted notes And the system identifies Baug as a matching chord And the system identifies D#aug as a matching chord And the system identifies Gaug as a matching chord</w:t>
-      </w:r>
-    </w:p>
-    <w:p>
-      <w:pPr>
-        <w:pStyle w:val="BodyText"/>
-      </w:pPr>
-      <w:r>
-        <w:t>Scenario: Reject fewer than three notes</w:t>
-      </w:r>
-    </w:p>
-    <w:p>
-      <w:pPr>
-        <w:pStyle w:val="BodyText"/>
-      </w:pPr>
-      <w:r>
-        <w:t>Given the user is using the Chord Finder system When the user submits C E Then the system rejects the submitted notes And the system displays an invalid note entry message</w:t>
-      </w:r>
-    </w:p>
-    <w:p>
-      <w:pPr>
-        <w:pStyle w:val="BodyText"/>
-      </w:pPr>
-      <w:r>
-        <w:t>Scenario: Reject more than three notes</w:t>
-      </w:r>
-    </w:p>
-    <w:p>
-      <w:pPr>
-        <w:pStyle w:val="BodyText"/>
-      </w:pPr>
-      <w:r>
-        <w:t>Given the user is using the Chord Finder system When the user submits C E G B Then the system rejects the submitted notes And the system displays an invalid note entry message</w:t>
-      </w:r>
-    </w:p>
-    <w:p>
-      <w:pPr>
-        <w:pStyle w:val="BodyText"/>
-      </w:pPr>
-      <w:r>
-        <w:t>Scenario: Reject invalid note spelling</w:t>
-      </w:r>
-    </w:p>
-    <w:p>
-      <w:pPr>
-        <w:pStyle w:val="BodyText"/>
-      </w:pPr>
-      <w:r>
-        <w:t>Given the user is using the Chord Finder system When the user submits C H G Then the system rejects the submitted notes And the system displays an invalid note entry message</w:t>
-      </w:r>
-    </w:p>
-    <w:p>
-      <w:pPr>
-        <w:pStyle w:val="BodyText"/>
-      </w:pPr>
-      <w:r>
-        <w:t>Scenario: Reject blank note input</w:t>
-      </w:r>
-    </w:p>
-    <w:p>
-      <w:pPr>
-        <w:pStyle w:val="BodyText"/>
-      </w:pPr>
-      <w:r>
-        <w:t>Given the user is using the Chord Finder system When the user submits blank note input Then the system rejects the submitted notes And the system displays an invalid note entry message</w:t>
-      </w:r>
-    </w:p>
-    <w:p>
-      <w:pPr>
-        <w:pStyle w:val="BodyText"/>
-      </w:pPr>
-      <w:r>
-        <w:lastRenderedPageBreak/>
-        <w:t>Scenario: Display no matching chord message</w:t>
-      </w:r>
-    </w:p>
-    <w:p>
-      <w:pPr>
-        <w:pStyle w:val="BodyText"/>
-      </w:pPr>
-      <w:r>
-        <w:t>Given the Chord Finder system has maintained chord formulas When the user submits C D G Then the system validates the submitted notes And the system does not identify a matching chord And the system displays a no matching chord message</w:t>
-      </w:r>
-    </w:p>
-    <w:p>
-      <w:pPr>
-        <w:pStyle w:val="BodyText"/>
-      </w:pPr>
-      <w:r>
-        <w:t>Scenario: Display no matching chord for duplicate notes</w:t>
-      </w:r>
-    </w:p>
-    <w:p>
-      <w:pPr>
-        <w:pStyle w:val="BodyText"/>
-      </w:pPr>
-      <w:r>
-        <w:t>Given the Chord Finder system has maintained chord formulas When the user submits C C G Then the system validates the submitted notes And the system does not identify a matching chord And the system displays a no matching chord message</w:t>
-      </w:r>
-    </w:p>
-    <w:p>
-      <w:pPr>
-        <w:pStyle w:val="BodyText"/>
-      </w:pPr>
-      <w:r>
-        <w:t>Scenario: Identify chord using flat note spelling</w:t>
-      </w:r>
-    </w:p>
-    <w:p>
-      <w:pPr>
-        <w:pStyle w:val="BodyText"/>
-      </w:pPr>
-      <w:r>
-        <w:t>Given the Chord Finder system has a maintained major chord formula When the user submits Db F Ab Then the system validates the submitted notes And the system identifies Db as a matching chord</w:t>
-      </w:r>
-    </w:p>
-    <w:p>
-      <w:pPr>
-        <w:pStyle w:val="BodyText"/>
-      </w:pPr>
-      <w:r>
-        <w:t>Scenario: Identify chord using sharp note spelling</w:t>
-      </w:r>
-    </w:p>
-    <w:p>
-      <w:pPr>
-        <w:pStyle w:val="BodyText"/>
-      </w:pPr>
-      <w:r>
-        <w:t>Given the Chord Finder system has a maintained major chord formula When the user submits C# F G# Then the system validates the submitted notes And the system identifies C# as a matching chord</w:t>
-      </w:r>
-    </w:p>
-    <w:p>
-      <w:pPr>
-        <w:pStyle w:val="BodyText"/>
-      </w:pPr>
-      <w:r>
-        <w:t>Scenario: View maintained chord formula list</w:t>
-      </w:r>
-    </w:p>
-    <w:p>
-      <w:pPr>
-        <w:pStyle w:val="BodyText"/>
-      </w:pPr>
-      <w:r>
-        <w:t>Given the administrator is maintaining chord formulas When the administrator selects view chord formulas Then the system retrieves the maintained chord formulas And the system displays the chord formula list</w:t>
-      </w:r>
-    </w:p>
-    <w:p>
-      <w:pPr>
-        <w:pStyle w:val="BodyText"/>
-      </w:pPr>
-      <w:r>
-        <w:t>Scenario: View newly added formula in formula list</w:t>
-      </w:r>
-    </w:p>
-    <w:p>
-      <w:pPr>
-        <w:pStyle w:val="BodyText"/>
-      </w:pPr>
-      <w:r>
-        <w:t>Given the administrator has added a suspended fourth formula When the administrator views maintained chord formulas Then the system displays the suspended fourth formula in the chord formula list</w:t>
-      </w:r>
-    </w:p>
-    <w:p>
-      <w:pPr>
-        <w:pStyle w:val="BodyText"/>
-      </w:pPr>
-      <w:r>
-        <w:t>Scenario: Confirm deleted formula is removed from list</w:t>
-      </w:r>
-    </w:p>
-    <w:p>
-      <w:pPr>
-        <w:pStyle w:val="BodyText"/>
-      </w:pPr>
-      <w:r>
-        <w:t>Given the administrator has deleted the minor chord formula When the administrator views maintained chord formulas Then the system does not display the minor chord formula in the chord formula list</w:t>
-      </w:r>
-    </w:p>
-    <w:p>
-      <w:pPr>
-        <w:pStyle w:val="BodyText"/>
-      </w:pPr>
-      <w:r>
-        <w:t>Scenario: Identify chord using newly added formula</w:t>
-      </w:r>
-    </w:p>
-    <w:p>
-      <w:pPr>
-        <w:pStyle w:val="BodyText"/>
-      </w:pPr>
-      <w:r>
-        <w:t>Given the administrator has added a suspended fourth formula When the user submits C F G Then the system validates the submitted notes And the system identifies Csus4 as a matching chord</w:t>
-      </w:r>
-    </w:p>
-    <w:p>
-      <w:pPr>
-        <w:pStyle w:val="BodyText"/>
-      </w:pPr>
-      <w:r>
-        <w:t>Scenario: Removed formula is no longer used</w:t>
-      </w:r>
-    </w:p>
-    <w:p>
-      <w:pPr>
-        <w:pStyle w:val="BodyText"/>
-      </w:pPr>
-      <w:r>
-        <w:lastRenderedPageBreak/>
-        <w:t>Given the administrator has deleted the minor chord formula When the user submits C Eb G Then the system validates the submitted notes And the system does not identify C minor</w:t>
-      </w:r>
-    </w:p>
-    <w:p>
-      <w:pPr>
-        <w:pStyle w:val="BodyText"/>
-      </w:pPr>
-      <w:r>
-        <w:t>Scenario: Updated formula changes chord matching</w:t>
-      </w:r>
-    </w:p>
-    <w:p>
-      <w:pPr>
-        <w:pStyle w:val="BodyText"/>
-      </w:pPr>
-      <w:r>
-        <w:t>Given the administrator has edited an existing chord formula When the user submits notes that match the updated formula Then the system uses the updated formula during chord identification And the system returns the matching chord result</w:t>
-      </w:r>
-    </w:p>
-    <w:p>
-      <w:pPr>
-        <w:pStyle w:val="BodyText"/>
-      </w:pPr>
-      <w:r>
-        <w:t>Scenario: Display formula not found when editing</w:t>
-      </w:r>
-    </w:p>
-    <w:p>
-      <w:pPr>
-        <w:pStyle w:val="BodyText"/>
-      </w:pPr>
-      <w:r>
-        <w:t>Given the administrator is maintaining chord formulas When the administrator tries to edit a formula that does not exist Then the system does not update the ChordFormulaCatalog And the system displays a formula not found message</w:t>
-      </w:r>
-    </w:p>
-    <w:p>
-      <w:pPr>
-        <w:pStyle w:val="BodyText"/>
-      </w:pPr>
-      <w:r>
-        <w:t>Scenario: Display formula not found when deleting</w:t>
-      </w:r>
-    </w:p>
-    <w:p>
-      <w:pPr>
-        <w:pStyle w:val="BodyText"/>
-      </w:pPr>
-      <w:r>
-        <w:t>Given the administrator is maintaining chord formulas When the administrator tries to delete a formula that does not exist Then the system does not update the ChordFormulaCatalog And the system displays a formula not found message</w:t>
-      </w:r>
-    </w:p>
-    <w:p>
-      <w:pPr>
-        <w:pStyle w:val="Heading2"/>
-      </w:pPr>
-      <w:bookmarkStart w:id="21" w:name="tdd-traceability-to-methods"/>
-      <w:bookmarkEnd w:id="19"/>
-      <w:bookmarkEnd w:id="20"/>
-      <w:r>
-        <w:t>TDD Traceability to Methods</w:t>
-      </w:r>
-    </w:p>
-    <w:p>
-      <w:pPr>
-        <w:pStyle w:val="FirstParagraph"/>
-      </w:pPr>
-      <w:r>
-        <w:t>TDD was used to test the individual methods and classes that implement the system behavior. The unit tests verify note validation, pitch position mapping, interval calculation, formula matching, chord identification, no-match handling, and administrator formula maintenance.</w:t>
-      </w:r>
-    </w:p>
-    <w:p>
-      <w:pPr>
-        <w:pStyle w:val="Heading2"/>
-      </w:pPr>
-      <w:bookmarkStart w:id="22" w:name="class-method-tdd-test"/>
-      <w:bookmarkEnd w:id="21"/>
-      <w:r>
-        <w:t>Class / Method TDD Test</w:t>
-      </w:r>
-    </w:p>
-    <w:p>
-      <w:pPr>
-        <w:pStyle w:val="FirstParagraph"/>
-      </w:pPr>
-      <w:r>
-        <w:t>ChordFinderSystem.identifyChord() shouldIdentifyMajorChord</w:t>
-      </w:r>
-    </w:p>
-    <w:p>
-      <w:pPr>
-        <w:pStyle w:val="BodyText"/>
-      </w:pPr>
-      <w:r>
-        <w:t>ChordFinderSystem.identifyChord() shouldIdentifyMinorChord</w:t>
-      </w:r>
-    </w:p>
-    <w:p>
-      <w:pPr>
-        <w:pStyle w:val="BodyText"/>
-      </w:pPr>
-      <w:r>
-        <w:t>ChordFinderSystem.identifyChord() shouldReturnEmptyListForNoMatchingChord</w:t>
-      </w:r>
-    </w:p>
-    <w:p>
-      <w:pPr>
-        <w:pStyle w:val="BodyText"/>
-      </w:pPr>
-      <w:r>
-        <w:t>ChordFinderSystem.identifyChord() shouldUseNewFormulaAfterAdministratorDefinesFormula</w:t>
-      </w:r>
-    </w:p>
-    <w:p>
-      <w:pPr>
-        <w:pStyle w:val="BodyText"/>
-      </w:pPr>
-      <w:r>
-        <w:t>ChordFinderSystem.identifyChord() shouldNotUseFormulaAfterAdministratorDeletesFormula</w:t>
-      </w:r>
-    </w:p>
-    <w:p>
-      <w:pPr>
-        <w:pStyle w:val="BodyText"/>
-      </w:pPr>
-      <w:r>
-        <w:t>ChordFinderSystem.validateNotes() shouldRejectFewerThanThreeNotes</w:t>
-      </w:r>
-    </w:p>
-    <w:p>
-      <w:pPr>
-        <w:pStyle w:val="BodyText"/>
-      </w:pPr>
-      <w:r>
-        <w:t>ChordFinderSystem.validateNotes() shouldRejectMoreThanThreeNotes</w:t>
-      </w:r>
-    </w:p>
-    <w:p>
-      <w:pPr>
-        <w:pStyle w:val="BodyText"/>
-      </w:pPr>
-      <w:r>
-        <w:t>ChordFinderSystem.validateNotes() shouldRejectInvalidNoteSpelling</w:t>
-      </w:r>
-    </w:p>
-    <w:p>
-      <w:pPr>
-        <w:pStyle w:val="BodyText"/>
-      </w:pPr>
-      <w:r>
-        <w:t>ChordFinderSystem.defineChordFormula() shouldUseNewFormulaAfterAdministratorDefinesFormula</w:t>
-      </w:r>
-    </w:p>
-    <w:p>
-      <w:pPr>
-        <w:pStyle w:val="BodyText"/>
-      </w:pPr>
-      <w:r>
-        <w:lastRenderedPageBreak/>
-        <w:t>ChordFinderSystem.deleteChordFormula() shouldNotUseFormulaAfterAdministratorDeletesFormula</w:t>
-      </w:r>
-    </w:p>
-    <w:p>
-      <w:pPr>
-        <w:pStyle w:val="BodyText"/>
-      </w:pPr>
-      <w:r>
-        <w:t>ChordFormulaCatalog.getChordFormulas() shouldStartWithDefaultFormulas</w:t>
-      </w:r>
-    </w:p>
-    <w:p>
-      <w:pPr>
-        <w:pStyle w:val="BodyText"/>
-      </w:pPr>
-      <w:r>
-        <w:t>ChordFormulaCatalog.defineChordFormula() shouldDefineNewFormula</w:t>
-      </w:r>
-    </w:p>
-    <w:p>
-      <w:pPr>
-        <w:pStyle w:val="BodyText"/>
-      </w:pPr>
-      <w:r>
-        <w:t>ChordFormulaCatalog.editChordFormula() shouldEditExistingFormula</w:t>
-      </w:r>
-    </w:p>
-    <w:p>
-      <w:pPr>
-        <w:pStyle w:val="BodyText"/>
-      </w:pPr>
-      <w:r>
-        <w:t>ChordFormulaCatalog.deleteChordFormula() shouldDeleteExistingFormula</w:t>
-      </w:r>
-    </w:p>
-    <w:p>
-      <w:pPr>
-        <w:pStyle w:val="BodyText"/>
-      </w:pPr>
-      <w:r>
-        <w:t>ChordFormulaCatalog.findFormula() shouldEditExistingFormula</w:t>
-      </w:r>
-    </w:p>
-    <w:p>
-      <w:pPr>
-        <w:pStyle w:val="BodyText"/>
-      </w:pPr>
-      <w:r>
-        <w:t>ChordFormula.matchesNotes() majorFormulaShouldMatchMajorTriad</w:t>
-      </w:r>
-    </w:p>
-    <w:p>
-      <w:pPr>
-        <w:pStyle w:val="BodyText"/>
-      </w:pPr>
-      <w:r>
-        <w:t>ChordFormula.matchesNotes() minorFormulaShouldMatchMinorTriad</w:t>
-      </w:r>
-    </w:p>
-    <w:p>
-      <w:pPr>
-        <w:pStyle w:val="BodyText"/>
-      </w:pPr>
-      <w:r>
-        <w:t>ChordFormula.matchesNotes() majorFormulaShouldNotMatchMinorTriad</w:t>
-      </w:r>
-    </w:p>
-    <w:p>
-      <w:pPr>
-        <w:pStyle w:val="BodyText"/>
-      </w:pPr>
-      <w:r>
-        <w:t>ChordFormula.updateFormula() updateFormulaShouldReviseFormulaValues</w:t>
-      </w:r>
-    </w:p>
-    <w:p>
-      <w:pPr>
-        <w:pStyle w:val="BodyText"/>
-      </w:pPr>
-      <w:r>
-        <w:t>Note.from() shouldCreateValidNaturalNote</w:t>
-      </w:r>
-    </w:p>
-    <w:p>
-      <w:pPr>
-        <w:pStyle w:val="BodyText"/>
-      </w:pPr>
-      <w:r>
-        <w:t>Note.from() shouldCreateValidSharpNote</w:t>
-      </w:r>
-    </w:p>
-    <w:p>
-      <w:pPr>
-        <w:pStyle w:val="BodyText"/>
-      </w:pPr>
-      <w:r>
-        <w:t>Note.from() shouldCreateValidFlatNote</w:t>
-      </w:r>
-    </w:p>
-    <w:p>
-      <w:pPr>
-        <w:pStyle w:val="BodyText"/>
-      </w:pPr>
-      <w:r>
-        <w:t>Note.isValid() shouldRejectInvalidNoteText</w:t>
-      </w:r>
-    </w:p>
-    <w:p>
-      <w:pPr>
-        <w:pStyle w:val="BodyText"/>
-      </w:pPr>
-      <w:r>
-        <w:t>Note.distanceTo() shouldCalculateDistanceForward</w:t>
-      </w:r>
-    </w:p>
-    <w:p>
-      <w:pPr>
-        <w:pStyle w:val="BodyText"/>
-      </w:pPr>
-      <w:r>
-        <w:t>Note.distanceTo() shouldCalculateDistanceAcrossOctave</w:t>
-      </w:r>
-    </w:p>
-    <w:p>
-      <w:pPr>
-        <w:pStyle w:val="Heading3"/>
-      </w:pPr>
-      <w:bookmarkStart w:id="23" w:name="traceability-summary"/>
+      <w:bookmarkStart w:id="18" w:name="traceability-summary"/>
       <w:r>
         <w:t>Traceability Summary</w:t>
       </w:r>
@@ -4486,102 +5403,120 @@
       <w:pPr>
         <w:pStyle w:val="Heading2"/>
       </w:pPr>
-      <w:bookmarkStart w:id="24" w:name="installation"/>
-      <w:bookmarkEnd w:id="22"/>
-      <w:bookmarkEnd w:id="23"/>
+      <w:bookmarkStart w:id="19" w:name="installation"/>
+      <w:bookmarkEnd w:id="17"/>
+      <w:bookmarkEnd w:id="18"/>
+      <w:r>
+        <w:t>Installation</w:t>
+      </w:r>
+    </w:p>
+    <w:p>
+      <w:pPr>
+        <w:pStyle w:val="Heading3"/>
+      </w:pPr>
+      <w:bookmarkStart w:id="20" w:name="prerequisites"/>
+      <w:r>
+        <w:t>Prerequisites</w:t>
+      </w:r>
+    </w:p>
+    <w:p>
+      <w:pPr>
+        <w:pStyle w:val="FirstParagraph"/>
+      </w:pPr>
+      <w:r>
+        <w:t>Before running the application, make sure the following software is installed:</w:t>
+      </w:r>
+    </w:p>
+    <w:p>
+      <w:pPr>
+        <w:pStyle w:val="Compact"/>
+        <w:numPr>
+          <w:ilvl w:val="0"/>
+          <w:numId w:val="18"/>
+        </w:numPr>
+      </w:pPr>
+      <w:r>
+        <w:t>Java Development Kit (JDK) 25 or later</w:t>
+      </w:r>
+    </w:p>
+    <w:p>
+      <w:pPr>
+        <w:pStyle w:val="Compact"/>
+        <w:numPr>
+          <w:ilvl w:val="0"/>
+          <w:numId w:val="18"/>
+        </w:numPr>
+      </w:pPr>
+      <w:r>
+        <w:t>Maven</w:t>
+      </w:r>
+    </w:p>
+    <w:p>
+      <w:pPr>
+        <w:pStyle w:val="Compact"/>
+        <w:numPr>
+          <w:ilvl w:val="0"/>
+          <w:numId w:val="18"/>
+        </w:numPr>
+      </w:pPr>
+      <w:r>
+        <w:t>Git</w:t>
+      </w:r>
+    </w:p>
+    <w:p>
+      <w:pPr>
+        <w:pStyle w:val="Compact"/>
+        <w:numPr>
+          <w:ilvl w:val="0"/>
+          <w:numId w:val="18"/>
+        </w:numPr>
+      </w:pPr>
+      <w:r>
+        <w:t>Eclipse, IntelliJ IDEA, VS Code, or another Java-compatible IDE</w:t>
+      </w:r>
+    </w:p>
+    <w:p>
+      <w:pPr>
+        <w:pStyle w:val="Heading3"/>
+      </w:pPr>
+      <w:bookmarkStart w:id="21" w:name="clone-the-project"/>
+      <w:bookmarkEnd w:id="20"/>
+      <w:r>
+        <w:t>Clone the Project</w:t>
+      </w:r>
+    </w:p>
+    <w:p>
+      <w:pPr>
+        <w:pStyle w:val="FirstParagraph"/>
+      </w:pPr>
+      <w:r>
+        <w:t xml:space="preserve">git clone https://github.com/theReal4m4d3u5/chordFinder.git </w:t>
+      </w:r>
+    </w:p>
+    <w:p>
+      <w:pPr>
+        <w:pStyle w:val="FirstParagraph"/>
+      </w:pPr>
+      <w:r>
+        <w:t xml:space="preserve">cd </w:t>
+      </w:r>
+      <w:proofErr w:type="spellStart"/>
+      <w:r>
+        <w:t>chordFinder</w:t>
+      </w:r>
+      <w:proofErr w:type="spellEnd"/>
+    </w:p>
+    <w:p>
+      <w:r>
+        <w:br w:type="page"/>
+      </w:r>
+    </w:p>
+    <w:p>
+      <w:pPr>
+        <w:pStyle w:val="BodyText"/>
+      </w:pPr>
       <w:r>
         <w:lastRenderedPageBreak/>
-        <w:t>Installation</w:t>
-      </w:r>
-    </w:p>
-    <w:p>
-      <w:pPr>
-        <w:pStyle w:val="Heading3"/>
-      </w:pPr>
-      <w:bookmarkStart w:id="25" w:name="prerequisites"/>
-      <w:r>
-        <w:t>Prerequisites</w:t>
-      </w:r>
-    </w:p>
-    <w:p>
-      <w:pPr>
-        <w:pStyle w:val="FirstParagraph"/>
-      </w:pPr>
-      <w:r>
-        <w:t>Before running the application, make sure the following software is installed:</w:t>
-      </w:r>
-    </w:p>
-    <w:p>
-      <w:pPr>
-        <w:pStyle w:val="Compact"/>
-        <w:numPr>
-          <w:ilvl w:val="0"/>
-          <w:numId w:val="20"/>
-        </w:numPr>
-      </w:pPr>
-      <w:r>
-        <w:t>Java Development Kit (JDK) 25 or later</w:t>
-      </w:r>
-    </w:p>
-    <w:p>
-      <w:pPr>
-        <w:pStyle w:val="Compact"/>
-        <w:numPr>
-          <w:ilvl w:val="0"/>
-          <w:numId w:val="20"/>
-        </w:numPr>
-      </w:pPr>
-      <w:r>
-        <w:t>Maven</w:t>
-      </w:r>
-    </w:p>
-    <w:p>
-      <w:pPr>
-        <w:pStyle w:val="Compact"/>
-        <w:numPr>
-          <w:ilvl w:val="0"/>
-          <w:numId w:val="20"/>
-        </w:numPr>
-      </w:pPr>
-      <w:r>
-        <w:t>Git</w:t>
-      </w:r>
-    </w:p>
-    <w:p>
-      <w:pPr>
-        <w:pStyle w:val="Compact"/>
-        <w:numPr>
-          <w:ilvl w:val="0"/>
-          <w:numId w:val="20"/>
-        </w:numPr>
-      </w:pPr>
-      <w:r>
-        <w:t>Eclipse, IntelliJ IDEA, VS Code, or another Java-compatible IDE</w:t>
-      </w:r>
-    </w:p>
-    <w:p>
-      <w:pPr>
-        <w:pStyle w:val="Heading3"/>
-      </w:pPr>
-      <w:bookmarkStart w:id="26" w:name="clone-the-project"/>
-      <w:bookmarkEnd w:id="25"/>
-      <w:r>
-        <w:t>Clone the Project</w:t>
-      </w:r>
-    </w:p>
-    <w:p>
-      <w:pPr>
-        <w:pStyle w:val="FirstParagraph"/>
-      </w:pPr>
-      <w:r>
-        <w:t>```bash git clone https://github.com/theReal4m4d3u5/chordFinder.git cd chordFinder</w:t>
-      </w:r>
-    </w:p>
-    <w:p>
-      <w:pPr>
-        <w:pStyle w:val="BodyText"/>
-      </w:pPr>
-      <w:r>
         <w:t>AI Usage</w:t>
       </w:r>
     </w:p>
@@ -4593,8 +5528,8 @@
         <w:t>https://chatgpt.com/share/6a4d5075-e3fc-83ea-8b90-b8567e334af5 https://chatgpt.com/share/6a4d508a-0a34-83ea-99c7-3d1ed0573ca2 https://chatgpt.com/share/6a4d5016-b5cc-83ea-97f3-6aa9f517b3b5 https://chatgpt.com/share/6a4d501f-b268-83ea-b293-9234df955686 https://chatgpt.com/share/6a4d502b-d94c-83ea-bc93-40185a049fcb https://chatgpt.com/share/6a4d502b-d94c-83ea-bc93-40185a049fcb https://chatgpt.com/share/6a4d5042-7b5c-83ea-8017-0e97c48a1b9c https://chatgpt.com/share/6a4d504f-0cec-83ea-9adc-cc4dc328d059 https://chatgpt.com/share/6a4d5062-4d78-83ea-88aa-3a5a932f2621 https://chatgpt.com/share/6a4d506d-5f78-83ea-a6b4-e6be2b1d8817</w:t>
       </w:r>
       <w:bookmarkEnd w:id="0"/>
-      <w:bookmarkEnd w:id="24"/>
-      <w:bookmarkEnd w:id="26"/>
+      <w:bookmarkEnd w:id="19"/>
+      <w:bookmarkEnd w:id="21"/>
     </w:p>
     <w:sectPr>
       <w:footnotePr>
@@ -4613,7 +5548,7 @@
   <w:abstractNum w:abstractNumId="0" w15:restartNumberingAfterBreak="0">
     <w:nsid w:val="0000A990"/>
     <w:multiLevelType w:val="multilevel"/>
-    <w:tmpl w:val="723CF0CE"/>
+    <w:tmpl w:val="46A45650"/>
     <w:lvl w:ilvl="0">
       <w:numFmt w:val="bullet"/>
       <w:lvlText w:val=" "/>
@@ -4690,7 +5625,7 @@
   <w:abstractNum w:abstractNumId="1" w15:restartNumberingAfterBreak="0">
     <w:nsid w:val="0000A991"/>
     <w:multiLevelType w:val="multilevel"/>
-    <w:tmpl w:val="39D61676"/>
+    <w:tmpl w:val="A6E655D6"/>
     <w:lvl w:ilvl="0">
       <w:numFmt w:val="bullet"/>
       <w:lvlText w:val=""/>
@@ -4794,7 +5729,7 @@
   <w:abstractNum w:abstractNumId="2" w15:restartNumberingAfterBreak="0">
     <w:nsid w:val="00A99411"/>
     <w:multiLevelType w:val="multilevel"/>
-    <w:tmpl w:val="EC3C67BE"/>
+    <w:tmpl w:val="02409188"/>
     <w:lvl w:ilvl="0">
       <w:start w:val="1"/>
       <w:numFmt w:val="decimal"/>
@@ -4877,61 +5812,55 @@
       </w:pPr>
     </w:lvl>
   </w:abstractNum>
-  <w:num w:numId="1" w16cid:durableId="426508581">
+  <w:num w:numId="1" w16cid:durableId="1900282495">
     <w:abstractNumId w:val="0"/>
   </w:num>
-  <w:num w:numId="2" w16cid:durableId="1301114826">
+  <w:num w:numId="2" w16cid:durableId="435449063">
     <w:abstractNumId w:val="1"/>
   </w:num>
-  <w:num w:numId="3" w16cid:durableId="1502308440">
+  <w:num w:numId="3" w16cid:durableId="1592735186">
     <w:abstractNumId w:val="1"/>
   </w:num>
-  <w:num w:numId="4" w16cid:durableId="1354720523">
+  <w:num w:numId="4" w16cid:durableId="934677958">
     <w:abstractNumId w:val="1"/>
   </w:num>
-  <w:num w:numId="5" w16cid:durableId="1050180562">
+  <w:num w:numId="5" w16cid:durableId="1265728531">
     <w:abstractNumId w:val="1"/>
   </w:num>
-  <w:num w:numId="6" w16cid:durableId="1459225631">
+  <w:num w:numId="6" w16cid:durableId="1458719583">
     <w:abstractNumId w:val="1"/>
   </w:num>
-  <w:num w:numId="7" w16cid:durableId="176967377">
+  <w:num w:numId="7" w16cid:durableId="1120686746">
     <w:abstractNumId w:val="1"/>
   </w:num>
-  <w:num w:numId="8" w16cid:durableId="213735487">
+  <w:num w:numId="8" w16cid:durableId="1840074597">
     <w:abstractNumId w:val="1"/>
   </w:num>
-  <w:num w:numId="9" w16cid:durableId="1444417025">
+  <w:num w:numId="9" w16cid:durableId="1924603932">
     <w:abstractNumId w:val="1"/>
   </w:num>
-  <w:num w:numId="10" w16cid:durableId="1944920054">
+  <w:num w:numId="10" w16cid:durableId="1498812983">
     <w:abstractNumId w:val="1"/>
   </w:num>
-  <w:num w:numId="11" w16cid:durableId="1325402939">
+  <w:num w:numId="11" w16cid:durableId="1368531080">
     <w:abstractNumId w:val="1"/>
   </w:num>
-  <w:num w:numId="12" w16cid:durableId="414671010">
+  <w:num w:numId="12" w16cid:durableId="259611033">
     <w:abstractNumId w:val="1"/>
   </w:num>
-  <w:num w:numId="13" w16cid:durableId="482358929">
+  <w:num w:numId="13" w16cid:durableId="1274702992">
     <w:abstractNumId w:val="1"/>
   </w:num>
-  <w:num w:numId="14" w16cid:durableId="1838184604">
+  <w:num w:numId="14" w16cid:durableId="634067850">
     <w:abstractNumId w:val="1"/>
   </w:num>
-  <w:num w:numId="15" w16cid:durableId="1118833782">
+  <w:num w:numId="15" w16cid:durableId="1235043538">
     <w:abstractNumId w:val="1"/>
   </w:num>
-  <w:num w:numId="16" w16cid:durableId="2115779350">
+  <w:num w:numId="16" w16cid:durableId="572592264">
     <w:abstractNumId w:val="1"/>
   </w:num>
-  <w:num w:numId="17" w16cid:durableId="2068138403">
-    <w:abstractNumId w:val="1"/>
-  </w:num>
-  <w:num w:numId="18" w16cid:durableId="336150237">
-    <w:abstractNumId w:val="1"/>
-  </w:num>
-  <w:num w:numId="19" w16cid:durableId="585263071">
+  <w:num w:numId="17" w16cid:durableId="538010918">
     <w:abstractNumId w:val="2"/>
     <w:lvlOverride w:ilvl="0">
       <w:startOverride w:val="1"/>
@@ -4961,7 +5890,7 @@
       <w:startOverride w:val="1"/>
     </w:lvlOverride>
   </w:num>
-  <w:num w:numId="20" w16cid:durableId="1813985933">
+  <w:num w:numId="18" w16cid:durableId="2011788746">
     <w:abstractNumId w:val="1"/>
   </w:num>
 </w:numbering>

--- a/chordFinderMidTermAveryJacobson.docx
+++ b/chordFinderMidTermAveryJacobson.docx
@@ -602,7 +602,7 @@
         </w:trPr>
         <w:tc>
           <w:tcPr>
-            <w:tcW w:w="2640" w:type="dxa"/>
+            <w:tcW w:w="3192" w:type="dxa"/>
           </w:tcPr>
           <w:p>
             <w:pPr>
@@ -615,7 +615,7 @@
         </w:tc>
         <w:tc>
           <w:tcPr>
-            <w:tcW w:w="2640" w:type="dxa"/>
+            <w:tcW w:w="3192" w:type="dxa"/>
           </w:tcPr>
           <w:p>
             <w:pPr>
@@ -628,7 +628,7 @@
         </w:tc>
         <w:tc>
           <w:tcPr>
-            <w:tcW w:w="2640" w:type="dxa"/>
+            <w:tcW w:w="3192" w:type="dxa"/>
           </w:tcPr>
           <w:p>
             <w:pPr>
@@ -643,7 +643,7 @@
       <w:tr>
         <w:tc>
           <w:tcPr>
-            <w:tcW w:w="2640" w:type="dxa"/>
+            <w:tcW w:w="3192" w:type="dxa"/>
           </w:tcPr>
           <w:p>
             <w:pPr>
@@ -656,7 +656,7 @@
         </w:tc>
         <w:tc>
           <w:tcPr>
-            <w:tcW w:w="2640" w:type="dxa"/>
+            <w:tcW w:w="3192" w:type="dxa"/>
           </w:tcPr>
           <w:p>
             <w:pPr>
@@ -669,7 +669,7 @@
         </w:tc>
         <w:tc>
           <w:tcPr>
-            <w:tcW w:w="2640" w:type="dxa"/>
+            <w:tcW w:w="3192" w:type="dxa"/>
           </w:tcPr>
           <w:p>
             <w:pPr>
@@ -684,7 +684,7 @@
       <w:tr>
         <w:tc>
           <w:tcPr>
-            <w:tcW w:w="2640" w:type="dxa"/>
+            <w:tcW w:w="3192" w:type="dxa"/>
           </w:tcPr>
           <w:p>
             <w:pPr>
@@ -697,7 +697,7 @@
         </w:tc>
         <w:tc>
           <w:tcPr>
-            <w:tcW w:w="2640" w:type="dxa"/>
+            <w:tcW w:w="3192" w:type="dxa"/>
           </w:tcPr>
           <w:p>
             <w:pPr>
@@ -710,7 +710,7 @@
         </w:tc>
         <w:tc>
           <w:tcPr>
-            <w:tcW w:w="2640" w:type="dxa"/>
+            <w:tcW w:w="3192" w:type="dxa"/>
           </w:tcPr>
           <w:p>
             <w:pPr>
@@ -725,7 +725,7 @@
       <w:tr>
         <w:tc>
           <w:tcPr>
-            <w:tcW w:w="2640" w:type="dxa"/>
+            <w:tcW w:w="3192" w:type="dxa"/>
           </w:tcPr>
           <w:p>
             <w:pPr>
@@ -738,7 +738,7 @@
         </w:tc>
         <w:tc>
           <w:tcPr>
-            <w:tcW w:w="2640" w:type="dxa"/>
+            <w:tcW w:w="3192" w:type="dxa"/>
           </w:tcPr>
           <w:p>
             <w:pPr>
@@ -751,7 +751,7 @@
         </w:tc>
         <w:tc>
           <w:tcPr>
-            <w:tcW w:w="2640" w:type="dxa"/>
+            <w:tcW w:w="3192" w:type="dxa"/>
           </w:tcPr>
           <w:p>
             <w:pPr>
@@ -766,7 +766,7 @@
       <w:tr>
         <w:tc>
           <w:tcPr>
-            <w:tcW w:w="2640" w:type="dxa"/>
+            <w:tcW w:w="3192" w:type="dxa"/>
           </w:tcPr>
           <w:p>
             <w:pPr>
@@ -780,7 +780,7 @@
         </w:tc>
         <w:tc>
           <w:tcPr>
-            <w:tcW w:w="2640" w:type="dxa"/>
+            <w:tcW w:w="3192" w:type="dxa"/>
           </w:tcPr>
           <w:p>
             <w:pPr>
@@ -793,7 +793,7 @@
         </w:tc>
         <w:tc>
           <w:tcPr>
-            <w:tcW w:w="2640" w:type="dxa"/>
+            <w:tcW w:w="3192" w:type="dxa"/>
           </w:tcPr>
           <w:p>
             <w:pPr>
@@ -808,7 +808,7 @@
       <w:tr>
         <w:tc>
           <w:tcPr>
-            <w:tcW w:w="2640" w:type="dxa"/>
+            <w:tcW w:w="3192" w:type="dxa"/>
           </w:tcPr>
           <w:p>
             <w:pPr>
@@ -821,7 +821,7 @@
         </w:tc>
         <w:tc>
           <w:tcPr>
-            <w:tcW w:w="2640" w:type="dxa"/>
+            <w:tcW w:w="3192" w:type="dxa"/>
           </w:tcPr>
           <w:p>
             <w:pPr>
@@ -834,7 +834,7 @@
         </w:tc>
         <w:tc>
           <w:tcPr>
-            <w:tcW w:w="2640" w:type="dxa"/>
+            <w:tcW w:w="3192" w:type="dxa"/>
           </w:tcPr>
           <w:p>
             <w:pPr>
@@ -849,7 +849,7 @@
       <w:tr>
         <w:tc>
           <w:tcPr>
-            <w:tcW w:w="2640" w:type="dxa"/>
+            <w:tcW w:w="3192" w:type="dxa"/>
           </w:tcPr>
           <w:p>
             <w:pPr>
@@ -862,7 +862,7 @@
         </w:tc>
         <w:tc>
           <w:tcPr>
-            <w:tcW w:w="2640" w:type="dxa"/>
+            <w:tcW w:w="3192" w:type="dxa"/>
           </w:tcPr>
           <w:p>
             <w:pPr>
@@ -875,7 +875,7 @@
         </w:tc>
         <w:tc>
           <w:tcPr>
-            <w:tcW w:w="2640" w:type="dxa"/>
+            <w:tcW w:w="3192" w:type="dxa"/>
           </w:tcPr>
           <w:p>
             <w:pPr>
@@ -890,7 +890,7 @@
       <w:tr>
         <w:tc>
           <w:tcPr>
-            <w:tcW w:w="2640" w:type="dxa"/>
+            <w:tcW w:w="3192" w:type="dxa"/>
           </w:tcPr>
           <w:p>
             <w:pPr>
@@ -903,7 +903,7 @@
         </w:tc>
         <w:tc>
           <w:tcPr>
-            <w:tcW w:w="2640" w:type="dxa"/>
+            <w:tcW w:w="3192" w:type="dxa"/>
           </w:tcPr>
           <w:p>
             <w:pPr>
@@ -920,7 +920,7 @@
         </w:tc>
         <w:tc>
           <w:tcPr>
-            <w:tcW w:w="2640" w:type="dxa"/>
+            <w:tcW w:w="3192" w:type="dxa"/>
           </w:tcPr>
           <w:p>
             <w:pPr>
@@ -936,7 +936,7 @@
       <w:tr>
         <w:tc>
           <w:tcPr>
-            <w:tcW w:w="2640" w:type="dxa"/>
+            <w:tcW w:w="3192" w:type="dxa"/>
           </w:tcPr>
           <w:p>
             <w:pPr>
@@ -949,7 +949,7 @@
         </w:tc>
         <w:tc>
           <w:tcPr>
-            <w:tcW w:w="2640" w:type="dxa"/>
+            <w:tcW w:w="3192" w:type="dxa"/>
           </w:tcPr>
           <w:p>
             <w:pPr>
@@ -962,7 +962,7 @@
         </w:tc>
         <w:tc>
           <w:tcPr>
-            <w:tcW w:w="2640" w:type="dxa"/>
+            <w:tcW w:w="3192" w:type="dxa"/>
           </w:tcPr>
           <w:p>
             <w:pPr>
@@ -977,7 +977,7 @@
       <w:tr>
         <w:tc>
           <w:tcPr>
-            <w:tcW w:w="2640" w:type="dxa"/>
+            <w:tcW w:w="3192" w:type="dxa"/>
           </w:tcPr>
           <w:p>
             <w:pPr>
@@ -990,7 +990,7 @@
         </w:tc>
         <w:tc>
           <w:tcPr>
-            <w:tcW w:w="2640" w:type="dxa"/>
+            <w:tcW w:w="3192" w:type="dxa"/>
           </w:tcPr>
           <w:p>
             <w:pPr>
@@ -1003,7 +1003,7 @@
         </w:tc>
         <w:tc>
           <w:tcPr>
-            <w:tcW w:w="2640" w:type="dxa"/>
+            <w:tcW w:w="3192" w:type="dxa"/>
           </w:tcPr>
           <w:p>
             <w:pPr>
@@ -1018,7 +1018,7 @@
       <w:tr>
         <w:tc>
           <w:tcPr>
-            <w:tcW w:w="2640" w:type="dxa"/>
+            <w:tcW w:w="3192" w:type="dxa"/>
           </w:tcPr>
           <w:p>
             <w:pPr>
@@ -1031,7 +1031,7 @@
         </w:tc>
         <w:tc>
           <w:tcPr>
-            <w:tcW w:w="2640" w:type="dxa"/>
+            <w:tcW w:w="3192" w:type="dxa"/>
           </w:tcPr>
           <w:p>
             <w:pPr>
@@ -1044,7 +1044,7 @@
         </w:tc>
         <w:tc>
           <w:tcPr>
-            <w:tcW w:w="2640" w:type="dxa"/>
+            <w:tcW w:w="3192" w:type="dxa"/>
           </w:tcPr>
           <w:p>
             <w:pPr>
@@ -1059,71 +1059,20 @@
       <w:tr>
         <w:tc>
           <w:tcPr>
-            <w:tcW w:w="2640" w:type="dxa"/>
+            <w:tcW w:w="3192" w:type="dxa"/>
           </w:tcPr>
           <w:p>
             <w:pPr>
               <w:pStyle w:val="Compact"/>
             </w:pPr>
             <w:r>
-              <w:t>Limit the first release to triads.</w:t>
-            </w:r>
-          </w:p>
-        </w:tc>
-        <w:tc>
-          <w:tcPr>
-            <w:tcW w:w="2640" w:type="dxa"/>
-          </w:tcPr>
-          <w:p>
-            <w:pPr>
-              <w:pStyle w:val="Compact"/>
-            </w:pPr>
-            <w:r>
-              <w:t xml:space="preserve">Considered whether ChordFormula should support seventh chords, inversions, voicings, or other advanced chord types immediately. Those features would make the system more powerful, but they would also add complexity beyond the client’s initial </w:t>
-            </w:r>
-            <w:r>
-              <w:lastRenderedPageBreak/>
-              <w:t>request.</w:t>
-            </w:r>
-          </w:p>
-        </w:tc>
-        <w:tc>
-          <w:tcPr>
-            <w:tcW w:w="2640" w:type="dxa"/>
-          </w:tcPr>
-          <w:p>
-            <w:pPr>
-              <w:pStyle w:val="Compact"/>
-            </w:pPr>
-            <w:r>
-              <w:lastRenderedPageBreak/>
-              <w:t xml:space="preserve">The client’s initial problem is focused on identifying three-note chords. Limiting the release to triads keeps the system small, understandable, and aligned with the stated requirements while still allowing formulas to be </w:t>
-            </w:r>
-            <w:r>
-              <w:lastRenderedPageBreak/>
-              <w:t>extended later.</w:t>
-            </w:r>
-          </w:p>
-        </w:tc>
-      </w:tr>
-      <w:tr>
-        <w:tc>
-          <w:tcPr>
-            <w:tcW w:w="2640" w:type="dxa"/>
-          </w:tcPr>
-          <w:p>
-            <w:pPr>
-              <w:pStyle w:val="Compact"/>
-            </w:pPr>
-            <w:r>
-              <w:lastRenderedPageBreak/>
               <w:t>Return all matching chord names when appropriate.</w:t>
             </w:r>
           </w:p>
         </w:tc>
         <w:tc>
           <w:tcPr>
-            <w:tcW w:w="2640" w:type="dxa"/>
+            <w:tcW w:w="3192" w:type="dxa"/>
           </w:tcPr>
           <w:p>
             <w:pPr>
@@ -1136,7 +1085,7 @@
         </w:tc>
         <w:tc>
           <w:tcPr>
-            <w:tcW w:w="2640" w:type="dxa"/>
+            <w:tcW w:w="3192" w:type="dxa"/>
           </w:tcPr>
           <w:p>
             <w:pPr>
@@ -1151,20 +1100,21 @@
       <w:tr>
         <w:tc>
           <w:tcPr>
-            <w:tcW w:w="2640" w:type="dxa"/>
+            <w:tcW w:w="3192" w:type="dxa"/>
           </w:tcPr>
           <w:p>
             <w:pPr>
               <w:pStyle w:val="Compact"/>
             </w:pPr>
             <w:r>
+              <w:lastRenderedPageBreak/>
               <w:t>Keep chord formulas as maintained system data.</w:t>
             </w:r>
           </w:p>
         </w:tc>
         <w:tc>
           <w:tcPr>
-            <w:tcW w:w="2640" w:type="dxa"/>
+            <w:tcW w:w="3192" w:type="dxa"/>
           </w:tcPr>
           <w:p>
             <w:pPr>
@@ -1177,7 +1127,7 @@
         </w:tc>
         <w:tc>
           <w:tcPr>
-            <w:tcW w:w="2640" w:type="dxa"/>
+            <w:tcW w:w="3192" w:type="dxa"/>
           </w:tcPr>
           <w:p>
             <w:pPr>
@@ -1192,7 +1142,7 @@
       <w:tr>
         <w:tc>
           <w:tcPr>
-            <w:tcW w:w="2640" w:type="dxa"/>
+            <w:tcW w:w="3192" w:type="dxa"/>
           </w:tcPr>
           <w:p>
             <w:pPr>
@@ -1205,7 +1155,7 @@
         </w:tc>
         <w:tc>
           <w:tcPr>
-            <w:tcW w:w="2640" w:type="dxa"/>
+            <w:tcW w:w="3192" w:type="dxa"/>
           </w:tcPr>
           <w:p>
             <w:pPr>
@@ -1218,7 +1168,7 @@
         </w:tc>
         <w:tc>
           <w:tcPr>
-            <w:tcW w:w="2640" w:type="dxa"/>
+            <w:tcW w:w="3192" w:type="dxa"/>
           </w:tcPr>
           <w:p>
             <w:pPr>
@@ -1233,7 +1183,7 @@
       <w:tr>
         <w:tc>
           <w:tcPr>
-            <w:tcW w:w="2640" w:type="dxa"/>
+            <w:tcW w:w="3192" w:type="dxa"/>
           </w:tcPr>
           <w:p>
             <w:pPr>
@@ -1246,36 +1196,27 @@
         </w:tc>
         <w:tc>
           <w:tcPr>
-            <w:tcW w:w="2640" w:type="dxa"/>
+            <w:tcW w:w="3192" w:type="dxa"/>
           </w:tcPr>
           <w:p>
             <w:pPr>
               <w:pStyle w:val="Compact"/>
             </w:pPr>
             <w:r>
-              <w:t xml:space="preserve">Considered whether ChordFinderSystem should simply associate with formulas or directly own them. Direct ownership by ChordFinderSystem would work, but it would weaken the purpose of the catalog and make formula management less clearly </w:t>
-            </w:r>
-            <w:r>
-              <w:lastRenderedPageBreak/>
-              <w:t>separated.</w:t>
+              <w:t>Considered whether ChordFinderSystem should simply associate with formulas or directly own them. Direct ownership by ChordFinderSystem would work, but it would weaken the purpose of the catalog and make formula management less clearly separated.</w:t>
             </w:r>
           </w:p>
         </w:tc>
         <w:tc>
           <w:tcPr>
-            <w:tcW w:w="2640" w:type="dxa"/>
+            <w:tcW w:w="3192" w:type="dxa"/>
           </w:tcPr>
           <w:p>
             <w:pPr>
               <w:pStyle w:val="Compact"/>
             </w:pPr>
             <w:r>
-              <w:lastRenderedPageBreak/>
-              <w:t xml:space="preserve">The catalog manages a collection of chord formulas, so aggregation best represents the whole-part relationship in this model. This shows that formulas belong to the maintained catalog and supports the design choice to keep formula maintenance separate from </w:t>
-            </w:r>
-            <w:r>
-              <w:lastRenderedPageBreak/>
-              <w:t>chord identification.</w:t>
+              <w:t>The catalog manages a collection of chord formulas, so aggregation best represents the whole-part relationship in this model. This shows that formulas belong to the maintained catalog and supports the design choice to keep formula maintenance separate from chord identification.</w:t>
             </w:r>
           </w:p>
         </w:tc>
